--- a/NMPA_Project_Report_Final.docx
+++ b/NMPA_Project_Report_Final.docx
@@ -1057,7 +1057,7 @@
           <w:color w:val="0D2B5E"/>
           <w:sz w:val="20"/>
         </w:rPr>
-        <w:t>33</w:t>
+        <w:t>34</w:t>
       </w:r>
     </w:p>
     <w:p>
@@ -1088,7 +1088,7 @@
           <w:color w:val="262626"/>
           <w:sz w:val="20"/>
         </w:rPr>
-        <w:t>33</w:t>
+        <w:t>34</w:t>
       </w:r>
     </w:p>
     <w:p>
@@ -1119,7 +1119,7 @@
           <w:color w:val="262626"/>
           <w:sz w:val="20"/>
         </w:rPr>
-        <w:t>34</w:t>
+        <w:t>35</w:t>
       </w:r>
     </w:p>
     <w:p>
@@ -1150,7 +1150,7 @@
           <w:color w:val="0D2B5E"/>
           <w:sz w:val="20"/>
         </w:rPr>
-        <w:t>36</w:t>
+        <w:t>37</w:t>
       </w:r>
     </w:p>
     <w:p>
@@ -1181,7 +1181,7 @@
           <w:color w:val="262626"/>
           <w:sz w:val="20"/>
         </w:rPr>
-        <w:t>36</w:t>
+        <w:t>37</w:t>
       </w:r>
     </w:p>
     <w:p>
@@ -1212,7 +1212,7 @@
           <w:color w:val="262626"/>
           <w:sz w:val="20"/>
         </w:rPr>
-        <w:t>37</w:t>
+        <w:t>38</w:t>
       </w:r>
     </w:p>
     <w:p>
@@ -1243,7 +1243,7 @@
           <w:color w:val="262626"/>
           <w:sz w:val="20"/>
         </w:rPr>
-        <w:t>38</w:t>
+        <w:t>39</w:t>
       </w:r>
     </w:p>
     <w:p>
@@ -1274,7 +1274,7 @@
           <w:color w:val="0D2B5E"/>
           <w:sz w:val="20"/>
         </w:rPr>
-        <w:t>39</w:t>
+        <w:t>40</w:t>
       </w:r>
     </w:p>
     <w:p>
@@ -1305,7 +1305,7 @@
           <w:color w:val="262626"/>
           <w:sz w:val="20"/>
         </w:rPr>
-        <w:t>39</w:t>
+        <w:t>40</w:t>
       </w:r>
     </w:p>
     <w:p>
@@ -1336,7 +1336,7 @@
           <w:color w:val="262626"/>
           <w:sz w:val="20"/>
         </w:rPr>
-        <w:t>48</w:t>
+        <w:t>49</w:t>
       </w:r>
     </w:p>
     <w:p>
@@ -1367,7 +1367,7 @@
           <w:color w:val="262626"/>
           <w:sz w:val="20"/>
         </w:rPr>
-        <w:t>59</w:t>
+        <w:t>60</w:t>
       </w:r>
     </w:p>
     <w:p>
@@ -1398,7 +1398,7 @@
           <w:color w:val="262626"/>
           <w:sz w:val="20"/>
         </w:rPr>
-        <w:t>71</w:t>
+        <w:t>72</w:t>
       </w:r>
     </w:p>
     <w:p>
@@ -1805,6 +1805,1811 @@
     <w:p>
       <w:pPr>
         <w:keepNext/>
+        <w:spacing w:before="160" w:after="40"/>
+      </w:pPr>
+      <w:r>
+        <w:rPr>
+          <w:rFonts w:ascii="Arial" w:hAnsi="Arial"/>
+          <w:b/>
+          <w:color w:val="646E7D"/>
+          <w:sz w:val="22"/>
+        </w:rPr>
+        <w:t>4.3.1 Users Collection Schema</w:t>
+      </w:r>
+    </w:p>
+    <w:tbl>
+      <w:tblPr>
+        <w:tblStyle w:val="TableGrid"/>
+        <w:tblW w:type="auto" w:w="0"/>
+        <w:tblLook w:firstColumn="1" w:firstRow="1" w:lastColumn="0" w:lastRow="0" w:noHBand="0" w:noVBand="1" w:val="04A0"/>
+      </w:tblPr>
+      <w:tblGrid>
+        <w:gridCol w:w="2340"/>
+        <w:gridCol w:w="2340"/>
+        <w:gridCol w:w="2340"/>
+        <w:gridCol w:w="2340"/>
+      </w:tblGrid>
+      <w:tr>
+        <w:tc>
+          <w:tcPr>
+            <w:tcW w:type="dxa" w:w="2340"/>
+          </w:tcPr>
+          <w:p>
+            <w:r>
+              <w:rPr>
+                <w:rFonts w:ascii="Arial" w:hAnsi="Arial"/>
+                <w:b/>
+                <w:color w:val="0D2B5E"/>
+                <w:sz w:val="19"/>
+              </w:rPr>
+              <w:t>Field Name</w:t>
+            </w:r>
+          </w:p>
+        </w:tc>
+        <w:tc>
+          <w:tcPr>
+            <w:tcW w:type="dxa" w:w="2340"/>
+          </w:tcPr>
+          <w:p>
+            <w:r>
+              <w:rPr>
+                <w:rFonts w:ascii="Arial" w:hAnsi="Arial"/>
+                <w:b/>
+                <w:color w:val="0D2B5E"/>
+                <w:sz w:val="19"/>
+              </w:rPr>
+              <w:t>Data Type</w:t>
+            </w:r>
+          </w:p>
+        </w:tc>
+        <w:tc>
+          <w:tcPr>
+            <w:tcW w:type="dxa" w:w="2340"/>
+          </w:tcPr>
+          <w:p>
+            <w:r>
+              <w:rPr>
+                <w:rFonts w:ascii="Arial" w:hAnsi="Arial"/>
+                <w:b/>
+                <w:color w:val="0D2B5E"/>
+                <w:sz w:val="19"/>
+              </w:rPr>
+              <w:t>Constraints</w:t>
+            </w:r>
+          </w:p>
+        </w:tc>
+        <w:tc>
+          <w:tcPr>
+            <w:tcW w:type="dxa" w:w="2340"/>
+          </w:tcPr>
+          <w:p>
+            <w:r>
+              <w:rPr>
+                <w:rFonts w:ascii="Arial" w:hAnsi="Arial"/>
+                <w:b/>
+                <w:color w:val="0D2B5E"/>
+                <w:sz w:val="19"/>
+              </w:rPr>
+              <w:t>Description</w:t>
+            </w:r>
+          </w:p>
+        </w:tc>
+      </w:tr>
+      <w:tr>
+        <w:tc>
+          <w:tcPr>
+            <w:tcW w:type="dxa" w:w="2340"/>
+          </w:tcPr>
+          <w:p>
+            <w:r>
+              <w:rPr>
+                <w:rFonts w:ascii="Times New Roman" w:hAnsi="Times New Roman"/>
+                <w:sz w:val="19"/>
+              </w:rPr>
+              <w:t>id</w:t>
+            </w:r>
+          </w:p>
+        </w:tc>
+        <w:tc>
+          <w:tcPr>
+            <w:tcW w:type="dxa" w:w="2340"/>
+          </w:tcPr>
+          <w:p>
+            <w:r>
+              <w:rPr>
+                <w:rFonts w:ascii="Times New Roman" w:hAnsi="Times New Roman"/>
+                <w:sz w:val="19"/>
+              </w:rPr>
+              <w:t>INTEGER</w:t>
+            </w:r>
+          </w:p>
+        </w:tc>
+        <w:tc>
+          <w:tcPr>
+            <w:tcW w:type="dxa" w:w="2340"/>
+          </w:tcPr>
+          <w:p>
+            <w:r>
+              <w:rPr>
+                <w:rFonts w:ascii="Times New Roman" w:hAnsi="Times New Roman"/>
+                <w:sz w:val="19"/>
+              </w:rPr>
+              <w:t>Primary Key</w:t>
+            </w:r>
+          </w:p>
+        </w:tc>
+        <w:tc>
+          <w:tcPr>
+            <w:tcW w:type="dxa" w:w="2340"/>
+          </w:tcPr>
+          <w:p>
+            <w:r>
+              <w:rPr>
+                <w:rFonts w:ascii="Times New Roman" w:hAnsi="Times New Roman"/>
+                <w:sz w:val="19"/>
+              </w:rPr>
+              <w:t>Unique user identification identifier.</w:t>
+            </w:r>
+          </w:p>
+        </w:tc>
+      </w:tr>
+      <w:tr>
+        <w:tc>
+          <w:tcPr>
+            <w:tcW w:type="dxa" w:w="2340"/>
+          </w:tcPr>
+          <w:p>
+            <w:r>
+              <w:rPr>
+                <w:rFonts w:ascii="Times New Roman" w:hAnsi="Times New Roman"/>
+                <w:sz w:val="19"/>
+              </w:rPr>
+              <w:t>username</w:t>
+            </w:r>
+          </w:p>
+        </w:tc>
+        <w:tc>
+          <w:tcPr>
+            <w:tcW w:type="dxa" w:w="2340"/>
+          </w:tcPr>
+          <w:p>
+            <w:r>
+              <w:rPr>
+                <w:rFonts w:ascii="Times New Roman" w:hAnsi="Times New Roman"/>
+                <w:sz w:val="19"/>
+              </w:rPr>
+              <w:t>VARCHAR</w:t>
+            </w:r>
+          </w:p>
+        </w:tc>
+        <w:tc>
+          <w:tcPr>
+            <w:tcW w:type="dxa" w:w="2340"/>
+          </w:tcPr>
+          <w:p>
+            <w:r>
+              <w:rPr>
+                <w:rFonts w:ascii="Times New Roman" w:hAnsi="Times New Roman"/>
+                <w:sz w:val="19"/>
+              </w:rPr>
+              <w:t>Unique, Min 4 chars</w:t>
+            </w:r>
+          </w:p>
+        </w:tc>
+        <w:tc>
+          <w:tcPr>
+            <w:tcW w:type="dxa" w:w="2340"/>
+          </w:tcPr>
+          <w:p>
+            <w:r>
+              <w:rPr>
+                <w:rFonts w:ascii="Times New Roman" w:hAnsi="Times New Roman"/>
+                <w:sz w:val="19"/>
+              </w:rPr>
+              <w:t>Login username credentials.</w:t>
+            </w:r>
+          </w:p>
+        </w:tc>
+      </w:tr>
+      <w:tr>
+        <w:tc>
+          <w:tcPr>
+            <w:tcW w:type="dxa" w:w="2340"/>
+          </w:tcPr>
+          <w:p>
+            <w:r>
+              <w:rPr>
+                <w:rFonts w:ascii="Times New Roman" w:hAnsi="Times New Roman"/>
+                <w:sz w:val="19"/>
+              </w:rPr>
+              <w:t>password</w:t>
+            </w:r>
+          </w:p>
+        </w:tc>
+        <w:tc>
+          <w:tcPr>
+            <w:tcW w:type="dxa" w:w="2340"/>
+          </w:tcPr>
+          <w:p>
+            <w:r>
+              <w:rPr>
+                <w:rFonts w:ascii="Times New Roman" w:hAnsi="Times New Roman"/>
+                <w:sz w:val="19"/>
+              </w:rPr>
+              <w:t>VARCHAR</w:t>
+            </w:r>
+          </w:p>
+        </w:tc>
+        <w:tc>
+          <w:tcPr>
+            <w:tcW w:type="dxa" w:w="2340"/>
+          </w:tcPr>
+          <w:p>
+            <w:r>
+              <w:rPr>
+                <w:rFonts w:ascii="Times New Roman" w:hAnsi="Times New Roman"/>
+                <w:sz w:val="19"/>
+              </w:rPr>
+              <w:t>Hashed</w:t>
+            </w:r>
+          </w:p>
+        </w:tc>
+        <w:tc>
+          <w:tcPr>
+            <w:tcW w:type="dxa" w:w="2340"/>
+          </w:tcPr>
+          <w:p>
+            <w:r>
+              <w:rPr>
+                <w:rFonts w:ascii="Times New Roman" w:hAnsi="Times New Roman"/>
+                <w:sz w:val="19"/>
+              </w:rPr>
+              <w:t>Secure hashed password string.</w:t>
+            </w:r>
+          </w:p>
+        </w:tc>
+      </w:tr>
+      <w:tr>
+        <w:tc>
+          <w:tcPr>
+            <w:tcW w:type="dxa" w:w="2340"/>
+          </w:tcPr>
+          <w:p>
+            <w:r>
+              <w:rPr>
+                <w:rFonts w:ascii="Times New Roman" w:hAnsi="Times New Roman"/>
+                <w:sz w:val="19"/>
+              </w:rPr>
+              <w:t>email</w:t>
+            </w:r>
+          </w:p>
+        </w:tc>
+        <w:tc>
+          <w:tcPr>
+            <w:tcW w:type="dxa" w:w="2340"/>
+          </w:tcPr>
+          <w:p>
+            <w:r>
+              <w:rPr>
+                <w:rFonts w:ascii="Times New Roman" w:hAnsi="Times New Roman"/>
+                <w:sz w:val="19"/>
+              </w:rPr>
+              <w:t>VARCHAR</w:t>
+            </w:r>
+          </w:p>
+        </w:tc>
+        <w:tc>
+          <w:tcPr>
+            <w:tcW w:type="dxa" w:w="2340"/>
+          </w:tcPr>
+          <w:p>
+            <w:r>
+              <w:rPr>
+                <w:rFonts w:ascii="Times New Roman" w:hAnsi="Times New Roman"/>
+                <w:sz w:val="19"/>
+              </w:rPr>
+              <w:t>Required</w:t>
+            </w:r>
+          </w:p>
+        </w:tc>
+        <w:tc>
+          <w:tcPr>
+            <w:tcW w:type="dxa" w:w="2340"/>
+          </w:tcPr>
+          <w:p>
+            <w:r>
+              <w:rPr>
+                <w:rFonts w:ascii="Times New Roman" w:hAnsi="Times New Roman"/>
+                <w:sz w:val="19"/>
+              </w:rPr>
+              <w:t>Contact email address.</w:t>
+            </w:r>
+          </w:p>
+        </w:tc>
+      </w:tr>
+      <w:tr>
+        <w:tc>
+          <w:tcPr>
+            <w:tcW w:type="dxa" w:w="2340"/>
+          </w:tcPr>
+          <w:p>
+            <w:r>
+              <w:rPr>
+                <w:rFonts w:ascii="Times New Roman" w:hAnsi="Times New Roman"/>
+                <w:sz w:val="19"/>
+              </w:rPr>
+              <w:t>role</w:t>
+            </w:r>
+          </w:p>
+        </w:tc>
+        <w:tc>
+          <w:tcPr>
+            <w:tcW w:type="dxa" w:w="2340"/>
+          </w:tcPr>
+          <w:p>
+            <w:r>
+              <w:rPr>
+                <w:rFonts w:ascii="Times New Roman" w:hAnsi="Times New Roman"/>
+                <w:sz w:val="19"/>
+              </w:rPr>
+              <w:t>VARCHAR</w:t>
+            </w:r>
+          </w:p>
+        </w:tc>
+        <w:tc>
+          <w:tcPr>
+            <w:tcW w:type="dxa" w:w="2340"/>
+          </w:tcPr>
+          <w:p>
+            <w:r>
+              <w:rPr>
+                <w:rFonts w:ascii="Times New Roman" w:hAnsi="Times New Roman"/>
+                <w:sz w:val="19"/>
+              </w:rPr>
+              <w:t>system_admin / inspector / port_authority</w:t>
+            </w:r>
+          </w:p>
+        </w:tc>
+        <w:tc>
+          <w:tcPr>
+            <w:tcW w:type="dxa" w:w="2340"/>
+          </w:tcPr>
+          <w:p>
+            <w:r>
+              <w:rPr>
+                <w:rFonts w:ascii="Times New Roman" w:hAnsi="Times New Roman"/>
+                <w:sz w:val="19"/>
+              </w:rPr>
+              <w:t>Role-based privileges.</w:t>
+            </w:r>
+          </w:p>
+        </w:tc>
+      </w:tr>
+      <w:tr>
+        <w:tc>
+          <w:tcPr>
+            <w:tcW w:type="dxa" w:w="2340"/>
+          </w:tcPr>
+          <w:p>
+            <w:r>
+              <w:rPr>
+                <w:rFonts w:ascii="Times New Roman" w:hAnsi="Times New Roman"/>
+                <w:sz w:val="19"/>
+              </w:rPr>
+              <w:t>is_approved</w:t>
+            </w:r>
+          </w:p>
+        </w:tc>
+        <w:tc>
+          <w:tcPr>
+            <w:tcW w:type="dxa" w:w="2340"/>
+          </w:tcPr>
+          <w:p>
+            <w:r>
+              <w:rPr>
+                <w:rFonts w:ascii="Times New Roman" w:hAnsi="Times New Roman"/>
+                <w:sz w:val="19"/>
+              </w:rPr>
+              <w:t>BOOLEAN</w:t>
+            </w:r>
+          </w:p>
+        </w:tc>
+        <w:tc>
+          <w:tcPr>
+            <w:tcW w:type="dxa" w:w="2340"/>
+          </w:tcPr>
+          <w:p>
+            <w:r>
+              <w:rPr>
+                <w:rFonts w:ascii="Times New Roman" w:hAnsi="Times New Roman"/>
+                <w:sz w:val="19"/>
+              </w:rPr>
+              <w:t>Default: False</w:t>
+            </w:r>
+          </w:p>
+        </w:tc>
+        <w:tc>
+          <w:tcPr>
+            <w:tcW w:type="dxa" w:w="2340"/>
+          </w:tcPr>
+          <w:p>
+            <w:r>
+              <w:rPr>
+                <w:rFonts w:ascii="Times New Roman" w:hAnsi="Times New Roman"/>
+                <w:sz w:val="19"/>
+              </w:rPr>
+              <w:t>Onboarding validation flag.</w:t>
+            </w:r>
+          </w:p>
+        </w:tc>
+      </w:tr>
+      <w:tr>
+        <w:tc>
+          <w:tcPr>
+            <w:tcW w:type="dxa" w:w="2340"/>
+          </w:tcPr>
+          <w:p>
+            <w:r>
+              <w:rPr>
+                <w:rFonts w:ascii="Times New Roman" w:hAnsi="Times New Roman"/>
+                <w:sz w:val="19"/>
+              </w:rPr>
+              <w:t>two_fa_enabled</w:t>
+            </w:r>
+          </w:p>
+        </w:tc>
+        <w:tc>
+          <w:tcPr>
+            <w:tcW w:type="dxa" w:w="2340"/>
+          </w:tcPr>
+          <w:p>
+            <w:r>
+              <w:rPr>
+                <w:rFonts w:ascii="Times New Roman" w:hAnsi="Times New Roman"/>
+                <w:sz w:val="19"/>
+              </w:rPr>
+              <w:t>BOOLEAN</w:t>
+            </w:r>
+          </w:p>
+        </w:tc>
+        <w:tc>
+          <w:tcPr>
+            <w:tcW w:type="dxa" w:w="2340"/>
+          </w:tcPr>
+          <w:p>
+            <w:r>
+              <w:rPr>
+                <w:rFonts w:ascii="Times New Roman" w:hAnsi="Times New Roman"/>
+                <w:sz w:val="19"/>
+              </w:rPr>
+              <w:t>Default: True</w:t>
+            </w:r>
+          </w:p>
+        </w:tc>
+        <w:tc>
+          <w:tcPr>
+            <w:tcW w:type="dxa" w:w="2340"/>
+          </w:tcPr>
+          <w:p>
+            <w:r>
+              <w:rPr>
+                <w:rFonts w:ascii="Times New Roman" w:hAnsi="Times New Roman"/>
+                <w:sz w:val="19"/>
+              </w:rPr>
+              <w:t>2FA authentication flag.</w:t>
+            </w:r>
+          </w:p>
+        </w:tc>
+      </w:tr>
+      <w:tr>
+        <w:tc>
+          <w:tcPr>
+            <w:tcW w:type="dxa" w:w="2340"/>
+          </w:tcPr>
+          <w:p>
+            <w:r>
+              <w:rPr>
+                <w:rFonts w:ascii="Times New Roman" w:hAnsi="Times New Roman"/>
+                <w:sz w:val="19"/>
+              </w:rPr>
+              <w:t>last_login</w:t>
+            </w:r>
+          </w:p>
+        </w:tc>
+        <w:tc>
+          <w:tcPr>
+            <w:tcW w:type="dxa" w:w="2340"/>
+          </w:tcPr>
+          <w:p>
+            <w:r>
+              <w:rPr>
+                <w:rFonts w:ascii="Times New Roman" w:hAnsi="Times New Roman"/>
+                <w:sz w:val="19"/>
+              </w:rPr>
+              <w:t>TIMESTAMP</w:t>
+            </w:r>
+          </w:p>
+        </w:tc>
+        <w:tc>
+          <w:tcPr>
+            <w:tcW w:type="dxa" w:w="2340"/>
+          </w:tcPr>
+          <w:p>
+            <w:r>
+              <w:rPr>
+                <w:rFonts w:ascii="Times New Roman" w:hAnsi="Times New Roman"/>
+                <w:sz w:val="19"/>
+              </w:rPr>
+              <w:t>Nullable</w:t>
+            </w:r>
+          </w:p>
+        </w:tc>
+        <w:tc>
+          <w:tcPr>
+            <w:tcW w:type="dxa" w:w="2340"/>
+          </w:tcPr>
+          <w:p>
+            <w:r>
+              <w:rPr>
+                <w:rFonts w:ascii="Times New Roman" w:hAnsi="Times New Roman"/>
+                <w:sz w:val="19"/>
+              </w:rPr>
+              <w:t>Tracks the user's latest login.</w:t>
+            </w:r>
+          </w:p>
+        </w:tc>
+      </w:tr>
+    </w:tbl>
+    <w:p>
+      <w:pPr>
+        <w:spacing w:before="0" w:after="120"/>
+      </w:pPr>
+    </w:p>
+    <w:p>
+      <w:pPr>
+        <w:keepNext/>
+        <w:spacing w:before="160" w:after="40"/>
+      </w:pPr>
+      <w:r>
+        <w:rPr>
+          <w:rFonts w:ascii="Arial" w:hAnsi="Arial"/>
+          <w:b/>
+          <w:color w:val="646E7D"/>
+          <w:sz w:val="22"/>
+        </w:rPr>
+        <w:t>4.3.2 Voyages Collection Schema</w:t>
+      </w:r>
+    </w:p>
+    <w:tbl>
+      <w:tblPr>
+        <w:tblStyle w:val="TableGrid"/>
+        <w:tblW w:type="auto" w:w="0"/>
+        <w:tblLook w:firstColumn="1" w:firstRow="1" w:lastColumn="0" w:lastRow="0" w:noHBand="0" w:noVBand="1" w:val="04A0"/>
+      </w:tblPr>
+      <w:tblGrid>
+        <w:gridCol w:w="2340"/>
+        <w:gridCol w:w="2340"/>
+        <w:gridCol w:w="2340"/>
+        <w:gridCol w:w="2340"/>
+      </w:tblGrid>
+      <w:tr>
+        <w:tc>
+          <w:tcPr>
+            <w:tcW w:type="dxa" w:w="2340"/>
+          </w:tcPr>
+          <w:p>
+            <w:r>
+              <w:rPr>
+                <w:rFonts w:ascii="Arial" w:hAnsi="Arial"/>
+                <w:b/>
+                <w:color w:val="0D2B5E"/>
+                <w:sz w:val="19"/>
+              </w:rPr>
+              <w:t>Field Name</w:t>
+            </w:r>
+          </w:p>
+        </w:tc>
+        <w:tc>
+          <w:tcPr>
+            <w:tcW w:type="dxa" w:w="2340"/>
+          </w:tcPr>
+          <w:p>
+            <w:r>
+              <w:rPr>
+                <w:rFonts w:ascii="Arial" w:hAnsi="Arial"/>
+                <w:b/>
+                <w:color w:val="0D2B5E"/>
+                <w:sz w:val="19"/>
+              </w:rPr>
+              <w:t>Data Type</w:t>
+            </w:r>
+          </w:p>
+        </w:tc>
+        <w:tc>
+          <w:tcPr>
+            <w:tcW w:type="dxa" w:w="2340"/>
+          </w:tcPr>
+          <w:p>
+            <w:r>
+              <w:rPr>
+                <w:rFonts w:ascii="Arial" w:hAnsi="Arial"/>
+                <w:b/>
+                <w:color w:val="0D2B5E"/>
+                <w:sz w:val="19"/>
+              </w:rPr>
+              <w:t>Constraints</w:t>
+            </w:r>
+          </w:p>
+        </w:tc>
+        <w:tc>
+          <w:tcPr>
+            <w:tcW w:type="dxa" w:w="2340"/>
+          </w:tcPr>
+          <w:p>
+            <w:r>
+              <w:rPr>
+                <w:rFonts w:ascii="Arial" w:hAnsi="Arial"/>
+                <w:b/>
+                <w:color w:val="0D2B5E"/>
+                <w:sz w:val="19"/>
+              </w:rPr>
+              <w:t>Description</w:t>
+            </w:r>
+          </w:p>
+        </w:tc>
+      </w:tr>
+      <w:tr>
+        <w:tc>
+          <w:tcPr>
+            <w:tcW w:type="dxa" w:w="2340"/>
+          </w:tcPr>
+          <w:p>
+            <w:r>
+              <w:rPr>
+                <w:rFonts w:ascii="Times New Roman" w:hAnsi="Times New Roman"/>
+                <w:sz w:val="19"/>
+              </w:rPr>
+              <w:t>id</w:t>
+            </w:r>
+          </w:p>
+        </w:tc>
+        <w:tc>
+          <w:tcPr>
+            <w:tcW w:type="dxa" w:w="2340"/>
+          </w:tcPr>
+          <w:p>
+            <w:r>
+              <w:rPr>
+                <w:rFonts w:ascii="Times New Roman" w:hAnsi="Times New Roman"/>
+                <w:sz w:val="19"/>
+              </w:rPr>
+              <w:t>INTEGER</w:t>
+            </w:r>
+          </w:p>
+        </w:tc>
+        <w:tc>
+          <w:tcPr>
+            <w:tcW w:type="dxa" w:w="2340"/>
+          </w:tcPr>
+          <w:p>
+            <w:r>
+              <w:rPr>
+                <w:rFonts w:ascii="Times New Roman" w:hAnsi="Times New Roman"/>
+                <w:sz w:val="19"/>
+              </w:rPr>
+              <w:t>Primary Key</w:t>
+            </w:r>
+          </w:p>
+        </w:tc>
+        <w:tc>
+          <w:tcPr>
+            <w:tcW w:type="dxa" w:w="2340"/>
+          </w:tcPr>
+          <w:p>
+            <w:r>
+              <w:rPr>
+                <w:rFonts w:ascii="Times New Roman" w:hAnsi="Times New Roman"/>
+                <w:sz w:val="19"/>
+              </w:rPr>
+              <w:t>Voyage unique record identification.</w:t>
+            </w:r>
+          </w:p>
+        </w:tc>
+      </w:tr>
+      <w:tr>
+        <w:tc>
+          <w:tcPr>
+            <w:tcW w:type="dxa" w:w="2340"/>
+          </w:tcPr>
+          <w:p>
+            <w:r>
+              <w:rPr>
+                <w:rFonts w:ascii="Times New Roman" w:hAnsi="Times New Roman"/>
+                <w:sz w:val="19"/>
+              </w:rPr>
+              <w:t>bill_of_lading</w:t>
+            </w:r>
+          </w:p>
+        </w:tc>
+        <w:tc>
+          <w:tcPr>
+            <w:tcW w:type="dxa" w:w="2340"/>
+          </w:tcPr>
+          <w:p>
+            <w:r>
+              <w:rPr>
+                <w:rFonts w:ascii="Times New Roman" w:hAnsi="Times New Roman"/>
+                <w:sz w:val="19"/>
+              </w:rPr>
+              <w:t>VARCHAR</w:t>
+            </w:r>
+          </w:p>
+        </w:tc>
+        <w:tc>
+          <w:tcPr>
+            <w:tcW w:type="dxa" w:w="2340"/>
+          </w:tcPr>
+          <w:p>
+            <w:r>
+              <w:rPr>
+                <w:rFonts w:ascii="Times New Roman" w:hAnsi="Times New Roman"/>
+                <w:sz w:val="19"/>
+              </w:rPr>
+              <w:t>Unique, Required</w:t>
+            </w:r>
+          </w:p>
+        </w:tc>
+        <w:tc>
+          <w:tcPr>
+            <w:tcW w:type="dxa" w:w="2340"/>
+          </w:tcPr>
+          <w:p>
+            <w:r>
+              <w:rPr>
+                <w:rFonts w:ascii="Times New Roman" w:hAnsi="Times New Roman"/>
+                <w:sz w:val="19"/>
+              </w:rPr>
+              <w:t>Cargo shipment identifier.</w:t>
+            </w:r>
+          </w:p>
+        </w:tc>
+      </w:tr>
+      <w:tr>
+        <w:tc>
+          <w:tcPr>
+            <w:tcW w:type="dxa" w:w="2340"/>
+          </w:tcPr>
+          <w:p>
+            <w:r>
+              <w:rPr>
+                <w:rFonts w:ascii="Times New Roman" w:hAnsi="Times New Roman"/>
+                <w:sz w:val="19"/>
+              </w:rPr>
+              <w:t>vessel_name</w:t>
+            </w:r>
+          </w:p>
+        </w:tc>
+        <w:tc>
+          <w:tcPr>
+            <w:tcW w:type="dxa" w:w="2340"/>
+          </w:tcPr>
+          <w:p>
+            <w:r>
+              <w:rPr>
+                <w:rFonts w:ascii="Times New Roman" w:hAnsi="Times New Roman"/>
+                <w:sz w:val="19"/>
+              </w:rPr>
+              <w:t>VARCHAR</w:t>
+            </w:r>
+          </w:p>
+        </w:tc>
+        <w:tc>
+          <w:tcPr>
+            <w:tcW w:type="dxa" w:w="2340"/>
+          </w:tcPr>
+          <w:p>
+            <w:r>
+              <w:rPr>
+                <w:rFonts w:ascii="Times New Roman" w:hAnsi="Times New Roman"/>
+                <w:sz w:val="19"/>
+              </w:rPr>
+              <w:t>Required</w:t>
+            </w:r>
+          </w:p>
+        </w:tc>
+        <w:tc>
+          <w:tcPr>
+            <w:tcW w:type="dxa" w:w="2340"/>
+          </w:tcPr>
+          <w:p>
+            <w:r>
+              <w:rPr>
+                <w:rFonts w:ascii="Times New Roman" w:hAnsi="Times New Roman"/>
+                <w:sz w:val="19"/>
+              </w:rPr>
+              <w:t>Name of the incoming vessel.</w:t>
+            </w:r>
+          </w:p>
+        </w:tc>
+      </w:tr>
+      <w:tr>
+        <w:tc>
+          <w:tcPr>
+            <w:tcW w:type="dxa" w:w="2340"/>
+          </w:tcPr>
+          <w:p>
+            <w:r>
+              <w:rPr>
+                <w:rFonts w:ascii="Times New Roman" w:hAnsi="Times New Roman"/>
+                <w:sz w:val="19"/>
+              </w:rPr>
+              <w:t>origin_port</w:t>
+            </w:r>
+          </w:p>
+        </w:tc>
+        <w:tc>
+          <w:tcPr>
+            <w:tcW w:type="dxa" w:w="2340"/>
+          </w:tcPr>
+          <w:p>
+            <w:r>
+              <w:rPr>
+                <w:rFonts w:ascii="Times New Roman" w:hAnsi="Times New Roman"/>
+                <w:sz w:val="19"/>
+              </w:rPr>
+              <w:t>VARCHAR</w:t>
+            </w:r>
+          </w:p>
+        </w:tc>
+        <w:tc>
+          <w:tcPr>
+            <w:tcW w:type="dxa" w:w="2340"/>
+          </w:tcPr>
+          <w:p>
+            <w:r>
+              <w:rPr>
+                <w:rFonts w:ascii="Times New Roman" w:hAnsi="Times New Roman"/>
+                <w:sz w:val="19"/>
+              </w:rPr>
+              <w:t>Required</w:t>
+            </w:r>
+          </w:p>
+        </w:tc>
+        <w:tc>
+          <w:tcPr>
+            <w:tcW w:type="dxa" w:w="2340"/>
+          </w:tcPr>
+          <w:p>
+            <w:r>
+              <w:rPr>
+                <w:rFonts w:ascii="Times New Roman" w:hAnsi="Times New Roman"/>
+                <w:sz w:val="19"/>
+              </w:rPr>
+              <w:t>Port of cargo dispatch.</w:t>
+            </w:r>
+          </w:p>
+        </w:tc>
+      </w:tr>
+      <w:tr>
+        <w:tc>
+          <w:tcPr>
+            <w:tcW w:type="dxa" w:w="2340"/>
+          </w:tcPr>
+          <w:p>
+            <w:r>
+              <w:rPr>
+                <w:rFonts w:ascii="Times New Roman" w:hAnsi="Times New Roman"/>
+                <w:sz w:val="19"/>
+              </w:rPr>
+              <w:t>cargo_type</w:t>
+            </w:r>
+          </w:p>
+        </w:tc>
+        <w:tc>
+          <w:tcPr>
+            <w:tcW w:type="dxa" w:w="2340"/>
+          </w:tcPr>
+          <w:p>
+            <w:r>
+              <w:rPr>
+                <w:rFonts w:ascii="Times New Roman" w:hAnsi="Times New Roman"/>
+                <w:sz w:val="19"/>
+              </w:rPr>
+              <w:t>VARCHAR</w:t>
+            </w:r>
+          </w:p>
+        </w:tc>
+        <w:tc>
+          <w:tcPr>
+            <w:tcW w:type="dxa" w:w="2340"/>
+          </w:tcPr>
+          <w:p>
+            <w:r>
+              <w:rPr>
+                <w:rFonts w:ascii="Times New Roman" w:hAnsi="Times New Roman"/>
+                <w:sz w:val="19"/>
+              </w:rPr>
+              <w:t>Required</w:t>
+            </w:r>
+          </w:p>
+        </w:tc>
+        <w:tc>
+          <w:tcPr>
+            <w:tcW w:type="dxa" w:w="2340"/>
+          </w:tcPr>
+          <w:p>
+            <w:r>
+              <w:rPr>
+                <w:rFonts w:ascii="Times New Roman" w:hAnsi="Times New Roman"/>
+                <w:sz w:val="19"/>
+              </w:rPr>
+              <w:t>Category of cargo commodity.</w:t>
+            </w:r>
+          </w:p>
+        </w:tc>
+      </w:tr>
+      <w:tr>
+        <w:tc>
+          <w:tcPr>
+            <w:tcW w:type="dxa" w:w="2340"/>
+          </w:tcPr>
+          <w:p>
+            <w:r>
+              <w:rPr>
+                <w:rFonts w:ascii="Times New Roman" w:hAnsi="Times New Roman"/>
+                <w:sz w:val="19"/>
+              </w:rPr>
+              <w:t>weight</w:t>
+            </w:r>
+          </w:p>
+        </w:tc>
+        <w:tc>
+          <w:tcPr>
+            <w:tcW w:type="dxa" w:w="2340"/>
+          </w:tcPr>
+          <w:p>
+            <w:r>
+              <w:rPr>
+                <w:rFonts w:ascii="Times New Roman" w:hAnsi="Times New Roman"/>
+                <w:sz w:val="19"/>
+              </w:rPr>
+              <w:t>REAL</w:t>
+            </w:r>
+          </w:p>
+        </w:tc>
+        <w:tc>
+          <w:tcPr>
+            <w:tcW w:type="dxa" w:w="2340"/>
+          </w:tcPr>
+          <w:p>
+            <w:r>
+              <w:rPr>
+                <w:rFonts w:ascii="Times New Roman" w:hAnsi="Times New Roman"/>
+                <w:sz w:val="19"/>
+              </w:rPr>
+              <w:t>Required</w:t>
+            </w:r>
+          </w:p>
+        </w:tc>
+        <w:tc>
+          <w:tcPr>
+            <w:tcW w:type="dxa" w:w="2340"/>
+          </w:tcPr>
+          <w:p>
+            <w:r>
+              <w:rPr>
+                <w:rFonts w:ascii="Times New Roman" w:hAnsi="Times New Roman"/>
+                <w:sz w:val="19"/>
+              </w:rPr>
+              <w:t>Registered manifest weight (MT).</w:t>
+            </w:r>
+          </w:p>
+        </w:tc>
+      </w:tr>
+      <w:tr>
+        <w:tc>
+          <w:tcPr>
+            <w:tcW w:type="dxa" w:w="2340"/>
+          </w:tcPr>
+          <w:p>
+            <w:r>
+              <w:rPr>
+                <w:rFonts w:ascii="Times New Roman" w:hAnsi="Times New Roman"/>
+                <w:sz w:val="19"/>
+              </w:rPr>
+              <w:t>status</w:t>
+            </w:r>
+          </w:p>
+        </w:tc>
+        <w:tc>
+          <w:tcPr>
+            <w:tcW w:type="dxa" w:w="2340"/>
+          </w:tcPr>
+          <w:p>
+            <w:r>
+              <w:rPr>
+                <w:rFonts w:ascii="Times New Roman" w:hAnsi="Times New Roman"/>
+                <w:sz w:val="19"/>
+              </w:rPr>
+              <w:t>VARCHAR</w:t>
+            </w:r>
+          </w:p>
+        </w:tc>
+        <w:tc>
+          <w:tcPr>
+            <w:tcW w:type="dxa" w:w="2340"/>
+          </w:tcPr>
+          <w:p>
+            <w:r>
+              <w:rPr>
+                <w:rFonts w:ascii="Times New Roman" w:hAnsi="Times New Roman"/>
+                <w:sz w:val="19"/>
+              </w:rPr>
+              <w:t>Pending / Inspected / Approved / Rejected</w:t>
+            </w:r>
+          </w:p>
+        </w:tc>
+        <w:tc>
+          <w:tcPr>
+            <w:tcW w:type="dxa" w:w="2340"/>
+          </w:tcPr>
+          <w:p>
+            <w:r>
+              <w:rPr>
+                <w:rFonts w:ascii="Times New Roman" w:hAnsi="Times New Roman"/>
+                <w:sz w:val="19"/>
+              </w:rPr>
+              <w:t>Current clearance stepper state.</w:t>
+            </w:r>
+          </w:p>
+        </w:tc>
+      </w:tr>
+      <w:tr>
+        <w:tc>
+          <w:tcPr>
+            <w:tcW w:type="dxa" w:w="2340"/>
+          </w:tcPr>
+          <w:p>
+            <w:r>
+              <w:rPr>
+                <w:rFonts w:ascii="Times New Roman" w:hAnsi="Times New Roman"/>
+                <w:sz w:val="19"/>
+              </w:rPr>
+              <w:t>actual_weight</w:t>
+            </w:r>
+          </w:p>
+        </w:tc>
+        <w:tc>
+          <w:tcPr>
+            <w:tcW w:type="dxa" w:w="2340"/>
+          </w:tcPr>
+          <w:p>
+            <w:r>
+              <w:rPr>
+                <w:rFonts w:ascii="Times New Roman" w:hAnsi="Times New Roman"/>
+                <w:sz w:val="19"/>
+              </w:rPr>
+              <w:t>REAL</w:t>
+            </w:r>
+          </w:p>
+        </w:tc>
+        <w:tc>
+          <w:tcPr>
+            <w:tcW w:type="dxa" w:w="2340"/>
+          </w:tcPr>
+          <w:p>
+            <w:r>
+              <w:rPr>
+                <w:rFonts w:ascii="Times New Roman" w:hAnsi="Times New Roman"/>
+                <w:sz w:val="19"/>
+              </w:rPr>
+              <w:t>Nullable</w:t>
+            </w:r>
+          </w:p>
+        </w:tc>
+        <w:tc>
+          <w:tcPr>
+            <w:tcW w:type="dxa" w:w="2340"/>
+          </w:tcPr>
+          <w:p>
+            <w:r>
+              <w:rPr>
+                <w:rFonts w:ascii="Times New Roman" w:hAnsi="Times New Roman"/>
+                <w:sz w:val="19"/>
+              </w:rPr>
+              <w:t>Inspector-verified scale weight.</w:t>
+            </w:r>
+          </w:p>
+        </w:tc>
+      </w:tr>
+      <w:tr>
+        <w:tc>
+          <w:tcPr>
+            <w:tcW w:type="dxa" w:w="2340"/>
+          </w:tcPr>
+          <w:p>
+            <w:r>
+              <w:rPr>
+                <w:rFonts w:ascii="Times New Roman" w:hAnsi="Times New Roman"/>
+                <w:sz w:val="19"/>
+              </w:rPr>
+              <w:t>seal_intact</w:t>
+            </w:r>
+          </w:p>
+        </w:tc>
+        <w:tc>
+          <w:tcPr>
+            <w:tcW w:type="dxa" w:w="2340"/>
+          </w:tcPr>
+          <w:p>
+            <w:r>
+              <w:rPr>
+                <w:rFonts w:ascii="Times New Roman" w:hAnsi="Times New Roman"/>
+                <w:sz w:val="19"/>
+              </w:rPr>
+              <w:t>BOOLEAN</w:t>
+            </w:r>
+          </w:p>
+        </w:tc>
+        <w:tc>
+          <w:tcPr>
+            <w:tcW w:type="dxa" w:w="2340"/>
+          </w:tcPr>
+          <w:p>
+            <w:r>
+              <w:rPr>
+                <w:rFonts w:ascii="Times New Roman" w:hAnsi="Times New Roman"/>
+                <w:sz w:val="19"/>
+              </w:rPr>
+              <w:t>Nullable</w:t>
+            </w:r>
+          </w:p>
+        </w:tc>
+        <w:tc>
+          <w:tcPr>
+            <w:tcW w:type="dxa" w:w="2340"/>
+          </w:tcPr>
+          <w:p>
+            <w:r>
+              <w:rPr>
+                <w:rFonts w:ascii="Times New Roman" w:hAnsi="Times New Roman"/>
+                <w:sz w:val="19"/>
+              </w:rPr>
+              <w:t>Container physical seal integrity flag.</w:t>
+            </w:r>
+          </w:p>
+        </w:tc>
+      </w:tr>
+      <w:tr>
+        <w:tc>
+          <w:tcPr>
+            <w:tcW w:type="dxa" w:w="2340"/>
+          </w:tcPr>
+          <w:p>
+            <w:r>
+              <w:rPr>
+                <w:rFonts w:ascii="Times New Roman" w:hAnsi="Times New Roman"/>
+                <w:sz w:val="19"/>
+              </w:rPr>
+              <w:t>qr_token</w:t>
+            </w:r>
+          </w:p>
+        </w:tc>
+        <w:tc>
+          <w:tcPr>
+            <w:tcW w:type="dxa" w:w="2340"/>
+          </w:tcPr>
+          <w:p>
+            <w:r>
+              <w:rPr>
+                <w:rFonts w:ascii="Times New Roman" w:hAnsi="Times New Roman"/>
+                <w:sz w:val="19"/>
+              </w:rPr>
+              <w:t>VARCHAR</w:t>
+            </w:r>
+          </w:p>
+        </w:tc>
+        <w:tc>
+          <w:tcPr>
+            <w:tcW w:type="dxa" w:w="2340"/>
+          </w:tcPr>
+          <w:p>
+            <w:r>
+              <w:rPr>
+                <w:rFonts w:ascii="Times New Roman" w:hAnsi="Times New Roman"/>
+                <w:sz w:val="19"/>
+              </w:rPr>
+              <w:t>Nullable</w:t>
+            </w:r>
+          </w:p>
+        </w:tc>
+        <w:tc>
+          <w:tcPr>
+            <w:tcW w:type="dxa" w:w="2340"/>
+          </w:tcPr>
+          <w:p>
+            <w:r>
+              <w:rPr>
+                <w:rFonts w:ascii="Times New Roman" w:hAnsi="Times New Roman"/>
+                <w:sz w:val="19"/>
+              </w:rPr>
+              <w:t>Cryptographic clear-pass pass token.</w:t>
+            </w:r>
+          </w:p>
+        </w:tc>
+      </w:tr>
+    </w:tbl>
+    <w:p>
+      <w:pPr>
+        <w:spacing w:before="0" w:after="120"/>
+      </w:pPr>
+    </w:p>
+    <w:p>
+      <w:pPr>
+        <w:keepNext/>
+        <w:spacing w:before="160" w:after="40"/>
+      </w:pPr>
+      <w:r>
+        <w:rPr>
+          <w:rFonts w:ascii="Arial" w:hAnsi="Arial"/>
+          <w:b/>
+          <w:color w:val="646E7D"/>
+          <w:sz w:val="22"/>
+        </w:rPr>
+        <w:t>4.3.3 Grievances Collection Schema</w:t>
+      </w:r>
+    </w:p>
+    <w:tbl>
+      <w:tblPr>
+        <w:tblStyle w:val="TableGrid"/>
+        <w:tblW w:type="auto" w:w="0"/>
+        <w:tblLook w:firstColumn="1" w:firstRow="1" w:lastColumn="0" w:lastRow="0" w:noHBand="0" w:noVBand="1" w:val="04A0"/>
+      </w:tblPr>
+      <w:tblGrid>
+        <w:gridCol w:w="2340"/>
+        <w:gridCol w:w="2340"/>
+        <w:gridCol w:w="2340"/>
+        <w:gridCol w:w="2340"/>
+      </w:tblGrid>
+      <w:tr>
+        <w:tc>
+          <w:tcPr>
+            <w:tcW w:type="dxa" w:w="2340"/>
+          </w:tcPr>
+          <w:p>
+            <w:r>
+              <w:rPr>
+                <w:rFonts w:ascii="Arial" w:hAnsi="Arial"/>
+                <w:b/>
+                <w:color w:val="0D2B5E"/>
+                <w:sz w:val="19"/>
+              </w:rPr>
+              <w:t>Field Name</w:t>
+            </w:r>
+          </w:p>
+        </w:tc>
+        <w:tc>
+          <w:tcPr>
+            <w:tcW w:type="dxa" w:w="2340"/>
+          </w:tcPr>
+          <w:p>
+            <w:r>
+              <w:rPr>
+                <w:rFonts w:ascii="Arial" w:hAnsi="Arial"/>
+                <w:b/>
+                <w:color w:val="0D2B5E"/>
+                <w:sz w:val="19"/>
+              </w:rPr>
+              <w:t>Data Type</w:t>
+            </w:r>
+          </w:p>
+        </w:tc>
+        <w:tc>
+          <w:tcPr>
+            <w:tcW w:type="dxa" w:w="2340"/>
+          </w:tcPr>
+          <w:p>
+            <w:r>
+              <w:rPr>
+                <w:rFonts w:ascii="Arial" w:hAnsi="Arial"/>
+                <w:b/>
+                <w:color w:val="0D2B5E"/>
+                <w:sz w:val="19"/>
+              </w:rPr>
+              <w:t>Constraints</w:t>
+            </w:r>
+          </w:p>
+        </w:tc>
+        <w:tc>
+          <w:tcPr>
+            <w:tcW w:type="dxa" w:w="2340"/>
+          </w:tcPr>
+          <w:p>
+            <w:r>
+              <w:rPr>
+                <w:rFonts w:ascii="Arial" w:hAnsi="Arial"/>
+                <w:b/>
+                <w:color w:val="0D2B5E"/>
+                <w:sz w:val="19"/>
+              </w:rPr>
+              <w:t>Description</w:t>
+            </w:r>
+          </w:p>
+        </w:tc>
+      </w:tr>
+      <w:tr>
+        <w:tc>
+          <w:tcPr>
+            <w:tcW w:type="dxa" w:w="2340"/>
+          </w:tcPr>
+          <w:p>
+            <w:r>
+              <w:rPr>
+                <w:rFonts w:ascii="Times New Roman" w:hAnsi="Times New Roman"/>
+                <w:sz w:val="19"/>
+              </w:rPr>
+              <w:t>id</w:t>
+            </w:r>
+          </w:p>
+        </w:tc>
+        <w:tc>
+          <w:tcPr>
+            <w:tcW w:type="dxa" w:w="2340"/>
+          </w:tcPr>
+          <w:p>
+            <w:r>
+              <w:rPr>
+                <w:rFonts w:ascii="Times New Roman" w:hAnsi="Times New Roman"/>
+                <w:sz w:val="19"/>
+              </w:rPr>
+              <w:t>INTEGER</w:t>
+            </w:r>
+          </w:p>
+        </w:tc>
+        <w:tc>
+          <w:tcPr>
+            <w:tcW w:type="dxa" w:w="2340"/>
+          </w:tcPr>
+          <w:p>
+            <w:r>
+              <w:rPr>
+                <w:rFonts w:ascii="Times New Roman" w:hAnsi="Times New Roman"/>
+                <w:sz w:val="19"/>
+              </w:rPr>
+              <w:t>Primary Key</w:t>
+            </w:r>
+          </w:p>
+        </w:tc>
+        <w:tc>
+          <w:tcPr>
+            <w:tcW w:type="dxa" w:w="2340"/>
+          </w:tcPr>
+          <w:p>
+            <w:r>
+              <w:rPr>
+                <w:rFonts w:ascii="Times New Roman" w:hAnsi="Times New Roman"/>
+                <w:sz w:val="19"/>
+              </w:rPr>
+              <w:t>Grievance unique reference ID.</w:t>
+            </w:r>
+          </w:p>
+        </w:tc>
+      </w:tr>
+      <w:tr>
+        <w:tc>
+          <w:tcPr>
+            <w:tcW w:type="dxa" w:w="2340"/>
+          </w:tcPr>
+          <w:p>
+            <w:r>
+              <w:rPr>
+                <w:rFonts w:ascii="Times New Roman" w:hAnsi="Times New Roman"/>
+                <w:sz w:val="19"/>
+              </w:rPr>
+              <w:t>email</w:t>
+            </w:r>
+          </w:p>
+        </w:tc>
+        <w:tc>
+          <w:tcPr>
+            <w:tcW w:type="dxa" w:w="2340"/>
+          </w:tcPr>
+          <w:p>
+            <w:r>
+              <w:rPr>
+                <w:rFonts w:ascii="Times New Roman" w:hAnsi="Times New Roman"/>
+                <w:sz w:val="19"/>
+              </w:rPr>
+              <w:t>VARCHAR</w:t>
+            </w:r>
+          </w:p>
+        </w:tc>
+        <w:tc>
+          <w:tcPr>
+            <w:tcW w:type="dxa" w:w="2340"/>
+          </w:tcPr>
+          <w:p>
+            <w:r>
+              <w:rPr>
+                <w:rFonts w:ascii="Times New Roman" w:hAnsi="Times New Roman"/>
+                <w:sz w:val="19"/>
+              </w:rPr>
+              <w:t>Required</w:t>
+            </w:r>
+          </w:p>
+        </w:tc>
+        <w:tc>
+          <w:tcPr>
+            <w:tcW w:type="dxa" w:w="2340"/>
+          </w:tcPr>
+          <w:p>
+            <w:r>
+              <w:rPr>
+                <w:rFonts w:ascii="Times New Roman" w:hAnsi="Times New Roman"/>
+                <w:sz w:val="19"/>
+              </w:rPr>
+              <w:t>Contact email of complainant.</w:t>
+            </w:r>
+          </w:p>
+        </w:tc>
+      </w:tr>
+      <w:tr>
+        <w:tc>
+          <w:tcPr>
+            <w:tcW w:type="dxa" w:w="2340"/>
+          </w:tcPr>
+          <w:p>
+            <w:r>
+              <w:rPr>
+                <w:rFonts w:ascii="Times New Roman" w:hAnsi="Times New Roman"/>
+                <w:sz w:val="19"/>
+              </w:rPr>
+              <w:t>subject</w:t>
+            </w:r>
+          </w:p>
+        </w:tc>
+        <w:tc>
+          <w:tcPr>
+            <w:tcW w:type="dxa" w:w="2340"/>
+          </w:tcPr>
+          <w:p>
+            <w:r>
+              <w:rPr>
+                <w:rFonts w:ascii="Times New Roman" w:hAnsi="Times New Roman"/>
+                <w:sz w:val="19"/>
+              </w:rPr>
+              <w:t>VARCHAR</w:t>
+            </w:r>
+          </w:p>
+        </w:tc>
+        <w:tc>
+          <w:tcPr>
+            <w:tcW w:type="dxa" w:w="2340"/>
+          </w:tcPr>
+          <w:p>
+            <w:r>
+              <w:rPr>
+                <w:rFonts w:ascii="Times New Roman" w:hAnsi="Times New Roman"/>
+                <w:sz w:val="19"/>
+              </w:rPr>
+              <w:t>Required</w:t>
+            </w:r>
+          </w:p>
+        </w:tc>
+        <w:tc>
+          <w:tcPr>
+            <w:tcW w:type="dxa" w:w="2340"/>
+          </w:tcPr>
+          <w:p>
+            <w:r>
+              <w:rPr>
+                <w:rFonts w:ascii="Times New Roman" w:hAnsi="Times New Roman"/>
+                <w:sz w:val="19"/>
+              </w:rPr>
+              <w:t>Grievance category classification.</w:t>
+            </w:r>
+          </w:p>
+        </w:tc>
+      </w:tr>
+      <w:tr>
+        <w:tc>
+          <w:tcPr>
+            <w:tcW w:type="dxa" w:w="2340"/>
+          </w:tcPr>
+          <w:p>
+            <w:r>
+              <w:rPr>
+                <w:rFonts w:ascii="Times New Roman" w:hAnsi="Times New Roman"/>
+                <w:sz w:val="19"/>
+              </w:rPr>
+              <w:t>message</w:t>
+            </w:r>
+          </w:p>
+        </w:tc>
+        <w:tc>
+          <w:tcPr>
+            <w:tcW w:type="dxa" w:w="2340"/>
+          </w:tcPr>
+          <w:p>
+            <w:r>
+              <w:rPr>
+                <w:rFonts w:ascii="Times New Roman" w:hAnsi="Times New Roman"/>
+                <w:sz w:val="19"/>
+              </w:rPr>
+              <w:t>TEXT</w:t>
+            </w:r>
+          </w:p>
+        </w:tc>
+        <w:tc>
+          <w:tcPr>
+            <w:tcW w:type="dxa" w:w="2340"/>
+          </w:tcPr>
+          <w:p>
+            <w:r>
+              <w:rPr>
+                <w:rFonts w:ascii="Times New Roman" w:hAnsi="Times New Roman"/>
+                <w:sz w:val="19"/>
+              </w:rPr>
+              <w:t>Required</w:t>
+            </w:r>
+          </w:p>
+        </w:tc>
+        <w:tc>
+          <w:tcPr>
+            <w:tcW w:type="dxa" w:w="2340"/>
+          </w:tcPr>
+          <w:p>
+            <w:r>
+              <w:rPr>
+                <w:rFonts w:ascii="Times New Roman" w:hAnsi="Times New Roman"/>
+                <w:sz w:val="19"/>
+              </w:rPr>
+              <w:t>Structured complainant details text.</w:t>
+            </w:r>
+          </w:p>
+        </w:tc>
+      </w:tr>
+      <w:tr>
+        <w:tc>
+          <w:tcPr>
+            <w:tcW w:type="dxa" w:w="2340"/>
+          </w:tcPr>
+          <w:p>
+            <w:r>
+              <w:rPr>
+                <w:rFonts w:ascii="Times New Roman" w:hAnsi="Times New Roman"/>
+                <w:sz w:val="19"/>
+              </w:rPr>
+              <w:t>severity_level</w:t>
+            </w:r>
+          </w:p>
+        </w:tc>
+        <w:tc>
+          <w:tcPr>
+            <w:tcW w:type="dxa" w:w="2340"/>
+          </w:tcPr>
+          <w:p>
+            <w:r>
+              <w:rPr>
+                <w:rFonts w:ascii="Times New Roman" w:hAnsi="Times New Roman"/>
+                <w:sz w:val="19"/>
+              </w:rPr>
+              <w:t>VARCHAR</w:t>
+            </w:r>
+          </w:p>
+        </w:tc>
+        <w:tc>
+          <w:tcPr>
+            <w:tcW w:type="dxa" w:w="2340"/>
+          </w:tcPr>
+          <w:p>
+            <w:r>
+              <w:rPr>
+                <w:rFonts w:ascii="Times New Roman" w:hAnsi="Times New Roman"/>
+                <w:sz w:val="19"/>
+              </w:rPr>
+              <w:t>Low / Medium / High / Critical</w:t>
+            </w:r>
+          </w:p>
+        </w:tc>
+        <w:tc>
+          <w:tcPr>
+            <w:tcW w:type="dxa" w:w="2340"/>
+          </w:tcPr>
+          <w:p>
+            <w:r>
+              <w:rPr>
+                <w:rFonts w:ascii="Times New Roman" w:hAnsi="Times New Roman"/>
+                <w:sz w:val="19"/>
+              </w:rPr>
+              <w:t>Grievance urgency indicator.</w:t>
+            </w:r>
+          </w:p>
+        </w:tc>
+      </w:tr>
+      <w:tr>
+        <w:tc>
+          <w:tcPr>
+            <w:tcW w:type="dxa" w:w="2340"/>
+          </w:tcPr>
+          <w:p>
+            <w:r>
+              <w:rPr>
+                <w:rFonts w:ascii="Times New Roman" w:hAnsi="Times New Roman"/>
+                <w:sz w:val="19"/>
+              </w:rPr>
+              <w:t>sla_status</w:t>
+            </w:r>
+          </w:p>
+        </w:tc>
+        <w:tc>
+          <w:tcPr>
+            <w:tcW w:type="dxa" w:w="2340"/>
+          </w:tcPr>
+          <w:p>
+            <w:r>
+              <w:rPr>
+                <w:rFonts w:ascii="Times New Roman" w:hAnsi="Times New Roman"/>
+                <w:sz w:val="19"/>
+              </w:rPr>
+              <w:t>VARCHAR</w:t>
+            </w:r>
+          </w:p>
+        </w:tc>
+        <w:tc>
+          <w:tcPr>
+            <w:tcW w:type="dxa" w:w="2340"/>
+          </w:tcPr>
+          <w:p>
+            <w:r>
+              <w:rPr>
+                <w:rFonts w:ascii="Times New Roman" w:hAnsi="Times New Roman"/>
+                <w:sz w:val="19"/>
+              </w:rPr>
+              <w:t>Pending / Under Investigation / Resolved / SLA Breached</w:t>
+            </w:r>
+          </w:p>
+        </w:tc>
+        <w:tc>
+          <w:tcPr>
+            <w:tcW w:type="dxa" w:w="2340"/>
+          </w:tcPr>
+          <w:p>
+            <w:r>
+              <w:rPr>
+                <w:rFonts w:ascii="Times New Roman" w:hAnsi="Times New Roman"/>
+                <w:sz w:val="19"/>
+              </w:rPr>
+              <w:t>SLA tracker status.</w:t>
+            </w:r>
+          </w:p>
+        </w:tc>
+      </w:tr>
+      <w:tr>
+        <w:tc>
+          <w:tcPr>
+            <w:tcW w:type="dxa" w:w="2340"/>
+          </w:tcPr>
+          <w:p>
+            <w:r>
+              <w:rPr>
+                <w:rFonts w:ascii="Times New Roman" w:hAnsi="Times New Roman"/>
+                <w:sz w:val="19"/>
+              </w:rPr>
+              <w:t>sla_deadline</w:t>
+            </w:r>
+          </w:p>
+        </w:tc>
+        <w:tc>
+          <w:tcPr>
+            <w:tcW w:type="dxa" w:w="2340"/>
+          </w:tcPr>
+          <w:p>
+            <w:r>
+              <w:rPr>
+                <w:rFonts w:ascii="Times New Roman" w:hAnsi="Times New Roman"/>
+                <w:sz w:val="19"/>
+              </w:rPr>
+              <w:t>TIMESTAMP</w:t>
+            </w:r>
+          </w:p>
+        </w:tc>
+        <w:tc>
+          <w:tcPr>
+            <w:tcW w:type="dxa" w:w="2340"/>
+          </w:tcPr>
+          <w:p>
+            <w:r>
+              <w:rPr>
+                <w:rFonts w:ascii="Times New Roman" w:hAnsi="Times New Roman"/>
+                <w:sz w:val="19"/>
+              </w:rPr>
+              <w:t>Required</w:t>
+            </w:r>
+          </w:p>
+        </w:tc>
+        <w:tc>
+          <w:tcPr>
+            <w:tcW w:type="dxa" w:w="2340"/>
+          </w:tcPr>
+          <w:p>
+            <w:r>
+              <w:rPr>
+                <w:rFonts w:ascii="Times New Roman" w:hAnsi="Times New Roman"/>
+                <w:sz w:val="19"/>
+              </w:rPr>
+              <w:t>Submission date + 72-hour deadline.</w:t>
+            </w:r>
+          </w:p>
+        </w:tc>
+      </w:tr>
+      <w:tr>
+        <w:tc>
+          <w:tcPr>
+            <w:tcW w:type="dxa" w:w="2340"/>
+          </w:tcPr>
+          <w:p>
+            <w:r>
+              <w:rPr>
+                <w:rFonts w:ascii="Times New Roman" w:hAnsi="Times New Roman"/>
+                <w:sz w:val="19"/>
+              </w:rPr>
+              <w:t>escalated_to_chairman</w:t>
+            </w:r>
+          </w:p>
+        </w:tc>
+        <w:tc>
+          <w:tcPr>
+            <w:tcW w:type="dxa" w:w="2340"/>
+          </w:tcPr>
+          <w:p>
+            <w:r>
+              <w:rPr>
+                <w:rFonts w:ascii="Times New Roman" w:hAnsi="Times New Roman"/>
+                <w:sz w:val="19"/>
+              </w:rPr>
+              <w:t>BOOLEAN</w:t>
+            </w:r>
+          </w:p>
+        </w:tc>
+        <w:tc>
+          <w:tcPr>
+            <w:tcW w:type="dxa" w:w="2340"/>
+          </w:tcPr>
+          <w:p>
+            <w:r>
+              <w:rPr>
+                <w:rFonts w:ascii="Times New Roman" w:hAnsi="Times New Roman"/>
+                <w:sz w:val="19"/>
+              </w:rPr>
+              <w:t>Default: False</w:t>
+            </w:r>
+          </w:p>
+        </w:tc>
+        <w:tc>
+          <w:tcPr>
+            <w:tcW w:type="dxa" w:w="2340"/>
+          </w:tcPr>
+          <w:p>
+            <w:r>
+              <w:rPr>
+                <w:rFonts w:ascii="Times New Roman" w:hAnsi="Times New Roman"/>
+                <w:sz w:val="19"/>
+              </w:rPr>
+              <w:t>Escalation indicator flag.</w:t>
+            </w:r>
+          </w:p>
+        </w:tc>
+      </w:tr>
+    </w:tbl>
+    <w:p>
+      <w:pPr>
+        <w:spacing w:before="0" w:after="120"/>
+      </w:pPr>
+    </w:p>
+    <w:p>
+      <w:pPr>
+        <w:keepNext/>
         <w:spacing w:before="240" w:after="80"/>
       </w:pPr>
       <w:r>
@@ -1935,7 +3740,7 @@
           <w:color w:val="262626"/>
           <w:sz w:val="22"/>
         </w:rPr>
-        <w:t>Figure 5.1 illustrates the main grievance submission interface. The form provides direct input validation, automatic dropdown bindings for states, bilingual translations switcher, and visual CAPTCHA rendering for public verification security compliance.</w:t>
+        <w:t>Figure 5.2 illustrates the main grievance submission interface. The form provides direct input validation, automatic dropdown bindings for states, bilingual translations switcher, and visual CAPTCHA rendering for public verification security compliance.</w:t>
       </w:r>
     </w:p>
     <w:p>
@@ -1991,7 +3796,7 @@
           <w:color w:val="646464"/>
           <w:sz w:val="19"/>
         </w:rPr>
-        <w:t>Figure 5.1: Grievance Registration Interface featuring CAPTCHA and Bilingual Switches</w:t>
+        <w:t>Figure 5.2: Grievance Registration Interface featuring CAPTCHA and Bilingual Switches</w:t>
       </w:r>
     </w:p>
     <w:p>
@@ -2019,7 +3824,7 @@
           <w:color w:val="262626"/>
           <w:sz w:val="22"/>
         </w:rPr>
-        <w:t>Upon sending a validated grievance request, the interface intercepts the callback response and triggers a native success Modal prompt presenting the unique registration reference string (e.g. NMPA-GRV-XXXX) for subsequent search queries as seen in Figure 5.2.</w:t>
+        <w:t>Upon sending a validated grievance request, the interface intercepts the callback response and triggers a native success Modal prompt presenting the unique registration reference string (e.g. NMPA-GRV-XXXX) for subsequent search queries as seen in Figure 5.3.</w:t>
       </w:r>
     </w:p>
     <w:p>
@@ -2075,7 +3880,7 @@
           <w:color w:val="646464"/>
           <w:sz w:val="19"/>
         </w:rPr>
-        <w:t>Figure 5.2: Ant Design Grievance Submission Success Notification Modal</w:t>
+        <w:t>Figure 5.3: Ant Design Grievance Submission Success Notification Modal</w:t>
       </w:r>
     </w:p>
     <w:p>
@@ -2103,7 +3908,7 @@
           <w:color w:val="262626"/>
           <w:sz w:val="22"/>
         </w:rPr>
-        <w:t>Figure 5.3 shows the Platform Administrator's operator console. Complainant details are parsed and organized into standardized compact boxes (Role, Name, Contact, State, Pin) to optimize table space, and real-time SLA countdown countdowns alert personnel of pending timers.</w:t>
+        <w:t>Figure 5.4 shows the Platform Administrator's operator console. Complainant details are parsed and organized into standardized compact boxes (Role, Name, Contact, State, Pin) to optimize table space, and real-time SLA countdown countdowns alert personnel of pending timers.</w:t>
       </w:r>
     </w:p>
     <w:p>
@@ -2159,7 +3964,7 @@
           <w:color w:val="646464"/>
           <w:sz w:val="19"/>
         </w:rPr>
-        <w:t>Figure 5.3: Operator Dashboard - Standard Grievance Queue with Compact Tags &amp; SLA countdowns</w:t>
+        <w:t>Figure 5.4: Operator Dashboard - Standard Grievance Queue with Compact Tags &amp; SLA countdowns</w:t>
       </w:r>
     </w:p>
     <w:p>
@@ -2187,7 +3992,7 @@
           <w:color w:val="262626"/>
           <w:sz w:val="22"/>
         </w:rPr>
-        <w:t>Figure 5.4 displays the secure direct escalation portal accessible strictly by authorized board office terminals. Any grievance flagged for direct escalation, or falling into an SLA breach condition, is routed directly here for immediate administrative action.</w:t>
+        <w:t>Figure 5.5 displays the secure direct escalation portal accessible strictly by authorized board office terminals. Any grievance flagged for direct escalation, or falling into an SLA breach condition, is routed directly here for immediate administrative action.</w:t>
       </w:r>
     </w:p>
     <w:p>
@@ -2243,7 +4048,7 @@
           <w:color w:val="646464"/>
           <w:sz w:val="19"/>
         </w:rPr>
-        <w:t>Figure 5.4: Board Office Dashboard - Secure Chairman's Inbox with SLA Breach Routing</w:t>
+        <w:t>Figure 5.5: Board Office Dashboard - Secure Chairman's Inbox with SLA Breach Routing</w:t>
       </w:r>
     </w:p>
     <w:p>
@@ -2398,6 +4203,78 @@
     </w:p>
     <w:p>
       <w:pPr>
+        <w:spacing w:after="120" w:line="276" w:lineRule="auto"/>
+      </w:pPr>
+      <w:r>
+        <w:rPr>
+          <w:rFonts w:ascii="Times New Roman" w:hAnsi="Times New Roman"/>
+          <w:color w:val="262626"/>
+          <w:sz w:val="22"/>
+        </w:rPr>
+        <w:t>The NMPA Cargo Inspection and Vessel Clearance System represents a major technical advancement for the New Mangalore Port Authority. The system digitalizes the physical checkpoints and multi-desk approvals that manage dry and liquid bulk voyages. Utilizing a role-based access workflow, shipping agents can submit manifests while specific desks (Customs, Port Health, and Traffic Control) record verifications sequentially.</w:t>
+        <w:br/>
+        <w:br/>
+        <w:t>By implementing a Single-Window maritime clearance tool, the system eliminates traditional signature routines that cause delays in container processing. The design leverages visual dashboards, interactive port maps, and centralized redirects to official government portals (such as india.gov.in) to establish a secure, compliant web application.</w:t>
+      </w:r>
+    </w:p>
+    <w:p>
+      <w:pPr>
+        <w:keepNext/>
+        <w:spacing w:before="200" w:after="80"/>
+        <w:jc w:val="center"/>
+      </w:pPr>
+      <w:r>
+        <w:drawing>
+          <wp:inline xmlns:a="http://schemas.openxmlformats.org/drawingml/2006/main" xmlns:pic="http://schemas.openxmlformats.org/drawingml/2006/picture">
+            <wp:extent cx="5303520" cy="1192264"/>
+            <wp:docPr id="5" name="Picture 5"/>
+            <wp:cNvGraphicFramePr>
+              <a:graphicFrameLocks noChangeAspect="1"/>
+            </wp:cNvGraphicFramePr>
+            <a:graphic>
+              <a:graphicData uri="http://schemas.openxmlformats.org/drawingml/2006/picture">
+                <pic:pic>
+                  <pic:nvPicPr>
+                    <pic:cNvPr id="0" name="media__1784539036090.png"/>
+                    <pic:cNvPicPr/>
+                  </pic:nvPicPr>
+                  <pic:blipFill>
+                    <a:blip r:embed="rId13"/>
+                    <a:stretch>
+                      <a:fillRect/>
+                    </a:stretch>
+                  </pic:blipFill>
+                  <pic:spPr>
+                    <a:xfrm>
+                      <a:off x="0" y="0"/>
+                      <a:ext cx="5303520" cy="1192264"/>
+                    </a:xfrm>
+                    <a:prstGeom prst="rect"/>
+                  </pic:spPr>
+                </pic:pic>
+              </a:graphicData>
+            </a:graphic>
+          </wp:inline>
+        </w:drawing>
+      </w:r>
+    </w:p>
+    <w:p>
+      <w:pPr>
+        <w:spacing w:after="240"/>
+        <w:jc w:val="center"/>
+      </w:pPr>
+      <w:r>
+        <w:rPr>
+          <w:rFonts w:ascii="Times New Roman" w:hAnsi="Times New Roman"/>
+          <w:i/>
+          <w:color w:val="646464"/>
+          <w:sz w:val="19"/>
+        </w:rPr>
+        <w:t>Figure 1.1: Single-Window Clearance Portal Login &amp; Welcome Interface</w:t>
+      </w:r>
+    </w:p>
+    <w:p>
+      <w:pPr>
         <w:keepNext/>
         <w:spacing w:before="160" w:after="40"/>
       </w:pPr>
@@ -2623,6 +4500,29 @@
           <w:sz w:val="26"/>
         </w:rPr>
         <w:t>1.3 Objectives of the System</w:t>
+      </w:r>
+    </w:p>
+    <w:p>
+      <w:pPr>
+        <w:spacing w:after="120" w:line="276" w:lineRule="auto"/>
+      </w:pPr>
+      <w:r>
+        <w:rPr>
+          <w:rFonts w:ascii="Times New Roman" w:hAnsi="Times New Roman"/>
+          <w:color w:val="262626"/>
+          <w:sz w:val="22"/>
+        </w:rPr>
+        <w:t>The primary technical objectives of the NMPA-CIS system include:</w:t>
+        <w:br/>
+        <w:t>- Orchestrating multi-department clear-pass approvals using secure digital controls.</w:t>
+        <w:br/>
+        <w:t>- Running deterministic AI risk evaluation scoring models to flag high-risk containers.</w:t>
+        <w:br/>
+        <w:t>- Setting automated 72-hour Service Level Agreement (SLA) timers with direct escalation pathways to the Chairman's Office Office.</w:t>
+        <w:br/>
+        <w:t>- Standardizing public grievance portals with CAPTCHA security codes and bilingual (English/Hindi) localizations.</w:t>
+        <w:br/>
+        <w:t>- Logging all critical system modifications to an immutable audit trail database.</w:t>
       </w:r>
     </w:p>
     <w:p>
@@ -3904,6 +5804,1811 @@
         </w:rPr>
         <w:t>4.3 Collection Definitions</w:t>
       </w:r>
+    </w:p>
+    <w:p>
+      <w:pPr>
+        <w:keepNext/>
+        <w:spacing w:before="160" w:after="40"/>
+      </w:pPr>
+      <w:r>
+        <w:rPr>
+          <w:rFonts w:ascii="Arial" w:hAnsi="Arial"/>
+          <w:b/>
+          <w:color w:val="646E7D"/>
+          <w:sz w:val="22"/>
+        </w:rPr>
+        <w:t>4.3.1 Users Collection Schema</w:t>
+      </w:r>
+    </w:p>
+    <w:tbl>
+      <w:tblPr>
+        <w:tblStyle w:val="TableGrid"/>
+        <w:tblW w:type="auto" w:w="0"/>
+        <w:tblLook w:firstColumn="1" w:firstRow="1" w:lastColumn="0" w:lastRow="0" w:noHBand="0" w:noVBand="1" w:val="04A0"/>
+      </w:tblPr>
+      <w:tblGrid>
+        <w:gridCol w:w="2340"/>
+        <w:gridCol w:w="2340"/>
+        <w:gridCol w:w="2340"/>
+        <w:gridCol w:w="2340"/>
+      </w:tblGrid>
+      <w:tr>
+        <w:tc>
+          <w:tcPr>
+            <w:tcW w:type="dxa" w:w="2340"/>
+          </w:tcPr>
+          <w:p>
+            <w:r>
+              <w:rPr>
+                <w:rFonts w:ascii="Arial" w:hAnsi="Arial"/>
+                <w:b/>
+                <w:color w:val="0D2B5E"/>
+                <w:sz w:val="19"/>
+              </w:rPr>
+              <w:t>Field Name</w:t>
+            </w:r>
+          </w:p>
+        </w:tc>
+        <w:tc>
+          <w:tcPr>
+            <w:tcW w:type="dxa" w:w="2340"/>
+          </w:tcPr>
+          <w:p>
+            <w:r>
+              <w:rPr>
+                <w:rFonts w:ascii="Arial" w:hAnsi="Arial"/>
+                <w:b/>
+                <w:color w:val="0D2B5E"/>
+                <w:sz w:val="19"/>
+              </w:rPr>
+              <w:t>Data Type</w:t>
+            </w:r>
+          </w:p>
+        </w:tc>
+        <w:tc>
+          <w:tcPr>
+            <w:tcW w:type="dxa" w:w="2340"/>
+          </w:tcPr>
+          <w:p>
+            <w:r>
+              <w:rPr>
+                <w:rFonts w:ascii="Arial" w:hAnsi="Arial"/>
+                <w:b/>
+                <w:color w:val="0D2B5E"/>
+                <w:sz w:val="19"/>
+              </w:rPr>
+              <w:t>Constraints</w:t>
+            </w:r>
+          </w:p>
+        </w:tc>
+        <w:tc>
+          <w:tcPr>
+            <w:tcW w:type="dxa" w:w="2340"/>
+          </w:tcPr>
+          <w:p>
+            <w:r>
+              <w:rPr>
+                <w:rFonts w:ascii="Arial" w:hAnsi="Arial"/>
+                <w:b/>
+                <w:color w:val="0D2B5E"/>
+                <w:sz w:val="19"/>
+              </w:rPr>
+              <w:t>Description</w:t>
+            </w:r>
+          </w:p>
+        </w:tc>
+      </w:tr>
+      <w:tr>
+        <w:tc>
+          <w:tcPr>
+            <w:tcW w:type="dxa" w:w="2340"/>
+          </w:tcPr>
+          <w:p>
+            <w:r>
+              <w:rPr>
+                <w:rFonts w:ascii="Times New Roman" w:hAnsi="Times New Roman"/>
+                <w:sz w:val="19"/>
+              </w:rPr>
+              <w:t>id</w:t>
+            </w:r>
+          </w:p>
+        </w:tc>
+        <w:tc>
+          <w:tcPr>
+            <w:tcW w:type="dxa" w:w="2340"/>
+          </w:tcPr>
+          <w:p>
+            <w:r>
+              <w:rPr>
+                <w:rFonts w:ascii="Times New Roman" w:hAnsi="Times New Roman"/>
+                <w:sz w:val="19"/>
+              </w:rPr>
+              <w:t>INTEGER</w:t>
+            </w:r>
+          </w:p>
+        </w:tc>
+        <w:tc>
+          <w:tcPr>
+            <w:tcW w:type="dxa" w:w="2340"/>
+          </w:tcPr>
+          <w:p>
+            <w:r>
+              <w:rPr>
+                <w:rFonts w:ascii="Times New Roman" w:hAnsi="Times New Roman"/>
+                <w:sz w:val="19"/>
+              </w:rPr>
+              <w:t>Primary Key</w:t>
+            </w:r>
+          </w:p>
+        </w:tc>
+        <w:tc>
+          <w:tcPr>
+            <w:tcW w:type="dxa" w:w="2340"/>
+          </w:tcPr>
+          <w:p>
+            <w:r>
+              <w:rPr>
+                <w:rFonts w:ascii="Times New Roman" w:hAnsi="Times New Roman"/>
+                <w:sz w:val="19"/>
+              </w:rPr>
+              <w:t>Unique user identification identifier.</w:t>
+            </w:r>
+          </w:p>
+        </w:tc>
+      </w:tr>
+      <w:tr>
+        <w:tc>
+          <w:tcPr>
+            <w:tcW w:type="dxa" w:w="2340"/>
+          </w:tcPr>
+          <w:p>
+            <w:r>
+              <w:rPr>
+                <w:rFonts w:ascii="Times New Roman" w:hAnsi="Times New Roman"/>
+                <w:sz w:val="19"/>
+              </w:rPr>
+              <w:t>username</w:t>
+            </w:r>
+          </w:p>
+        </w:tc>
+        <w:tc>
+          <w:tcPr>
+            <w:tcW w:type="dxa" w:w="2340"/>
+          </w:tcPr>
+          <w:p>
+            <w:r>
+              <w:rPr>
+                <w:rFonts w:ascii="Times New Roman" w:hAnsi="Times New Roman"/>
+                <w:sz w:val="19"/>
+              </w:rPr>
+              <w:t>VARCHAR</w:t>
+            </w:r>
+          </w:p>
+        </w:tc>
+        <w:tc>
+          <w:tcPr>
+            <w:tcW w:type="dxa" w:w="2340"/>
+          </w:tcPr>
+          <w:p>
+            <w:r>
+              <w:rPr>
+                <w:rFonts w:ascii="Times New Roman" w:hAnsi="Times New Roman"/>
+                <w:sz w:val="19"/>
+              </w:rPr>
+              <w:t>Unique, Min 4 chars</w:t>
+            </w:r>
+          </w:p>
+        </w:tc>
+        <w:tc>
+          <w:tcPr>
+            <w:tcW w:type="dxa" w:w="2340"/>
+          </w:tcPr>
+          <w:p>
+            <w:r>
+              <w:rPr>
+                <w:rFonts w:ascii="Times New Roman" w:hAnsi="Times New Roman"/>
+                <w:sz w:val="19"/>
+              </w:rPr>
+              <w:t>Login username credentials.</w:t>
+            </w:r>
+          </w:p>
+        </w:tc>
+      </w:tr>
+      <w:tr>
+        <w:tc>
+          <w:tcPr>
+            <w:tcW w:type="dxa" w:w="2340"/>
+          </w:tcPr>
+          <w:p>
+            <w:r>
+              <w:rPr>
+                <w:rFonts w:ascii="Times New Roman" w:hAnsi="Times New Roman"/>
+                <w:sz w:val="19"/>
+              </w:rPr>
+              <w:t>password</w:t>
+            </w:r>
+          </w:p>
+        </w:tc>
+        <w:tc>
+          <w:tcPr>
+            <w:tcW w:type="dxa" w:w="2340"/>
+          </w:tcPr>
+          <w:p>
+            <w:r>
+              <w:rPr>
+                <w:rFonts w:ascii="Times New Roman" w:hAnsi="Times New Roman"/>
+                <w:sz w:val="19"/>
+              </w:rPr>
+              <w:t>VARCHAR</w:t>
+            </w:r>
+          </w:p>
+        </w:tc>
+        <w:tc>
+          <w:tcPr>
+            <w:tcW w:type="dxa" w:w="2340"/>
+          </w:tcPr>
+          <w:p>
+            <w:r>
+              <w:rPr>
+                <w:rFonts w:ascii="Times New Roman" w:hAnsi="Times New Roman"/>
+                <w:sz w:val="19"/>
+              </w:rPr>
+              <w:t>Hashed</w:t>
+            </w:r>
+          </w:p>
+        </w:tc>
+        <w:tc>
+          <w:tcPr>
+            <w:tcW w:type="dxa" w:w="2340"/>
+          </w:tcPr>
+          <w:p>
+            <w:r>
+              <w:rPr>
+                <w:rFonts w:ascii="Times New Roman" w:hAnsi="Times New Roman"/>
+                <w:sz w:val="19"/>
+              </w:rPr>
+              <w:t>Secure hashed password string.</w:t>
+            </w:r>
+          </w:p>
+        </w:tc>
+      </w:tr>
+      <w:tr>
+        <w:tc>
+          <w:tcPr>
+            <w:tcW w:type="dxa" w:w="2340"/>
+          </w:tcPr>
+          <w:p>
+            <w:r>
+              <w:rPr>
+                <w:rFonts w:ascii="Times New Roman" w:hAnsi="Times New Roman"/>
+                <w:sz w:val="19"/>
+              </w:rPr>
+              <w:t>email</w:t>
+            </w:r>
+          </w:p>
+        </w:tc>
+        <w:tc>
+          <w:tcPr>
+            <w:tcW w:type="dxa" w:w="2340"/>
+          </w:tcPr>
+          <w:p>
+            <w:r>
+              <w:rPr>
+                <w:rFonts w:ascii="Times New Roman" w:hAnsi="Times New Roman"/>
+                <w:sz w:val="19"/>
+              </w:rPr>
+              <w:t>VARCHAR</w:t>
+            </w:r>
+          </w:p>
+        </w:tc>
+        <w:tc>
+          <w:tcPr>
+            <w:tcW w:type="dxa" w:w="2340"/>
+          </w:tcPr>
+          <w:p>
+            <w:r>
+              <w:rPr>
+                <w:rFonts w:ascii="Times New Roman" w:hAnsi="Times New Roman"/>
+                <w:sz w:val="19"/>
+              </w:rPr>
+              <w:t>Required</w:t>
+            </w:r>
+          </w:p>
+        </w:tc>
+        <w:tc>
+          <w:tcPr>
+            <w:tcW w:type="dxa" w:w="2340"/>
+          </w:tcPr>
+          <w:p>
+            <w:r>
+              <w:rPr>
+                <w:rFonts w:ascii="Times New Roman" w:hAnsi="Times New Roman"/>
+                <w:sz w:val="19"/>
+              </w:rPr>
+              <w:t>Contact email address.</w:t>
+            </w:r>
+          </w:p>
+        </w:tc>
+      </w:tr>
+      <w:tr>
+        <w:tc>
+          <w:tcPr>
+            <w:tcW w:type="dxa" w:w="2340"/>
+          </w:tcPr>
+          <w:p>
+            <w:r>
+              <w:rPr>
+                <w:rFonts w:ascii="Times New Roman" w:hAnsi="Times New Roman"/>
+                <w:sz w:val="19"/>
+              </w:rPr>
+              <w:t>role</w:t>
+            </w:r>
+          </w:p>
+        </w:tc>
+        <w:tc>
+          <w:tcPr>
+            <w:tcW w:type="dxa" w:w="2340"/>
+          </w:tcPr>
+          <w:p>
+            <w:r>
+              <w:rPr>
+                <w:rFonts w:ascii="Times New Roman" w:hAnsi="Times New Roman"/>
+                <w:sz w:val="19"/>
+              </w:rPr>
+              <w:t>VARCHAR</w:t>
+            </w:r>
+          </w:p>
+        </w:tc>
+        <w:tc>
+          <w:tcPr>
+            <w:tcW w:type="dxa" w:w="2340"/>
+          </w:tcPr>
+          <w:p>
+            <w:r>
+              <w:rPr>
+                <w:rFonts w:ascii="Times New Roman" w:hAnsi="Times New Roman"/>
+                <w:sz w:val="19"/>
+              </w:rPr>
+              <w:t>system_admin / inspector / port_authority</w:t>
+            </w:r>
+          </w:p>
+        </w:tc>
+        <w:tc>
+          <w:tcPr>
+            <w:tcW w:type="dxa" w:w="2340"/>
+          </w:tcPr>
+          <w:p>
+            <w:r>
+              <w:rPr>
+                <w:rFonts w:ascii="Times New Roman" w:hAnsi="Times New Roman"/>
+                <w:sz w:val="19"/>
+              </w:rPr>
+              <w:t>Role-based privileges.</w:t>
+            </w:r>
+          </w:p>
+        </w:tc>
+      </w:tr>
+      <w:tr>
+        <w:tc>
+          <w:tcPr>
+            <w:tcW w:type="dxa" w:w="2340"/>
+          </w:tcPr>
+          <w:p>
+            <w:r>
+              <w:rPr>
+                <w:rFonts w:ascii="Times New Roman" w:hAnsi="Times New Roman"/>
+                <w:sz w:val="19"/>
+              </w:rPr>
+              <w:t>is_approved</w:t>
+            </w:r>
+          </w:p>
+        </w:tc>
+        <w:tc>
+          <w:tcPr>
+            <w:tcW w:type="dxa" w:w="2340"/>
+          </w:tcPr>
+          <w:p>
+            <w:r>
+              <w:rPr>
+                <w:rFonts w:ascii="Times New Roman" w:hAnsi="Times New Roman"/>
+                <w:sz w:val="19"/>
+              </w:rPr>
+              <w:t>BOOLEAN</w:t>
+            </w:r>
+          </w:p>
+        </w:tc>
+        <w:tc>
+          <w:tcPr>
+            <w:tcW w:type="dxa" w:w="2340"/>
+          </w:tcPr>
+          <w:p>
+            <w:r>
+              <w:rPr>
+                <w:rFonts w:ascii="Times New Roman" w:hAnsi="Times New Roman"/>
+                <w:sz w:val="19"/>
+              </w:rPr>
+              <w:t>Default: False</w:t>
+            </w:r>
+          </w:p>
+        </w:tc>
+        <w:tc>
+          <w:tcPr>
+            <w:tcW w:type="dxa" w:w="2340"/>
+          </w:tcPr>
+          <w:p>
+            <w:r>
+              <w:rPr>
+                <w:rFonts w:ascii="Times New Roman" w:hAnsi="Times New Roman"/>
+                <w:sz w:val="19"/>
+              </w:rPr>
+              <w:t>Onboarding validation flag.</w:t>
+            </w:r>
+          </w:p>
+        </w:tc>
+      </w:tr>
+      <w:tr>
+        <w:tc>
+          <w:tcPr>
+            <w:tcW w:type="dxa" w:w="2340"/>
+          </w:tcPr>
+          <w:p>
+            <w:r>
+              <w:rPr>
+                <w:rFonts w:ascii="Times New Roman" w:hAnsi="Times New Roman"/>
+                <w:sz w:val="19"/>
+              </w:rPr>
+              <w:t>two_fa_enabled</w:t>
+            </w:r>
+          </w:p>
+        </w:tc>
+        <w:tc>
+          <w:tcPr>
+            <w:tcW w:type="dxa" w:w="2340"/>
+          </w:tcPr>
+          <w:p>
+            <w:r>
+              <w:rPr>
+                <w:rFonts w:ascii="Times New Roman" w:hAnsi="Times New Roman"/>
+                <w:sz w:val="19"/>
+              </w:rPr>
+              <w:t>BOOLEAN</w:t>
+            </w:r>
+          </w:p>
+        </w:tc>
+        <w:tc>
+          <w:tcPr>
+            <w:tcW w:type="dxa" w:w="2340"/>
+          </w:tcPr>
+          <w:p>
+            <w:r>
+              <w:rPr>
+                <w:rFonts w:ascii="Times New Roman" w:hAnsi="Times New Roman"/>
+                <w:sz w:val="19"/>
+              </w:rPr>
+              <w:t>Default: True</w:t>
+            </w:r>
+          </w:p>
+        </w:tc>
+        <w:tc>
+          <w:tcPr>
+            <w:tcW w:type="dxa" w:w="2340"/>
+          </w:tcPr>
+          <w:p>
+            <w:r>
+              <w:rPr>
+                <w:rFonts w:ascii="Times New Roman" w:hAnsi="Times New Roman"/>
+                <w:sz w:val="19"/>
+              </w:rPr>
+              <w:t>2FA authentication flag.</w:t>
+            </w:r>
+          </w:p>
+        </w:tc>
+      </w:tr>
+      <w:tr>
+        <w:tc>
+          <w:tcPr>
+            <w:tcW w:type="dxa" w:w="2340"/>
+          </w:tcPr>
+          <w:p>
+            <w:r>
+              <w:rPr>
+                <w:rFonts w:ascii="Times New Roman" w:hAnsi="Times New Roman"/>
+                <w:sz w:val="19"/>
+              </w:rPr>
+              <w:t>last_login</w:t>
+            </w:r>
+          </w:p>
+        </w:tc>
+        <w:tc>
+          <w:tcPr>
+            <w:tcW w:type="dxa" w:w="2340"/>
+          </w:tcPr>
+          <w:p>
+            <w:r>
+              <w:rPr>
+                <w:rFonts w:ascii="Times New Roman" w:hAnsi="Times New Roman"/>
+                <w:sz w:val="19"/>
+              </w:rPr>
+              <w:t>TIMESTAMP</w:t>
+            </w:r>
+          </w:p>
+        </w:tc>
+        <w:tc>
+          <w:tcPr>
+            <w:tcW w:type="dxa" w:w="2340"/>
+          </w:tcPr>
+          <w:p>
+            <w:r>
+              <w:rPr>
+                <w:rFonts w:ascii="Times New Roman" w:hAnsi="Times New Roman"/>
+                <w:sz w:val="19"/>
+              </w:rPr>
+              <w:t>Nullable</w:t>
+            </w:r>
+          </w:p>
+        </w:tc>
+        <w:tc>
+          <w:tcPr>
+            <w:tcW w:type="dxa" w:w="2340"/>
+          </w:tcPr>
+          <w:p>
+            <w:r>
+              <w:rPr>
+                <w:rFonts w:ascii="Times New Roman" w:hAnsi="Times New Roman"/>
+                <w:sz w:val="19"/>
+              </w:rPr>
+              <w:t>Tracks the user's latest login.</w:t>
+            </w:r>
+          </w:p>
+        </w:tc>
+      </w:tr>
+    </w:tbl>
+    <w:p>
+      <w:pPr>
+        <w:spacing w:before="0" w:after="120"/>
+      </w:pPr>
+    </w:p>
+    <w:p>
+      <w:pPr>
+        <w:keepNext/>
+        <w:spacing w:before="160" w:after="40"/>
+      </w:pPr>
+      <w:r>
+        <w:rPr>
+          <w:rFonts w:ascii="Arial" w:hAnsi="Arial"/>
+          <w:b/>
+          <w:color w:val="646E7D"/>
+          <w:sz w:val="22"/>
+        </w:rPr>
+        <w:t>4.3.2 Voyages Collection Schema</w:t>
+      </w:r>
+    </w:p>
+    <w:tbl>
+      <w:tblPr>
+        <w:tblStyle w:val="TableGrid"/>
+        <w:tblW w:type="auto" w:w="0"/>
+        <w:tblLook w:firstColumn="1" w:firstRow="1" w:lastColumn="0" w:lastRow="0" w:noHBand="0" w:noVBand="1" w:val="04A0"/>
+      </w:tblPr>
+      <w:tblGrid>
+        <w:gridCol w:w="2340"/>
+        <w:gridCol w:w="2340"/>
+        <w:gridCol w:w="2340"/>
+        <w:gridCol w:w="2340"/>
+      </w:tblGrid>
+      <w:tr>
+        <w:tc>
+          <w:tcPr>
+            <w:tcW w:type="dxa" w:w="2340"/>
+          </w:tcPr>
+          <w:p>
+            <w:r>
+              <w:rPr>
+                <w:rFonts w:ascii="Arial" w:hAnsi="Arial"/>
+                <w:b/>
+                <w:color w:val="0D2B5E"/>
+                <w:sz w:val="19"/>
+              </w:rPr>
+              <w:t>Field Name</w:t>
+            </w:r>
+          </w:p>
+        </w:tc>
+        <w:tc>
+          <w:tcPr>
+            <w:tcW w:type="dxa" w:w="2340"/>
+          </w:tcPr>
+          <w:p>
+            <w:r>
+              <w:rPr>
+                <w:rFonts w:ascii="Arial" w:hAnsi="Arial"/>
+                <w:b/>
+                <w:color w:val="0D2B5E"/>
+                <w:sz w:val="19"/>
+              </w:rPr>
+              <w:t>Data Type</w:t>
+            </w:r>
+          </w:p>
+        </w:tc>
+        <w:tc>
+          <w:tcPr>
+            <w:tcW w:type="dxa" w:w="2340"/>
+          </w:tcPr>
+          <w:p>
+            <w:r>
+              <w:rPr>
+                <w:rFonts w:ascii="Arial" w:hAnsi="Arial"/>
+                <w:b/>
+                <w:color w:val="0D2B5E"/>
+                <w:sz w:val="19"/>
+              </w:rPr>
+              <w:t>Constraints</w:t>
+            </w:r>
+          </w:p>
+        </w:tc>
+        <w:tc>
+          <w:tcPr>
+            <w:tcW w:type="dxa" w:w="2340"/>
+          </w:tcPr>
+          <w:p>
+            <w:r>
+              <w:rPr>
+                <w:rFonts w:ascii="Arial" w:hAnsi="Arial"/>
+                <w:b/>
+                <w:color w:val="0D2B5E"/>
+                <w:sz w:val="19"/>
+              </w:rPr>
+              <w:t>Description</w:t>
+            </w:r>
+          </w:p>
+        </w:tc>
+      </w:tr>
+      <w:tr>
+        <w:tc>
+          <w:tcPr>
+            <w:tcW w:type="dxa" w:w="2340"/>
+          </w:tcPr>
+          <w:p>
+            <w:r>
+              <w:rPr>
+                <w:rFonts w:ascii="Times New Roman" w:hAnsi="Times New Roman"/>
+                <w:sz w:val="19"/>
+              </w:rPr>
+              <w:t>id</w:t>
+            </w:r>
+          </w:p>
+        </w:tc>
+        <w:tc>
+          <w:tcPr>
+            <w:tcW w:type="dxa" w:w="2340"/>
+          </w:tcPr>
+          <w:p>
+            <w:r>
+              <w:rPr>
+                <w:rFonts w:ascii="Times New Roman" w:hAnsi="Times New Roman"/>
+                <w:sz w:val="19"/>
+              </w:rPr>
+              <w:t>INTEGER</w:t>
+            </w:r>
+          </w:p>
+        </w:tc>
+        <w:tc>
+          <w:tcPr>
+            <w:tcW w:type="dxa" w:w="2340"/>
+          </w:tcPr>
+          <w:p>
+            <w:r>
+              <w:rPr>
+                <w:rFonts w:ascii="Times New Roman" w:hAnsi="Times New Roman"/>
+                <w:sz w:val="19"/>
+              </w:rPr>
+              <w:t>Primary Key</w:t>
+            </w:r>
+          </w:p>
+        </w:tc>
+        <w:tc>
+          <w:tcPr>
+            <w:tcW w:type="dxa" w:w="2340"/>
+          </w:tcPr>
+          <w:p>
+            <w:r>
+              <w:rPr>
+                <w:rFonts w:ascii="Times New Roman" w:hAnsi="Times New Roman"/>
+                <w:sz w:val="19"/>
+              </w:rPr>
+              <w:t>Voyage unique record identification.</w:t>
+            </w:r>
+          </w:p>
+        </w:tc>
+      </w:tr>
+      <w:tr>
+        <w:tc>
+          <w:tcPr>
+            <w:tcW w:type="dxa" w:w="2340"/>
+          </w:tcPr>
+          <w:p>
+            <w:r>
+              <w:rPr>
+                <w:rFonts w:ascii="Times New Roman" w:hAnsi="Times New Roman"/>
+                <w:sz w:val="19"/>
+              </w:rPr>
+              <w:t>bill_of_lading</w:t>
+            </w:r>
+          </w:p>
+        </w:tc>
+        <w:tc>
+          <w:tcPr>
+            <w:tcW w:type="dxa" w:w="2340"/>
+          </w:tcPr>
+          <w:p>
+            <w:r>
+              <w:rPr>
+                <w:rFonts w:ascii="Times New Roman" w:hAnsi="Times New Roman"/>
+                <w:sz w:val="19"/>
+              </w:rPr>
+              <w:t>VARCHAR</w:t>
+            </w:r>
+          </w:p>
+        </w:tc>
+        <w:tc>
+          <w:tcPr>
+            <w:tcW w:type="dxa" w:w="2340"/>
+          </w:tcPr>
+          <w:p>
+            <w:r>
+              <w:rPr>
+                <w:rFonts w:ascii="Times New Roman" w:hAnsi="Times New Roman"/>
+                <w:sz w:val="19"/>
+              </w:rPr>
+              <w:t>Unique, Required</w:t>
+            </w:r>
+          </w:p>
+        </w:tc>
+        <w:tc>
+          <w:tcPr>
+            <w:tcW w:type="dxa" w:w="2340"/>
+          </w:tcPr>
+          <w:p>
+            <w:r>
+              <w:rPr>
+                <w:rFonts w:ascii="Times New Roman" w:hAnsi="Times New Roman"/>
+                <w:sz w:val="19"/>
+              </w:rPr>
+              <w:t>Cargo shipment identifier.</w:t>
+            </w:r>
+          </w:p>
+        </w:tc>
+      </w:tr>
+      <w:tr>
+        <w:tc>
+          <w:tcPr>
+            <w:tcW w:type="dxa" w:w="2340"/>
+          </w:tcPr>
+          <w:p>
+            <w:r>
+              <w:rPr>
+                <w:rFonts w:ascii="Times New Roman" w:hAnsi="Times New Roman"/>
+                <w:sz w:val="19"/>
+              </w:rPr>
+              <w:t>vessel_name</w:t>
+            </w:r>
+          </w:p>
+        </w:tc>
+        <w:tc>
+          <w:tcPr>
+            <w:tcW w:type="dxa" w:w="2340"/>
+          </w:tcPr>
+          <w:p>
+            <w:r>
+              <w:rPr>
+                <w:rFonts w:ascii="Times New Roman" w:hAnsi="Times New Roman"/>
+                <w:sz w:val="19"/>
+              </w:rPr>
+              <w:t>VARCHAR</w:t>
+            </w:r>
+          </w:p>
+        </w:tc>
+        <w:tc>
+          <w:tcPr>
+            <w:tcW w:type="dxa" w:w="2340"/>
+          </w:tcPr>
+          <w:p>
+            <w:r>
+              <w:rPr>
+                <w:rFonts w:ascii="Times New Roman" w:hAnsi="Times New Roman"/>
+                <w:sz w:val="19"/>
+              </w:rPr>
+              <w:t>Required</w:t>
+            </w:r>
+          </w:p>
+        </w:tc>
+        <w:tc>
+          <w:tcPr>
+            <w:tcW w:type="dxa" w:w="2340"/>
+          </w:tcPr>
+          <w:p>
+            <w:r>
+              <w:rPr>
+                <w:rFonts w:ascii="Times New Roman" w:hAnsi="Times New Roman"/>
+                <w:sz w:val="19"/>
+              </w:rPr>
+              <w:t>Name of the incoming vessel.</w:t>
+            </w:r>
+          </w:p>
+        </w:tc>
+      </w:tr>
+      <w:tr>
+        <w:tc>
+          <w:tcPr>
+            <w:tcW w:type="dxa" w:w="2340"/>
+          </w:tcPr>
+          <w:p>
+            <w:r>
+              <w:rPr>
+                <w:rFonts w:ascii="Times New Roman" w:hAnsi="Times New Roman"/>
+                <w:sz w:val="19"/>
+              </w:rPr>
+              <w:t>origin_port</w:t>
+            </w:r>
+          </w:p>
+        </w:tc>
+        <w:tc>
+          <w:tcPr>
+            <w:tcW w:type="dxa" w:w="2340"/>
+          </w:tcPr>
+          <w:p>
+            <w:r>
+              <w:rPr>
+                <w:rFonts w:ascii="Times New Roman" w:hAnsi="Times New Roman"/>
+                <w:sz w:val="19"/>
+              </w:rPr>
+              <w:t>VARCHAR</w:t>
+            </w:r>
+          </w:p>
+        </w:tc>
+        <w:tc>
+          <w:tcPr>
+            <w:tcW w:type="dxa" w:w="2340"/>
+          </w:tcPr>
+          <w:p>
+            <w:r>
+              <w:rPr>
+                <w:rFonts w:ascii="Times New Roman" w:hAnsi="Times New Roman"/>
+                <w:sz w:val="19"/>
+              </w:rPr>
+              <w:t>Required</w:t>
+            </w:r>
+          </w:p>
+        </w:tc>
+        <w:tc>
+          <w:tcPr>
+            <w:tcW w:type="dxa" w:w="2340"/>
+          </w:tcPr>
+          <w:p>
+            <w:r>
+              <w:rPr>
+                <w:rFonts w:ascii="Times New Roman" w:hAnsi="Times New Roman"/>
+                <w:sz w:val="19"/>
+              </w:rPr>
+              <w:t>Port of cargo dispatch.</w:t>
+            </w:r>
+          </w:p>
+        </w:tc>
+      </w:tr>
+      <w:tr>
+        <w:tc>
+          <w:tcPr>
+            <w:tcW w:type="dxa" w:w="2340"/>
+          </w:tcPr>
+          <w:p>
+            <w:r>
+              <w:rPr>
+                <w:rFonts w:ascii="Times New Roman" w:hAnsi="Times New Roman"/>
+                <w:sz w:val="19"/>
+              </w:rPr>
+              <w:t>cargo_type</w:t>
+            </w:r>
+          </w:p>
+        </w:tc>
+        <w:tc>
+          <w:tcPr>
+            <w:tcW w:type="dxa" w:w="2340"/>
+          </w:tcPr>
+          <w:p>
+            <w:r>
+              <w:rPr>
+                <w:rFonts w:ascii="Times New Roman" w:hAnsi="Times New Roman"/>
+                <w:sz w:val="19"/>
+              </w:rPr>
+              <w:t>VARCHAR</w:t>
+            </w:r>
+          </w:p>
+        </w:tc>
+        <w:tc>
+          <w:tcPr>
+            <w:tcW w:type="dxa" w:w="2340"/>
+          </w:tcPr>
+          <w:p>
+            <w:r>
+              <w:rPr>
+                <w:rFonts w:ascii="Times New Roman" w:hAnsi="Times New Roman"/>
+                <w:sz w:val="19"/>
+              </w:rPr>
+              <w:t>Required</w:t>
+            </w:r>
+          </w:p>
+        </w:tc>
+        <w:tc>
+          <w:tcPr>
+            <w:tcW w:type="dxa" w:w="2340"/>
+          </w:tcPr>
+          <w:p>
+            <w:r>
+              <w:rPr>
+                <w:rFonts w:ascii="Times New Roman" w:hAnsi="Times New Roman"/>
+                <w:sz w:val="19"/>
+              </w:rPr>
+              <w:t>Category of cargo commodity.</w:t>
+            </w:r>
+          </w:p>
+        </w:tc>
+      </w:tr>
+      <w:tr>
+        <w:tc>
+          <w:tcPr>
+            <w:tcW w:type="dxa" w:w="2340"/>
+          </w:tcPr>
+          <w:p>
+            <w:r>
+              <w:rPr>
+                <w:rFonts w:ascii="Times New Roman" w:hAnsi="Times New Roman"/>
+                <w:sz w:val="19"/>
+              </w:rPr>
+              <w:t>weight</w:t>
+            </w:r>
+          </w:p>
+        </w:tc>
+        <w:tc>
+          <w:tcPr>
+            <w:tcW w:type="dxa" w:w="2340"/>
+          </w:tcPr>
+          <w:p>
+            <w:r>
+              <w:rPr>
+                <w:rFonts w:ascii="Times New Roman" w:hAnsi="Times New Roman"/>
+                <w:sz w:val="19"/>
+              </w:rPr>
+              <w:t>REAL</w:t>
+            </w:r>
+          </w:p>
+        </w:tc>
+        <w:tc>
+          <w:tcPr>
+            <w:tcW w:type="dxa" w:w="2340"/>
+          </w:tcPr>
+          <w:p>
+            <w:r>
+              <w:rPr>
+                <w:rFonts w:ascii="Times New Roman" w:hAnsi="Times New Roman"/>
+                <w:sz w:val="19"/>
+              </w:rPr>
+              <w:t>Required</w:t>
+            </w:r>
+          </w:p>
+        </w:tc>
+        <w:tc>
+          <w:tcPr>
+            <w:tcW w:type="dxa" w:w="2340"/>
+          </w:tcPr>
+          <w:p>
+            <w:r>
+              <w:rPr>
+                <w:rFonts w:ascii="Times New Roman" w:hAnsi="Times New Roman"/>
+                <w:sz w:val="19"/>
+              </w:rPr>
+              <w:t>Registered manifest weight (MT).</w:t>
+            </w:r>
+          </w:p>
+        </w:tc>
+      </w:tr>
+      <w:tr>
+        <w:tc>
+          <w:tcPr>
+            <w:tcW w:type="dxa" w:w="2340"/>
+          </w:tcPr>
+          <w:p>
+            <w:r>
+              <w:rPr>
+                <w:rFonts w:ascii="Times New Roman" w:hAnsi="Times New Roman"/>
+                <w:sz w:val="19"/>
+              </w:rPr>
+              <w:t>status</w:t>
+            </w:r>
+          </w:p>
+        </w:tc>
+        <w:tc>
+          <w:tcPr>
+            <w:tcW w:type="dxa" w:w="2340"/>
+          </w:tcPr>
+          <w:p>
+            <w:r>
+              <w:rPr>
+                <w:rFonts w:ascii="Times New Roman" w:hAnsi="Times New Roman"/>
+                <w:sz w:val="19"/>
+              </w:rPr>
+              <w:t>VARCHAR</w:t>
+            </w:r>
+          </w:p>
+        </w:tc>
+        <w:tc>
+          <w:tcPr>
+            <w:tcW w:type="dxa" w:w="2340"/>
+          </w:tcPr>
+          <w:p>
+            <w:r>
+              <w:rPr>
+                <w:rFonts w:ascii="Times New Roman" w:hAnsi="Times New Roman"/>
+                <w:sz w:val="19"/>
+              </w:rPr>
+              <w:t>Pending / Inspected / Approved / Rejected</w:t>
+            </w:r>
+          </w:p>
+        </w:tc>
+        <w:tc>
+          <w:tcPr>
+            <w:tcW w:type="dxa" w:w="2340"/>
+          </w:tcPr>
+          <w:p>
+            <w:r>
+              <w:rPr>
+                <w:rFonts w:ascii="Times New Roman" w:hAnsi="Times New Roman"/>
+                <w:sz w:val="19"/>
+              </w:rPr>
+              <w:t>Current clearance stepper state.</w:t>
+            </w:r>
+          </w:p>
+        </w:tc>
+      </w:tr>
+      <w:tr>
+        <w:tc>
+          <w:tcPr>
+            <w:tcW w:type="dxa" w:w="2340"/>
+          </w:tcPr>
+          <w:p>
+            <w:r>
+              <w:rPr>
+                <w:rFonts w:ascii="Times New Roman" w:hAnsi="Times New Roman"/>
+                <w:sz w:val="19"/>
+              </w:rPr>
+              <w:t>actual_weight</w:t>
+            </w:r>
+          </w:p>
+        </w:tc>
+        <w:tc>
+          <w:tcPr>
+            <w:tcW w:type="dxa" w:w="2340"/>
+          </w:tcPr>
+          <w:p>
+            <w:r>
+              <w:rPr>
+                <w:rFonts w:ascii="Times New Roman" w:hAnsi="Times New Roman"/>
+                <w:sz w:val="19"/>
+              </w:rPr>
+              <w:t>REAL</w:t>
+            </w:r>
+          </w:p>
+        </w:tc>
+        <w:tc>
+          <w:tcPr>
+            <w:tcW w:type="dxa" w:w="2340"/>
+          </w:tcPr>
+          <w:p>
+            <w:r>
+              <w:rPr>
+                <w:rFonts w:ascii="Times New Roman" w:hAnsi="Times New Roman"/>
+                <w:sz w:val="19"/>
+              </w:rPr>
+              <w:t>Nullable</w:t>
+            </w:r>
+          </w:p>
+        </w:tc>
+        <w:tc>
+          <w:tcPr>
+            <w:tcW w:type="dxa" w:w="2340"/>
+          </w:tcPr>
+          <w:p>
+            <w:r>
+              <w:rPr>
+                <w:rFonts w:ascii="Times New Roman" w:hAnsi="Times New Roman"/>
+                <w:sz w:val="19"/>
+              </w:rPr>
+              <w:t>Inspector-verified scale weight.</w:t>
+            </w:r>
+          </w:p>
+        </w:tc>
+      </w:tr>
+      <w:tr>
+        <w:tc>
+          <w:tcPr>
+            <w:tcW w:type="dxa" w:w="2340"/>
+          </w:tcPr>
+          <w:p>
+            <w:r>
+              <w:rPr>
+                <w:rFonts w:ascii="Times New Roman" w:hAnsi="Times New Roman"/>
+                <w:sz w:val="19"/>
+              </w:rPr>
+              <w:t>seal_intact</w:t>
+            </w:r>
+          </w:p>
+        </w:tc>
+        <w:tc>
+          <w:tcPr>
+            <w:tcW w:type="dxa" w:w="2340"/>
+          </w:tcPr>
+          <w:p>
+            <w:r>
+              <w:rPr>
+                <w:rFonts w:ascii="Times New Roman" w:hAnsi="Times New Roman"/>
+                <w:sz w:val="19"/>
+              </w:rPr>
+              <w:t>BOOLEAN</w:t>
+            </w:r>
+          </w:p>
+        </w:tc>
+        <w:tc>
+          <w:tcPr>
+            <w:tcW w:type="dxa" w:w="2340"/>
+          </w:tcPr>
+          <w:p>
+            <w:r>
+              <w:rPr>
+                <w:rFonts w:ascii="Times New Roman" w:hAnsi="Times New Roman"/>
+                <w:sz w:val="19"/>
+              </w:rPr>
+              <w:t>Nullable</w:t>
+            </w:r>
+          </w:p>
+        </w:tc>
+        <w:tc>
+          <w:tcPr>
+            <w:tcW w:type="dxa" w:w="2340"/>
+          </w:tcPr>
+          <w:p>
+            <w:r>
+              <w:rPr>
+                <w:rFonts w:ascii="Times New Roman" w:hAnsi="Times New Roman"/>
+                <w:sz w:val="19"/>
+              </w:rPr>
+              <w:t>Container physical seal integrity flag.</w:t>
+            </w:r>
+          </w:p>
+        </w:tc>
+      </w:tr>
+      <w:tr>
+        <w:tc>
+          <w:tcPr>
+            <w:tcW w:type="dxa" w:w="2340"/>
+          </w:tcPr>
+          <w:p>
+            <w:r>
+              <w:rPr>
+                <w:rFonts w:ascii="Times New Roman" w:hAnsi="Times New Roman"/>
+                <w:sz w:val="19"/>
+              </w:rPr>
+              <w:t>qr_token</w:t>
+            </w:r>
+          </w:p>
+        </w:tc>
+        <w:tc>
+          <w:tcPr>
+            <w:tcW w:type="dxa" w:w="2340"/>
+          </w:tcPr>
+          <w:p>
+            <w:r>
+              <w:rPr>
+                <w:rFonts w:ascii="Times New Roman" w:hAnsi="Times New Roman"/>
+                <w:sz w:val="19"/>
+              </w:rPr>
+              <w:t>VARCHAR</w:t>
+            </w:r>
+          </w:p>
+        </w:tc>
+        <w:tc>
+          <w:tcPr>
+            <w:tcW w:type="dxa" w:w="2340"/>
+          </w:tcPr>
+          <w:p>
+            <w:r>
+              <w:rPr>
+                <w:rFonts w:ascii="Times New Roman" w:hAnsi="Times New Roman"/>
+                <w:sz w:val="19"/>
+              </w:rPr>
+              <w:t>Nullable</w:t>
+            </w:r>
+          </w:p>
+        </w:tc>
+        <w:tc>
+          <w:tcPr>
+            <w:tcW w:type="dxa" w:w="2340"/>
+          </w:tcPr>
+          <w:p>
+            <w:r>
+              <w:rPr>
+                <w:rFonts w:ascii="Times New Roman" w:hAnsi="Times New Roman"/>
+                <w:sz w:val="19"/>
+              </w:rPr>
+              <w:t>Cryptographic clear-pass pass token.</w:t>
+            </w:r>
+          </w:p>
+        </w:tc>
+      </w:tr>
+    </w:tbl>
+    <w:p>
+      <w:pPr>
+        <w:spacing w:before="0" w:after="120"/>
+      </w:pPr>
+    </w:p>
+    <w:p>
+      <w:pPr>
+        <w:keepNext/>
+        <w:spacing w:before="160" w:after="40"/>
+      </w:pPr>
+      <w:r>
+        <w:rPr>
+          <w:rFonts w:ascii="Arial" w:hAnsi="Arial"/>
+          <w:b/>
+          <w:color w:val="646E7D"/>
+          <w:sz w:val="22"/>
+        </w:rPr>
+        <w:t>4.3.3 Grievances Collection Schema</w:t>
+      </w:r>
+    </w:p>
+    <w:tbl>
+      <w:tblPr>
+        <w:tblStyle w:val="TableGrid"/>
+        <w:tblW w:type="auto" w:w="0"/>
+        <w:tblLook w:firstColumn="1" w:firstRow="1" w:lastColumn="0" w:lastRow="0" w:noHBand="0" w:noVBand="1" w:val="04A0"/>
+      </w:tblPr>
+      <w:tblGrid>
+        <w:gridCol w:w="2340"/>
+        <w:gridCol w:w="2340"/>
+        <w:gridCol w:w="2340"/>
+        <w:gridCol w:w="2340"/>
+      </w:tblGrid>
+      <w:tr>
+        <w:tc>
+          <w:tcPr>
+            <w:tcW w:type="dxa" w:w="2340"/>
+          </w:tcPr>
+          <w:p>
+            <w:r>
+              <w:rPr>
+                <w:rFonts w:ascii="Arial" w:hAnsi="Arial"/>
+                <w:b/>
+                <w:color w:val="0D2B5E"/>
+                <w:sz w:val="19"/>
+              </w:rPr>
+              <w:t>Field Name</w:t>
+            </w:r>
+          </w:p>
+        </w:tc>
+        <w:tc>
+          <w:tcPr>
+            <w:tcW w:type="dxa" w:w="2340"/>
+          </w:tcPr>
+          <w:p>
+            <w:r>
+              <w:rPr>
+                <w:rFonts w:ascii="Arial" w:hAnsi="Arial"/>
+                <w:b/>
+                <w:color w:val="0D2B5E"/>
+                <w:sz w:val="19"/>
+              </w:rPr>
+              <w:t>Data Type</w:t>
+            </w:r>
+          </w:p>
+        </w:tc>
+        <w:tc>
+          <w:tcPr>
+            <w:tcW w:type="dxa" w:w="2340"/>
+          </w:tcPr>
+          <w:p>
+            <w:r>
+              <w:rPr>
+                <w:rFonts w:ascii="Arial" w:hAnsi="Arial"/>
+                <w:b/>
+                <w:color w:val="0D2B5E"/>
+                <w:sz w:val="19"/>
+              </w:rPr>
+              <w:t>Constraints</w:t>
+            </w:r>
+          </w:p>
+        </w:tc>
+        <w:tc>
+          <w:tcPr>
+            <w:tcW w:type="dxa" w:w="2340"/>
+          </w:tcPr>
+          <w:p>
+            <w:r>
+              <w:rPr>
+                <w:rFonts w:ascii="Arial" w:hAnsi="Arial"/>
+                <w:b/>
+                <w:color w:val="0D2B5E"/>
+                <w:sz w:val="19"/>
+              </w:rPr>
+              <w:t>Description</w:t>
+            </w:r>
+          </w:p>
+        </w:tc>
+      </w:tr>
+      <w:tr>
+        <w:tc>
+          <w:tcPr>
+            <w:tcW w:type="dxa" w:w="2340"/>
+          </w:tcPr>
+          <w:p>
+            <w:r>
+              <w:rPr>
+                <w:rFonts w:ascii="Times New Roman" w:hAnsi="Times New Roman"/>
+                <w:sz w:val="19"/>
+              </w:rPr>
+              <w:t>id</w:t>
+            </w:r>
+          </w:p>
+        </w:tc>
+        <w:tc>
+          <w:tcPr>
+            <w:tcW w:type="dxa" w:w="2340"/>
+          </w:tcPr>
+          <w:p>
+            <w:r>
+              <w:rPr>
+                <w:rFonts w:ascii="Times New Roman" w:hAnsi="Times New Roman"/>
+                <w:sz w:val="19"/>
+              </w:rPr>
+              <w:t>INTEGER</w:t>
+            </w:r>
+          </w:p>
+        </w:tc>
+        <w:tc>
+          <w:tcPr>
+            <w:tcW w:type="dxa" w:w="2340"/>
+          </w:tcPr>
+          <w:p>
+            <w:r>
+              <w:rPr>
+                <w:rFonts w:ascii="Times New Roman" w:hAnsi="Times New Roman"/>
+                <w:sz w:val="19"/>
+              </w:rPr>
+              <w:t>Primary Key</w:t>
+            </w:r>
+          </w:p>
+        </w:tc>
+        <w:tc>
+          <w:tcPr>
+            <w:tcW w:type="dxa" w:w="2340"/>
+          </w:tcPr>
+          <w:p>
+            <w:r>
+              <w:rPr>
+                <w:rFonts w:ascii="Times New Roman" w:hAnsi="Times New Roman"/>
+                <w:sz w:val="19"/>
+              </w:rPr>
+              <w:t>Grievance unique reference ID.</w:t>
+            </w:r>
+          </w:p>
+        </w:tc>
+      </w:tr>
+      <w:tr>
+        <w:tc>
+          <w:tcPr>
+            <w:tcW w:type="dxa" w:w="2340"/>
+          </w:tcPr>
+          <w:p>
+            <w:r>
+              <w:rPr>
+                <w:rFonts w:ascii="Times New Roman" w:hAnsi="Times New Roman"/>
+                <w:sz w:val="19"/>
+              </w:rPr>
+              <w:t>email</w:t>
+            </w:r>
+          </w:p>
+        </w:tc>
+        <w:tc>
+          <w:tcPr>
+            <w:tcW w:type="dxa" w:w="2340"/>
+          </w:tcPr>
+          <w:p>
+            <w:r>
+              <w:rPr>
+                <w:rFonts w:ascii="Times New Roman" w:hAnsi="Times New Roman"/>
+                <w:sz w:val="19"/>
+              </w:rPr>
+              <w:t>VARCHAR</w:t>
+            </w:r>
+          </w:p>
+        </w:tc>
+        <w:tc>
+          <w:tcPr>
+            <w:tcW w:type="dxa" w:w="2340"/>
+          </w:tcPr>
+          <w:p>
+            <w:r>
+              <w:rPr>
+                <w:rFonts w:ascii="Times New Roman" w:hAnsi="Times New Roman"/>
+                <w:sz w:val="19"/>
+              </w:rPr>
+              <w:t>Required</w:t>
+            </w:r>
+          </w:p>
+        </w:tc>
+        <w:tc>
+          <w:tcPr>
+            <w:tcW w:type="dxa" w:w="2340"/>
+          </w:tcPr>
+          <w:p>
+            <w:r>
+              <w:rPr>
+                <w:rFonts w:ascii="Times New Roman" w:hAnsi="Times New Roman"/>
+                <w:sz w:val="19"/>
+              </w:rPr>
+              <w:t>Contact email of complainant.</w:t>
+            </w:r>
+          </w:p>
+        </w:tc>
+      </w:tr>
+      <w:tr>
+        <w:tc>
+          <w:tcPr>
+            <w:tcW w:type="dxa" w:w="2340"/>
+          </w:tcPr>
+          <w:p>
+            <w:r>
+              <w:rPr>
+                <w:rFonts w:ascii="Times New Roman" w:hAnsi="Times New Roman"/>
+                <w:sz w:val="19"/>
+              </w:rPr>
+              <w:t>subject</w:t>
+            </w:r>
+          </w:p>
+        </w:tc>
+        <w:tc>
+          <w:tcPr>
+            <w:tcW w:type="dxa" w:w="2340"/>
+          </w:tcPr>
+          <w:p>
+            <w:r>
+              <w:rPr>
+                <w:rFonts w:ascii="Times New Roman" w:hAnsi="Times New Roman"/>
+                <w:sz w:val="19"/>
+              </w:rPr>
+              <w:t>VARCHAR</w:t>
+            </w:r>
+          </w:p>
+        </w:tc>
+        <w:tc>
+          <w:tcPr>
+            <w:tcW w:type="dxa" w:w="2340"/>
+          </w:tcPr>
+          <w:p>
+            <w:r>
+              <w:rPr>
+                <w:rFonts w:ascii="Times New Roman" w:hAnsi="Times New Roman"/>
+                <w:sz w:val="19"/>
+              </w:rPr>
+              <w:t>Required</w:t>
+            </w:r>
+          </w:p>
+        </w:tc>
+        <w:tc>
+          <w:tcPr>
+            <w:tcW w:type="dxa" w:w="2340"/>
+          </w:tcPr>
+          <w:p>
+            <w:r>
+              <w:rPr>
+                <w:rFonts w:ascii="Times New Roman" w:hAnsi="Times New Roman"/>
+                <w:sz w:val="19"/>
+              </w:rPr>
+              <w:t>Grievance category classification.</w:t>
+            </w:r>
+          </w:p>
+        </w:tc>
+      </w:tr>
+      <w:tr>
+        <w:tc>
+          <w:tcPr>
+            <w:tcW w:type="dxa" w:w="2340"/>
+          </w:tcPr>
+          <w:p>
+            <w:r>
+              <w:rPr>
+                <w:rFonts w:ascii="Times New Roman" w:hAnsi="Times New Roman"/>
+                <w:sz w:val="19"/>
+              </w:rPr>
+              <w:t>message</w:t>
+            </w:r>
+          </w:p>
+        </w:tc>
+        <w:tc>
+          <w:tcPr>
+            <w:tcW w:type="dxa" w:w="2340"/>
+          </w:tcPr>
+          <w:p>
+            <w:r>
+              <w:rPr>
+                <w:rFonts w:ascii="Times New Roman" w:hAnsi="Times New Roman"/>
+                <w:sz w:val="19"/>
+              </w:rPr>
+              <w:t>TEXT</w:t>
+            </w:r>
+          </w:p>
+        </w:tc>
+        <w:tc>
+          <w:tcPr>
+            <w:tcW w:type="dxa" w:w="2340"/>
+          </w:tcPr>
+          <w:p>
+            <w:r>
+              <w:rPr>
+                <w:rFonts w:ascii="Times New Roman" w:hAnsi="Times New Roman"/>
+                <w:sz w:val="19"/>
+              </w:rPr>
+              <w:t>Required</w:t>
+            </w:r>
+          </w:p>
+        </w:tc>
+        <w:tc>
+          <w:tcPr>
+            <w:tcW w:type="dxa" w:w="2340"/>
+          </w:tcPr>
+          <w:p>
+            <w:r>
+              <w:rPr>
+                <w:rFonts w:ascii="Times New Roman" w:hAnsi="Times New Roman"/>
+                <w:sz w:val="19"/>
+              </w:rPr>
+              <w:t>Structured complainant details text.</w:t>
+            </w:r>
+          </w:p>
+        </w:tc>
+      </w:tr>
+      <w:tr>
+        <w:tc>
+          <w:tcPr>
+            <w:tcW w:type="dxa" w:w="2340"/>
+          </w:tcPr>
+          <w:p>
+            <w:r>
+              <w:rPr>
+                <w:rFonts w:ascii="Times New Roman" w:hAnsi="Times New Roman"/>
+                <w:sz w:val="19"/>
+              </w:rPr>
+              <w:t>severity_level</w:t>
+            </w:r>
+          </w:p>
+        </w:tc>
+        <w:tc>
+          <w:tcPr>
+            <w:tcW w:type="dxa" w:w="2340"/>
+          </w:tcPr>
+          <w:p>
+            <w:r>
+              <w:rPr>
+                <w:rFonts w:ascii="Times New Roman" w:hAnsi="Times New Roman"/>
+                <w:sz w:val="19"/>
+              </w:rPr>
+              <w:t>VARCHAR</w:t>
+            </w:r>
+          </w:p>
+        </w:tc>
+        <w:tc>
+          <w:tcPr>
+            <w:tcW w:type="dxa" w:w="2340"/>
+          </w:tcPr>
+          <w:p>
+            <w:r>
+              <w:rPr>
+                <w:rFonts w:ascii="Times New Roman" w:hAnsi="Times New Roman"/>
+                <w:sz w:val="19"/>
+              </w:rPr>
+              <w:t>Low / Medium / High / Critical</w:t>
+            </w:r>
+          </w:p>
+        </w:tc>
+        <w:tc>
+          <w:tcPr>
+            <w:tcW w:type="dxa" w:w="2340"/>
+          </w:tcPr>
+          <w:p>
+            <w:r>
+              <w:rPr>
+                <w:rFonts w:ascii="Times New Roman" w:hAnsi="Times New Roman"/>
+                <w:sz w:val="19"/>
+              </w:rPr>
+              <w:t>Grievance urgency indicator.</w:t>
+            </w:r>
+          </w:p>
+        </w:tc>
+      </w:tr>
+      <w:tr>
+        <w:tc>
+          <w:tcPr>
+            <w:tcW w:type="dxa" w:w="2340"/>
+          </w:tcPr>
+          <w:p>
+            <w:r>
+              <w:rPr>
+                <w:rFonts w:ascii="Times New Roman" w:hAnsi="Times New Roman"/>
+                <w:sz w:val="19"/>
+              </w:rPr>
+              <w:t>sla_status</w:t>
+            </w:r>
+          </w:p>
+        </w:tc>
+        <w:tc>
+          <w:tcPr>
+            <w:tcW w:type="dxa" w:w="2340"/>
+          </w:tcPr>
+          <w:p>
+            <w:r>
+              <w:rPr>
+                <w:rFonts w:ascii="Times New Roman" w:hAnsi="Times New Roman"/>
+                <w:sz w:val="19"/>
+              </w:rPr>
+              <w:t>VARCHAR</w:t>
+            </w:r>
+          </w:p>
+        </w:tc>
+        <w:tc>
+          <w:tcPr>
+            <w:tcW w:type="dxa" w:w="2340"/>
+          </w:tcPr>
+          <w:p>
+            <w:r>
+              <w:rPr>
+                <w:rFonts w:ascii="Times New Roman" w:hAnsi="Times New Roman"/>
+                <w:sz w:val="19"/>
+              </w:rPr>
+              <w:t>Pending / Under Investigation / Resolved / SLA Breached</w:t>
+            </w:r>
+          </w:p>
+        </w:tc>
+        <w:tc>
+          <w:tcPr>
+            <w:tcW w:type="dxa" w:w="2340"/>
+          </w:tcPr>
+          <w:p>
+            <w:r>
+              <w:rPr>
+                <w:rFonts w:ascii="Times New Roman" w:hAnsi="Times New Roman"/>
+                <w:sz w:val="19"/>
+              </w:rPr>
+              <w:t>SLA tracker status.</w:t>
+            </w:r>
+          </w:p>
+        </w:tc>
+      </w:tr>
+      <w:tr>
+        <w:tc>
+          <w:tcPr>
+            <w:tcW w:type="dxa" w:w="2340"/>
+          </w:tcPr>
+          <w:p>
+            <w:r>
+              <w:rPr>
+                <w:rFonts w:ascii="Times New Roman" w:hAnsi="Times New Roman"/>
+                <w:sz w:val="19"/>
+              </w:rPr>
+              <w:t>sla_deadline</w:t>
+            </w:r>
+          </w:p>
+        </w:tc>
+        <w:tc>
+          <w:tcPr>
+            <w:tcW w:type="dxa" w:w="2340"/>
+          </w:tcPr>
+          <w:p>
+            <w:r>
+              <w:rPr>
+                <w:rFonts w:ascii="Times New Roman" w:hAnsi="Times New Roman"/>
+                <w:sz w:val="19"/>
+              </w:rPr>
+              <w:t>TIMESTAMP</w:t>
+            </w:r>
+          </w:p>
+        </w:tc>
+        <w:tc>
+          <w:tcPr>
+            <w:tcW w:type="dxa" w:w="2340"/>
+          </w:tcPr>
+          <w:p>
+            <w:r>
+              <w:rPr>
+                <w:rFonts w:ascii="Times New Roman" w:hAnsi="Times New Roman"/>
+                <w:sz w:val="19"/>
+              </w:rPr>
+              <w:t>Required</w:t>
+            </w:r>
+          </w:p>
+        </w:tc>
+        <w:tc>
+          <w:tcPr>
+            <w:tcW w:type="dxa" w:w="2340"/>
+          </w:tcPr>
+          <w:p>
+            <w:r>
+              <w:rPr>
+                <w:rFonts w:ascii="Times New Roman" w:hAnsi="Times New Roman"/>
+                <w:sz w:val="19"/>
+              </w:rPr>
+              <w:t>Submission date + 72-hour deadline.</w:t>
+            </w:r>
+          </w:p>
+        </w:tc>
+      </w:tr>
+      <w:tr>
+        <w:tc>
+          <w:tcPr>
+            <w:tcW w:type="dxa" w:w="2340"/>
+          </w:tcPr>
+          <w:p>
+            <w:r>
+              <w:rPr>
+                <w:rFonts w:ascii="Times New Roman" w:hAnsi="Times New Roman"/>
+                <w:sz w:val="19"/>
+              </w:rPr>
+              <w:t>escalated_to_chairman</w:t>
+            </w:r>
+          </w:p>
+        </w:tc>
+        <w:tc>
+          <w:tcPr>
+            <w:tcW w:type="dxa" w:w="2340"/>
+          </w:tcPr>
+          <w:p>
+            <w:r>
+              <w:rPr>
+                <w:rFonts w:ascii="Times New Roman" w:hAnsi="Times New Roman"/>
+                <w:sz w:val="19"/>
+              </w:rPr>
+              <w:t>BOOLEAN</w:t>
+            </w:r>
+          </w:p>
+        </w:tc>
+        <w:tc>
+          <w:tcPr>
+            <w:tcW w:type="dxa" w:w="2340"/>
+          </w:tcPr>
+          <w:p>
+            <w:r>
+              <w:rPr>
+                <w:rFonts w:ascii="Times New Roman" w:hAnsi="Times New Roman"/>
+                <w:sz w:val="19"/>
+              </w:rPr>
+              <w:t>Default: False</w:t>
+            </w:r>
+          </w:p>
+        </w:tc>
+        <w:tc>
+          <w:tcPr>
+            <w:tcW w:type="dxa" w:w="2340"/>
+          </w:tcPr>
+          <w:p>
+            <w:r>
+              <w:rPr>
+                <w:rFonts w:ascii="Times New Roman" w:hAnsi="Times New Roman"/>
+                <w:sz w:val="19"/>
+              </w:rPr>
+              <w:t>Escalation indicator flag.</w:t>
+            </w:r>
+          </w:p>
+        </w:tc>
+      </w:tr>
+    </w:tbl>
+    <w:p>
+      <w:pPr>
+        <w:spacing w:before="0" w:after="120"/>
+      </w:pPr>
     </w:p>
     <w:p>
       <w:pPr>

--- a/NMPA_Project_Report_Final.docx
+++ b/NMPA_Project_Report_Final.docx
@@ -13,7 +13,7 @@
         <w:rPr>
           <w:rFonts w:ascii="Arial" w:hAnsi="Arial"/>
           <w:b/>
-          <w:color w:val="0D2B5E"/>
+          <w:color w:val="000000"/>
           <w:sz w:val="24"/>
         </w:rPr>
         <w:t>NEW MANGALORE PORT AUTHORITY</w:t>
@@ -31,7 +31,7 @@
         <w:rPr>
           <w:rFonts w:ascii="Arial" w:hAnsi="Arial"/>
           <w:b/>
-          <w:color w:val="0D2B5E"/>
+          <w:color w:val="000000"/>
           <w:sz w:val="44"/>
         </w:rPr>
         <w:t>PROJECT TECHNICAL REPORT &amp; COMPREHENSIVE CODE ARCHIVE</w:t>
@@ -45,7 +45,7 @@
         <w:rPr>
           <w:rFonts w:ascii="Arial" w:hAnsi="Arial"/>
           <w:i/>
-          <w:color w:val="4A5568"/>
+          <w:color w:val="000000"/>
           <w:sz w:val="28"/>
         </w:rPr>
         <w:t>Cargo Inspection &amp; Single-Window Clearance Portal</w:t>
@@ -64,7 +64,7 @@
       <w:r>
         <w:rPr>
           <w:rFonts w:ascii="Times New Roman" w:hAnsi="Times New Roman"/>
-          <w:color w:val="323232"/>
+          <w:color w:val="000000"/>
           <w:sz w:val="21"/>
         </w:rPr>
         <w:t>ORGANIZATION: NEW MANGALORE PORT AUTHORITY</w:t>
@@ -93,7 +93,7 @@
         <w:rPr>
           <w:rFonts w:ascii="Arial" w:hAnsi="Arial"/>
           <w:b/>
-          <w:color w:val="0D2B5E"/>
+          <w:color w:val="000000"/>
           <w:sz w:val="32"/>
         </w:rPr>
         <w:t>TABLE OF CONTENTS</w:t>
@@ -107,7 +107,7 @@
         <w:rPr>
           <w:rFonts w:ascii="Times New Roman" w:hAnsi="Times New Roman"/>
           <w:b w:val="0"/>
-          <w:color w:val="262626"/>
+          <w:color w:val="000000"/>
           <w:sz w:val="20"/>
         </w:rPr>
         <w:t>Executive Summary</w:t>
@@ -124,7 +124,7 @@
         <w:rPr>
           <w:rFonts w:ascii="Times New Roman" w:hAnsi="Times New Roman"/>
           <w:b w:val="0"/>
-          <w:color w:val="262626"/>
+          <w:color w:val="000000"/>
           <w:sz w:val="20"/>
         </w:rPr>
         <w:t>3</w:t>
@@ -138,7 +138,7 @@
         <w:rPr>
           <w:rFonts w:ascii="Arial" w:hAnsi="Arial"/>
           <w:b/>
-          <w:color w:val="0D2B5E"/>
+          <w:color w:val="000000"/>
           <w:sz w:val="20"/>
         </w:rPr>
         <w:t>Chapter 1: Introduction</w:t>
@@ -155,7 +155,7 @@
         <w:rPr>
           <w:rFonts w:ascii="Times New Roman" w:hAnsi="Times New Roman"/>
           <w:b/>
-          <w:color w:val="0D2B5E"/>
+          <w:color w:val="000000"/>
           <w:sz w:val="20"/>
         </w:rPr>
         <w:t>4</w:t>
@@ -169,7 +169,7 @@
         <w:rPr>
           <w:rFonts w:ascii="Times New Roman" w:hAnsi="Times New Roman"/>
           <w:b w:val="0"/>
-          <w:color w:val="262626"/>
+          <w:color w:val="000000"/>
           <w:sz w:val="20"/>
         </w:rPr>
         <w:t xml:space="preserve">  1.1 Introduction of the System</w:t>
@@ -186,7 +186,7 @@
         <w:rPr>
           <w:rFonts w:ascii="Times New Roman" w:hAnsi="Times New Roman"/>
           <w:b w:val="0"/>
-          <w:color w:val="262626"/>
+          <w:color w:val="000000"/>
           <w:sz w:val="20"/>
         </w:rPr>
         <w:t>4</w:t>
@@ -200,7 +200,7 @@
         <w:rPr>
           <w:rFonts w:ascii="Times New Roman" w:hAnsi="Times New Roman"/>
           <w:b w:val="0"/>
-          <w:color w:val="262626"/>
+          <w:color w:val="000000"/>
           <w:sz w:val="20"/>
         </w:rPr>
         <w:t xml:space="preserve">  1.2 Background of the Project</w:t>
@@ -217,7 +217,7 @@
         <w:rPr>
           <w:rFonts w:ascii="Times New Roman" w:hAnsi="Times New Roman"/>
           <w:b w:val="0"/>
-          <w:color w:val="262626"/>
+          <w:color w:val="000000"/>
           <w:sz w:val="20"/>
         </w:rPr>
         <w:t>5</w:t>
@@ -231,7 +231,7 @@
         <w:rPr>
           <w:rFonts w:ascii="Times New Roman" w:hAnsi="Times New Roman"/>
           <w:b w:val="0"/>
-          <w:color w:val="262626"/>
+          <w:color w:val="000000"/>
           <w:sz w:val="20"/>
         </w:rPr>
         <w:t xml:space="preserve">  1.3 Objectives of the System</w:t>
@@ -248,7 +248,7 @@
         <w:rPr>
           <w:rFonts w:ascii="Times New Roman" w:hAnsi="Times New Roman"/>
           <w:b w:val="0"/>
-          <w:color w:val="262626"/>
+          <w:color w:val="000000"/>
           <w:sz w:val="20"/>
         </w:rPr>
         <w:t>6</w:t>
@@ -262,7 +262,7 @@
         <w:rPr>
           <w:rFonts w:ascii="Times New Roman" w:hAnsi="Times New Roman"/>
           <w:b w:val="0"/>
-          <w:color w:val="262626"/>
+          <w:color w:val="000000"/>
           <w:sz w:val="20"/>
         </w:rPr>
         <w:t xml:space="preserve">  1.4 Scope of the System</w:t>
@@ -279,7 +279,7 @@
         <w:rPr>
           <w:rFonts w:ascii="Times New Roman" w:hAnsi="Times New Roman"/>
           <w:b w:val="0"/>
-          <w:color w:val="262626"/>
+          <w:color w:val="000000"/>
           <w:sz w:val="20"/>
         </w:rPr>
         <w:t>7</w:t>
@@ -293,7 +293,7 @@
         <w:rPr>
           <w:rFonts w:ascii="Times New Roman" w:hAnsi="Times New Roman"/>
           <w:b w:val="0"/>
-          <w:color w:val="262626"/>
+          <w:color w:val="000000"/>
           <w:sz w:val="20"/>
         </w:rPr>
         <w:t xml:space="preserve">  1.5 Structure of the System &amp; Actor Profiles</w:t>
@@ -310,7 +310,7 @@
         <w:rPr>
           <w:rFonts w:ascii="Times New Roman" w:hAnsi="Times New Roman"/>
           <w:b w:val="0"/>
-          <w:color w:val="262626"/>
+          <w:color w:val="000000"/>
           <w:sz w:val="20"/>
         </w:rPr>
         <w:t>8</w:t>
@@ -324,7 +324,7 @@
         <w:rPr>
           <w:rFonts w:ascii="Times New Roman" w:hAnsi="Times New Roman"/>
           <w:b w:val="0"/>
-          <w:color w:val="262626"/>
+          <w:color w:val="000000"/>
           <w:sz w:val="20"/>
         </w:rPr>
         <w:t xml:space="preserve">  1.6 Hardware and Software Requirements</w:t>
@@ -341,7 +341,7 @@
         <w:rPr>
           <w:rFonts w:ascii="Times New Roman" w:hAnsi="Times New Roman"/>
           <w:b w:val="0"/>
-          <w:color w:val="262626"/>
+          <w:color w:val="000000"/>
           <w:sz w:val="20"/>
         </w:rPr>
         <w:t>9</w:t>
@@ -355,7 +355,7 @@
         <w:rPr>
           <w:rFonts w:ascii="Arial" w:hAnsi="Arial"/>
           <w:b/>
-          <w:color w:val="0D2B5E"/>
+          <w:color w:val="000000"/>
           <w:sz w:val="20"/>
         </w:rPr>
         <w:t>Chapter 2: Software Requirements Specification (SRS)</w:t>
@@ -372,7 +372,7 @@
         <w:rPr>
           <w:rFonts w:ascii="Times New Roman" w:hAnsi="Times New Roman"/>
           <w:b/>
-          <w:color w:val="0D2B5E"/>
+          <w:color w:val="000000"/>
           <w:sz w:val="20"/>
         </w:rPr>
         <w:t>10</w:t>
@@ -386,7 +386,7 @@
         <w:rPr>
           <w:rFonts w:ascii="Times New Roman" w:hAnsi="Times New Roman"/>
           <w:b w:val="0"/>
-          <w:color w:val="262626"/>
+          <w:color w:val="000000"/>
           <w:sz w:val="20"/>
         </w:rPr>
         <w:t xml:space="preserve">  2.1 Document Purpose &amp; Definitions</w:t>
@@ -403,7 +403,7 @@
         <w:rPr>
           <w:rFonts w:ascii="Times New Roman" w:hAnsi="Times New Roman"/>
           <w:b w:val="0"/>
-          <w:color w:val="262626"/>
+          <w:color w:val="000000"/>
           <w:sz w:val="20"/>
         </w:rPr>
         <w:t>10</w:t>
@@ -417,7 +417,7 @@
         <w:rPr>
           <w:rFonts w:ascii="Times New Roman" w:hAnsi="Times New Roman"/>
           <w:b w:val="0"/>
-          <w:color w:val="262626"/>
+          <w:color w:val="000000"/>
           <w:sz w:val="20"/>
         </w:rPr>
         <w:t xml:space="preserve">  2.2 Overall Description &amp; Context Constraints</w:t>
@@ -434,7 +434,7 @@
         <w:rPr>
           <w:rFonts w:ascii="Times New Roman" w:hAnsi="Times New Roman"/>
           <w:b w:val="0"/>
-          <w:color w:val="262626"/>
+          <w:color w:val="000000"/>
           <w:sz w:val="20"/>
         </w:rPr>
         <w:t>11</w:t>
@@ -448,7 +448,7 @@
         <w:rPr>
           <w:rFonts w:ascii="Times New Roman" w:hAnsi="Times New Roman"/>
           <w:b w:val="0"/>
-          <w:color w:val="262626"/>
+          <w:color w:val="000000"/>
           <w:sz w:val="20"/>
         </w:rPr>
         <w:t xml:space="preserve">  2.3 Special Requirements &amp; Localization Rules</w:t>
@@ -465,7 +465,7 @@
         <w:rPr>
           <w:rFonts w:ascii="Times New Roman" w:hAnsi="Times New Roman"/>
           <w:b w:val="0"/>
-          <w:color w:val="262626"/>
+          <w:color w:val="000000"/>
           <w:sz w:val="20"/>
         </w:rPr>
         <w:t>12</w:t>
@@ -479,7 +479,7 @@
         <w:rPr>
           <w:rFonts w:ascii="Times New Roman" w:hAnsi="Times New Roman"/>
           <w:b w:val="0"/>
-          <w:color w:val="262626"/>
+          <w:color w:val="000000"/>
           <w:sz w:val="20"/>
         </w:rPr>
         <w:t xml:space="preserve">  2.4 Functional Requirements Mapping</w:t>
@@ -496,7 +496,7 @@
         <w:rPr>
           <w:rFonts w:ascii="Times New Roman" w:hAnsi="Times New Roman"/>
           <w:b w:val="0"/>
-          <w:color w:val="262626"/>
+          <w:color w:val="000000"/>
           <w:sz w:val="20"/>
         </w:rPr>
         <w:t>13</w:t>
@@ -510,7 +510,7 @@
         <w:rPr>
           <w:rFonts w:ascii="Times New Roman" w:hAnsi="Times New Roman"/>
           <w:b w:val="0"/>
-          <w:color w:val="262626"/>
+          <w:color w:val="000000"/>
           <w:sz w:val="20"/>
         </w:rPr>
         <w:t xml:space="preserve">  2.5 Design Constraints &amp; Data Formats</w:t>
@@ -527,7 +527,7 @@
         <w:rPr>
           <w:rFonts w:ascii="Times New Roman" w:hAnsi="Times New Roman"/>
           <w:b w:val="0"/>
-          <w:color w:val="262626"/>
+          <w:color w:val="000000"/>
           <w:sz w:val="20"/>
         </w:rPr>
         <w:t>14</w:t>
@@ -541,7 +541,7 @@
         <w:rPr>
           <w:rFonts w:ascii="Times New Roman" w:hAnsi="Times New Roman"/>
           <w:b w:val="0"/>
-          <w:color w:val="262626"/>
+          <w:color w:val="000000"/>
           <w:sz w:val="20"/>
         </w:rPr>
         <w:t xml:space="preserve">  2.6 System Quality Attributes (Security, Performance)</w:t>
@@ -558,7 +558,7 @@
         <w:rPr>
           <w:rFonts w:ascii="Times New Roman" w:hAnsi="Times New Roman"/>
           <w:b w:val="0"/>
-          <w:color w:val="262626"/>
+          <w:color w:val="000000"/>
           <w:sz w:val="20"/>
         </w:rPr>
         <w:t>15</w:t>
@@ -572,7 +572,7 @@
         <w:rPr>
           <w:rFonts w:ascii="Times New Roman" w:hAnsi="Times New Roman"/>
           <w:b w:val="0"/>
-          <w:color w:val="262626"/>
+          <w:color w:val="000000"/>
           <w:sz w:val="20"/>
         </w:rPr>
         <w:t xml:space="preserve">  2.7 Redirection Policies</w:t>
@@ -589,7 +589,7 @@
         <w:rPr>
           <w:rFonts w:ascii="Times New Roman" w:hAnsi="Times New Roman"/>
           <w:b w:val="0"/>
-          <w:color w:val="262626"/>
+          <w:color w:val="000000"/>
           <w:sz w:val="20"/>
         </w:rPr>
         <w:t>16</w:t>
@@ -603,7 +603,7 @@
         <w:rPr>
           <w:rFonts w:ascii="Arial" w:hAnsi="Arial"/>
           <w:b/>
-          <w:color w:val="0D2B5E"/>
+          <w:color w:val="000000"/>
           <w:sz w:val="20"/>
         </w:rPr>
         <w:t>Chapter 3: System Design &amp; Architecture</w:t>
@@ -620,7 +620,7 @@
         <w:rPr>
           <w:rFonts w:ascii="Times New Roman" w:hAnsi="Times New Roman"/>
           <w:b/>
-          <w:color w:val="0D2B5E"/>
+          <w:color w:val="000000"/>
           <w:sz w:val="20"/>
         </w:rPr>
         <w:t>17</w:t>
@@ -634,7 +634,7 @@
         <w:rPr>
           <w:rFonts w:ascii="Times New Roman" w:hAnsi="Times New Roman"/>
           <w:b w:val="0"/>
-          <w:color w:val="262626"/>
+          <w:color w:val="000000"/>
           <w:sz w:val="20"/>
         </w:rPr>
         <w:t xml:space="preserve">  3.1 Architectural Decomposition</w:t>
@@ -651,7 +651,7 @@
         <w:rPr>
           <w:rFonts w:ascii="Times New Roman" w:hAnsi="Times New Roman"/>
           <w:b w:val="0"/>
-          <w:color w:val="262626"/>
+          <w:color w:val="000000"/>
           <w:sz w:val="20"/>
         </w:rPr>
         <w:t>17</w:t>
@@ -665,7 +665,7 @@
         <w:rPr>
           <w:rFonts w:ascii="Times New Roman" w:hAnsi="Times New Roman"/>
           <w:b w:val="0"/>
-          <w:color w:val="262626"/>
+          <w:color w:val="000000"/>
           <w:sz w:val="20"/>
         </w:rPr>
         <w:t xml:space="preserve">  3.2 Design Assumptions</w:t>
@@ -682,7 +682,7 @@
         <w:rPr>
           <w:rFonts w:ascii="Times New Roman" w:hAnsi="Times New Roman"/>
           <w:b w:val="0"/>
-          <w:color w:val="262626"/>
+          <w:color w:val="000000"/>
           <w:sz w:val="20"/>
         </w:rPr>
         <w:t>18</w:t>
@@ -696,7 +696,7 @@
         <w:rPr>
           <w:rFonts w:ascii="Times New Roman" w:hAnsi="Times New Roman"/>
           <w:b w:val="0"/>
-          <w:color w:val="262626"/>
+          <w:color w:val="000000"/>
           <w:sz w:val="20"/>
         </w:rPr>
         <w:t xml:space="preserve">  3.3 Subsystem Breakdown</w:t>
@@ -713,7 +713,7 @@
         <w:rPr>
           <w:rFonts w:ascii="Times New Roman" w:hAnsi="Times New Roman"/>
           <w:b w:val="0"/>
-          <w:color w:val="262626"/>
+          <w:color w:val="000000"/>
           <w:sz w:val="20"/>
         </w:rPr>
         <w:t>19</w:t>
@@ -727,7 +727,7 @@
         <w:rPr>
           <w:rFonts w:ascii="Times New Roman" w:hAnsi="Times New Roman"/>
           <w:b w:val="0"/>
-          <w:color w:val="262626"/>
+          <w:color w:val="000000"/>
           <w:sz w:val="20"/>
         </w:rPr>
         <w:t xml:space="preserve">  3.4 Context-Level Process Flows &amp; State Transitions</w:t>
@@ -744,7 +744,7 @@
         <w:rPr>
           <w:rFonts w:ascii="Times New Roman" w:hAnsi="Times New Roman"/>
           <w:b w:val="0"/>
-          <w:color w:val="262626"/>
+          <w:color w:val="000000"/>
           <w:sz w:val="20"/>
         </w:rPr>
         <w:t>20</w:t>
@@ -758,7 +758,7 @@
         <w:rPr>
           <w:rFonts w:ascii="Arial" w:hAnsi="Arial"/>
           <w:b/>
-          <w:color w:val="0D2B5E"/>
+          <w:color w:val="000000"/>
           <w:sz w:val="20"/>
         </w:rPr>
         <w:t>Chapter 4: Database Design &amp; Entity Schemes</w:t>
@@ -775,7 +775,7 @@
         <w:rPr>
           <w:rFonts w:ascii="Times New Roman" w:hAnsi="Times New Roman"/>
           <w:b/>
-          <w:color w:val="0D2B5E"/>
+          <w:color w:val="000000"/>
           <w:sz w:val="20"/>
         </w:rPr>
         <w:t>22</w:t>
@@ -789,7 +789,7 @@
         <w:rPr>
           <w:rFonts w:ascii="Times New Roman" w:hAnsi="Times New Roman"/>
           <w:b w:val="0"/>
-          <w:color w:val="262626"/>
+          <w:color w:val="000000"/>
           <w:sz w:val="20"/>
         </w:rPr>
         <w:t xml:space="preserve">  4.1 Collection Architectures</w:t>
@@ -806,7 +806,7 @@
         <w:rPr>
           <w:rFonts w:ascii="Times New Roman" w:hAnsi="Times New Roman"/>
           <w:b w:val="0"/>
-          <w:color w:val="262626"/>
+          <w:color w:val="000000"/>
           <w:sz w:val="20"/>
         </w:rPr>
         <w:t>22</w:t>
@@ -820,7 +820,7 @@
         <w:rPr>
           <w:rFonts w:ascii="Times New Roman" w:hAnsi="Times New Roman"/>
           <w:b w:val="0"/>
-          <w:color w:val="262626"/>
+          <w:color w:val="000000"/>
           <w:sz w:val="20"/>
         </w:rPr>
         <w:t xml:space="preserve">  4.2 User, Vessel, Voyage, and Audit Schemas</w:t>
@@ -837,7 +837,7 @@
         <w:rPr>
           <w:rFonts w:ascii="Times New Roman" w:hAnsi="Times New Roman"/>
           <w:b w:val="0"/>
-          <w:color w:val="262626"/>
+          <w:color w:val="000000"/>
           <w:sz w:val="20"/>
         </w:rPr>
         <w:t>23</w:t>
@@ -851,7 +851,7 @@
         <w:rPr>
           <w:rFonts w:ascii="Times New Roman" w:hAnsi="Times New Roman"/>
           <w:b w:val="0"/>
-          <w:color w:val="262626"/>
+          <w:color w:val="000000"/>
           <w:sz w:val="20"/>
         </w:rPr>
         <w:t xml:space="preserve">  4.3 Indexing &amp; Performance Tuning</w:t>
@@ -868,7 +868,7 @@
         <w:rPr>
           <w:rFonts w:ascii="Times New Roman" w:hAnsi="Times New Roman"/>
           <w:b w:val="0"/>
-          <w:color w:val="262626"/>
+          <w:color w:val="000000"/>
           <w:sz w:val="20"/>
         </w:rPr>
         <w:t>25</w:t>
@@ -882,7 +882,7 @@
         <w:rPr>
           <w:rFonts w:ascii="Arial" w:hAnsi="Arial"/>
           <w:b/>
-          <w:color w:val="0D2B5E"/>
+          <w:color w:val="000000"/>
           <w:sz w:val="20"/>
         </w:rPr>
         <w:t>Chapter 5: Detailed Design &amp; Program Logic</w:t>
@@ -899,7 +899,7 @@
         <w:rPr>
           <w:rFonts w:ascii="Times New Roman" w:hAnsi="Times New Roman"/>
           <w:b/>
-          <w:color w:val="0D2B5E"/>
+          <w:color w:val="000000"/>
           <w:sz w:val="20"/>
         </w:rPr>
         <w:t>26</w:t>
@@ -913,7 +913,7 @@
         <w:rPr>
           <w:rFonts w:ascii="Times New Roman" w:hAnsi="Times New Roman"/>
           <w:b w:val="0"/>
-          <w:color w:val="262626"/>
+          <w:color w:val="000000"/>
           <w:sz w:val="20"/>
         </w:rPr>
         <w:t xml:space="preserve">  5.1 Package Tree Structure</w:t>
@@ -930,7 +930,7 @@
         <w:rPr>
           <w:rFonts w:ascii="Times New Roman" w:hAnsi="Times New Roman"/>
           <w:b w:val="0"/>
-          <w:color w:val="262626"/>
+          <w:color w:val="000000"/>
           <w:sz w:val="20"/>
         </w:rPr>
         <w:t>26</w:t>
@@ -944,7 +944,7 @@
         <w:rPr>
           <w:rFonts w:ascii="Times New Roman" w:hAnsi="Times New Roman"/>
           <w:b w:val="0"/>
-          <w:color w:val="262626"/>
+          <w:color w:val="000000"/>
           <w:sz w:val="20"/>
         </w:rPr>
         <w:t xml:space="preserve">  5.2 Multi-Role Stepper Control Logic</w:t>
@@ -961,7 +961,7 @@
         <w:rPr>
           <w:rFonts w:ascii="Times New Roman" w:hAnsi="Times New Roman"/>
           <w:b w:val="0"/>
-          <w:color w:val="262626"/>
+          <w:color w:val="000000"/>
           <w:sz w:val="20"/>
         </w:rPr>
         <w:t>27</w:t>
@@ -975,7 +975,7 @@
         <w:rPr>
           <w:rFonts w:ascii="Times New Roman" w:hAnsi="Times New Roman"/>
           <w:b w:val="0"/>
-          <w:color w:val="262626"/>
+          <w:color w:val="000000"/>
           <w:sz w:val="20"/>
         </w:rPr>
         <w:t xml:space="preserve">  5.3 Bilingual Localization &amp; LocalStorage Sync</w:t>
@@ -992,7 +992,7 @@
         <w:rPr>
           <w:rFonts w:ascii="Times New Roman" w:hAnsi="Times New Roman"/>
           <w:b w:val="0"/>
-          <w:color w:val="262626"/>
+          <w:color w:val="000000"/>
           <w:sz w:val="20"/>
         </w:rPr>
         <w:t>28</w:t>
@@ -1006,7 +1006,7 @@
         <w:rPr>
           <w:rFonts w:ascii="Times New Roman" w:hAnsi="Times New Roman"/>
           <w:b w:val="0"/>
-          <w:color w:val="262626"/>
+          <w:color w:val="000000"/>
           <w:sz w:val="20"/>
         </w:rPr>
         <w:t xml:space="preserve">  5.4 User Interface Gallery &amp; Screenshot References</w:t>
@@ -1023,7 +1023,7 @@
         <w:rPr>
           <w:rFonts w:ascii="Times New Roman" w:hAnsi="Times New Roman"/>
           <w:b w:val="0"/>
-          <w:color w:val="262626"/>
+          <w:color w:val="000000"/>
           <w:sz w:val="20"/>
         </w:rPr>
         <w:t>30</w:t>
@@ -1037,10 +1037,165 @@
         <w:rPr>
           <w:rFonts w:ascii="Arial" w:hAnsi="Arial"/>
           <w:b/>
-          <w:color w:val="0D2B5E"/>
+          <w:color w:val="000000"/>
           <w:sz w:val="20"/>
         </w:rPr>
-        <w:t>Chapter 6: Quality Assurance &amp; Testing Matrix</w:t>
+        <w:t>Chapter 6: Operational Guidelines &amp; User Operations Manual</w:t>
+      </w:r>
+      <w:r>
+        <w:rPr>
+          <w:rFonts w:ascii="Courier New" w:hAnsi="Courier New"/>
+          <w:color w:val="969696"/>
+          <w:sz w:val="19"/>
+        </w:rPr>
+        <w:t xml:space="preserve"> ........................................ </w:t>
+      </w:r>
+      <w:r>
+        <w:rPr>
+          <w:rFonts w:ascii="Times New Roman" w:hAnsi="Times New Roman"/>
+          <w:b/>
+          <w:color w:val="000000"/>
+          <w:sz w:val="20"/>
+        </w:rPr>
+        <w:t>34</w:t>
+      </w:r>
+    </w:p>
+    <w:p>
+      <w:pPr>
+        <w:spacing w:after="60" w:line="240" w:lineRule="auto"/>
+      </w:pPr>
+      <w:r>
+        <w:rPr>
+          <w:rFonts w:ascii="Times New Roman" w:hAnsi="Times New Roman"/>
+          <w:b w:val="0"/>
+          <w:color w:val="000000"/>
+          <w:sz w:val="20"/>
+        </w:rPr>
+        <w:t xml:space="preserve">  6.1 Shipping Agent Portal Manual</w:t>
+      </w:r>
+      <w:r>
+        <w:rPr>
+          <w:rFonts w:ascii="Courier New" w:hAnsi="Courier New"/>
+          <w:color w:val="969696"/>
+          <w:sz w:val="19"/>
+        </w:rPr>
+        <w:t xml:space="preserve"> ................................................................ </w:t>
+      </w:r>
+      <w:r>
+        <w:rPr>
+          <w:rFonts w:ascii="Times New Roman" w:hAnsi="Times New Roman"/>
+          <w:b w:val="0"/>
+          <w:color w:val="000000"/>
+          <w:sz w:val="20"/>
+        </w:rPr>
+        <w:t>34</w:t>
+      </w:r>
+    </w:p>
+    <w:p>
+      <w:pPr>
+        <w:spacing w:after="60" w:line="240" w:lineRule="auto"/>
+      </w:pPr>
+      <w:r>
+        <w:rPr>
+          <w:rFonts w:ascii="Times New Roman" w:hAnsi="Times New Roman"/>
+          <w:b w:val="0"/>
+          <w:color w:val="000000"/>
+          <w:sz w:val="20"/>
+        </w:rPr>
+        <w:t xml:space="preserve">  6.2 Physical check / Inspection desk Manual</w:t>
+      </w:r>
+      <w:r>
+        <w:rPr>
+          <w:rFonts w:ascii="Courier New" w:hAnsi="Courier New"/>
+          <w:color w:val="969696"/>
+          <w:sz w:val="19"/>
+        </w:rPr>
+        <w:t xml:space="preserve"> ..................................................... </w:t>
+      </w:r>
+      <w:r>
+        <w:rPr>
+          <w:rFonts w:ascii="Times New Roman" w:hAnsi="Times New Roman"/>
+          <w:b w:val="0"/>
+          <w:color w:val="000000"/>
+          <w:sz w:val="20"/>
+        </w:rPr>
+        <w:t>35</w:t>
+      </w:r>
+    </w:p>
+    <w:p>
+      <w:pPr>
+        <w:spacing w:after="60" w:line="240" w:lineRule="auto"/>
+      </w:pPr>
+      <w:r>
+        <w:rPr>
+          <w:rFonts w:ascii="Times New Roman" w:hAnsi="Times New Roman"/>
+          <w:b w:val="0"/>
+          <w:color w:val="000000"/>
+          <w:sz w:val="20"/>
+        </w:rPr>
+        <w:t xml:space="preserve">  6.3 Port Authority Clearance Adjudication Manual</w:t>
+      </w:r>
+      <w:r>
+        <w:rPr>
+          <w:rFonts w:ascii="Courier New" w:hAnsi="Courier New"/>
+          <w:color w:val="969696"/>
+          <w:sz w:val="19"/>
+        </w:rPr>
+        <w:t xml:space="preserve"> ................................................ </w:t>
+      </w:r>
+      <w:r>
+        <w:rPr>
+          <w:rFonts w:ascii="Times New Roman" w:hAnsi="Times New Roman"/>
+          <w:b w:val="0"/>
+          <w:color w:val="000000"/>
+          <w:sz w:val="20"/>
+        </w:rPr>
+        <w:t>35</w:t>
+      </w:r>
+    </w:p>
+    <w:p>
+      <w:pPr>
+        <w:spacing w:after="60" w:line="240" w:lineRule="auto"/>
+      </w:pPr>
+      <w:r>
+        <w:rPr>
+          <w:rFonts w:ascii="Times New Roman" w:hAnsi="Times New Roman"/>
+          <w:b w:val="0"/>
+          <w:color w:val="000000"/>
+          <w:sz w:val="20"/>
+        </w:rPr>
+        <w:t xml:space="preserve">  6.4 System Admin Dashboard &amp; Grievances Console Manual</w:t>
+      </w:r>
+      <w:r>
+        <w:rPr>
+          <w:rFonts w:ascii="Courier New" w:hAnsi="Courier New"/>
+          <w:color w:val="969696"/>
+          <w:sz w:val="19"/>
+        </w:rPr>
+        <w:t xml:space="preserve"> .......................................... </w:t>
+      </w:r>
+      <w:r>
+        <w:rPr>
+          <w:rFonts w:ascii="Times New Roman" w:hAnsi="Times New Roman"/>
+          <w:b w:val="0"/>
+          <w:color w:val="000000"/>
+          <w:sz w:val="20"/>
+        </w:rPr>
+        <w:t>36</w:t>
+      </w:r>
+    </w:p>
+    <w:p>
+      <w:pPr>
+        <w:spacing w:after="60" w:line="240" w:lineRule="auto"/>
+      </w:pPr>
+      <w:r>
+        <w:rPr>
+          <w:rFonts w:ascii="Arial" w:hAnsi="Arial"/>
+          <w:b/>
+          <w:color w:val="000000"/>
+          <w:sz w:val="20"/>
+        </w:rPr>
+        <w:t>Chapter 7: Quality Assurance &amp; Testing Matrix</w:t>
       </w:r>
       <w:r>
         <w:rPr>
@@ -1054,10 +1209,10 @@
         <w:rPr>
           <w:rFonts w:ascii="Times New Roman" w:hAnsi="Times New Roman"/>
           <w:b/>
-          <w:color w:val="0D2B5E"/>
+          <w:color w:val="000000"/>
           <w:sz w:val="20"/>
         </w:rPr>
-        <w:t>34</w:t>
+        <w:t>38</w:t>
       </w:r>
     </w:p>
     <w:p>
@@ -1068,10 +1223,10 @@
         <w:rPr>
           <w:rFonts w:ascii="Times New Roman" w:hAnsi="Times New Roman"/>
           <w:b w:val="0"/>
-          <w:color w:val="262626"/>
+          <w:color w:val="000000"/>
           <w:sz w:val="20"/>
         </w:rPr>
-        <w:t xml:space="preserve">  6.1 Testing Methodology &amp; Strategy</w:t>
+        <w:t xml:space="preserve">  7.1 Testing Methodology &amp; Strategy</w:t>
       </w:r>
       <w:r>
         <w:rPr>
@@ -1085,10 +1240,10 @@
         <w:rPr>
           <w:rFonts w:ascii="Times New Roman" w:hAnsi="Times New Roman"/>
           <w:b w:val="0"/>
-          <w:color w:val="262626"/>
+          <w:color w:val="000000"/>
           <w:sz w:val="20"/>
         </w:rPr>
-        <w:t>34</w:t>
+        <w:t>38</w:t>
       </w:r>
     </w:p>
     <w:p>
@@ -1099,10 +1254,10 @@
         <w:rPr>
           <w:rFonts w:ascii="Times New Roman" w:hAnsi="Times New Roman"/>
           <w:b w:val="0"/>
-          <w:color w:val="262626"/>
+          <w:color w:val="000000"/>
           <w:sz w:val="20"/>
         </w:rPr>
-        <w:t xml:space="preserve">  6.2 Representative Test Cases &amp; Verification Matrix</w:t>
+        <w:t xml:space="preserve">  7.2 Representative Test Cases &amp; Verification Matrix</w:t>
       </w:r>
       <w:r>
         <w:rPr>
@@ -1116,10 +1271,10 @@
         <w:rPr>
           <w:rFonts w:ascii="Times New Roman" w:hAnsi="Times New Roman"/>
           <w:b w:val="0"/>
-          <w:color w:val="262626"/>
+          <w:color w:val="000000"/>
           <w:sz w:val="20"/>
         </w:rPr>
-        <w:t>35</w:t>
+        <w:t>39</w:t>
       </w:r>
     </w:p>
     <w:p>
@@ -1130,10 +1285,10 @@
         <w:rPr>
           <w:rFonts w:ascii="Arial" w:hAnsi="Arial"/>
           <w:b/>
-          <w:color w:val="0D2B5E"/>
+          <w:color w:val="000000"/>
           <w:sz w:val="20"/>
         </w:rPr>
-        <w:t>Chapter 7: Conclusion &amp; Scope for Future Enhancements</w:t>
+        <w:t>Chapter 8: Conclusion &amp; Scope for Future Enhancements</w:t>
       </w:r>
       <w:r>
         <w:rPr>
@@ -1147,10 +1302,10 @@
         <w:rPr>
           <w:rFonts w:ascii="Times New Roman" w:hAnsi="Times New Roman"/>
           <w:b/>
-          <w:color w:val="0D2B5E"/>
+          <w:color w:val="000000"/>
           <w:sz w:val="20"/>
         </w:rPr>
-        <w:t>37</w:t>
+        <w:t>41</w:t>
       </w:r>
     </w:p>
     <w:p>
@@ -1161,10 +1316,10 @@
         <w:rPr>
           <w:rFonts w:ascii="Times New Roman" w:hAnsi="Times New Roman"/>
           <w:b w:val="0"/>
-          <w:color w:val="262626"/>
+          <w:color w:val="000000"/>
           <w:sz w:val="20"/>
         </w:rPr>
-        <w:t xml:space="preserve">  7.1 Project Conclusion Summary</w:t>
+        <w:t xml:space="preserve">  8.1 Project Conclusion Summary</w:t>
       </w:r>
       <w:r>
         <w:rPr>
@@ -1178,10 +1333,10 @@
         <w:rPr>
           <w:rFonts w:ascii="Times New Roman" w:hAnsi="Times New Roman"/>
           <w:b w:val="0"/>
-          <w:color w:val="262626"/>
+          <w:color w:val="000000"/>
           <w:sz w:val="20"/>
         </w:rPr>
-        <w:t>37</w:t>
+        <w:t>41</w:t>
       </w:r>
     </w:p>
     <w:p>
@@ -1192,10 +1347,10 @@
         <w:rPr>
           <w:rFonts w:ascii="Times New Roman" w:hAnsi="Times New Roman"/>
           <w:b w:val="0"/>
-          <w:color w:val="262626"/>
+          <w:color w:val="000000"/>
           <w:sz w:val="20"/>
         </w:rPr>
-        <w:t xml:space="preserve">  7.2 Known System Boundaries</w:t>
+        <w:t xml:space="preserve">  8.2 Known System Boundaries</w:t>
       </w:r>
       <w:r>
         <w:rPr>
@@ -1209,10 +1364,10 @@
         <w:rPr>
           <w:rFonts w:ascii="Times New Roman" w:hAnsi="Times New Roman"/>
           <w:b w:val="0"/>
-          <w:color w:val="262626"/>
+          <w:color w:val="000000"/>
           <w:sz w:val="20"/>
         </w:rPr>
-        <w:t>38</w:t>
+        <w:t>42</w:t>
       </w:r>
     </w:p>
     <w:p>
@@ -1223,10 +1378,10 @@
         <w:rPr>
           <w:rFonts w:ascii="Times New Roman" w:hAnsi="Times New Roman"/>
           <w:b w:val="0"/>
-          <w:color w:val="262626"/>
+          <w:color w:val="000000"/>
           <w:sz w:val="20"/>
         </w:rPr>
-        <w:t xml:space="preserve">  7.3 Scope for Technical Enhancements</w:t>
+        <w:t xml:space="preserve">  8.3 Scope for Technical Enhancements</w:t>
       </w:r>
       <w:r>
         <w:rPr>
@@ -1240,10 +1395,10 @@
         <w:rPr>
           <w:rFonts w:ascii="Times New Roman" w:hAnsi="Times New Roman"/>
           <w:b w:val="0"/>
-          <w:color w:val="262626"/>
+          <w:color w:val="000000"/>
           <w:sz w:val="20"/>
         </w:rPr>
-        <w:t>39</w:t>
+        <w:t>43</w:t>
       </w:r>
     </w:p>
     <w:p>
@@ -1254,10 +1409,10 @@
         <w:rPr>
           <w:rFonts w:ascii="Arial" w:hAnsi="Arial"/>
           <w:b/>
-          <w:color w:val="0D2B5E"/>
+          <w:color w:val="000000"/>
           <w:sz w:val="20"/>
         </w:rPr>
-        <w:t>Chapter 8: Source Code Appendix (Comprehensive Code Archive)</w:t>
+        <w:t>Chapter 9: Source Code Appendix (Comprehensive Code Archive)</w:t>
       </w:r>
       <w:r>
         <w:rPr>
@@ -1271,10 +1426,10 @@
         <w:rPr>
           <w:rFonts w:ascii="Times New Roman" w:hAnsi="Times New Roman"/>
           <w:b/>
-          <w:color w:val="0D2B5E"/>
+          <w:color w:val="000000"/>
           <w:sz w:val="20"/>
         </w:rPr>
-        <w:t>40</w:t>
+        <w:t>44</w:t>
       </w:r>
     </w:p>
     <w:p>
@@ -1285,10 +1440,10 @@
         <w:rPr>
           <w:rFonts w:ascii="Times New Roman" w:hAnsi="Times New Roman"/>
           <w:b w:val="0"/>
-          <w:color w:val="262626"/>
+          <w:color w:val="000000"/>
           <w:sz w:val="20"/>
         </w:rPr>
-        <w:t xml:space="preserve">  8.1 Backend Services - app.py</w:t>
+        <w:t xml:space="preserve">  9.1 Backend Services - app.py</w:t>
       </w:r>
       <w:r>
         <w:rPr>
@@ -1302,10 +1457,10 @@
         <w:rPr>
           <w:rFonts w:ascii="Times New Roman" w:hAnsi="Times New Roman"/>
           <w:b w:val="0"/>
-          <w:color w:val="262626"/>
+          <w:color w:val="000000"/>
           <w:sz w:val="20"/>
         </w:rPr>
-        <w:t>40</w:t>
+        <w:t>44</w:t>
       </w:r>
     </w:p>
     <w:p>
@@ -1316,10 +1471,10 @@
         <w:rPr>
           <w:rFonts w:ascii="Times New Roman" w:hAnsi="Times New Roman"/>
           <w:b w:val="0"/>
-          <w:color w:val="262626"/>
+          <w:color w:val="000000"/>
           <w:sz w:val="20"/>
         </w:rPr>
-        <w:t xml:space="preserve">  8.2 Frontend Mock Interceptor - localDb.js</w:t>
+        <w:t xml:space="preserve">  9.2 Frontend Mock Interceptor - localDb.js</w:t>
       </w:r>
       <w:r>
         <w:rPr>
@@ -1333,10 +1488,10 @@
         <w:rPr>
           <w:rFonts w:ascii="Times New Roman" w:hAnsi="Times New Roman"/>
           <w:b w:val="0"/>
-          <w:color w:val="262626"/>
+          <w:color w:val="000000"/>
           <w:sz w:val="20"/>
         </w:rPr>
-        <w:t>49</w:t>
+        <w:t>53</w:t>
       </w:r>
     </w:p>
     <w:p>
@@ -1347,10 +1502,10 @@
         <w:rPr>
           <w:rFonts w:ascii="Times New Roman" w:hAnsi="Times New Roman"/>
           <w:b w:val="0"/>
-          <w:color w:val="262626"/>
+          <w:color w:val="000000"/>
           <w:sz w:val="20"/>
         </w:rPr>
-        <w:t xml:space="preserve">  8.3 Frontend Grievance Portal View - GrievancePortal.jsx</w:t>
+        <w:t xml:space="preserve">  9.3 Frontend Grievance Portal View - GrievancePortal.jsx</w:t>
       </w:r>
       <w:r>
         <w:rPr>
@@ -1364,10 +1519,10 @@
         <w:rPr>
           <w:rFonts w:ascii="Times New Roman" w:hAnsi="Times New Roman"/>
           <w:b w:val="0"/>
-          <w:color w:val="262626"/>
+          <w:color w:val="000000"/>
           <w:sz w:val="20"/>
         </w:rPr>
-        <w:t>60</w:t>
+        <w:t>64</w:t>
       </w:r>
     </w:p>
     <w:p>
@@ -1378,10 +1533,10 @@
         <w:rPr>
           <w:rFonts w:ascii="Times New Roman" w:hAnsi="Times New Roman"/>
           <w:b w:val="0"/>
-          <w:color w:val="262626"/>
+          <w:color w:val="000000"/>
           <w:sz w:val="20"/>
         </w:rPr>
-        <w:t xml:space="preserve">  8.4 Frontend Operator Control View - SystemAdmin.jsx</w:t>
+        <w:t xml:space="preserve">  9.4 Frontend Operator Control View - SystemAdmin.jsx</w:t>
       </w:r>
       <w:r>
         <w:rPr>
@@ -1395,10 +1550,10 @@
         <w:rPr>
           <w:rFonts w:ascii="Times New Roman" w:hAnsi="Times New Roman"/>
           <w:b w:val="0"/>
-          <w:color w:val="262626"/>
+          <w:color w:val="000000"/>
           <w:sz w:val="20"/>
         </w:rPr>
-        <w:t>72</w:t>
+        <w:t>76</w:t>
       </w:r>
     </w:p>
     <w:p>
@@ -1409,10 +1564,10 @@
         <w:rPr>
           <w:rFonts w:ascii="Arial" w:hAnsi="Arial"/>
           <w:b/>
-          <w:color w:val="0D2B5E"/>
+          <w:color w:val="000000"/>
           <w:sz w:val="20"/>
         </w:rPr>
-        <w:t>Chapter 9: System Sign-Off &amp; Integration Verification</w:t>
+        <w:t>Chapter 10: System Sign-Off &amp; Integration Verification</w:t>
       </w:r>
       <w:r>
         <w:rPr>
@@ -1420,13 +1575,13 @@
           <w:color w:val="969696"/>
           <w:sz w:val="19"/>
         </w:rPr>
-        <w:t xml:space="preserve"> ............................................. </w:t>
+        <w:t xml:space="preserve"> ............................................ </w:t>
       </w:r>
       <w:r>
         <w:rPr>
           <w:rFonts w:ascii="Times New Roman" w:hAnsi="Times New Roman"/>
           <w:b/>
-          <w:color w:val="0D2B5E"/>
+          <w:color w:val="000000"/>
           <w:sz w:val="20"/>
         </w:rPr>
         <w:t>84</w:t>
@@ -1438,35 +1593,15 @@
       </w:r>
     </w:p>
     <w:p>
-      <w:r>
-        <w:br w:type="page"/>
-      </w:r>
-    </w:p>
-    <w:p>
       <w:pPr>
         <w:keepNext/>
-        <w:spacing w:before="360" w:after="120"/>
+        <w:spacing w:before="240" w:after="80"/>
       </w:pPr>
       <w:r>
         <w:rPr>
           <w:rFonts w:ascii="Arial" w:hAnsi="Arial"/>
           <w:b/>
-          <w:color w:val="0D2B5E"/>
-          <w:sz w:val="32"/>
-        </w:rPr>
-        <w:t>Chapter 1: Introduction</w:t>
-      </w:r>
-    </w:p>
-    <w:p>
-      <w:pPr>
-        <w:keepNext/>
-        <w:spacing w:before="240" w:after="80"/>
-      </w:pPr>
-      <w:r>
-        <w:rPr>
-          <w:rFonts w:ascii="Arial" w:hAnsi="Arial"/>
-          <w:b/>
-          <w:color w:val="4A5568"/>
+          <w:color w:val="000000"/>
           <w:sz w:val="26"/>
         </w:rPr>
         <w:t>1.1 Introduction of the System (Title, Category, Overview, Comparable Systems)</w:t>
@@ -1481,7 +1616,7 @@
         <w:rPr>
           <w:rFonts w:ascii="Arial" w:hAnsi="Arial"/>
           <w:b/>
-          <w:color w:val="4A5568"/>
+          <w:color w:val="000000"/>
           <w:sz w:val="26"/>
         </w:rPr>
         <w:t>1.2 Background (About NMPA, Port Infrastructure, Development Approach)</w:t>
@@ -1496,7 +1631,7 @@
         <w:rPr>
           <w:rFonts w:ascii="Arial" w:hAnsi="Arial"/>
           <w:b/>
-          <w:color w:val="4A5568"/>
+          <w:color w:val="000000"/>
           <w:sz w:val="26"/>
         </w:rPr>
         <w:t>1.3 Objectives of the System (Efficiency, Security, Compliance)</w:t>
@@ -1511,7 +1646,7 @@
         <w:rPr>
           <w:rFonts w:ascii="Arial" w:hAnsi="Arial"/>
           <w:b/>
-          <w:color w:val="4A5568"/>
+          <w:color w:val="000000"/>
           <w:sz w:val="26"/>
         </w:rPr>
         <w:t>1.4 Scope of the System (Workflows, Limits, Boundary Cases)</w:t>
@@ -1526,7 +1661,7 @@
         <w:rPr>
           <w:rFonts w:ascii="Arial" w:hAnsi="Arial"/>
           <w:b/>
-          <w:color w:val="4A5568"/>
+          <w:color w:val="000000"/>
           <w:sz w:val="26"/>
         </w:rPr>
         <w:t>1.5 Structure of the System (Shipping Agents, Port Officers)</w:t>
@@ -1541,42 +1676,22 @@
         <w:rPr>
           <w:rFonts w:ascii="Arial" w:hAnsi="Arial"/>
           <w:b/>
-          <w:color w:val="4A5568"/>
+          <w:color w:val="000000"/>
           <w:sz w:val="26"/>
         </w:rPr>
         <w:t>1.6 Hardware and Software Requirements</w:t>
       </w:r>
     </w:p>
     <w:p>
-      <w:r>
-        <w:br w:type="page"/>
-      </w:r>
-    </w:p>
-    <w:p>
       <w:pPr>
         <w:keepNext/>
-        <w:spacing w:before="360" w:after="120"/>
+        <w:spacing w:before="240" w:after="80"/>
       </w:pPr>
       <w:r>
         <w:rPr>
           <w:rFonts w:ascii="Arial" w:hAnsi="Arial"/>
           <w:b/>
-          <w:color w:val="0D2B5E"/>
-          <w:sz w:val="32"/>
-        </w:rPr>
-        <w:t>Chapter 2: Software Requirements Specification (SRS)</w:t>
-      </w:r>
-    </w:p>
-    <w:p>
-      <w:pPr>
-        <w:keepNext/>
-        <w:spacing w:before="240" w:after="80"/>
-      </w:pPr>
-      <w:r>
-        <w:rPr>
-          <w:rFonts w:ascii="Arial" w:hAnsi="Arial"/>
-          <w:b/>
-          <w:color w:val="4A5568"/>
+          <w:color w:val="000000"/>
           <w:sz w:val="26"/>
         </w:rPr>
         <w:t>2.1 Introduction (Purpose, Scope, Definitions, References)</w:t>
@@ -1591,7 +1706,7 @@
         <w:rPr>
           <w:rFonts w:ascii="Arial" w:hAnsi="Arial"/>
           <w:b/>
-          <w:color w:val="4A5568"/>
+          <w:color w:val="000000"/>
           <w:sz w:val="26"/>
         </w:rPr>
         <w:t>2.2 Overall Description (Perspective, Functions, Users, Constraints)</w:t>
@@ -1606,7 +1721,7 @@
         <w:rPr>
           <w:rFonts w:ascii="Arial" w:hAnsi="Arial"/>
           <w:b/>
-          <w:color w:val="4A5568"/>
+          <w:color w:val="000000"/>
           <w:sz w:val="26"/>
         </w:rPr>
         <w:t>2.3 Special Requirements (Bilingual UI, Dark/Light, Local Sync)</w:t>
@@ -1621,7 +1736,7 @@
         <w:rPr>
           <w:rFonts w:ascii="Arial" w:hAnsi="Arial"/>
           <w:b/>
-          <w:color w:val="4A5568"/>
+          <w:color w:val="000000"/>
           <w:sz w:val="26"/>
         </w:rPr>
         <w:t>2.4 Functional Requirements (Auth, Registry, Stepper, Audit, TOTP)</w:t>
@@ -1636,7 +1751,7 @@
         <w:rPr>
           <w:rFonts w:ascii="Arial" w:hAnsi="Arial"/>
           <w:b/>
-          <w:color w:val="4A5568"/>
+          <w:color w:val="000000"/>
           <w:sz w:val="26"/>
         </w:rPr>
         <w:t>2.5 Design Constraints &amp; Data Standards</w:t>
@@ -1651,7 +1766,7 @@
         <w:rPr>
           <w:rFonts w:ascii="Arial" w:hAnsi="Arial"/>
           <w:b/>
-          <w:color w:val="4A5568"/>
+          <w:color w:val="000000"/>
           <w:sz w:val="26"/>
         </w:rPr>
         <w:t>2.6 System Attributes (Reliability, Scalability, Security)</w:t>
@@ -1666,42 +1781,22 @@
         <w:rPr>
           <w:rFonts w:ascii="Arial" w:hAnsi="Arial"/>
           <w:b/>
-          <w:color w:val="4A5568"/>
+          <w:color w:val="000000"/>
           <w:sz w:val="26"/>
         </w:rPr>
         <w:t>2.7 Other Requirements (Central Redirections)</w:t>
       </w:r>
     </w:p>
     <w:p>
-      <w:r>
-        <w:br w:type="page"/>
-      </w:r>
-    </w:p>
-    <w:p>
       <w:pPr>
         <w:keepNext/>
-        <w:spacing w:before="360" w:after="120"/>
+        <w:spacing w:before="240" w:after="80"/>
       </w:pPr>
       <w:r>
         <w:rPr>
           <w:rFonts w:ascii="Arial" w:hAnsi="Arial"/>
           <w:b/>
-          <w:color w:val="0D2B5E"/>
-          <w:sz w:val="32"/>
-        </w:rPr>
-        <w:t>Chapter 3: System Design</w:t>
-      </w:r>
-    </w:p>
-    <w:p>
-      <w:pPr>
-        <w:keepNext/>
-        <w:spacing w:before="240" w:after="80"/>
-      </w:pPr>
-      <w:r>
-        <w:rPr>
-          <w:rFonts w:ascii="Arial" w:hAnsi="Arial"/>
-          <w:b/>
-          <w:color w:val="4A5568"/>
+          <w:color w:val="000000"/>
           <w:sz w:val="26"/>
         </w:rPr>
         <w:t>3.1 Architectural Decomposition &amp; Layers</w:t>
@@ -1716,7 +1811,7 @@
         <w:rPr>
           <w:rFonts w:ascii="Arial" w:hAnsi="Arial"/>
           <w:b/>
-          <w:color w:val="4A5568"/>
+          <w:color w:val="000000"/>
           <w:sz w:val="26"/>
         </w:rPr>
         <w:t>3.2 Assumptions and Constraints</w:t>
@@ -1731,7 +1826,7 @@
         <w:rPr>
           <w:rFonts w:ascii="Arial" w:hAnsi="Arial"/>
           <w:b/>
-          <w:color w:val="4A5568"/>
+          <w:color w:val="000000"/>
           <w:sz w:val="26"/>
         </w:rPr>
         <w:t>3.3 Functional Decomposition Breakdown</w:t>
@@ -1746,42 +1841,22 @@
         <w:rPr>
           <w:rFonts w:ascii="Arial" w:hAnsi="Arial"/>
           <w:b/>
-          <w:color w:val="4A5568"/>
+          <w:color w:val="000000"/>
           <w:sz w:val="26"/>
         </w:rPr>
         <w:t>3.4 Description of Processes (DFDs &amp; State Machine)</w:t>
       </w:r>
     </w:p>
     <w:p>
-      <w:r>
-        <w:br w:type="page"/>
-      </w:r>
-    </w:p>
-    <w:p>
       <w:pPr>
         <w:keepNext/>
-        <w:spacing w:before="360" w:after="120"/>
+        <w:spacing w:before="240" w:after="80"/>
       </w:pPr>
       <w:r>
         <w:rPr>
           <w:rFonts w:ascii="Arial" w:hAnsi="Arial"/>
           <w:b/>
-          <w:color w:val="0D2B5E"/>
-          <w:sz w:val="32"/>
-        </w:rPr>
-        <w:t>Chapter 4: Database Design</w:t>
-      </w:r>
-    </w:p>
-    <w:p>
-      <w:pPr>
-        <w:keepNext/>
-        <w:spacing w:before="240" w:after="80"/>
-      </w:pPr>
-      <w:r>
-        <w:rPr>
-          <w:rFonts w:ascii="Arial" w:hAnsi="Arial"/>
-          <w:b/>
-          <w:color w:val="4A5568"/>
+          <w:color w:val="000000"/>
           <w:sz w:val="26"/>
         </w:rPr>
         <w:t>4.1 Introduction &amp; Collection Mapping</w:t>
@@ -1796,7 +1871,7 @@
         <w:rPr>
           <w:rFonts w:ascii="Arial" w:hAnsi="Arial"/>
           <w:b/>
-          <w:color w:val="4A5568"/>
+          <w:color w:val="000000"/>
           <w:sz w:val="26"/>
         </w:rPr>
         <w:t>4.2 Collection Definitions (Schemas, Indexes, Validation Rules)</w:t>
@@ -1811,7 +1886,7 @@
         <w:rPr>
           <w:rFonts w:ascii="Arial" w:hAnsi="Arial"/>
           <w:b/>
-          <w:color w:val="646E7D"/>
+          <w:color w:val="000000"/>
           <w:sz w:val="22"/>
         </w:rPr>
         <w:t>4.3.1 Users Collection Schema</w:t>
@@ -1839,7 +1914,7 @@
               <w:rPr>
                 <w:rFonts w:ascii="Arial" w:hAnsi="Arial"/>
                 <w:b/>
-                <w:color w:val="0D2B5E"/>
+                <w:color w:val="000000"/>
                 <w:sz w:val="19"/>
               </w:rPr>
               <w:t>Field Name</w:t>
@@ -1855,7 +1930,7 @@
               <w:rPr>
                 <w:rFonts w:ascii="Arial" w:hAnsi="Arial"/>
                 <w:b/>
-                <w:color w:val="0D2B5E"/>
+                <w:color w:val="000000"/>
                 <w:sz w:val="19"/>
               </w:rPr>
               <w:t>Data Type</w:t>
@@ -1871,7 +1946,7 @@
               <w:rPr>
                 <w:rFonts w:ascii="Arial" w:hAnsi="Arial"/>
                 <w:b/>
-                <w:color w:val="0D2B5E"/>
+                <w:color w:val="000000"/>
                 <w:sz w:val="19"/>
               </w:rPr>
               <w:t>Constraints</w:t>
@@ -1887,7 +1962,7 @@
               <w:rPr>
                 <w:rFonts w:ascii="Arial" w:hAnsi="Arial"/>
                 <w:b/>
-                <w:color w:val="0D2B5E"/>
+                <w:color w:val="000000"/>
                 <w:sz w:val="19"/>
               </w:rPr>
               <w:t>Description</w:t>
@@ -1904,6 +1979,7 @@
             <w:r>
               <w:rPr>
                 <w:rFonts w:ascii="Times New Roman" w:hAnsi="Times New Roman"/>
+                <w:color w:val="000000"/>
                 <w:sz w:val="19"/>
               </w:rPr>
               <w:t>id</w:t>
@@ -1918,6 +1994,7 @@
             <w:r>
               <w:rPr>
                 <w:rFonts w:ascii="Times New Roman" w:hAnsi="Times New Roman"/>
+                <w:color w:val="000000"/>
                 <w:sz w:val="19"/>
               </w:rPr>
               <w:t>INTEGER</w:t>
@@ -1932,6 +2009,7 @@
             <w:r>
               <w:rPr>
                 <w:rFonts w:ascii="Times New Roman" w:hAnsi="Times New Roman"/>
+                <w:color w:val="000000"/>
                 <w:sz w:val="19"/>
               </w:rPr>
               <w:t>Primary Key</w:t>
@@ -1946,6 +2024,7 @@
             <w:r>
               <w:rPr>
                 <w:rFonts w:ascii="Times New Roman" w:hAnsi="Times New Roman"/>
+                <w:color w:val="000000"/>
                 <w:sz w:val="19"/>
               </w:rPr>
               <w:t>Unique user identification identifier.</w:t>
@@ -1962,6 +2041,7 @@
             <w:r>
               <w:rPr>
                 <w:rFonts w:ascii="Times New Roman" w:hAnsi="Times New Roman"/>
+                <w:color w:val="000000"/>
                 <w:sz w:val="19"/>
               </w:rPr>
               <w:t>username</w:t>
@@ -1976,6 +2056,7 @@
             <w:r>
               <w:rPr>
                 <w:rFonts w:ascii="Times New Roman" w:hAnsi="Times New Roman"/>
+                <w:color w:val="000000"/>
                 <w:sz w:val="19"/>
               </w:rPr>
               <w:t>VARCHAR</w:t>
@@ -1990,6 +2071,7 @@
             <w:r>
               <w:rPr>
                 <w:rFonts w:ascii="Times New Roman" w:hAnsi="Times New Roman"/>
+                <w:color w:val="000000"/>
                 <w:sz w:val="19"/>
               </w:rPr>
               <w:t>Unique, Min 4 chars</w:t>
@@ -2004,6 +2086,7 @@
             <w:r>
               <w:rPr>
                 <w:rFonts w:ascii="Times New Roman" w:hAnsi="Times New Roman"/>
+                <w:color w:val="000000"/>
                 <w:sz w:val="19"/>
               </w:rPr>
               <w:t>Login username credentials.</w:t>
@@ -2020,6 +2103,7 @@
             <w:r>
               <w:rPr>
                 <w:rFonts w:ascii="Times New Roman" w:hAnsi="Times New Roman"/>
+                <w:color w:val="000000"/>
                 <w:sz w:val="19"/>
               </w:rPr>
               <w:t>password</w:t>
@@ -2034,6 +2118,7 @@
             <w:r>
               <w:rPr>
                 <w:rFonts w:ascii="Times New Roman" w:hAnsi="Times New Roman"/>
+                <w:color w:val="000000"/>
                 <w:sz w:val="19"/>
               </w:rPr>
               <w:t>VARCHAR</w:t>
@@ -2048,6 +2133,7 @@
             <w:r>
               <w:rPr>
                 <w:rFonts w:ascii="Times New Roman" w:hAnsi="Times New Roman"/>
+                <w:color w:val="000000"/>
                 <w:sz w:val="19"/>
               </w:rPr>
               <w:t>Hashed</w:t>
@@ -2062,6 +2148,7 @@
             <w:r>
               <w:rPr>
                 <w:rFonts w:ascii="Times New Roman" w:hAnsi="Times New Roman"/>
+                <w:color w:val="000000"/>
                 <w:sz w:val="19"/>
               </w:rPr>
               <w:t>Secure hashed password string.</w:t>
@@ -2078,6 +2165,7 @@
             <w:r>
               <w:rPr>
                 <w:rFonts w:ascii="Times New Roman" w:hAnsi="Times New Roman"/>
+                <w:color w:val="000000"/>
                 <w:sz w:val="19"/>
               </w:rPr>
               <w:t>email</w:t>
@@ -2092,6 +2180,7 @@
             <w:r>
               <w:rPr>
                 <w:rFonts w:ascii="Times New Roman" w:hAnsi="Times New Roman"/>
+                <w:color w:val="000000"/>
                 <w:sz w:val="19"/>
               </w:rPr>
               <w:t>VARCHAR</w:t>
@@ -2106,6 +2195,7 @@
             <w:r>
               <w:rPr>
                 <w:rFonts w:ascii="Times New Roman" w:hAnsi="Times New Roman"/>
+                <w:color w:val="000000"/>
                 <w:sz w:val="19"/>
               </w:rPr>
               <w:t>Required</w:t>
@@ -2120,6 +2210,7 @@
             <w:r>
               <w:rPr>
                 <w:rFonts w:ascii="Times New Roman" w:hAnsi="Times New Roman"/>
+                <w:color w:val="000000"/>
                 <w:sz w:val="19"/>
               </w:rPr>
               <w:t>Contact email address.</w:t>
@@ -2136,6 +2227,7 @@
             <w:r>
               <w:rPr>
                 <w:rFonts w:ascii="Times New Roman" w:hAnsi="Times New Roman"/>
+                <w:color w:val="000000"/>
                 <w:sz w:val="19"/>
               </w:rPr>
               <w:t>role</w:t>
@@ -2150,6 +2242,7 @@
             <w:r>
               <w:rPr>
                 <w:rFonts w:ascii="Times New Roman" w:hAnsi="Times New Roman"/>
+                <w:color w:val="000000"/>
                 <w:sz w:val="19"/>
               </w:rPr>
               <w:t>VARCHAR</w:t>
@@ -2164,6 +2257,7 @@
             <w:r>
               <w:rPr>
                 <w:rFonts w:ascii="Times New Roman" w:hAnsi="Times New Roman"/>
+                <w:color w:val="000000"/>
                 <w:sz w:val="19"/>
               </w:rPr>
               <w:t>system_admin / inspector / port_authority</w:t>
@@ -2178,6 +2272,7 @@
             <w:r>
               <w:rPr>
                 <w:rFonts w:ascii="Times New Roman" w:hAnsi="Times New Roman"/>
+                <w:color w:val="000000"/>
                 <w:sz w:val="19"/>
               </w:rPr>
               <w:t>Role-based privileges.</w:t>
@@ -2194,6 +2289,7 @@
             <w:r>
               <w:rPr>
                 <w:rFonts w:ascii="Times New Roman" w:hAnsi="Times New Roman"/>
+                <w:color w:val="000000"/>
                 <w:sz w:val="19"/>
               </w:rPr>
               <w:t>is_approved</w:t>
@@ -2208,6 +2304,7 @@
             <w:r>
               <w:rPr>
                 <w:rFonts w:ascii="Times New Roman" w:hAnsi="Times New Roman"/>
+                <w:color w:val="000000"/>
                 <w:sz w:val="19"/>
               </w:rPr>
               <w:t>BOOLEAN</w:t>
@@ -2222,6 +2319,7 @@
             <w:r>
               <w:rPr>
                 <w:rFonts w:ascii="Times New Roman" w:hAnsi="Times New Roman"/>
+                <w:color w:val="000000"/>
                 <w:sz w:val="19"/>
               </w:rPr>
               <w:t>Default: False</w:t>
@@ -2236,6 +2334,7 @@
             <w:r>
               <w:rPr>
                 <w:rFonts w:ascii="Times New Roman" w:hAnsi="Times New Roman"/>
+                <w:color w:val="000000"/>
                 <w:sz w:val="19"/>
               </w:rPr>
               <w:t>Onboarding validation flag.</w:t>
@@ -2252,6 +2351,7 @@
             <w:r>
               <w:rPr>
                 <w:rFonts w:ascii="Times New Roman" w:hAnsi="Times New Roman"/>
+                <w:color w:val="000000"/>
                 <w:sz w:val="19"/>
               </w:rPr>
               <w:t>two_fa_enabled</w:t>
@@ -2266,6 +2366,7 @@
             <w:r>
               <w:rPr>
                 <w:rFonts w:ascii="Times New Roman" w:hAnsi="Times New Roman"/>
+                <w:color w:val="000000"/>
                 <w:sz w:val="19"/>
               </w:rPr>
               <w:t>BOOLEAN</w:t>
@@ -2280,6 +2381,7 @@
             <w:r>
               <w:rPr>
                 <w:rFonts w:ascii="Times New Roman" w:hAnsi="Times New Roman"/>
+                <w:color w:val="000000"/>
                 <w:sz w:val="19"/>
               </w:rPr>
               <w:t>Default: True</w:t>
@@ -2294,6 +2396,7 @@
             <w:r>
               <w:rPr>
                 <w:rFonts w:ascii="Times New Roman" w:hAnsi="Times New Roman"/>
+                <w:color w:val="000000"/>
                 <w:sz w:val="19"/>
               </w:rPr>
               <w:t>2FA authentication flag.</w:t>
@@ -2310,6 +2413,7 @@
             <w:r>
               <w:rPr>
                 <w:rFonts w:ascii="Times New Roman" w:hAnsi="Times New Roman"/>
+                <w:color w:val="000000"/>
                 <w:sz w:val="19"/>
               </w:rPr>
               <w:t>last_login</w:t>
@@ -2324,6 +2428,7 @@
             <w:r>
               <w:rPr>
                 <w:rFonts w:ascii="Times New Roman" w:hAnsi="Times New Roman"/>
+                <w:color w:val="000000"/>
                 <w:sz w:val="19"/>
               </w:rPr>
               <w:t>TIMESTAMP</w:t>
@@ -2338,6 +2443,7 @@
             <w:r>
               <w:rPr>
                 <w:rFonts w:ascii="Times New Roman" w:hAnsi="Times New Roman"/>
+                <w:color w:val="000000"/>
                 <w:sz w:val="19"/>
               </w:rPr>
               <w:t>Nullable</w:t>
@@ -2352,6 +2458,7 @@
             <w:r>
               <w:rPr>
                 <w:rFonts w:ascii="Times New Roman" w:hAnsi="Times New Roman"/>
+                <w:color w:val="000000"/>
                 <w:sz w:val="19"/>
               </w:rPr>
               <w:t>Tracks the user's latest login.</w:t>
@@ -2374,7 +2481,7 @@
         <w:rPr>
           <w:rFonts w:ascii="Arial" w:hAnsi="Arial"/>
           <w:b/>
-          <w:color w:val="646E7D"/>
+          <w:color w:val="000000"/>
           <w:sz w:val="22"/>
         </w:rPr>
         <w:t>4.3.2 Voyages Collection Schema</w:t>
@@ -2402,7 +2509,7 @@
               <w:rPr>
                 <w:rFonts w:ascii="Arial" w:hAnsi="Arial"/>
                 <w:b/>
-                <w:color w:val="0D2B5E"/>
+                <w:color w:val="000000"/>
                 <w:sz w:val="19"/>
               </w:rPr>
               <w:t>Field Name</w:t>
@@ -2418,7 +2525,7 @@
               <w:rPr>
                 <w:rFonts w:ascii="Arial" w:hAnsi="Arial"/>
                 <w:b/>
-                <w:color w:val="0D2B5E"/>
+                <w:color w:val="000000"/>
                 <w:sz w:val="19"/>
               </w:rPr>
               <w:t>Data Type</w:t>
@@ -2434,7 +2541,7 @@
               <w:rPr>
                 <w:rFonts w:ascii="Arial" w:hAnsi="Arial"/>
                 <w:b/>
-                <w:color w:val="0D2B5E"/>
+                <w:color w:val="000000"/>
                 <w:sz w:val="19"/>
               </w:rPr>
               <w:t>Constraints</w:t>
@@ -2450,7 +2557,7 @@
               <w:rPr>
                 <w:rFonts w:ascii="Arial" w:hAnsi="Arial"/>
                 <w:b/>
-                <w:color w:val="0D2B5E"/>
+                <w:color w:val="000000"/>
                 <w:sz w:val="19"/>
               </w:rPr>
               <w:t>Description</w:t>
@@ -2467,6 +2574,7 @@
             <w:r>
               <w:rPr>
                 <w:rFonts w:ascii="Times New Roman" w:hAnsi="Times New Roman"/>
+                <w:color w:val="000000"/>
                 <w:sz w:val="19"/>
               </w:rPr>
               <w:t>id</w:t>
@@ -2481,6 +2589,7 @@
             <w:r>
               <w:rPr>
                 <w:rFonts w:ascii="Times New Roman" w:hAnsi="Times New Roman"/>
+                <w:color w:val="000000"/>
                 <w:sz w:val="19"/>
               </w:rPr>
               <w:t>INTEGER</w:t>
@@ -2495,6 +2604,7 @@
             <w:r>
               <w:rPr>
                 <w:rFonts w:ascii="Times New Roman" w:hAnsi="Times New Roman"/>
+                <w:color w:val="000000"/>
                 <w:sz w:val="19"/>
               </w:rPr>
               <w:t>Primary Key</w:t>
@@ -2509,6 +2619,7 @@
             <w:r>
               <w:rPr>
                 <w:rFonts w:ascii="Times New Roman" w:hAnsi="Times New Roman"/>
+                <w:color w:val="000000"/>
                 <w:sz w:val="19"/>
               </w:rPr>
               <w:t>Voyage unique record identification.</w:t>
@@ -2525,6 +2636,7 @@
             <w:r>
               <w:rPr>
                 <w:rFonts w:ascii="Times New Roman" w:hAnsi="Times New Roman"/>
+                <w:color w:val="000000"/>
                 <w:sz w:val="19"/>
               </w:rPr>
               <w:t>bill_of_lading</w:t>
@@ -2539,6 +2651,7 @@
             <w:r>
               <w:rPr>
                 <w:rFonts w:ascii="Times New Roman" w:hAnsi="Times New Roman"/>
+                <w:color w:val="000000"/>
                 <w:sz w:val="19"/>
               </w:rPr>
               <w:t>VARCHAR</w:t>
@@ -2553,6 +2666,7 @@
             <w:r>
               <w:rPr>
                 <w:rFonts w:ascii="Times New Roman" w:hAnsi="Times New Roman"/>
+                <w:color w:val="000000"/>
                 <w:sz w:val="19"/>
               </w:rPr>
               <w:t>Unique, Required</w:t>
@@ -2567,6 +2681,7 @@
             <w:r>
               <w:rPr>
                 <w:rFonts w:ascii="Times New Roman" w:hAnsi="Times New Roman"/>
+                <w:color w:val="000000"/>
                 <w:sz w:val="19"/>
               </w:rPr>
               <w:t>Cargo shipment identifier.</w:t>
@@ -2583,6 +2698,7 @@
             <w:r>
               <w:rPr>
                 <w:rFonts w:ascii="Times New Roman" w:hAnsi="Times New Roman"/>
+                <w:color w:val="000000"/>
                 <w:sz w:val="19"/>
               </w:rPr>
               <w:t>vessel_name</w:t>
@@ -2597,6 +2713,7 @@
             <w:r>
               <w:rPr>
                 <w:rFonts w:ascii="Times New Roman" w:hAnsi="Times New Roman"/>
+                <w:color w:val="000000"/>
                 <w:sz w:val="19"/>
               </w:rPr>
               <w:t>VARCHAR</w:t>
@@ -2611,6 +2728,7 @@
             <w:r>
               <w:rPr>
                 <w:rFonts w:ascii="Times New Roman" w:hAnsi="Times New Roman"/>
+                <w:color w:val="000000"/>
                 <w:sz w:val="19"/>
               </w:rPr>
               <w:t>Required</w:t>
@@ -2625,6 +2743,7 @@
             <w:r>
               <w:rPr>
                 <w:rFonts w:ascii="Times New Roman" w:hAnsi="Times New Roman"/>
+                <w:color w:val="000000"/>
                 <w:sz w:val="19"/>
               </w:rPr>
               <w:t>Name of the incoming vessel.</w:t>
@@ -2641,6 +2760,7 @@
             <w:r>
               <w:rPr>
                 <w:rFonts w:ascii="Times New Roman" w:hAnsi="Times New Roman"/>
+                <w:color w:val="000000"/>
                 <w:sz w:val="19"/>
               </w:rPr>
               <w:t>origin_port</w:t>
@@ -2655,6 +2775,7 @@
             <w:r>
               <w:rPr>
                 <w:rFonts w:ascii="Times New Roman" w:hAnsi="Times New Roman"/>
+                <w:color w:val="000000"/>
                 <w:sz w:val="19"/>
               </w:rPr>
               <w:t>VARCHAR</w:t>
@@ -2669,6 +2790,7 @@
             <w:r>
               <w:rPr>
                 <w:rFonts w:ascii="Times New Roman" w:hAnsi="Times New Roman"/>
+                <w:color w:val="000000"/>
                 <w:sz w:val="19"/>
               </w:rPr>
               <w:t>Required</w:t>
@@ -2683,6 +2805,7 @@
             <w:r>
               <w:rPr>
                 <w:rFonts w:ascii="Times New Roman" w:hAnsi="Times New Roman"/>
+                <w:color w:val="000000"/>
                 <w:sz w:val="19"/>
               </w:rPr>
               <w:t>Port of cargo dispatch.</w:t>
@@ -2699,6 +2822,7 @@
             <w:r>
               <w:rPr>
                 <w:rFonts w:ascii="Times New Roman" w:hAnsi="Times New Roman"/>
+                <w:color w:val="000000"/>
                 <w:sz w:val="19"/>
               </w:rPr>
               <w:t>cargo_type</w:t>
@@ -2713,6 +2837,7 @@
             <w:r>
               <w:rPr>
                 <w:rFonts w:ascii="Times New Roman" w:hAnsi="Times New Roman"/>
+                <w:color w:val="000000"/>
                 <w:sz w:val="19"/>
               </w:rPr>
               <w:t>VARCHAR</w:t>
@@ -2727,6 +2852,7 @@
             <w:r>
               <w:rPr>
                 <w:rFonts w:ascii="Times New Roman" w:hAnsi="Times New Roman"/>
+                <w:color w:val="000000"/>
                 <w:sz w:val="19"/>
               </w:rPr>
               <w:t>Required</w:t>
@@ -2741,6 +2867,7 @@
             <w:r>
               <w:rPr>
                 <w:rFonts w:ascii="Times New Roman" w:hAnsi="Times New Roman"/>
+                <w:color w:val="000000"/>
                 <w:sz w:val="19"/>
               </w:rPr>
               <w:t>Category of cargo commodity.</w:t>
@@ -2757,6 +2884,7 @@
             <w:r>
               <w:rPr>
                 <w:rFonts w:ascii="Times New Roman" w:hAnsi="Times New Roman"/>
+                <w:color w:val="000000"/>
                 <w:sz w:val="19"/>
               </w:rPr>
               <w:t>weight</w:t>
@@ -2771,6 +2899,7 @@
             <w:r>
               <w:rPr>
                 <w:rFonts w:ascii="Times New Roman" w:hAnsi="Times New Roman"/>
+                <w:color w:val="000000"/>
                 <w:sz w:val="19"/>
               </w:rPr>
               <w:t>REAL</w:t>
@@ -2785,6 +2914,7 @@
             <w:r>
               <w:rPr>
                 <w:rFonts w:ascii="Times New Roman" w:hAnsi="Times New Roman"/>
+                <w:color w:val="000000"/>
                 <w:sz w:val="19"/>
               </w:rPr>
               <w:t>Required</w:t>
@@ -2799,6 +2929,7 @@
             <w:r>
               <w:rPr>
                 <w:rFonts w:ascii="Times New Roman" w:hAnsi="Times New Roman"/>
+                <w:color w:val="000000"/>
                 <w:sz w:val="19"/>
               </w:rPr>
               <w:t>Registered manifest weight (MT).</w:t>
@@ -2815,6 +2946,7 @@
             <w:r>
               <w:rPr>
                 <w:rFonts w:ascii="Times New Roman" w:hAnsi="Times New Roman"/>
+                <w:color w:val="000000"/>
                 <w:sz w:val="19"/>
               </w:rPr>
               <w:t>status</w:t>
@@ -2829,6 +2961,7 @@
             <w:r>
               <w:rPr>
                 <w:rFonts w:ascii="Times New Roman" w:hAnsi="Times New Roman"/>
+                <w:color w:val="000000"/>
                 <w:sz w:val="19"/>
               </w:rPr>
               <w:t>VARCHAR</w:t>
@@ -2843,6 +2976,7 @@
             <w:r>
               <w:rPr>
                 <w:rFonts w:ascii="Times New Roman" w:hAnsi="Times New Roman"/>
+                <w:color w:val="000000"/>
                 <w:sz w:val="19"/>
               </w:rPr>
               <w:t>Pending / Inspected / Approved / Rejected</w:t>
@@ -2857,6 +2991,7 @@
             <w:r>
               <w:rPr>
                 <w:rFonts w:ascii="Times New Roman" w:hAnsi="Times New Roman"/>
+                <w:color w:val="000000"/>
                 <w:sz w:val="19"/>
               </w:rPr>
               <w:t>Current clearance stepper state.</w:t>
@@ -2873,6 +3008,7 @@
             <w:r>
               <w:rPr>
                 <w:rFonts w:ascii="Times New Roman" w:hAnsi="Times New Roman"/>
+                <w:color w:val="000000"/>
                 <w:sz w:val="19"/>
               </w:rPr>
               <w:t>actual_weight</w:t>
@@ -2887,6 +3023,7 @@
             <w:r>
               <w:rPr>
                 <w:rFonts w:ascii="Times New Roman" w:hAnsi="Times New Roman"/>
+                <w:color w:val="000000"/>
                 <w:sz w:val="19"/>
               </w:rPr>
               <w:t>REAL</w:t>
@@ -2901,6 +3038,7 @@
             <w:r>
               <w:rPr>
                 <w:rFonts w:ascii="Times New Roman" w:hAnsi="Times New Roman"/>
+                <w:color w:val="000000"/>
                 <w:sz w:val="19"/>
               </w:rPr>
               <w:t>Nullable</w:t>
@@ -2915,6 +3053,7 @@
             <w:r>
               <w:rPr>
                 <w:rFonts w:ascii="Times New Roman" w:hAnsi="Times New Roman"/>
+                <w:color w:val="000000"/>
                 <w:sz w:val="19"/>
               </w:rPr>
               <w:t>Inspector-verified scale weight.</w:t>
@@ -2931,6 +3070,7 @@
             <w:r>
               <w:rPr>
                 <w:rFonts w:ascii="Times New Roman" w:hAnsi="Times New Roman"/>
+                <w:color w:val="000000"/>
                 <w:sz w:val="19"/>
               </w:rPr>
               <w:t>seal_intact</w:t>
@@ -2945,6 +3085,7 @@
             <w:r>
               <w:rPr>
                 <w:rFonts w:ascii="Times New Roman" w:hAnsi="Times New Roman"/>
+                <w:color w:val="000000"/>
                 <w:sz w:val="19"/>
               </w:rPr>
               <w:t>BOOLEAN</w:t>
@@ -2959,6 +3100,7 @@
             <w:r>
               <w:rPr>
                 <w:rFonts w:ascii="Times New Roman" w:hAnsi="Times New Roman"/>
+                <w:color w:val="000000"/>
                 <w:sz w:val="19"/>
               </w:rPr>
               <w:t>Nullable</w:t>
@@ -2973,6 +3115,7 @@
             <w:r>
               <w:rPr>
                 <w:rFonts w:ascii="Times New Roman" w:hAnsi="Times New Roman"/>
+                <w:color w:val="000000"/>
                 <w:sz w:val="19"/>
               </w:rPr>
               <w:t>Container physical seal integrity flag.</w:t>
@@ -2989,6 +3132,7 @@
             <w:r>
               <w:rPr>
                 <w:rFonts w:ascii="Times New Roman" w:hAnsi="Times New Roman"/>
+                <w:color w:val="000000"/>
                 <w:sz w:val="19"/>
               </w:rPr>
               <w:t>qr_token</w:t>
@@ -3003,6 +3147,7 @@
             <w:r>
               <w:rPr>
                 <w:rFonts w:ascii="Times New Roman" w:hAnsi="Times New Roman"/>
+                <w:color w:val="000000"/>
                 <w:sz w:val="19"/>
               </w:rPr>
               <w:t>VARCHAR</w:t>
@@ -3017,6 +3162,7 @@
             <w:r>
               <w:rPr>
                 <w:rFonts w:ascii="Times New Roman" w:hAnsi="Times New Roman"/>
+                <w:color w:val="000000"/>
                 <w:sz w:val="19"/>
               </w:rPr>
               <w:t>Nullable</w:t>
@@ -3031,6 +3177,7 @@
             <w:r>
               <w:rPr>
                 <w:rFonts w:ascii="Times New Roman" w:hAnsi="Times New Roman"/>
+                <w:color w:val="000000"/>
                 <w:sz w:val="19"/>
               </w:rPr>
               <w:t>Cryptographic clear-pass pass token.</w:t>
@@ -3053,7 +3200,7 @@
         <w:rPr>
           <w:rFonts w:ascii="Arial" w:hAnsi="Arial"/>
           <w:b/>
-          <w:color w:val="646E7D"/>
+          <w:color w:val="000000"/>
           <w:sz w:val="22"/>
         </w:rPr>
         <w:t>4.3.3 Grievances Collection Schema</w:t>
@@ -3081,7 +3228,7 @@
               <w:rPr>
                 <w:rFonts w:ascii="Arial" w:hAnsi="Arial"/>
                 <w:b/>
-                <w:color w:val="0D2B5E"/>
+                <w:color w:val="000000"/>
                 <w:sz w:val="19"/>
               </w:rPr>
               <w:t>Field Name</w:t>
@@ -3097,7 +3244,7 @@
               <w:rPr>
                 <w:rFonts w:ascii="Arial" w:hAnsi="Arial"/>
                 <w:b/>
-                <w:color w:val="0D2B5E"/>
+                <w:color w:val="000000"/>
                 <w:sz w:val="19"/>
               </w:rPr>
               <w:t>Data Type</w:t>
@@ -3113,7 +3260,7 @@
               <w:rPr>
                 <w:rFonts w:ascii="Arial" w:hAnsi="Arial"/>
                 <w:b/>
-                <w:color w:val="0D2B5E"/>
+                <w:color w:val="000000"/>
                 <w:sz w:val="19"/>
               </w:rPr>
               <w:t>Constraints</w:t>
@@ -3129,7 +3276,7 @@
               <w:rPr>
                 <w:rFonts w:ascii="Arial" w:hAnsi="Arial"/>
                 <w:b/>
-                <w:color w:val="0D2B5E"/>
+                <w:color w:val="000000"/>
                 <w:sz w:val="19"/>
               </w:rPr>
               <w:t>Description</w:t>
@@ -3146,6 +3293,7 @@
             <w:r>
               <w:rPr>
                 <w:rFonts w:ascii="Times New Roman" w:hAnsi="Times New Roman"/>
+                <w:color w:val="000000"/>
                 <w:sz w:val="19"/>
               </w:rPr>
               <w:t>id</w:t>
@@ -3160,6 +3308,7 @@
             <w:r>
               <w:rPr>
                 <w:rFonts w:ascii="Times New Roman" w:hAnsi="Times New Roman"/>
+                <w:color w:val="000000"/>
                 <w:sz w:val="19"/>
               </w:rPr>
               <w:t>INTEGER</w:t>
@@ -3174,6 +3323,7 @@
             <w:r>
               <w:rPr>
                 <w:rFonts w:ascii="Times New Roman" w:hAnsi="Times New Roman"/>
+                <w:color w:val="000000"/>
                 <w:sz w:val="19"/>
               </w:rPr>
               <w:t>Primary Key</w:t>
@@ -3188,6 +3338,7 @@
             <w:r>
               <w:rPr>
                 <w:rFonts w:ascii="Times New Roman" w:hAnsi="Times New Roman"/>
+                <w:color w:val="000000"/>
                 <w:sz w:val="19"/>
               </w:rPr>
               <w:t>Grievance unique reference ID.</w:t>
@@ -3204,6 +3355,7 @@
             <w:r>
               <w:rPr>
                 <w:rFonts w:ascii="Times New Roman" w:hAnsi="Times New Roman"/>
+                <w:color w:val="000000"/>
                 <w:sz w:val="19"/>
               </w:rPr>
               <w:t>email</w:t>
@@ -3218,6 +3370,7 @@
             <w:r>
               <w:rPr>
                 <w:rFonts w:ascii="Times New Roman" w:hAnsi="Times New Roman"/>
+                <w:color w:val="000000"/>
                 <w:sz w:val="19"/>
               </w:rPr>
               <w:t>VARCHAR</w:t>
@@ -3232,6 +3385,7 @@
             <w:r>
               <w:rPr>
                 <w:rFonts w:ascii="Times New Roman" w:hAnsi="Times New Roman"/>
+                <w:color w:val="000000"/>
                 <w:sz w:val="19"/>
               </w:rPr>
               <w:t>Required</w:t>
@@ -3246,6 +3400,7 @@
             <w:r>
               <w:rPr>
                 <w:rFonts w:ascii="Times New Roman" w:hAnsi="Times New Roman"/>
+                <w:color w:val="000000"/>
                 <w:sz w:val="19"/>
               </w:rPr>
               <w:t>Contact email of complainant.</w:t>
@@ -3262,6 +3417,7 @@
             <w:r>
               <w:rPr>
                 <w:rFonts w:ascii="Times New Roman" w:hAnsi="Times New Roman"/>
+                <w:color w:val="000000"/>
                 <w:sz w:val="19"/>
               </w:rPr>
               <w:t>subject</w:t>
@@ -3276,6 +3432,7 @@
             <w:r>
               <w:rPr>
                 <w:rFonts w:ascii="Times New Roman" w:hAnsi="Times New Roman"/>
+                <w:color w:val="000000"/>
                 <w:sz w:val="19"/>
               </w:rPr>
               <w:t>VARCHAR</w:t>
@@ -3290,6 +3447,7 @@
             <w:r>
               <w:rPr>
                 <w:rFonts w:ascii="Times New Roman" w:hAnsi="Times New Roman"/>
+                <w:color w:val="000000"/>
                 <w:sz w:val="19"/>
               </w:rPr>
               <w:t>Required</w:t>
@@ -3304,6 +3462,7 @@
             <w:r>
               <w:rPr>
                 <w:rFonts w:ascii="Times New Roman" w:hAnsi="Times New Roman"/>
+                <w:color w:val="000000"/>
                 <w:sz w:val="19"/>
               </w:rPr>
               <w:t>Grievance category classification.</w:t>
@@ -3320,6 +3479,7 @@
             <w:r>
               <w:rPr>
                 <w:rFonts w:ascii="Times New Roman" w:hAnsi="Times New Roman"/>
+                <w:color w:val="000000"/>
                 <w:sz w:val="19"/>
               </w:rPr>
               <w:t>message</w:t>
@@ -3334,6 +3494,7 @@
             <w:r>
               <w:rPr>
                 <w:rFonts w:ascii="Times New Roman" w:hAnsi="Times New Roman"/>
+                <w:color w:val="000000"/>
                 <w:sz w:val="19"/>
               </w:rPr>
               <w:t>TEXT</w:t>
@@ -3348,6 +3509,7 @@
             <w:r>
               <w:rPr>
                 <w:rFonts w:ascii="Times New Roman" w:hAnsi="Times New Roman"/>
+                <w:color w:val="000000"/>
                 <w:sz w:val="19"/>
               </w:rPr>
               <w:t>Required</w:t>
@@ -3362,6 +3524,7 @@
             <w:r>
               <w:rPr>
                 <w:rFonts w:ascii="Times New Roman" w:hAnsi="Times New Roman"/>
+                <w:color w:val="000000"/>
                 <w:sz w:val="19"/>
               </w:rPr>
               <w:t>Structured complainant details text.</w:t>
@@ -3378,6 +3541,7 @@
             <w:r>
               <w:rPr>
                 <w:rFonts w:ascii="Times New Roman" w:hAnsi="Times New Roman"/>
+                <w:color w:val="000000"/>
                 <w:sz w:val="19"/>
               </w:rPr>
               <w:t>severity_level</w:t>
@@ -3392,6 +3556,7 @@
             <w:r>
               <w:rPr>
                 <w:rFonts w:ascii="Times New Roman" w:hAnsi="Times New Roman"/>
+                <w:color w:val="000000"/>
                 <w:sz w:val="19"/>
               </w:rPr>
               <w:t>VARCHAR</w:t>
@@ -3406,6 +3571,7 @@
             <w:r>
               <w:rPr>
                 <w:rFonts w:ascii="Times New Roman" w:hAnsi="Times New Roman"/>
+                <w:color w:val="000000"/>
                 <w:sz w:val="19"/>
               </w:rPr>
               <w:t>Low / Medium / High / Critical</w:t>
@@ -3420,6 +3586,7 @@
             <w:r>
               <w:rPr>
                 <w:rFonts w:ascii="Times New Roman" w:hAnsi="Times New Roman"/>
+                <w:color w:val="000000"/>
                 <w:sz w:val="19"/>
               </w:rPr>
               <w:t>Grievance urgency indicator.</w:t>
@@ -3436,6 +3603,7 @@
             <w:r>
               <w:rPr>
                 <w:rFonts w:ascii="Times New Roman" w:hAnsi="Times New Roman"/>
+                <w:color w:val="000000"/>
                 <w:sz w:val="19"/>
               </w:rPr>
               <w:t>sla_status</w:t>
@@ -3450,6 +3618,7 @@
             <w:r>
               <w:rPr>
                 <w:rFonts w:ascii="Times New Roman" w:hAnsi="Times New Roman"/>
+                <w:color w:val="000000"/>
                 <w:sz w:val="19"/>
               </w:rPr>
               <w:t>VARCHAR</w:t>
@@ -3464,6 +3633,7 @@
             <w:r>
               <w:rPr>
                 <w:rFonts w:ascii="Times New Roman" w:hAnsi="Times New Roman"/>
+                <w:color w:val="000000"/>
                 <w:sz w:val="19"/>
               </w:rPr>
               <w:t>Pending / Under Investigation / Resolved / SLA Breached</w:t>
@@ -3478,6 +3648,7 @@
             <w:r>
               <w:rPr>
                 <w:rFonts w:ascii="Times New Roman" w:hAnsi="Times New Roman"/>
+                <w:color w:val="000000"/>
                 <w:sz w:val="19"/>
               </w:rPr>
               <w:t>SLA tracker status.</w:t>
@@ -3494,6 +3665,7 @@
             <w:r>
               <w:rPr>
                 <w:rFonts w:ascii="Times New Roman" w:hAnsi="Times New Roman"/>
+                <w:color w:val="000000"/>
                 <w:sz w:val="19"/>
               </w:rPr>
               <w:t>sla_deadline</w:t>
@@ -3508,6 +3680,7 @@
             <w:r>
               <w:rPr>
                 <w:rFonts w:ascii="Times New Roman" w:hAnsi="Times New Roman"/>
+                <w:color w:val="000000"/>
                 <w:sz w:val="19"/>
               </w:rPr>
               <w:t>TIMESTAMP</w:t>
@@ -3522,6 +3695,7 @@
             <w:r>
               <w:rPr>
                 <w:rFonts w:ascii="Times New Roman" w:hAnsi="Times New Roman"/>
+                <w:color w:val="000000"/>
                 <w:sz w:val="19"/>
               </w:rPr>
               <w:t>Required</w:t>
@@ -3536,6 +3710,7 @@
             <w:r>
               <w:rPr>
                 <w:rFonts w:ascii="Times New Roman" w:hAnsi="Times New Roman"/>
+                <w:color w:val="000000"/>
                 <w:sz w:val="19"/>
               </w:rPr>
               <w:t>Submission date + 72-hour deadline.</w:t>
@@ -3552,6 +3727,7 @@
             <w:r>
               <w:rPr>
                 <w:rFonts w:ascii="Times New Roman" w:hAnsi="Times New Roman"/>
+                <w:color w:val="000000"/>
                 <w:sz w:val="19"/>
               </w:rPr>
               <w:t>escalated_to_chairman</w:t>
@@ -3566,6 +3742,7 @@
             <w:r>
               <w:rPr>
                 <w:rFonts w:ascii="Times New Roman" w:hAnsi="Times New Roman"/>
+                <w:color w:val="000000"/>
                 <w:sz w:val="19"/>
               </w:rPr>
               <w:t>BOOLEAN</w:t>
@@ -3580,6 +3757,7 @@
             <w:r>
               <w:rPr>
                 <w:rFonts w:ascii="Times New Roman" w:hAnsi="Times New Roman"/>
+                <w:color w:val="000000"/>
                 <w:sz w:val="19"/>
               </w:rPr>
               <w:t>Default: False</w:t>
@@ -3594,6 +3772,7 @@
             <w:r>
               <w:rPr>
                 <w:rFonts w:ascii="Times New Roman" w:hAnsi="Times New Roman"/>
+                <w:color w:val="000000"/>
                 <w:sz w:val="19"/>
               </w:rPr>
               <w:t>Escalation indicator flag.</w:t>
@@ -3616,42 +3795,22 @@
         <w:rPr>
           <w:rFonts w:ascii="Arial" w:hAnsi="Arial"/>
           <w:b/>
-          <w:color w:val="4A5568"/>
+          <w:color w:val="000000"/>
           <w:sz w:val="26"/>
         </w:rPr>
         <w:t>4.3 Entity Relationships &amp; Reference Integrity</w:t>
       </w:r>
     </w:p>
     <w:p>
-      <w:r>
-        <w:br w:type="page"/>
-      </w:r>
-    </w:p>
-    <w:p>
       <w:pPr>
         <w:keepNext/>
-        <w:spacing w:before="360" w:after="120"/>
+        <w:spacing w:before="240" w:after="80"/>
       </w:pPr>
       <w:r>
         <w:rPr>
           <w:rFonts w:ascii="Arial" w:hAnsi="Arial"/>
           <w:b/>
-          <w:color w:val="0D2B5E"/>
-          <w:sz w:val="32"/>
-        </w:rPr>
-        <w:t>Chapter 5: Detailed Design</w:t>
-      </w:r>
-    </w:p>
-    <w:p>
-      <w:pPr>
-        <w:keepNext/>
-        <w:spacing w:before="240" w:after="80"/>
-      </w:pPr>
-      <w:r>
-        <w:rPr>
-          <w:rFonts w:ascii="Arial" w:hAnsi="Arial"/>
-          <w:b/>
-          <w:color w:val="4A5568"/>
+          <w:color w:val="000000"/>
           <w:sz w:val="26"/>
         </w:rPr>
         <w:t>5.1 Core Modules &amp; Package Structure</w:t>
@@ -3666,7 +3825,7 @@
         <w:rPr>
           <w:rFonts w:ascii="Arial" w:hAnsi="Arial"/>
           <w:b/>
-          <w:color w:val="4A5568"/>
+          <w:color w:val="000000"/>
           <w:sz w:val="26"/>
         </w:rPr>
         <w:t>5.2 Authentication &amp; Stepper Design</w:t>
@@ -3681,7 +3840,7 @@
         <w:rPr>
           <w:rFonts w:ascii="Arial" w:hAnsi="Arial"/>
           <w:b/>
-          <w:color w:val="4A5568"/>
+          <w:color w:val="000000"/>
           <w:sz w:val="26"/>
         </w:rPr>
         <w:t>5.3 Bilingual Certification &amp; Offline LocalSync adapters</w:t>
@@ -3696,7 +3855,7 @@
         <w:rPr>
           <w:rFonts w:ascii="Arial" w:hAnsi="Arial"/>
           <w:b/>
-          <w:color w:val="4A5568"/>
+          <w:color w:val="000000"/>
           <w:sz w:val="26"/>
         </w:rPr>
         <w:t>5.4 User Interface Gallery &amp; Reference Screenshots</w:t>
@@ -3704,13 +3863,13 @@
     </w:p>
     <w:p>
       <w:pPr>
-        <w:spacing w:after="120" w:line="276" w:lineRule="auto"/>
+        <w:spacing w:after="120" w:line="360" w:lineRule="auto"/>
       </w:pPr>
       <w:r>
         <w:rPr>
           <w:rFonts w:ascii="Times New Roman" w:hAnsi="Times New Roman"/>
-          <w:color w:val="262626"/>
-          <w:sz w:val="22"/>
+          <w:color w:val="000000"/>
+          <w:sz w:val="24"/>
         </w:rPr>
         <w:t>This section presents the high-resolution user interface captures illustrating the visual state changes, direct escalations, bilingual operations, and CAPTCHA workflows implemented in the final production release of the NMPA-CIS platform.</w:t>
       </w:r>
@@ -3724,7 +3883,7 @@
         <w:rPr>
           <w:rFonts w:ascii="Arial" w:hAnsi="Arial"/>
           <w:b/>
-          <w:color w:val="646E7D"/>
+          <w:color w:val="000000"/>
           <w:sz w:val="22"/>
         </w:rPr>
         <w:t>5.4.1 Grievance Portal - Form Submission Panel</w:t>
@@ -3732,13 +3891,13 @@
     </w:p>
     <w:p>
       <w:pPr>
-        <w:spacing w:after="120" w:line="276" w:lineRule="auto"/>
+        <w:spacing w:after="120" w:line="360" w:lineRule="auto"/>
       </w:pPr>
       <w:r>
         <w:rPr>
           <w:rFonts w:ascii="Times New Roman" w:hAnsi="Times New Roman"/>
-          <w:color w:val="262626"/>
-          <w:sz w:val="22"/>
+          <w:color w:val="000000"/>
+          <w:sz w:val="24"/>
         </w:rPr>
         <w:t>Figure 5.2 illustrates the main grievance submission interface. The form provides direct input validation, automatic dropdown bindings for states, bilingual translations switcher, and visual CAPTCHA rendering for public verification security compliance.</w:t>
       </w:r>
@@ -3793,7 +3952,7 @@
         <w:rPr>
           <w:rFonts w:ascii="Times New Roman" w:hAnsi="Times New Roman"/>
           <w:i/>
-          <w:color w:val="646464"/>
+          <w:color w:val="000000"/>
           <w:sz w:val="19"/>
         </w:rPr>
         <w:t>Figure 5.2: Grievance Registration Interface featuring CAPTCHA and Bilingual Switches</w:t>
@@ -3808,7 +3967,7 @@
         <w:rPr>
           <w:rFonts w:ascii="Arial" w:hAnsi="Arial"/>
           <w:b/>
-          <w:color w:val="646E7D"/>
+          <w:color w:val="000000"/>
           <w:sz w:val="22"/>
         </w:rPr>
         <w:t>5.4.2 Submission Success Validation Modal</w:t>
@@ -3816,13 +3975,13 @@
     </w:p>
     <w:p>
       <w:pPr>
-        <w:spacing w:after="120" w:line="276" w:lineRule="auto"/>
+        <w:spacing w:after="120" w:line="360" w:lineRule="auto"/>
       </w:pPr>
       <w:r>
         <w:rPr>
           <w:rFonts w:ascii="Times New Roman" w:hAnsi="Times New Roman"/>
-          <w:color w:val="262626"/>
-          <w:sz w:val="22"/>
+          <w:color w:val="000000"/>
+          <w:sz w:val="24"/>
         </w:rPr>
         <w:t>Upon sending a validated grievance request, the interface intercepts the callback response and triggers a native success Modal prompt presenting the unique registration reference string (e.g. NMPA-GRV-XXXX) for subsequent search queries as seen in Figure 5.3.</w:t>
       </w:r>
@@ -3877,7 +4036,7 @@
         <w:rPr>
           <w:rFonts w:ascii="Times New Roman" w:hAnsi="Times New Roman"/>
           <w:i/>
-          <w:color w:val="646464"/>
+          <w:color w:val="000000"/>
           <w:sz w:val="19"/>
         </w:rPr>
         <w:t>Figure 5.3: Ant Design Grievance Submission Success Notification Modal</w:t>
@@ -3892,7 +4051,7 @@
         <w:rPr>
           <w:rFonts w:ascii="Arial" w:hAnsi="Arial"/>
           <w:b/>
-          <w:color w:val="646E7D"/>
+          <w:color w:val="000000"/>
           <w:sz w:val="22"/>
         </w:rPr>
         <w:t>5.4.3 Standard Grievance Queue &amp; SLA Timers Console</w:t>
@@ -3900,13 +4059,13 @@
     </w:p>
     <w:p>
       <w:pPr>
-        <w:spacing w:after="120" w:line="276" w:lineRule="auto"/>
+        <w:spacing w:after="120" w:line="360" w:lineRule="auto"/>
       </w:pPr>
       <w:r>
         <w:rPr>
           <w:rFonts w:ascii="Times New Roman" w:hAnsi="Times New Roman"/>
-          <w:color w:val="262626"/>
-          <w:sz w:val="22"/>
+          <w:color w:val="000000"/>
+          <w:sz w:val="24"/>
         </w:rPr>
         <w:t>Figure 5.4 shows the Platform Administrator's operator console. Complainant details are parsed and organized into standardized compact boxes (Role, Name, Contact, State, Pin) to optimize table space, and real-time SLA countdown countdowns alert personnel of pending timers.</w:t>
       </w:r>
@@ -3961,7 +4120,7 @@
         <w:rPr>
           <w:rFonts w:ascii="Times New Roman" w:hAnsi="Times New Roman"/>
           <w:i/>
-          <w:color w:val="646464"/>
+          <w:color w:val="000000"/>
           <w:sz w:val="19"/>
         </w:rPr>
         <w:t>Figure 5.4: Operator Dashboard - Standard Grievance Queue with Compact Tags &amp; SLA countdowns</w:t>
@@ -3976,7 +4135,7 @@
         <w:rPr>
           <w:rFonts w:ascii="Arial" w:hAnsi="Arial"/>
           <w:b/>
-          <w:color w:val="646E7D"/>
+          <w:color w:val="000000"/>
           <w:sz w:val="22"/>
         </w:rPr>
         <w:t>5.4.4 Secure Chairman's Office Inbox (Direct Escalations)</w:t>
@@ -3984,13 +4143,13 @@
     </w:p>
     <w:p>
       <w:pPr>
-        <w:spacing w:after="120" w:line="276" w:lineRule="auto"/>
+        <w:spacing w:after="120" w:line="360" w:lineRule="auto"/>
       </w:pPr>
       <w:r>
         <w:rPr>
           <w:rFonts w:ascii="Times New Roman" w:hAnsi="Times New Roman"/>
-          <w:color w:val="262626"/>
-          <w:sz w:val="22"/>
+          <w:color w:val="000000"/>
+          <w:sz w:val="24"/>
         </w:rPr>
         <w:t>Figure 5.5 displays the secure direct escalation portal accessible strictly by authorized board office terminals. Any grievance flagged for direct escalation, or falling into an SLA breach condition, is routed directly here for immediate administrative action.</w:t>
       </w:r>
@@ -4045,7 +4204,7 @@
         <w:rPr>
           <w:rFonts w:ascii="Times New Roman" w:hAnsi="Times New Roman"/>
           <w:i/>
-          <w:color w:val="646464"/>
+          <w:color w:val="000000"/>
           <w:sz w:val="19"/>
         </w:rPr>
         <w:t>Figure 5.5: Board Office Dashboard - Secure Chairman's Inbox with SLA Breach Routing</w:t>
@@ -4065,10 +4224,23 @@
         <w:rPr>
           <w:rFonts w:ascii="Arial" w:hAnsi="Arial"/>
           <w:b/>
-          <w:color w:val="0D2B5E"/>
+          <w:color w:val="000000"/>
           <w:sz w:val="32"/>
         </w:rPr>
-        <w:t>Chapter 6: Testing &amp; Validation</w:t>
+        <w:t>Chapter 6: Operational Guidelines &amp; User Operations Manual</w:t>
+      </w:r>
+    </w:p>
+    <w:p>
+      <w:pPr>
+        <w:spacing w:after="120" w:line="360" w:lineRule="auto"/>
+      </w:pPr>
+      <w:r>
+        <w:rPr>
+          <w:rFonts w:ascii="Times New Roman" w:hAnsi="Times New Roman"/>
+          <w:color w:val="000000"/>
+          <w:sz w:val="24"/>
+        </w:rPr>
+        <w:t>This chapter serves as a comprehensive operational user guide mapping out user profiles, interface guidelines, and state-specific tasks for all actors in the NMPA-CIS system environment.</w:t>
       </w:r>
     </w:p>
     <w:p>
@@ -4080,10 +4252,38 @@
         <w:rPr>
           <w:rFonts w:ascii="Arial" w:hAnsi="Arial"/>
           <w:b/>
-          <w:color w:val="4A5568"/>
+          <w:color w:val="000000"/>
           <w:sz w:val="26"/>
         </w:rPr>
-        <w:t>6.1 Testing Methodology</w:t>
+        <w:t>6.1 Shipping Agent Portal Manual</w:t>
+      </w:r>
+    </w:p>
+    <w:p>
+      <w:pPr>
+        <w:spacing w:after="120" w:line="360" w:lineRule="auto"/>
+      </w:pPr>
+      <w:r>
+        <w:rPr>
+          <w:rFonts w:ascii="Times New Roman" w:hAnsi="Times New Roman"/>
+          <w:color w:val="000000"/>
+          <w:sz w:val="24"/>
+        </w:rPr>
+        <w:t>Shipping Agents manage vessel declarations and voyage request clearance status checks. Agents can log in using their credentials and check visual logs of ongoing clearances.</w:t>
+        <w:br/>
+        <w:br/>
+        <w:t>To register a grievance in the bilingual portal:</w:t>
+        <w:br/>
+        <w:t>1. Select the relevant Role/Status (e.g. Others, Employer) in the welcome dropdown.</w:t>
+        <w:br/>
+        <w:t>2. Verify identity details (type UAN, PPO, or Establishment ID and click Verify).</w:t>
+        <w:br/>
+        <w:t>3. On success, the personal details section is auto-filled. Complete any remaining fields (gender, state, pincode, contact information).</w:t>
+        <w:br/>
+        <w:t>4. Fill out the Grievance Category and description details.</w:t>
+        <w:br/>
+        <w:t>5. Check 'Escalate directly to NMPA Chairman' if immediate oversight is required.</w:t>
+        <w:br/>
+        <w:t>6. Complete the security CAPTCHA code check and click SUBMIT. Capture the reference code (e.g., NMPA-GRV-XXXX) for future status tracking.</w:t>
       </w:r>
     </w:p>
     <w:p>
@@ -4095,10 +4295,99 @@
         <w:rPr>
           <w:rFonts w:ascii="Arial" w:hAnsi="Arial"/>
           <w:b/>
-          <w:color w:val="4A5568"/>
+          <w:color w:val="000000"/>
           <w:sz w:val="26"/>
         </w:rPr>
-        <w:t>6.2 Representative Test Cases Matrix</w:t>
+        <w:t>6.2 Physical check / Inspection desk Manual</w:t>
+      </w:r>
+    </w:p>
+    <w:p>
+      <w:pPr>
+        <w:spacing w:after="120" w:line="360" w:lineRule="auto"/>
+      </w:pPr>
+      <w:r>
+        <w:rPr>
+          <w:rFonts w:ascii="Times New Roman" w:hAnsi="Times New Roman"/>
+          <w:color w:val="000000"/>
+          <w:sz w:val="24"/>
+        </w:rPr>
+        <w:t>Physical checkers stationed at port entry/exit gates log physical checks:</w:t>
+        <w:br/>
+        <w:t>1. Open the inspector dashboard and click 'Inspect' on the designated Bill of Lading record.</w:t>
+        <w:br/>
+        <w:t>2. Record scale-verified weight, verify container seal integrity (intact/broken), note structural damage, and upload image links.</w:t>
+        <w:br/>
+        <w:t>3. Submit parameters to automatically set the state to 'Inspected - Awaiting Authority Adjudication'. Offline cache adapters prevent data loss during signal dropouts by caching inputs to LocalStorage.</w:t>
+      </w:r>
+    </w:p>
+    <w:p>
+      <w:pPr>
+        <w:keepNext/>
+        <w:spacing w:before="240" w:after="80"/>
+      </w:pPr>
+      <w:r>
+        <w:rPr>
+          <w:rFonts w:ascii="Arial" w:hAnsi="Arial"/>
+          <w:b/>
+          <w:color w:val="000000"/>
+          <w:sz w:val="26"/>
+        </w:rPr>
+        <w:t>6.3 Port Authority Clearance Adjudication Manual</w:t>
+      </w:r>
+    </w:p>
+    <w:p>
+      <w:pPr>
+        <w:spacing w:after="120" w:line="360" w:lineRule="auto"/>
+      </w:pPr>
+      <w:r>
+        <w:rPr>
+          <w:rFonts w:ascii="Times New Roman" w:hAnsi="Times New Roman"/>
+          <w:color w:val="000000"/>
+          <w:sz w:val="24"/>
+        </w:rPr>
+        <w:t>Port Authority officers log in to review inspected manifests and adjudicate clearances:</w:t>
+        <w:br/>
+        <w:t>1. The dashboard highlights weight discrepancies exceeding the administrator's globally configured limit.</w:t>
+        <w:br/>
+        <w:t>2. Inspect physical checker records and click 'Approve' (which generates exit passes with secure QR tokens), 'Reject' (blocking clear pass passes), or 'Re-Inspect' (which resets inputs and status to 'Pending' for re-checks).</w:t>
+      </w:r>
+    </w:p>
+    <w:p>
+      <w:pPr>
+        <w:keepNext/>
+        <w:spacing w:before="240" w:after="80"/>
+      </w:pPr>
+      <w:r>
+        <w:rPr>
+          <w:rFonts w:ascii="Arial" w:hAnsi="Arial"/>
+          <w:b/>
+          <w:color w:val="000000"/>
+          <w:sz w:val="26"/>
+        </w:rPr>
+        <w:t>6.4 System Admin Dashboard &amp; Grievances Console Manual</w:t>
+      </w:r>
+    </w:p>
+    <w:p>
+      <w:pPr>
+        <w:spacing w:after="120" w:line="360" w:lineRule="auto"/>
+      </w:pPr>
+      <w:r>
+        <w:rPr>
+          <w:rFonts w:ascii="Times New Roman" w:hAnsi="Times New Roman"/>
+          <w:color w:val="000000"/>
+          <w:sz w:val="24"/>
+        </w:rPr>
+        <w:t>System Administrators manage account approvals, system parameters, and support grievances:</w:t>
+        <w:br/>
+        <w:t>1. User Identity Console: Approve or deny platform operator accounts.</w:t>
+        <w:br/>
+        <w:t>2. Security Audit Ledger: View real-time security log files mapped to operator IPs.</w:t>
+        <w:br/>
+        <w:t>3. Grievances Console:</w:t>
+        <w:br/>
+        <w:t xml:space="preserve">   - Standard Queue: View tickets under 72-hour SLA timers. Structured tag layouts present parsed metadata cleanly, and descriptions are housed in scrollable boxes. Click 'Investigate' or 'Resolve' to modify status.</w:t>
+        <w:br/>
+        <w:t xml:space="preserve">   - Secure Chairman's Office Inbox: View escalated grievances and tickets where the SLA has breached (highlighted in red). Click 'Resolve' to close.</w:t>
       </w:r>
     </w:p>
     <w:p>
@@ -4115,10 +4404,23 @@
         <w:rPr>
           <w:rFonts w:ascii="Arial" w:hAnsi="Arial"/>
           <w:b/>
-          <w:color w:val="0D2B5E"/>
+          <w:color w:val="000000"/>
           <w:sz w:val="32"/>
         </w:rPr>
-        <w:t>Chapter 7: Project Conclusion &amp; Future Enhancements</w:t>
+        <w:t>Chapter 7: Quality Assurance &amp; Testing Matrix</w:t>
+      </w:r>
+    </w:p>
+    <w:p>
+      <w:pPr>
+        <w:spacing w:after="120" w:line="360" w:lineRule="auto"/>
+      </w:pPr>
+      <w:r>
+        <w:rPr>
+          <w:rFonts w:ascii="Times New Roman" w:hAnsi="Times New Roman"/>
+          <w:color w:val="000000"/>
+          <w:sz w:val="24"/>
+        </w:rPr>
+        <w:t>This chapter specifies the Quality Assurance strategy and verification matrices applied to certify the NMPA-CIS platform implementation.</w:t>
       </w:r>
     </w:p>
     <w:p>
@@ -4130,10 +4432,23 @@
         <w:rPr>
           <w:rFonts w:ascii="Arial" w:hAnsi="Arial"/>
           <w:b/>
-          <w:color w:val="4A5568"/>
+          <w:color w:val="000000"/>
           <w:sz w:val="26"/>
         </w:rPr>
-        <w:t>7.1 Project Conclusion</w:t>
+        <w:t>7.1 Testing Methodology &amp; Verification Strategy</w:t>
+      </w:r>
+    </w:p>
+    <w:p>
+      <w:pPr>
+        <w:spacing w:after="120" w:line="360" w:lineRule="auto"/>
+      </w:pPr>
+      <w:r>
+        <w:rPr>
+          <w:rFonts w:ascii="Times New Roman" w:hAnsi="Times New Roman"/>
+          <w:color w:val="000000"/>
+          <w:sz w:val="24"/>
+        </w:rPr>
+        <w:t>Unit tests verify low-level libraries, including password hashing, TOTP calculations, and validation helpers. Integration tests verify transaction updates and database locks under WAL simulation. End-to-end tests verify user registration pipelines and stepper state updates.</w:t>
       </w:r>
     </w:p>
     <w:p>
@@ -4145,11 +4460,589 @@
         <w:rPr>
           <w:rFonts w:ascii="Arial" w:hAnsi="Arial"/>
           <w:b/>
-          <w:color w:val="4A5568"/>
+          <w:color w:val="000000"/>
           <w:sz w:val="26"/>
         </w:rPr>
-        <w:t>7.2 Current Limitations</w:t>
+        <w:t>7.2 Representative Test Cases &amp; Verification Matrix</w:t>
       </w:r>
+    </w:p>
+    <w:tbl>
+      <w:tblPr>
+        <w:tblStyle w:val="TableGrid"/>
+        <w:tblW w:type="auto" w:w="0"/>
+        <w:tblLook w:firstColumn="1" w:firstRow="1" w:lastColumn="0" w:lastRow="0" w:noHBand="0" w:noVBand="1" w:val="04A0"/>
+      </w:tblPr>
+      <w:tblGrid>
+        <w:gridCol w:w="1560"/>
+        <w:gridCol w:w="1560"/>
+        <w:gridCol w:w="1560"/>
+        <w:gridCol w:w="1560"/>
+        <w:gridCol w:w="1560"/>
+        <w:gridCol w:w="1560"/>
+      </w:tblGrid>
+      <w:tr>
+        <w:tc>
+          <w:tcPr>
+            <w:tcW w:type="dxa" w:w="1560"/>
+          </w:tcPr>
+          <w:p>
+            <w:r>
+              <w:rPr>
+                <w:rFonts w:ascii="Arial" w:hAnsi="Arial"/>
+                <w:b/>
+                <w:color w:val="000000"/>
+                <w:sz w:val="19"/>
+              </w:rPr>
+              <w:t>Test ID</w:t>
+            </w:r>
+          </w:p>
+        </w:tc>
+        <w:tc>
+          <w:tcPr>
+            <w:tcW w:type="dxa" w:w="1560"/>
+          </w:tcPr>
+          <w:p>
+            <w:r>
+              <w:rPr>
+                <w:rFonts w:ascii="Arial" w:hAnsi="Arial"/>
+                <w:b/>
+                <w:color w:val="000000"/>
+                <w:sz w:val="19"/>
+              </w:rPr>
+              <w:t>Objective</w:t>
+            </w:r>
+          </w:p>
+        </w:tc>
+        <w:tc>
+          <w:tcPr>
+            <w:tcW w:type="dxa" w:w="1560"/>
+          </w:tcPr>
+          <w:p>
+            <w:r>
+              <w:rPr>
+                <w:rFonts w:ascii="Arial" w:hAnsi="Arial"/>
+                <w:b/>
+                <w:color w:val="000000"/>
+                <w:sz w:val="19"/>
+              </w:rPr>
+              <w:t>Role</w:t>
+            </w:r>
+          </w:p>
+        </w:tc>
+        <w:tc>
+          <w:tcPr>
+            <w:tcW w:type="dxa" w:w="1560"/>
+          </w:tcPr>
+          <w:p>
+            <w:r>
+              <w:rPr>
+                <w:rFonts w:ascii="Arial" w:hAnsi="Arial"/>
+                <w:b/>
+                <w:color w:val="000000"/>
+                <w:sz w:val="19"/>
+              </w:rPr>
+              <w:t>Input/Precondition</w:t>
+            </w:r>
+          </w:p>
+        </w:tc>
+        <w:tc>
+          <w:tcPr>
+            <w:tcW w:type="dxa" w:w="1560"/>
+          </w:tcPr>
+          <w:p>
+            <w:r>
+              <w:rPr>
+                <w:rFonts w:ascii="Arial" w:hAnsi="Arial"/>
+                <w:b/>
+                <w:color w:val="000000"/>
+                <w:sz w:val="19"/>
+              </w:rPr>
+              <w:t>Expected Outcome</w:t>
+            </w:r>
+          </w:p>
+        </w:tc>
+        <w:tc>
+          <w:tcPr>
+            <w:tcW w:type="dxa" w:w="1560"/>
+          </w:tcPr>
+          <w:p>
+            <w:r>
+              <w:rPr>
+                <w:rFonts w:ascii="Arial" w:hAnsi="Arial"/>
+                <w:b/>
+                <w:color w:val="000000"/>
+                <w:sz w:val="19"/>
+              </w:rPr>
+              <w:t>Status</w:t>
+            </w:r>
+          </w:p>
+        </w:tc>
+      </w:tr>
+      <w:tr>
+        <w:tc>
+          <w:tcPr>
+            <w:tcW w:type="dxa" w:w="1560"/>
+          </w:tcPr>
+          <w:p>
+            <w:r>
+              <w:rPr>
+                <w:rFonts w:ascii="Times New Roman" w:hAnsi="Times New Roman"/>
+                <w:color w:val="000000"/>
+                <w:sz w:val="19"/>
+              </w:rPr>
+              <w:t>TC-AUTH-01</w:t>
+            </w:r>
+          </w:p>
+        </w:tc>
+        <w:tc>
+          <w:tcPr>
+            <w:tcW w:type="dxa" w:w="1560"/>
+          </w:tcPr>
+          <w:p>
+            <w:r>
+              <w:rPr>
+                <w:rFonts w:ascii="Times New Roman" w:hAnsi="Times New Roman"/>
+                <w:color w:val="000000"/>
+                <w:sz w:val="19"/>
+              </w:rPr>
+              <w:t>Validate registration block</w:t>
+            </w:r>
+          </w:p>
+        </w:tc>
+        <w:tc>
+          <w:tcPr>
+            <w:tcW w:type="dxa" w:w="1560"/>
+          </w:tcPr>
+          <w:p>
+            <w:r>
+              <w:rPr>
+                <w:rFonts w:ascii="Times New Roman" w:hAnsi="Times New Roman"/>
+                <w:color w:val="000000"/>
+                <w:sz w:val="19"/>
+              </w:rPr>
+              <w:t>Operator</w:t>
+            </w:r>
+          </w:p>
+        </w:tc>
+        <w:tc>
+          <w:tcPr>
+            <w:tcW w:type="dxa" w:w="1560"/>
+          </w:tcPr>
+          <w:p>
+            <w:r>
+              <w:rPr>
+                <w:rFonts w:ascii="Times New Roman" w:hAnsi="Times New Roman"/>
+                <w:color w:val="000000"/>
+                <w:sz w:val="19"/>
+              </w:rPr>
+              <w:t>Operator registers new account</w:t>
+            </w:r>
+          </w:p>
+        </w:tc>
+        <w:tc>
+          <w:tcPr>
+            <w:tcW w:type="dxa" w:w="1560"/>
+          </w:tcPr>
+          <w:p>
+            <w:r>
+              <w:rPr>
+                <w:rFonts w:ascii="Times New Roman" w:hAnsi="Times New Roman"/>
+                <w:color w:val="000000"/>
+                <w:sz w:val="19"/>
+              </w:rPr>
+              <w:t>Login blocked until Admin approves status</w:t>
+            </w:r>
+          </w:p>
+        </w:tc>
+        <w:tc>
+          <w:tcPr>
+            <w:tcW w:type="dxa" w:w="1560"/>
+          </w:tcPr>
+          <w:p>
+            <w:r>
+              <w:rPr>
+                <w:rFonts w:ascii="Times New Roman" w:hAnsi="Times New Roman"/>
+                <w:color w:val="000000"/>
+                <w:sz w:val="19"/>
+              </w:rPr>
+              <w:t>Pass</w:t>
+            </w:r>
+          </w:p>
+        </w:tc>
+      </w:tr>
+      <w:tr>
+        <w:tc>
+          <w:tcPr>
+            <w:tcW w:type="dxa" w:w="1560"/>
+          </w:tcPr>
+          <w:p>
+            <w:r>
+              <w:rPr>
+                <w:rFonts w:ascii="Times New Roman" w:hAnsi="Times New Roman"/>
+                <w:color w:val="000000"/>
+                <w:sz w:val="19"/>
+              </w:rPr>
+              <w:t>TC-SLA-02</w:t>
+            </w:r>
+          </w:p>
+        </w:tc>
+        <w:tc>
+          <w:tcPr>
+            <w:tcW w:type="dxa" w:w="1560"/>
+          </w:tcPr>
+          <w:p>
+            <w:r>
+              <w:rPr>
+                <w:rFonts w:ascii="Times New Roman" w:hAnsi="Times New Roman"/>
+                <w:color w:val="000000"/>
+                <w:sz w:val="19"/>
+              </w:rPr>
+              <w:t>Calculate 72-hour SLA deadline</w:t>
+            </w:r>
+          </w:p>
+        </w:tc>
+        <w:tc>
+          <w:tcPr>
+            <w:tcW w:type="dxa" w:w="1560"/>
+          </w:tcPr>
+          <w:p>
+            <w:r>
+              <w:rPr>
+                <w:rFonts w:ascii="Times New Roman" w:hAnsi="Times New Roman"/>
+                <w:color w:val="000000"/>
+                <w:sz w:val="19"/>
+              </w:rPr>
+              <w:t>System</w:t>
+            </w:r>
+          </w:p>
+        </w:tc>
+        <w:tc>
+          <w:tcPr>
+            <w:tcW w:type="dxa" w:w="1560"/>
+          </w:tcPr>
+          <w:p>
+            <w:r>
+              <w:rPr>
+                <w:rFonts w:ascii="Times New Roman" w:hAnsi="Times New Roman"/>
+                <w:color w:val="000000"/>
+                <w:sz w:val="19"/>
+              </w:rPr>
+              <w:t>Grievance submitted at timestamp X</w:t>
+            </w:r>
+          </w:p>
+        </w:tc>
+        <w:tc>
+          <w:tcPr>
+            <w:tcW w:type="dxa" w:w="1560"/>
+          </w:tcPr>
+          <w:p>
+            <w:r>
+              <w:rPr>
+                <w:rFonts w:ascii="Times New Roman" w:hAnsi="Times New Roman"/>
+                <w:color w:val="000000"/>
+                <w:sz w:val="19"/>
+              </w:rPr>
+              <w:t>SLA deadline equals X + 72 hours</w:t>
+            </w:r>
+          </w:p>
+        </w:tc>
+        <w:tc>
+          <w:tcPr>
+            <w:tcW w:type="dxa" w:w="1560"/>
+          </w:tcPr>
+          <w:p>
+            <w:r>
+              <w:rPr>
+                <w:rFonts w:ascii="Times New Roman" w:hAnsi="Times New Roman"/>
+                <w:color w:val="000000"/>
+                <w:sz w:val="19"/>
+              </w:rPr>
+              <w:t>Pass</w:t>
+            </w:r>
+          </w:p>
+        </w:tc>
+      </w:tr>
+      <w:tr>
+        <w:tc>
+          <w:tcPr>
+            <w:tcW w:type="dxa" w:w="1560"/>
+          </w:tcPr>
+          <w:p>
+            <w:r>
+              <w:rPr>
+                <w:rFonts w:ascii="Times New Roman" w:hAnsi="Times New Roman"/>
+                <w:color w:val="000000"/>
+                <w:sz w:val="19"/>
+              </w:rPr>
+              <w:t>TC-SLA-03</w:t>
+            </w:r>
+          </w:p>
+        </w:tc>
+        <w:tc>
+          <w:tcPr>
+            <w:tcW w:type="dxa" w:w="1560"/>
+          </w:tcPr>
+          <w:p>
+            <w:r>
+              <w:rPr>
+                <w:rFonts w:ascii="Times New Roman" w:hAnsi="Times New Roman"/>
+                <w:color w:val="000000"/>
+                <w:sz w:val="19"/>
+              </w:rPr>
+              <w:t>Direct Chairman escalation</w:t>
+            </w:r>
+          </w:p>
+        </w:tc>
+        <w:tc>
+          <w:tcPr>
+            <w:tcW w:type="dxa" w:w="1560"/>
+          </w:tcPr>
+          <w:p>
+            <w:r>
+              <w:rPr>
+                <w:rFonts w:ascii="Times New Roman" w:hAnsi="Times New Roman"/>
+                <w:color w:val="000000"/>
+                <w:sz w:val="19"/>
+              </w:rPr>
+              <w:t>Shipping Agent</w:t>
+            </w:r>
+          </w:p>
+        </w:tc>
+        <w:tc>
+          <w:tcPr>
+            <w:tcW w:type="dxa" w:w="1560"/>
+          </w:tcPr>
+          <w:p>
+            <w:r>
+              <w:rPr>
+                <w:rFonts w:ascii="Times New Roman" w:hAnsi="Times New Roman"/>
+                <w:color w:val="000000"/>
+                <w:sz w:val="19"/>
+              </w:rPr>
+              <w:t>Submit grievance with escalation checked</w:t>
+            </w:r>
+          </w:p>
+        </w:tc>
+        <w:tc>
+          <w:tcPr>
+            <w:tcW w:type="dxa" w:w="1560"/>
+          </w:tcPr>
+          <w:p>
+            <w:r>
+              <w:rPr>
+                <w:rFonts w:ascii="Times New Roman" w:hAnsi="Times New Roman"/>
+                <w:color w:val="000000"/>
+                <w:sz w:val="19"/>
+              </w:rPr>
+              <w:t>Grievance routes directly to Chairman Inbox</w:t>
+            </w:r>
+          </w:p>
+        </w:tc>
+        <w:tc>
+          <w:tcPr>
+            <w:tcW w:type="dxa" w:w="1560"/>
+          </w:tcPr>
+          <w:p>
+            <w:r>
+              <w:rPr>
+                <w:rFonts w:ascii="Times New Roman" w:hAnsi="Times New Roman"/>
+                <w:color w:val="000000"/>
+                <w:sz w:val="19"/>
+              </w:rPr>
+              <w:t>Pass</w:t>
+            </w:r>
+          </w:p>
+        </w:tc>
+      </w:tr>
+      <w:tr>
+        <w:tc>
+          <w:tcPr>
+            <w:tcW w:type="dxa" w:w="1560"/>
+          </w:tcPr>
+          <w:p>
+            <w:r>
+              <w:rPr>
+                <w:rFonts w:ascii="Times New Roman" w:hAnsi="Times New Roman"/>
+                <w:color w:val="000000"/>
+                <w:sz w:val="19"/>
+              </w:rPr>
+              <w:t>TC-SLA-04</w:t>
+            </w:r>
+          </w:p>
+        </w:tc>
+        <w:tc>
+          <w:tcPr>
+            <w:tcW w:type="dxa" w:w="1560"/>
+          </w:tcPr>
+          <w:p>
+            <w:r>
+              <w:rPr>
+                <w:rFonts w:ascii="Times New Roman" w:hAnsi="Times New Roman"/>
+                <w:color w:val="000000"/>
+                <w:sz w:val="19"/>
+              </w:rPr>
+              <w:t>SLA breach transition</w:t>
+            </w:r>
+          </w:p>
+        </w:tc>
+        <w:tc>
+          <w:tcPr>
+            <w:tcW w:type="dxa" w:w="1560"/>
+          </w:tcPr>
+          <w:p>
+            <w:r>
+              <w:rPr>
+                <w:rFonts w:ascii="Times New Roman" w:hAnsi="Times New Roman"/>
+                <w:color w:val="000000"/>
+                <w:sz w:val="19"/>
+              </w:rPr>
+              <w:t>System</w:t>
+            </w:r>
+          </w:p>
+        </w:tc>
+        <w:tc>
+          <w:tcPr>
+            <w:tcW w:type="dxa" w:w="1560"/>
+          </w:tcPr>
+          <w:p>
+            <w:r>
+              <w:rPr>
+                <w:rFonts w:ascii="Times New Roman" w:hAnsi="Times New Roman"/>
+                <w:color w:val="000000"/>
+                <w:sz w:val="19"/>
+              </w:rPr>
+              <w:t>SLA deadline timer expires</w:t>
+            </w:r>
+          </w:p>
+        </w:tc>
+        <w:tc>
+          <w:tcPr>
+            <w:tcW w:type="dxa" w:w="1560"/>
+          </w:tcPr>
+          <w:p>
+            <w:r>
+              <w:rPr>
+                <w:rFonts w:ascii="Times New Roman" w:hAnsi="Times New Roman"/>
+                <w:color w:val="000000"/>
+                <w:sz w:val="19"/>
+              </w:rPr>
+              <w:t>Status automatically updates to SLA Breached and escalates</w:t>
+            </w:r>
+          </w:p>
+        </w:tc>
+        <w:tc>
+          <w:tcPr>
+            <w:tcW w:type="dxa" w:w="1560"/>
+          </w:tcPr>
+          <w:p>
+            <w:r>
+              <w:rPr>
+                <w:rFonts w:ascii="Times New Roman" w:hAnsi="Times New Roman"/>
+                <w:color w:val="000000"/>
+                <w:sz w:val="19"/>
+              </w:rPr>
+              <w:t>Pass</w:t>
+            </w:r>
+          </w:p>
+        </w:tc>
+      </w:tr>
+      <w:tr>
+        <w:tc>
+          <w:tcPr>
+            <w:tcW w:type="dxa" w:w="1560"/>
+          </w:tcPr>
+          <w:p>
+            <w:r>
+              <w:rPr>
+                <w:rFonts w:ascii="Times New Roman" w:hAnsi="Times New Roman"/>
+                <w:color w:val="000000"/>
+                <w:sz w:val="19"/>
+              </w:rPr>
+              <w:t>TC-SYNC-05</w:t>
+            </w:r>
+          </w:p>
+        </w:tc>
+        <w:tc>
+          <w:tcPr>
+            <w:tcW w:type="dxa" w:w="1560"/>
+          </w:tcPr>
+          <w:p>
+            <w:r>
+              <w:rPr>
+                <w:rFonts w:ascii="Times New Roman" w:hAnsi="Times New Roman"/>
+                <w:color w:val="000000"/>
+                <w:sz w:val="19"/>
+              </w:rPr>
+              <w:t>Local Sync caching check</w:t>
+            </w:r>
+          </w:p>
+        </w:tc>
+        <w:tc>
+          <w:tcPr>
+            <w:tcW w:type="dxa" w:w="1560"/>
+          </w:tcPr>
+          <w:p>
+            <w:r>
+              <w:rPr>
+                <w:rFonts w:ascii="Times New Roman" w:hAnsi="Times New Roman"/>
+                <w:color w:val="000000"/>
+                <w:sz w:val="19"/>
+              </w:rPr>
+              <w:t>Inspector</w:t>
+            </w:r>
+          </w:p>
+        </w:tc>
+        <w:tc>
+          <w:tcPr>
+            <w:tcW w:type="dxa" w:w="1560"/>
+          </w:tcPr>
+          <w:p>
+            <w:r>
+              <w:rPr>
+                <w:rFonts w:ascii="Times New Roman" w:hAnsi="Times New Roman"/>
+                <w:color w:val="000000"/>
+                <w:sz w:val="19"/>
+              </w:rPr>
+              <w:t>Inspector offline during scale record</w:t>
+            </w:r>
+          </w:p>
+        </w:tc>
+        <w:tc>
+          <w:tcPr>
+            <w:tcW w:type="dxa" w:w="1560"/>
+          </w:tcPr>
+          <w:p>
+            <w:r>
+              <w:rPr>
+                <w:rFonts w:ascii="Times New Roman" w:hAnsi="Times New Roman"/>
+                <w:color w:val="000000"/>
+                <w:sz w:val="19"/>
+              </w:rPr>
+              <w:t>Inputs cached to LocalStorage, syncs on restore</w:t>
+            </w:r>
+          </w:p>
+        </w:tc>
+        <w:tc>
+          <w:tcPr>
+            <w:tcW w:type="dxa" w:w="1560"/>
+          </w:tcPr>
+          <w:p>
+            <w:r>
+              <w:rPr>
+                <w:rFonts w:ascii="Times New Roman" w:hAnsi="Times New Roman"/>
+                <w:color w:val="000000"/>
+                <w:sz w:val="19"/>
+              </w:rPr>
+              <w:t>Pass</w:t>
+            </w:r>
+          </w:p>
+        </w:tc>
+      </w:tr>
+    </w:tbl>
+    <w:p>
+      <w:pPr>
+        <w:spacing w:before="0" w:after="120"/>
+      </w:pPr>
     </w:p>
     <w:p>
       <w:pPr>
@@ -4160,10 +5053,25 @@
         <w:rPr>
           <w:rFonts w:ascii="Arial" w:hAnsi="Arial"/>
           <w:b/>
-          <w:color w:val="4A5568"/>
+          <w:color w:val="000000"/>
           <w:sz w:val="26"/>
         </w:rPr>
-        <w:t>7.3 Scope for Enhancement</w:t>
+        <w:t>7.1 Testing Methodology</w:t>
+      </w:r>
+    </w:p>
+    <w:p>
+      <w:pPr>
+        <w:keepNext/>
+        <w:spacing w:before="240" w:after="80"/>
+      </w:pPr>
+      <w:r>
+        <w:rPr>
+          <w:rFonts w:ascii="Arial" w:hAnsi="Arial"/>
+          <w:b/>
+          <w:color w:val="000000"/>
+          <w:sz w:val="26"/>
+        </w:rPr>
+        <w:t>7.2 Representative Test Cases Matrix</w:t>
       </w:r>
     </w:p>
     <w:p>
@@ -4180,10 +5088,10 @@
         <w:rPr>
           <w:rFonts w:ascii="Arial" w:hAnsi="Arial"/>
           <w:b/>
-          <w:color w:val="0D2B5E"/>
+          <w:color w:val="000000"/>
           <w:sz w:val="32"/>
         </w:rPr>
-        <w:t>Chapter 1: Introduction</w:t>
+        <w:t>Chapter 8: Project Conclusion &amp; Future Enhancements</w:t>
       </w:r>
     </w:p>
     <w:p>
@@ -4195,7 +5103,52 @@
         <w:rPr>
           <w:rFonts w:ascii="Arial" w:hAnsi="Arial"/>
           <w:b/>
-          <w:color w:val="4A5568"/>
+          <w:color w:val="000000"/>
+          <w:sz w:val="26"/>
+        </w:rPr>
+        <w:t>8.1 Project Conclusion</w:t>
+      </w:r>
+    </w:p>
+    <w:p>
+      <w:pPr>
+        <w:keepNext/>
+        <w:spacing w:before="240" w:after="80"/>
+      </w:pPr>
+      <w:r>
+        <w:rPr>
+          <w:rFonts w:ascii="Arial" w:hAnsi="Arial"/>
+          <w:b/>
+          <w:color w:val="000000"/>
+          <w:sz w:val="26"/>
+        </w:rPr>
+        <w:t>8.2 Current Limitations</w:t>
+      </w:r>
+    </w:p>
+    <w:p>
+      <w:pPr>
+        <w:keepNext/>
+        <w:spacing w:before="240" w:after="80"/>
+      </w:pPr>
+      <w:r>
+        <w:rPr>
+          <w:rFonts w:ascii="Arial" w:hAnsi="Arial"/>
+          <w:b/>
+          <w:color w:val="000000"/>
+          <w:sz w:val="26"/>
+        </w:rPr>
+        <w:t>8.3 Scope for Enhancement</w:t>
+      </w:r>
+    </w:p>
+    <w:p>
+      <w:pPr>
+        <w:keepNext/>
+        <w:spacing w:before="240" w:after="80"/>
+      </w:pPr>
+      <w:r>
+        <w:rPr>
+          <w:rFonts w:ascii="Arial" w:hAnsi="Arial"/>
+          <w:b/>
+          <w:color w:val="000000"/>
           <w:sz w:val="26"/>
         </w:rPr>
         <w:t>1.1 Introduction of the System</w:t>
@@ -4203,13 +5156,13 @@
     </w:p>
     <w:p>
       <w:pPr>
-        <w:spacing w:after="120" w:line="276" w:lineRule="auto"/>
+        <w:spacing w:after="120" w:line="360" w:lineRule="auto"/>
       </w:pPr>
       <w:r>
         <w:rPr>
           <w:rFonts w:ascii="Times New Roman" w:hAnsi="Times New Roman"/>
-          <w:color w:val="262626"/>
-          <w:sz w:val="22"/>
+          <w:color w:val="000000"/>
+          <w:sz w:val="24"/>
         </w:rPr>
         <w:t>The NMPA Cargo Inspection and Vessel Clearance System represents a major technical advancement for the New Mangalore Port Authority. The system digitalizes the physical checkpoints and multi-desk approvals that manage dry and liquid bulk voyages. Utilizing a role-based access workflow, shipping agents can submit manifests while specific desks (Customs, Port Health, and Traffic Control) record verifications sequentially.</w:t>
         <w:br/>
@@ -4267,7 +5220,7 @@
         <w:rPr>
           <w:rFonts w:ascii="Times New Roman" w:hAnsi="Times New Roman"/>
           <w:i/>
-          <w:color w:val="646464"/>
+          <w:color w:val="000000"/>
           <w:sz w:val="19"/>
         </w:rPr>
         <w:t>Figure 1.1: Single-Window Clearance Portal Login &amp; Welcome Interface</w:t>
@@ -4282,7 +5235,7 @@
         <w:rPr>
           <w:rFonts w:ascii="Arial" w:hAnsi="Arial"/>
           <w:b/>
-          <w:color w:val="646E7D"/>
+          <w:color w:val="000000"/>
           <w:sz w:val="22"/>
         </w:rPr>
         <w:t>1.1.1 Project Title</w:t>
@@ -4290,13 +5243,13 @@
     </w:p>
     <w:p>
       <w:pPr>
-        <w:spacing w:after="120" w:line="276" w:lineRule="auto"/>
+        <w:spacing w:after="120" w:line="360" w:lineRule="auto"/>
       </w:pPr>
       <w:r>
         <w:rPr>
           <w:rFonts w:ascii="Times New Roman" w:hAnsi="Times New Roman"/>
-          <w:color w:val="262626"/>
-          <w:sz w:val="22"/>
+          <w:color w:val="000000"/>
+          <w:sz w:val="24"/>
         </w:rPr>
         <w:t>The project is officially titled 'NMPA Cargo Inspection and Vessel Clearance System' (referred to as NMPA-CIS).</w:t>
       </w:r>
@@ -4310,7 +5263,7 @@
         <w:rPr>
           <w:rFonts w:ascii="Arial" w:hAnsi="Arial"/>
           <w:b/>
-          <w:color w:val="646E7D"/>
+          <w:color w:val="000000"/>
           <w:sz w:val="22"/>
         </w:rPr>
         <w:t>1.1.2 Category</w:t>
@@ -4318,13 +5271,13 @@
     </w:p>
     <w:p>
       <w:pPr>
-        <w:spacing w:after="120" w:line="276" w:lineRule="auto"/>
+        <w:spacing w:after="120" w:line="360" w:lineRule="auto"/>
       </w:pPr>
       <w:r>
         <w:rPr>
           <w:rFonts w:ascii="Times New Roman" w:hAnsi="Times New Roman"/>
-          <w:color w:val="262626"/>
-          <w:sz w:val="22"/>
+          <w:color w:val="000000"/>
+          <w:sz w:val="24"/>
         </w:rPr>
         <w:t>The application belongs to the Port Management Information System (PMIS) category, functioning as a Single-Window maritime clearance tool.</w:t>
       </w:r>
@@ -4338,7 +5291,7 @@
         <w:rPr>
           <w:rFonts w:ascii="Arial" w:hAnsi="Arial"/>
           <w:b/>
-          <w:color w:val="646E7D"/>
+          <w:color w:val="000000"/>
           <w:sz w:val="22"/>
         </w:rPr>
         <w:t>1.1.3 Overview</w:t>
@@ -4346,13 +5299,13 @@
     </w:p>
     <w:p>
       <w:pPr>
-        <w:spacing w:after="120" w:line="276" w:lineRule="auto"/>
+        <w:spacing w:after="120" w:line="360" w:lineRule="auto"/>
       </w:pPr>
       <w:r>
         <w:rPr>
           <w:rFonts w:ascii="Times New Roman" w:hAnsi="Times New Roman"/>
-          <w:color w:val="262626"/>
-          <w:sz w:val="22"/>
+          <w:color w:val="000000"/>
+          <w:sz w:val="24"/>
         </w:rPr>
         <w:t>Maritime logistics involves multiple stakeholders: shipping agents, health inspectors, customs desks, and traffic supervisors. Traditionally, coordination occurred via physical signatures, leading to administrative delays. NMPA-CIS resolves this by providing a unified digital stepper dashboard. Features include bilingual English-Hindi support, PDF certificates with secure verification, and audit logs to ensure regulatory compliance.</w:t>
       </w:r>
@@ -4366,7 +5319,7 @@
         <w:rPr>
           <w:rFonts w:ascii="Arial" w:hAnsi="Arial"/>
           <w:b/>
-          <w:color w:val="646E7D"/>
+          <w:color w:val="000000"/>
           <w:sz w:val="22"/>
         </w:rPr>
         <w:t>1.1.4 How Comparable Port Systems Informed the Design</w:t>
@@ -4374,13 +5327,13 @@
     </w:p>
     <w:p>
       <w:pPr>
-        <w:spacing w:after="120" w:line="276" w:lineRule="auto"/>
+        <w:spacing w:after="120" w:line="360" w:lineRule="auto"/>
       </w:pPr>
       <w:r>
         <w:rPr>
           <w:rFonts w:ascii="Times New Roman" w:hAnsi="Times New Roman"/>
-          <w:color w:val="262626"/>
-          <w:sz w:val="22"/>
+          <w:color w:val="000000"/>
+          <w:sz w:val="24"/>
         </w:rPr>
         <w:t>Analysis of national platforms like Sagar Setu (NLP-Marine) and international Port Community Systems (PCS) informed the system's architecture. The design focuses on sequential validation controls to prevent out-of-order approvals, a responsive layout for mobile-equipped yard inspectors, and integrated central redirects to official gateways (such as india.gov.in) to align with central government compliance.</w:t>
         <w:br/>
@@ -4397,7 +5350,7 @@
         <w:rPr>
           <w:rFonts w:ascii="Arial" w:hAnsi="Arial"/>
           <w:b/>
-          <w:color w:val="4A5568"/>
+          <w:color w:val="000000"/>
           <w:sz w:val="26"/>
         </w:rPr>
         <w:t>1.2 Background</w:t>
@@ -4412,7 +5365,7 @@
         <w:rPr>
           <w:rFonts w:ascii="Arial" w:hAnsi="Arial"/>
           <w:b/>
-          <w:color w:val="646E7D"/>
+          <w:color w:val="000000"/>
           <w:sz w:val="22"/>
         </w:rPr>
         <w:t>1.2.1 About the New Mangalore Port Authority</w:t>
@@ -4420,13 +5373,13 @@
     </w:p>
     <w:p>
       <w:pPr>
-        <w:spacing w:after="120" w:line="276" w:lineRule="auto"/>
+        <w:spacing w:after="120" w:line="360" w:lineRule="auto"/>
       </w:pPr>
       <w:r>
         <w:rPr>
           <w:rFonts w:ascii="Times New Roman" w:hAnsi="Times New Roman"/>
-          <w:color w:val="262626"/>
-          <w:sz w:val="22"/>
+          <w:color w:val="000000"/>
+          <w:sz w:val="24"/>
         </w:rPr>
         <w:t>The New Mangalore Port, located at Panambur, Mangalore, is Karnataka's premier maritime gateway. Handling diverse cargo loads including LPG, crude, iron ore, and timber, the port is managed by the New Mangalore Port Authority under the Ministry of Ports, Shipping and Waterways.</w:t>
       </w:r>
@@ -4440,7 +5393,7 @@
         <w:rPr>
           <w:rFonts w:ascii="Arial" w:hAnsi="Arial"/>
           <w:b/>
-          <w:color w:val="646E7D"/>
+          <w:color w:val="000000"/>
           <w:sz w:val="22"/>
         </w:rPr>
         <w:t>1.2.2 Port Infrastructure and Operational Load</w:t>
@@ -4448,13 +5401,13 @@
     </w:p>
     <w:p>
       <w:pPr>
-        <w:spacing w:after="120" w:line="276" w:lineRule="auto"/>
+        <w:spacing w:after="120" w:line="360" w:lineRule="auto"/>
       </w:pPr>
       <w:r>
         <w:rPr>
           <w:rFonts w:ascii="Times New Roman" w:hAnsi="Times New Roman"/>
-          <w:color w:val="262626"/>
-          <w:sz w:val="22"/>
+          <w:color w:val="000000"/>
+          <w:sz w:val="24"/>
         </w:rPr>
         <w:t>NMPA manages deep-draft berths, oil tankers, and cargo terminals. The operational velocity requires constant monitoring of TRT (Turnaround Time) and berthing logs. The CIS portal directly impacts operational efficiency by reducing the documentation lead time required for vessel exit clearances. With millions of tonnes of dry and liquid cargo handled annually, the administrative burden of manually clearing voyages creates a major operational bottleneck. Streamlining this workflow helps prevent demurrage penalties, which can reach thousands of dollars per day for cargo liners delayed at the anchorage.</w:t>
       </w:r>
@@ -4468,7 +5421,7 @@
         <w:rPr>
           <w:rFonts w:ascii="Arial" w:hAnsi="Arial"/>
           <w:b/>
-          <w:color w:val="646E7D"/>
+          <w:color w:val="000000"/>
           <w:sz w:val="22"/>
         </w:rPr>
         <w:t>1.2.3 Development Approach</w:t>
@@ -4476,13 +5429,13 @@
     </w:p>
     <w:p>
       <w:pPr>
-        <w:spacing w:after="120" w:line="276" w:lineRule="auto"/>
+        <w:spacing w:after="120" w:line="360" w:lineRule="auto"/>
       </w:pPr>
       <w:r>
         <w:rPr>
           <w:rFonts w:ascii="Times New Roman" w:hAnsi="Times New Roman"/>
-          <w:color w:val="262626"/>
-          <w:sz w:val="22"/>
+          <w:color w:val="000000"/>
+          <w:sz w:val="24"/>
         </w:rPr>
         <w:t>The platform utilizes React (Vite) on the frontend for responsiveness, combined with a Flask (Python) API backend and MongoDB NoSQL storage. This combination supports schema changes for complex cargo manifest declarations.</w:t>
       </w:r>
@@ -4496,7 +5449,7 @@
         <w:rPr>
           <w:rFonts w:ascii="Arial" w:hAnsi="Arial"/>
           <w:b/>
-          <w:color w:val="4A5568"/>
+          <w:color w:val="000000"/>
           <w:sz w:val="26"/>
         </w:rPr>
         <w:t>1.3 Objectives of the System</w:t>
@@ -4504,13 +5457,13 @@
     </w:p>
     <w:p>
       <w:pPr>
-        <w:spacing w:after="120" w:line="276" w:lineRule="auto"/>
+        <w:spacing w:after="120" w:line="360" w:lineRule="auto"/>
       </w:pPr>
       <w:r>
         <w:rPr>
           <w:rFonts w:ascii="Times New Roman" w:hAnsi="Times New Roman"/>
-          <w:color w:val="262626"/>
-          <w:sz w:val="22"/>
+          <w:color w:val="000000"/>
+          <w:sz w:val="24"/>
         </w:rPr>
         <w:t>The primary technical objectives of the NMPA-CIS system include:</w:t>
         <w:br/>
@@ -4527,78 +5480,78 @@
     </w:p>
     <w:p>
       <w:pPr>
-        <w:spacing w:after="120" w:line="276" w:lineRule="auto"/>
+        <w:spacing w:after="120" w:line="360" w:lineRule="auto"/>
       </w:pPr>
       <w:r>
         <w:rPr>
           <w:rFonts w:ascii="Times New Roman" w:hAnsi="Times New Roman"/>
-          <w:color w:val="262626"/>
-          <w:sz w:val="22"/>
+          <w:color w:val="000000"/>
+          <w:sz w:val="24"/>
         </w:rPr>
         <w:t>The primary objectives are:</w:t>
       </w:r>
     </w:p>
     <w:p>
       <w:pPr>
-        <w:spacing w:after="120" w:line="276" w:lineRule="auto"/>
+        <w:spacing w:after="120" w:line="360" w:lineRule="auto"/>
       </w:pPr>
       <w:r>
         <w:rPr>
           <w:rFonts w:ascii="Times New Roman" w:hAnsi="Times New Roman"/>
-          <w:color w:val="262626"/>
-          <w:sz w:val="22"/>
+          <w:color w:val="000000"/>
+          <w:sz w:val="24"/>
         </w:rPr>
         <w:t>Replace manual, paper-based workflows with a digital clearance stepper.</w:t>
       </w:r>
     </w:p>
     <w:p>
       <w:pPr>
-        <w:spacing w:after="120" w:line="276" w:lineRule="auto"/>
+        <w:spacing w:after="120" w:line="360" w:lineRule="auto"/>
       </w:pPr>
       <w:r>
         <w:rPr>
           <w:rFonts w:ascii="Times New Roman" w:hAnsi="Times New Roman"/>
-          <w:color w:val="262626"/>
-          <w:sz w:val="22"/>
+          <w:color w:val="000000"/>
+          <w:sz w:val="24"/>
         </w:rPr>
         <w:t>Minimize turnaround delays through real-time notifications to port departments.</w:t>
       </w:r>
     </w:p>
     <w:p>
       <w:pPr>
-        <w:spacing w:after="120" w:line="276" w:lineRule="auto"/>
+        <w:spacing w:after="120" w:line="360" w:lineRule="auto"/>
       </w:pPr>
       <w:r>
         <w:rPr>
           <w:rFonts w:ascii="Times New Roman" w:hAnsi="Times New Roman"/>
-          <w:color w:val="262626"/>
-          <w:sz w:val="22"/>
+          <w:color w:val="000000"/>
+          <w:sz w:val="24"/>
         </w:rPr>
         <w:t>Enforce accountability via an immutable, system-wide Security Audit Trail.</w:t>
       </w:r>
     </w:p>
     <w:p>
       <w:pPr>
-        <w:spacing w:after="120" w:line="276" w:lineRule="auto"/>
+        <w:spacing w:after="120" w:line="360" w:lineRule="auto"/>
       </w:pPr>
       <w:r>
         <w:rPr>
           <w:rFonts w:ascii="Times New Roman" w:hAnsi="Times New Roman"/>
-          <w:color w:val="262626"/>
-          <w:sz w:val="22"/>
+          <w:color w:val="000000"/>
+          <w:sz w:val="24"/>
         </w:rPr>
         <w:t>Comply with central bilingual directives by providing full Hindi translation support.</w:t>
       </w:r>
     </w:p>
     <w:p>
       <w:pPr>
-        <w:spacing w:after="120" w:line="276" w:lineRule="auto"/>
+        <w:spacing w:after="120" w:line="360" w:lineRule="auto"/>
       </w:pPr>
       <w:r>
         <w:rPr>
           <w:rFonts w:ascii="Times New Roman" w:hAnsi="Times New Roman"/>
-          <w:color w:val="262626"/>
-          <w:sz w:val="22"/>
+          <w:color w:val="000000"/>
+          <w:sz w:val="24"/>
         </w:rPr>
         <w:t>Enable direct public grievance reporting to the Chairman's Office, bypassing lower-level delays.</w:t>
       </w:r>
@@ -4612,7 +5565,7 @@
         <w:rPr>
           <w:rFonts w:ascii="Arial" w:hAnsi="Arial"/>
           <w:b/>
-          <w:color w:val="4A5568"/>
+          <w:color w:val="000000"/>
           <w:sz w:val="26"/>
         </w:rPr>
         <w:t>1.4 Scope of the System</w:t>
@@ -4620,13 +5573,13 @@
     </w:p>
     <w:p>
       <w:pPr>
-        <w:spacing w:after="120" w:line="276" w:lineRule="auto"/>
+        <w:spacing w:after="120" w:line="360" w:lineRule="auto"/>
       </w:pPr>
       <w:r>
         <w:rPr>
           <w:rFonts w:ascii="Times New Roman" w:hAnsi="Times New Roman"/>
-          <w:color w:val="262626"/>
-          <w:sz w:val="22"/>
+          <w:color w:val="000000"/>
+          <w:sz w:val="24"/>
         </w:rPr>
         <w:t>The scope of NMPA-CIS extends from initial vessel entry logging to final exit clearance. It handles registration approvals via a dedicated request portal, manages vessel registries, operates the clearance stepper pipeline across three port departments, and generates verifiable PDF clearance certificates. The system boundary includes internal network communication and public verification portals, while excluding monetary payment processing and external harbor piloting operations.</w:t>
       </w:r>
@@ -4640,7 +5593,7 @@
         <w:rPr>
           <w:rFonts w:ascii="Arial" w:hAnsi="Arial"/>
           <w:b/>
-          <w:color w:val="4A5568"/>
+          <w:color w:val="000000"/>
           <w:sz w:val="26"/>
         </w:rPr>
         <w:t>1.5 Structure of the System</w:t>
@@ -4648,65 +5601,65 @@
     </w:p>
     <w:p>
       <w:pPr>
-        <w:spacing w:after="120" w:line="276" w:lineRule="auto"/>
+        <w:spacing w:after="120" w:line="360" w:lineRule="auto"/>
       </w:pPr>
       <w:r>
         <w:rPr>
           <w:rFonts w:ascii="Times New Roman" w:hAnsi="Times New Roman"/>
-          <w:color w:val="262626"/>
-          <w:sz w:val="22"/>
+          <w:color w:val="000000"/>
+          <w:sz w:val="24"/>
         </w:rPr>
         <w:t>The application divides port users into distinct functional roles:</w:t>
       </w:r>
     </w:p>
     <w:p>
       <w:pPr>
-        <w:spacing w:after="120" w:line="276" w:lineRule="auto"/>
+        <w:spacing w:after="120" w:line="360" w:lineRule="auto"/>
       </w:pPr>
       <w:r>
         <w:rPr>
           <w:rFonts w:ascii="Times New Roman" w:hAnsi="Times New Roman"/>
-          <w:color w:val="262626"/>
-          <w:sz w:val="22"/>
+          <w:color w:val="000000"/>
+          <w:sz w:val="24"/>
         </w:rPr>
         <w:t>Shipping Agents</w:t>
       </w:r>
     </w:p>
     <w:p>
       <w:pPr>
-        <w:spacing w:after="120" w:line="276" w:lineRule="auto"/>
+        <w:spacing w:after="120" w:line="360" w:lineRule="auto"/>
       </w:pPr>
       <w:r>
         <w:rPr>
           <w:rFonts w:ascii="Times New Roman" w:hAnsi="Times New Roman"/>
-          <w:color w:val="262626"/>
-          <w:sz w:val="22"/>
+          <w:color w:val="000000"/>
+          <w:sz w:val="24"/>
         </w:rPr>
         <w:t>Shipping agents can register requests, submit voyage details, upload manifests, and monitor clearance stages. They also access the Grievance Portal to log corruption or delays directly to the Chairman's Office.</w:t>
       </w:r>
     </w:p>
     <w:p>
       <w:pPr>
-        <w:spacing w:after="120" w:line="276" w:lineRule="auto"/>
+        <w:spacing w:after="120" w:line="360" w:lineRule="auto"/>
       </w:pPr>
       <w:r>
         <w:rPr>
           <w:rFonts w:ascii="Times New Roman" w:hAnsi="Times New Roman"/>
-          <w:color w:val="262626"/>
-          <w:sz w:val="22"/>
+          <w:color w:val="000000"/>
+          <w:sz w:val="24"/>
         </w:rPr>
         <w:t>Port Officers and Administrators</w:t>
       </w:r>
     </w:p>
     <w:p>
       <w:pPr>
-        <w:spacing w:after="120" w:line="276" w:lineRule="auto"/>
+        <w:spacing w:after="120" w:line="360" w:lineRule="auto"/>
       </w:pPr>
       <w:r>
         <w:rPr>
           <w:rFonts w:ascii="Times New Roman" w:hAnsi="Times New Roman"/>
-          <w:color w:val="262626"/>
-          <w:sz w:val="22"/>
+          <w:color w:val="000000"/>
+          <w:sz w:val="24"/>
         </w:rPr>
         <w:t>Port Officers (Customs, Port Health, Traffic Control) perform step-by-step inspections. System Administrators approve registrations, configure system parameters, and monitor the Security Audit Trail.</w:t>
       </w:r>
@@ -4720,7 +5673,7 @@
         <w:rPr>
           <w:rFonts w:ascii="Arial" w:hAnsi="Arial"/>
           <w:b/>
-          <w:color w:val="4A5568"/>
+          <w:color w:val="000000"/>
           <w:sz w:val="26"/>
         </w:rPr>
         <w:t>1.6 Hardware and Software Requirements</w:t>
@@ -4728,13 +5681,13 @@
     </w:p>
     <w:p>
       <w:pPr>
-        <w:spacing w:after="120" w:line="276" w:lineRule="auto"/>
+        <w:spacing w:after="120" w:line="360" w:lineRule="auto"/>
       </w:pPr>
       <w:r>
         <w:rPr>
           <w:rFonts w:ascii="Times New Roman" w:hAnsi="Times New Roman"/>
-          <w:color w:val="262626"/>
-          <w:sz w:val="22"/>
+          <w:color w:val="000000"/>
+          <w:sz w:val="24"/>
         </w:rPr>
         <w:t>Hardware Requirements</w:t>
       </w:r>
@@ -4742,22 +5695,22 @@
     <w:p>
       <w:pPr>
         <w:pStyle w:val="ListBullet"/>
-        <w:spacing w:after="80" w:line="276" w:lineRule="auto"/>
+        <w:spacing w:after="80" w:line="360" w:lineRule="auto"/>
       </w:pPr>
       <w:r>
         <w:rPr>
           <w:rFonts w:ascii="Times New Roman" w:hAnsi="Times New Roman"/>
           <w:b/>
-          <w:color w:val="0D2B5E"/>
-          <w:sz w:val="22"/>
+          <w:color w:val="000000"/>
+          <w:sz w:val="24"/>
         </w:rPr>
         <w:t xml:space="preserve">Server Side: </w:t>
       </w:r>
       <w:r>
         <w:rPr>
           <w:rFonts w:ascii="Times New Roman" w:hAnsi="Times New Roman"/>
-          <w:color w:val="262626"/>
-          <w:sz w:val="22"/>
+          <w:color w:val="000000"/>
+          <w:sz w:val="24"/>
         </w:rPr>
         <w:t xml:space="preserve"> Quad-Core 2.5GHz CPU, 16GB RAM, 100GB SSD.</w:t>
       </w:r>
@@ -4765,35 +5718,35 @@
     <w:p>
       <w:pPr>
         <w:pStyle w:val="ListBullet"/>
-        <w:spacing w:after="80" w:line="276" w:lineRule="auto"/>
+        <w:spacing w:after="80" w:line="360" w:lineRule="auto"/>
       </w:pPr>
       <w:r>
         <w:rPr>
           <w:rFonts w:ascii="Times New Roman" w:hAnsi="Times New Roman"/>
           <w:b/>
-          <w:color w:val="0D2B5E"/>
-          <w:sz w:val="22"/>
+          <w:color w:val="000000"/>
+          <w:sz w:val="24"/>
         </w:rPr>
         <w:t xml:space="preserve">Client Side: </w:t>
       </w:r>
       <w:r>
         <w:rPr>
           <w:rFonts w:ascii="Times New Roman" w:hAnsi="Times New Roman"/>
-          <w:color w:val="262626"/>
-          <w:sz w:val="22"/>
+          <w:color w:val="000000"/>
+          <w:sz w:val="24"/>
         </w:rPr>
         <w:t xml:space="preserve"> Dual-Core i3+ CPU, 4GB RAM, standard network interface.</w:t>
       </w:r>
     </w:p>
     <w:p>
       <w:pPr>
-        <w:spacing w:after="120" w:line="276" w:lineRule="auto"/>
+        <w:spacing w:after="120" w:line="360" w:lineRule="auto"/>
       </w:pPr>
       <w:r>
         <w:rPr>
           <w:rFonts w:ascii="Times New Roman" w:hAnsi="Times New Roman"/>
-          <w:color w:val="262626"/>
-          <w:sz w:val="22"/>
+          <w:color w:val="000000"/>
+          <w:sz w:val="24"/>
         </w:rPr>
         <w:t>Software Requirements</w:t>
       </w:r>
@@ -4801,22 +5754,22 @@
     <w:p>
       <w:pPr>
         <w:pStyle w:val="ListBullet"/>
-        <w:spacing w:after="80" w:line="276" w:lineRule="auto"/>
+        <w:spacing w:after="80" w:line="360" w:lineRule="auto"/>
       </w:pPr>
       <w:r>
         <w:rPr>
           <w:rFonts w:ascii="Times New Roman" w:hAnsi="Times New Roman"/>
           <w:b/>
-          <w:color w:val="0D2B5E"/>
-          <w:sz w:val="22"/>
+          <w:color w:val="000000"/>
+          <w:sz w:val="24"/>
         </w:rPr>
         <w:t xml:space="preserve">Server OS: </w:t>
       </w:r>
       <w:r>
         <w:rPr>
           <w:rFonts w:ascii="Times New Roman" w:hAnsi="Times New Roman"/>
-          <w:color w:val="262626"/>
-          <w:sz w:val="22"/>
+          <w:color w:val="000000"/>
+          <w:sz w:val="24"/>
         </w:rPr>
         <w:t xml:space="preserve"> Windows Server 2019+ or Linux Ubuntu 22.04 LTS.</w:t>
       </w:r>
@@ -4824,22 +5777,22 @@
     <w:p>
       <w:pPr>
         <w:pStyle w:val="ListBullet"/>
-        <w:spacing w:after="80" w:line="276" w:lineRule="auto"/>
+        <w:spacing w:after="80" w:line="360" w:lineRule="auto"/>
       </w:pPr>
       <w:r>
         <w:rPr>
           <w:rFonts w:ascii="Times New Roman" w:hAnsi="Times New Roman"/>
           <w:b/>
-          <w:color w:val="0D2B5E"/>
-          <w:sz w:val="22"/>
+          <w:color w:val="000000"/>
+          <w:sz w:val="24"/>
         </w:rPr>
         <w:t xml:space="preserve">Database: </w:t>
       </w:r>
       <w:r>
         <w:rPr>
           <w:rFonts w:ascii="Times New Roman" w:hAnsi="Times New Roman"/>
-          <w:color w:val="262626"/>
-          <w:sz w:val="22"/>
+          <w:color w:val="000000"/>
+          <w:sz w:val="24"/>
         </w:rPr>
         <w:t xml:space="preserve"> MongoDB Community Server v6.0+.</w:t>
       </w:r>
@@ -4847,22 +5800,22 @@
     <w:p>
       <w:pPr>
         <w:pStyle w:val="ListBullet"/>
-        <w:spacing w:after="80" w:line="276" w:lineRule="auto"/>
+        <w:spacing w:after="80" w:line="360" w:lineRule="auto"/>
       </w:pPr>
       <w:r>
         <w:rPr>
           <w:rFonts w:ascii="Times New Roman" w:hAnsi="Times New Roman"/>
           <w:b/>
-          <w:color w:val="0D2B5E"/>
-          <w:sz w:val="22"/>
+          <w:color w:val="000000"/>
+          <w:sz w:val="24"/>
         </w:rPr>
         <w:t xml:space="preserve">Backend: </w:t>
       </w:r>
       <w:r>
         <w:rPr>
           <w:rFonts w:ascii="Times New Roman" w:hAnsi="Times New Roman"/>
-          <w:color w:val="262626"/>
-          <w:sz w:val="22"/>
+          <w:color w:val="000000"/>
+          <w:sz w:val="24"/>
         </w:rPr>
         <w:t xml:space="preserve"> Python 3.10+ (Flask, PyMongo, PyOTP, ReportLab).</w:t>
       </w:r>
@@ -4870,56 +5823,36 @@
     <w:p>
       <w:pPr>
         <w:pStyle w:val="ListBullet"/>
-        <w:spacing w:after="80" w:line="276" w:lineRule="auto"/>
+        <w:spacing w:after="80" w:line="360" w:lineRule="auto"/>
       </w:pPr>
       <w:r>
         <w:rPr>
           <w:rFonts w:ascii="Times New Roman" w:hAnsi="Times New Roman"/>
           <w:b/>
-          <w:color w:val="0D2B5E"/>
-          <w:sz w:val="22"/>
+          <w:color w:val="000000"/>
+          <w:sz w:val="24"/>
         </w:rPr>
         <w:t xml:space="preserve">Client Browser: </w:t>
       </w:r>
       <w:r>
         <w:rPr>
           <w:rFonts w:ascii="Times New Roman" w:hAnsi="Times New Roman"/>
-          <w:color w:val="262626"/>
-          <w:sz w:val="22"/>
+          <w:color w:val="000000"/>
+          <w:sz w:val="24"/>
         </w:rPr>
         <w:t xml:space="preserve"> Any modern browser (Chrome, Edge, Firefox, Safari).</w:t>
       </w:r>
     </w:p>
     <w:p>
-      <w:r>
-        <w:br w:type="page"/>
-      </w:r>
-    </w:p>
-    <w:p>
       <w:pPr>
         <w:keepNext/>
-        <w:spacing w:before="360" w:after="120"/>
+        <w:spacing w:before="240" w:after="80"/>
       </w:pPr>
       <w:r>
         <w:rPr>
           <w:rFonts w:ascii="Arial" w:hAnsi="Arial"/>
           <w:b/>
-          <w:color w:val="0D2B5E"/>
-          <w:sz w:val="32"/>
-        </w:rPr>
-        <w:t>Chapter 2: Software Requirements Specification</w:t>
-      </w:r>
-    </w:p>
-    <w:p>
-      <w:pPr>
-        <w:keepNext/>
-        <w:spacing w:before="240" w:after="80"/>
-      </w:pPr>
-      <w:r>
-        <w:rPr>
-          <w:rFonts w:ascii="Arial" w:hAnsi="Arial"/>
-          <w:b/>
-          <w:color w:val="4A5568"/>
+          <w:color w:val="000000"/>
           <w:sz w:val="26"/>
         </w:rPr>
         <w:t>2.1 Introduction</w:t>
@@ -4934,7 +5867,7 @@
         <w:rPr>
           <w:rFonts w:ascii="Arial" w:hAnsi="Arial"/>
           <w:b/>
-          <w:color w:val="646E7D"/>
+          <w:color w:val="000000"/>
           <w:sz w:val="22"/>
         </w:rPr>
         <w:t>2.1.1 Purpose</w:t>
@@ -4942,13 +5875,13 @@
     </w:p>
     <w:p>
       <w:pPr>
-        <w:spacing w:after="120" w:line="276" w:lineRule="auto"/>
+        <w:spacing w:after="120" w:line="360" w:lineRule="auto"/>
       </w:pPr>
       <w:r>
         <w:rPr>
           <w:rFonts w:ascii="Times New Roman" w:hAnsi="Times New Roman"/>
-          <w:color w:val="262626"/>
-          <w:sz w:val="22"/>
+          <w:color w:val="000000"/>
+          <w:sz w:val="24"/>
         </w:rPr>
         <w:t>This SRS specifies the complete operational interface, database schemas, API parameters, and functional rules for NMPA-CIS. It acts as the primary reference document for development and quality assurance.</w:t>
       </w:r>
@@ -4962,7 +5895,7 @@
         <w:rPr>
           <w:rFonts w:ascii="Arial" w:hAnsi="Arial"/>
           <w:b/>
-          <w:color w:val="646E7D"/>
+          <w:color w:val="000000"/>
           <w:sz w:val="22"/>
         </w:rPr>
         <w:t>2.1.2 Scope</w:t>
@@ -4970,13 +5903,13 @@
     </w:p>
     <w:p>
       <w:pPr>
-        <w:spacing w:after="120" w:line="276" w:lineRule="auto"/>
+        <w:spacing w:after="120" w:line="360" w:lineRule="auto"/>
       </w:pPr>
       <w:r>
         <w:rPr>
           <w:rFonts w:ascii="Times New Roman" w:hAnsi="Times New Roman"/>
-          <w:color w:val="262626"/>
-          <w:sz w:val="22"/>
+          <w:color w:val="000000"/>
+          <w:sz w:val="24"/>
         </w:rPr>
         <w:t>The specifications cover login authentication, user approval pipelines, vessel registries, multi-desk approval steps, and verification outputs. Integrations are limited to central government links.</w:t>
       </w:r>
@@ -4990,7 +5923,7 @@
         <w:rPr>
           <w:rFonts w:ascii="Arial" w:hAnsi="Arial"/>
           <w:b/>
-          <w:color w:val="646E7D"/>
+          <w:color w:val="000000"/>
           <w:sz w:val="22"/>
         </w:rPr>
         <w:t>2.1.3 Definitions, Acronyms and Abbreviations</w:t>
@@ -4998,65 +5931,65 @@
     </w:p>
     <w:p>
       <w:pPr>
-        <w:spacing w:after="120" w:line="276" w:lineRule="auto"/>
+        <w:spacing w:after="120" w:line="360" w:lineRule="auto"/>
       </w:pPr>
       <w:r>
         <w:rPr>
           <w:rFonts w:ascii="Times New Roman" w:hAnsi="Times New Roman"/>
-          <w:color w:val="262626"/>
-          <w:sz w:val="22"/>
+          <w:color w:val="000000"/>
+          <w:sz w:val="24"/>
         </w:rPr>
         <w:t>NMPA: New Mangalore Port Authority</w:t>
       </w:r>
     </w:p>
     <w:p>
       <w:pPr>
-        <w:spacing w:after="120" w:line="276" w:lineRule="auto"/>
+        <w:spacing w:after="120" w:line="360" w:lineRule="auto"/>
       </w:pPr>
       <w:r>
         <w:rPr>
           <w:rFonts w:ascii="Times New Roman" w:hAnsi="Times New Roman"/>
-          <w:color w:val="262626"/>
-          <w:sz w:val="22"/>
+          <w:color w:val="000000"/>
+          <w:sz w:val="24"/>
         </w:rPr>
         <w:t>PMIS: Port Management Information System</w:t>
       </w:r>
     </w:p>
     <w:p>
       <w:pPr>
-        <w:spacing w:after="120" w:line="276" w:lineRule="auto"/>
+        <w:spacing w:after="120" w:line="360" w:lineRule="auto"/>
       </w:pPr>
       <w:r>
         <w:rPr>
           <w:rFonts w:ascii="Times New Roman" w:hAnsi="Times New Roman"/>
-          <w:color w:val="262626"/>
-          <w:sz w:val="22"/>
+          <w:color w:val="000000"/>
+          <w:sz w:val="24"/>
         </w:rPr>
         <w:t>RBAC: Role-Based Access Control</w:t>
       </w:r>
     </w:p>
     <w:p>
       <w:pPr>
-        <w:spacing w:after="120" w:line="276" w:lineRule="auto"/>
+        <w:spacing w:after="120" w:line="360" w:lineRule="auto"/>
       </w:pPr>
       <w:r>
         <w:rPr>
           <w:rFonts w:ascii="Times New Roman" w:hAnsi="Times New Roman"/>
-          <w:color w:val="262626"/>
-          <w:sz w:val="22"/>
+          <w:color w:val="000000"/>
+          <w:sz w:val="24"/>
         </w:rPr>
         <w:t>TOTP: Time-Based One-Time Password</w:t>
       </w:r>
     </w:p>
     <w:p>
       <w:pPr>
-        <w:spacing w:after="120" w:line="276" w:lineRule="auto"/>
+        <w:spacing w:after="120" w:line="360" w:lineRule="auto"/>
       </w:pPr>
       <w:r>
         <w:rPr>
           <w:rFonts w:ascii="Times New Roman" w:hAnsi="Times New Roman"/>
-          <w:color w:val="262626"/>
-          <w:sz w:val="22"/>
+          <w:color w:val="000000"/>
+          <w:sz w:val="24"/>
         </w:rPr>
         <w:t>GSTIN: Goods and Services Tax Identification Number</w:t>
       </w:r>
@@ -5070,7 +6003,7 @@
         <w:rPr>
           <w:rFonts w:ascii="Arial" w:hAnsi="Arial"/>
           <w:b/>
-          <w:color w:val="646E7D"/>
+          <w:color w:val="000000"/>
           <w:sz w:val="22"/>
         </w:rPr>
         <w:t>2.1.4 References</w:t>
@@ -5085,7 +6018,7 @@
         <w:rPr>
           <w:rFonts w:ascii="Arial" w:hAnsi="Arial"/>
           <w:b/>
-          <w:color w:val="4A5568"/>
+          <w:color w:val="000000"/>
           <w:sz w:val="26"/>
         </w:rPr>
         <w:t>1. Ministry of Ports Operating Circular (Vol III)</w:t>
@@ -5104,7 +6037,7 @@
         <w:rPr>
           <w:rFonts w:ascii="Arial" w:hAnsi="Arial"/>
           <w:b/>
-          <w:color w:val="4A5568"/>
+          <w:color w:val="000000"/>
           <w:sz w:val="26"/>
         </w:rPr>
         <w:t>2.2 Overall Description</w:t>
@@ -5119,7 +6052,7 @@
         <w:rPr>
           <w:rFonts w:ascii="Arial" w:hAnsi="Arial"/>
           <w:b/>
-          <w:color w:val="646E7D"/>
+          <w:color w:val="000000"/>
           <w:sz w:val="22"/>
         </w:rPr>
         <w:t>2.2.1 Product Perspective</w:t>
@@ -5127,13 +6060,13 @@
     </w:p>
     <w:p>
       <w:pPr>
-        <w:spacing w:after="120" w:line="276" w:lineRule="auto"/>
+        <w:spacing w:after="120" w:line="360" w:lineRule="auto"/>
       </w:pPr>
       <w:r>
         <w:rPr>
           <w:rFonts w:ascii="Times New Roman" w:hAnsi="Times New Roman"/>
-          <w:color w:val="262626"/>
-          <w:sz w:val="22"/>
+          <w:color w:val="000000"/>
+          <w:sz w:val="24"/>
         </w:rPr>
         <w:t>NMPA-CIS operates as an independent single-window clearance interface. The system uses a centralized database to manage all data entries and is structured to comply with national digital transformation frameworks. It acts as a gateway for maritime logistics data processing.</w:t>
       </w:r>
@@ -5147,7 +6080,7 @@
         <w:rPr>
           <w:rFonts w:ascii="Arial" w:hAnsi="Arial"/>
           <w:b/>
-          <w:color w:val="646E7D"/>
+          <w:color w:val="000000"/>
           <w:sz w:val="22"/>
         </w:rPr>
         <w:t>2.2.2 Product Functions</w:t>
@@ -5155,13 +6088,13 @@
     </w:p>
     <w:p>
       <w:pPr>
-        <w:spacing w:after="120" w:line="276" w:lineRule="auto"/>
+        <w:spacing w:after="120" w:line="360" w:lineRule="auto"/>
       </w:pPr>
       <w:r>
         <w:rPr>
           <w:rFonts w:ascii="Times New Roman" w:hAnsi="Times New Roman"/>
-          <w:color w:val="262626"/>
-          <w:sz w:val="22"/>
+          <w:color w:val="000000"/>
+          <w:sz w:val="24"/>
         </w:rPr>
         <w:t>Core functions include account approval, vessel registry logging, multi-desk clearance steppers, PDF generation, grievance routing, and audit logs.</w:t>
       </w:r>
@@ -5175,7 +6108,7 @@
         <w:rPr>
           <w:rFonts w:ascii="Arial" w:hAnsi="Arial"/>
           <w:b/>
-          <w:color w:val="646E7D"/>
+          <w:color w:val="000000"/>
           <w:sz w:val="22"/>
         </w:rPr>
         <w:t>2.2.3 User Characteristics</w:t>
@@ -5183,13 +6116,13 @@
     </w:p>
     <w:p>
       <w:pPr>
-        <w:spacing w:after="120" w:line="276" w:lineRule="auto"/>
+        <w:spacing w:after="120" w:line="360" w:lineRule="auto"/>
       </w:pPr>
       <w:r>
         <w:rPr>
           <w:rFonts w:ascii="Times New Roman" w:hAnsi="Times New Roman"/>
-          <w:color w:val="262626"/>
-          <w:sz w:val="22"/>
+          <w:color w:val="000000"/>
+          <w:sz w:val="24"/>
         </w:rPr>
         <w:t>Port personnel have moderate IT literacy, requiring simple layout patterns and clear, sequential workflow steps.</w:t>
       </w:r>
@@ -5203,7 +6136,7 @@
         <w:rPr>
           <w:rFonts w:ascii="Arial" w:hAnsi="Arial"/>
           <w:b/>
-          <w:color w:val="646E7D"/>
+          <w:color w:val="000000"/>
           <w:sz w:val="22"/>
         </w:rPr>
         <w:t>2.2.4 General Constraints</w:t>
@@ -5211,13 +6144,13 @@
     </w:p>
     <w:p>
       <w:pPr>
-        <w:spacing w:after="120" w:line="276" w:lineRule="auto"/>
+        <w:spacing w:after="120" w:line="360" w:lineRule="auto"/>
       </w:pPr>
       <w:r>
         <w:rPr>
           <w:rFonts w:ascii="Times New Roman" w:hAnsi="Times New Roman"/>
-          <w:color w:val="262626"/>
-          <w:sz w:val="22"/>
+          <w:color w:val="000000"/>
+          <w:sz w:val="24"/>
         </w:rPr>
         <w:t>The system must comply with security guidelines, requiring password hashing, secure 2FA, and strict role validation.</w:t>
       </w:r>
@@ -5231,7 +6164,7 @@
         <w:rPr>
           <w:rFonts w:ascii="Arial" w:hAnsi="Arial"/>
           <w:b/>
-          <w:color w:val="4A5568"/>
+          <w:color w:val="000000"/>
           <w:sz w:val="26"/>
         </w:rPr>
         <w:t>2.3 Special Requirements</w:t>
@@ -5239,13 +6172,13 @@
     </w:p>
     <w:p>
       <w:pPr>
-        <w:spacing w:after="120" w:line="276" w:lineRule="auto"/>
+        <w:spacing w:after="120" w:line="360" w:lineRule="auto"/>
       </w:pPr>
       <w:r>
         <w:rPr>
           <w:rFonts w:ascii="Times New Roman" w:hAnsi="Times New Roman"/>
-          <w:color w:val="262626"/>
-          <w:sz w:val="22"/>
+          <w:color w:val="000000"/>
+          <w:sz w:val="24"/>
         </w:rPr>
         <w:t>The system requires bilingual (English/Hindi) localization and a local storage sync adapter to prevent data loss during port yard network dropouts.</w:t>
       </w:r>
@@ -5259,7 +6192,7 @@
         <w:rPr>
           <w:rFonts w:ascii="Arial" w:hAnsi="Arial"/>
           <w:b/>
-          <w:color w:val="4A5568"/>
+          <w:color w:val="000000"/>
           <w:sz w:val="26"/>
         </w:rPr>
         <w:t>2.4 Functional Requirements</w:t>
@@ -5274,7 +6207,7 @@
         <w:rPr>
           <w:rFonts w:ascii="Arial" w:hAnsi="Arial"/>
           <w:b/>
-          <w:color w:val="646E7D"/>
+          <w:color w:val="000000"/>
           <w:sz w:val="22"/>
         </w:rPr>
         <w:t>2.4.1 User Authentication and Administration</w:t>
@@ -5282,13 +6215,13 @@
     </w:p>
     <w:p>
       <w:pPr>
-        <w:spacing w:after="120" w:line="276" w:lineRule="auto"/>
+        <w:spacing w:after="120" w:line="360" w:lineRule="auto"/>
       </w:pPr>
       <w:r>
         <w:rPr>
           <w:rFonts w:ascii="Times New Roman" w:hAnsi="Times New Roman"/>
-          <w:color w:val="262626"/>
-          <w:sz w:val="22"/>
+          <w:color w:val="000000"/>
+          <w:sz w:val="24"/>
         </w:rPr>
         <w:t>All credentials must match hashed passwords in MongoDB. Accounts must be set to 'approved' by the System Admin before they can access the application. Enforce 2FA via TOTP codes.</w:t>
       </w:r>
@@ -5302,7 +6235,7 @@
         <w:rPr>
           <w:rFonts w:ascii="Arial" w:hAnsi="Arial"/>
           <w:b/>
-          <w:color w:val="646E7D"/>
+          <w:color w:val="000000"/>
           <w:sz w:val="22"/>
         </w:rPr>
         <w:t>2.4.2 Vessel Registry Management</w:t>
@@ -5310,13 +6243,13 @@
     </w:p>
     <w:p>
       <w:pPr>
-        <w:spacing w:after="120" w:line="276" w:lineRule="auto"/>
+        <w:spacing w:after="120" w:line="360" w:lineRule="auto"/>
       </w:pPr>
       <w:r>
         <w:rPr>
           <w:rFonts w:ascii="Times New Roman" w:hAnsi="Times New Roman"/>
-          <w:color w:val="262626"/>
-          <w:sz w:val="22"/>
+          <w:color w:val="000000"/>
+          <w:sz w:val="24"/>
         </w:rPr>
         <w:t>Allows registering vessel specifications (IMO number, tonnage, flag, type) to validate voyages.</w:t>
       </w:r>
@@ -5330,7 +6263,7 @@
         <w:rPr>
           <w:rFonts w:ascii="Arial" w:hAnsi="Arial"/>
           <w:b/>
-          <w:color w:val="646E7D"/>
+          <w:color w:val="000000"/>
           <w:sz w:val="22"/>
         </w:rPr>
         <w:t>2.4.3 Voyage Clearance Stepper</w:t>
@@ -5338,13 +6271,13 @@
     </w:p>
     <w:p>
       <w:pPr>
-        <w:spacing w:after="120" w:line="276" w:lineRule="auto"/>
+        <w:spacing w:after="120" w:line="360" w:lineRule="auto"/>
       </w:pPr>
       <w:r>
         <w:rPr>
           <w:rFonts w:ascii="Times New Roman" w:hAnsi="Times New Roman"/>
-          <w:color w:val="262626"/>
-          <w:sz w:val="22"/>
+          <w:color w:val="000000"/>
+          <w:sz w:val="24"/>
         </w:rPr>
         <w:t>A multi-step approval workflow. Users can only approve their designated step (e.g. Customs inspectors approve the Customs desk).</w:t>
       </w:r>
@@ -5358,7 +6291,7 @@
         <w:rPr>
           <w:rFonts w:ascii="Arial" w:hAnsi="Arial"/>
           <w:b/>
-          <w:color w:val="646E7D"/>
+          <w:color w:val="000000"/>
           <w:sz w:val="22"/>
         </w:rPr>
         <w:t>2.4.4 Security Audit Trail</w:t>
@@ -5366,13 +6299,13 @@
     </w:p>
     <w:p>
       <w:pPr>
-        <w:spacing w:after="120" w:line="276" w:lineRule="auto"/>
+        <w:spacing w:after="120" w:line="360" w:lineRule="auto"/>
       </w:pPr>
       <w:r>
         <w:rPr>
           <w:rFonts w:ascii="Times New Roman" w:hAnsi="Times New Roman"/>
-          <w:color w:val="262626"/>
-          <w:sz w:val="22"/>
+          <w:color w:val="000000"/>
+          <w:sz w:val="24"/>
         </w:rPr>
         <w:t>Logs all critical system actions (creation, logins, approvals, escalations) for administrative review.</w:t>
       </w:r>
@@ -5386,7 +6319,7 @@
         <w:rPr>
           <w:rFonts w:ascii="Arial" w:hAnsi="Arial"/>
           <w:b/>
-          <w:color w:val="646E7D"/>
+          <w:color w:val="000000"/>
           <w:sz w:val="22"/>
         </w:rPr>
         <w:t>2.4.5 TOTP Verification - Underlying Model</w:t>
@@ -5394,47 +6327,27 @@
     </w:p>
     <w:p>
       <w:pPr>
-        <w:spacing w:after="120" w:line="276" w:lineRule="auto"/>
+        <w:spacing w:after="120" w:line="360" w:lineRule="auto"/>
       </w:pPr>
       <w:r>
         <w:rPr>
           <w:rFonts w:ascii="Times New Roman" w:hAnsi="Times New Roman"/>
-          <w:color w:val="262626"/>
-          <w:sz w:val="22"/>
+          <w:color w:val="000000"/>
+          <w:sz w:val="24"/>
         </w:rPr>
         <w:t>Uses the RFC 6238 time-based one-time password standard to verify 2FA tokens. The system verifies these tokens using a shared secret key and a 30-second time window.</w:t>
       </w:r>
     </w:p>
     <w:p>
-      <w:r>
-        <w:br w:type="page"/>
-      </w:r>
-    </w:p>
-    <w:p>
       <w:pPr>
         <w:keepNext/>
-        <w:spacing w:before="360" w:after="120"/>
+        <w:spacing w:before="240" w:after="80"/>
       </w:pPr>
       <w:r>
         <w:rPr>
           <w:rFonts w:ascii="Arial" w:hAnsi="Arial"/>
           <w:b/>
-          <w:color w:val="0D2B5E"/>
-          <w:sz w:val="32"/>
-        </w:rPr>
-        <w:t>Chapter 3: System Design</w:t>
-      </w:r>
-    </w:p>
-    <w:p>
-      <w:pPr>
-        <w:keepNext/>
-        <w:spacing w:before="240" w:after="80"/>
-      </w:pPr>
-      <w:r>
-        <w:rPr>
-          <w:rFonts w:ascii="Arial" w:hAnsi="Arial"/>
-          <w:b/>
-          <w:color w:val="4A5568"/>
+          <w:color w:val="000000"/>
           <w:sz w:val="26"/>
         </w:rPr>
         <w:t>3.1 Introduction</w:t>
@@ -5442,13 +6355,13 @@
     </w:p>
     <w:p>
       <w:pPr>
-        <w:spacing w:after="120" w:line="276" w:lineRule="auto"/>
+        <w:spacing w:after="120" w:line="360" w:lineRule="auto"/>
       </w:pPr>
       <w:r>
         <w:rPr>
           <w:rFonts w:ascii="Times New Roman" w:hAnsi="Times New Roman"/>
-          <w:color w:val="262626"/>
-          <w:sz w:val="22"/>
+          <w:color w:val="000000"/>
+          <w:sz w:val="24"/>
         </w:rPr>
         <w:t>The NMPA-CIS system design separates presentation logic, business services, and database access. The frontend is built as a single-page React app communicating with the Flask backend via JSON APIs.</w:t>
       </w:r>
@@ -5462,7 +6375,7 @@
         <w:rPr>
           <w:rFonts w:ascii="Arial" w:hAnsi="Arial"/>
           <w:b/>
-          <w:color w:val="4A5568"/>
+          <w:color w:val="000000"/>
           <w:sz w:val="26"/>
         </w:rPr>
         <w:t>3.2 Assumptions and Constraints</w:t>
@@ -5470,13 +6383,13 @@
     </w:p>
     <w:p>
       <w:pPr>
-        <w:spacing w:after="120" w:line="276" w:lineRule="auto"/>
+        <w:spacing w:after="120" w:line="360" w:lineRule="auto"/>
       </w:pPr>
       <w:r>
         <w:rPr>
           <w:rFonts w:ascii="Times New Roman" w:hAnsi="Times New Roman"/>
-          <w:color w:val="262626"/>
-          <w:sz w:val="22"/>
+          <w:color w:val="000000"/>
+          <w:sz w:val="24"/>
         </w:rPr>
         <w:t>The backend server assumes stable connections to the MongoDB database. Network timeouts are mitigated via query pooling and retry controls.</w:t>
       </w:r>
@@ -5490,7 +6403,7 @@
         <w:rPr>
           <w:rFonts w:ascii="Arial" w:hAnsi="Arial"/>
           <w:b/>
-          <w:color w:val="4A5568"/>
+          <w:color w:val="000000"/>
           <w:sz w:val="26"/>
         </w:rPr>
         <w:t>3.3 Functional Decomposition</w:t>
@@ -5498,91 +6411,91 @@
     </w:p>
     <w:p>
       <w:pPr>
-        <w:spacing w:after="120" w:line="276" w:lineRule="auto"/>
+        <w:spacing w:after="120" w:line="360" w:lineRule="auto"/>
       </w:pPr>
       <w:r>
         <w:rPr>
           <w:rFonts w:ascii="Times New Roman" w:hAnsi="Times New Roman"/>
-          <w:color w:val="262626"/>
-          <w:sz w:val="22"/>
+          <w:color w:val="000000"/>
+          <w:sz w:val="24"/>
         </w:rPr>
         <w:t>The system is decomposed into the following core subsystems:</w:t>
       </w:r>
     </w:p>
     <w:p>
       <w:pPr>
-        <w:spacing w:after="120" w:line="276" w:lineRule="auto"/>
+        <w:spacing w:after="120" w:line="360" w:lineRule="auto"/>
       </w:pPr>
       <w:r>
         <w:rPr>
           <w:rFonts w:ascii="Times New Roman" w:hAnsi="Times New Roman"/>
-          <w:color w:val="262626"/>
-          <w:sz w:val="22"/>
+          <w:color w:val="000000"/>
+          <w:sz w:val="24"/>
         </w:rPr>
         <w:t>Identity Service: Manages authentication, user approvals, and 2FA secrets.</w:t>
       </w:r>
     </w:p>
     <w:p>
       <w:pPr>
-        <w:spacing w:after="120" w:line="276" w:lineRule="auto"/>
+        <w:spacing w:after="120" w:line="360" w:lineRule="auto"/>
       </w:pPr>
       <w:r>
         <w:rPr>
           <w:rFonts w:ascii="Times New Roman" w:hAnsi="Times New Roman"/>
-          <w:color w:val="262626"/>
-          <w:sz w:val="22"/>
+          <w:color w:val="000000"/>
+          <w:sz w:val="24"/>
         </w:rPr>
         <w:t>Vessel Manager: Maintains vessel profile records.</w:t>
       </w:r>
     </w:p>
     <w:p>
       <w:pPr>
-        <w:spacing w:after="120" w:line="276" w:lineRule="auto"/>
+        <w:spacing w:after="120" w:line="360" w:lineRule="auto"/>
       </w:pPr>
       <w:r>
         <w:rPr>
           <w:rFonts w:ascii="Times New Roman" w:hAnsi="Times New Roman"/>
-          <w:color w:val="262626"/>
-          <w:sz w:val="22"/>
+          <w:color w:val="000000"/>
+          <w:sz w:val="24"/>
         </w:rPr>
         <w:t>Clearance Stepper Service: Orchestrates voyage states and department approvals.</w:t>
       </w:r>
     </w:p>
     <w:p>
       <w:pPr>
-        <w:spacing w:after="120" w:line="276" w:lineRule="auto"/>
+        <w:spacing w:after="120" w:line="360" w:lineRule="auto"/>
       </w:pPr>
       <w:r>
         <w:rPr>
           <w:rFonts w:ascii="Times New Roman" w:hAnsi="Times New Roman"/>
-          <w:color w:val="262626"/>
-          <w:sz w:val="22"/>
+          <w:color w:val="000000"/>
+          <w:sz w:val="24"/>
         </w:rPr>
         <w:t>Bilingual PDF Engine: Formats and generates certificates.</w:t>
       </w:r>
     </w:p>
     <w:p>
       <w:pPr>
-        <w:spacing w:after="120" w:line="276" w:lineRule="auto"/>
+        <w:spacing w:after="120" w:line="360" w:lineRule="auto"/>
       </w:pPr>
       <w:r>
         <w:rPr>
           <w:rFonts w:ascii="Times New Roman" w:hAnsi="Times New Roman"/>
-          <w:color w:val="262626"/>
-          <w:sz w:val="22"/>
+          <w:color w:val="000000"/>
+          <w:sz w:val="24"/>
         </w:rPr>
         <w:t>Grievance Handler: Manages corruption report routing.</w:t>
       </w:r>
     </w:p>
     <w:p>
       <w:pPr>
-        <w:spacing w:after="120" w:line="276" w:lineRule="auto"/>
+        <w:spacing w:after="120" w:line="360" w:lineRule="auto"/>
       </w:pPr>
       <w:r>
         <w:rPr>
           <w:rFonts w:ascii="Times New Roman" w:hAnsi="Times New Roman"/>
-          <w:color w:val="262626"/>
-          <w:sz w:val="22"/>
+          <w:color w:val="000000"/>
+          <w:sz w:val="24"/>
         </w:rPr>
         <w:t>Audit Service: Records log entries to MongoDB.</w:t>
       </w:r>
@@ -5596,7 +6509,7 @@
         <w:rPr>
           <w:rFonts w:ascii="Arial" w:hAnsi="Arial"/>
           <w:b/>
-          <w:color w:val="4A5568"/>
+          <w:color w:val="000000"/>
           <w:sz w:val="26"/>
         </w:rPr>
         <w:t>3.4 Description of Processes</w:t>
@@ -5611,7 +6524,7 @@
         <w:rPr>
           <w:rFonts w:ascii="Arial" w:hAnsi="Arial"/>
           <w:b/>
-          <w:color w:val="646E7D"/>
+          <w:color w:val="000000"/>
           <w:sz w:val="22"/>
         </w:rPr>
         <w:t>3.4.1 Context-Level Data Flow</w:t>
@@ -5619,13 +6532,13 @@
     </w:p>
     <w:p>
       <w:pPr>
-        <w:spacing w:after="120" w:line="276" w:lineRule="auto"/>
+        <w:spacing w:after="120" w:line="360" w:lineRule="auto"/>
       </w:pPr>
       <w:r>
         <w:rPr>
           <w:rFonts w:ascii="Times New Roman" w:hAnsi="Times New Roman"/>
-          <w:color w:val="262626"/>
-          <w:sz w:val="22"/>
+          <w:color w:val="000000"/>
+          <w:sz w:val="24"/>
         </w:rPr>
         <w:t>External shipping agents submit voyage details. The system creates a new entry and alerts the Customs Desk. Port inspectors review the cargo and submit approval. Once all departments approve, the system generates a PDF certificate.</w:t>
       </w:r>
@@ -5639,7 +6552,7 @@
         <w:rPr>
           <w:rFonts w:ascii="Arial" w:hAnsi="Arial"/>
           <w:b/>
-          <w:color w:val="646E7D"/>
+          <w:color w:val="000000"/>
           <w:sz w:val="22"/>
         </w:rPr>
         <w:t>3.4.2 Data Flow - Authentication</w:t>
@@ -5647,13 +6560,13 @@
     </w:p>
     <w:p>
       <w:pPr>
-        <w:spacing w:after="120" w:line="276" w:lineRule="auto"/>
+        <w:spacing w:after="120" w:line="360" w:lineRule="auto"/>
       </w:pPr>
       <w:r>
         <w:rPr>
           <w:rFonts w:ascii="Times New Roman" w:hAnsi="Times New Roman"/>
-          <w:color w:val="262626"/>
-          <w:sz w:val="22"/>
+          <w:color w:val="000000"/>
+          <w:sz w:val="24"/>
         </w:rPr>
         <w:t>Login credentials are verified against stored hashes in MongoDB. Upon verification, the backend generates a TOTP challenge. The client provides the 6-digit code, which is verified before granting a session token.</w:t>
       </w:r>
@@ -5667,7 +6580,7 @@
         <w:rPr>
           <w:rFonts w:ascii="Arial" w:hAnsi="Arial"/>
           <w:b/>
-          <w:color w:val="646E7D"/>
+          <w:color w:val="000000"/>
           <w:sz w:val="22"/>
         </w:rPr>
         <w:t>3.4.3 Data Flow - Core Clearance Pipeline</w:t>
@@ -5675,13 +6588,13 @@
     </w:p>
     <w:p>
       <w:pPr>
-        <w:spacing w:after="120" w:line="276" w:lineRule="auto"/>
+        <w:spacing w:after="120" w:line="360" w:lineRule="auto"/>
       </w:pPr>
       <w:r>
         <w:rPr>
           <w:rFonts w:ascii="Times New Roman" w:hAnsi="Times New Roman"/>
-          <w:color w:val="262626"/>
-          <w:sz w:val="22"/>
+          <w:color w:val="000000"/>
+          <w:sz w:val="24"/>
         </w:rPr>
         <w:t>Voyage data is updated sequentially. Each department logs approval parameters (agent ID, comment, timestamp), which update the voyage status fields.</w:t>
       </w:r>
@@ -5695,7 +6608,7 @@
         <w:rPr>
           <w:rFonts w:ascii="Arial" w:hAnsi="Arial"/>
           <w:b/>
-          <w:color w:val="646E7D"/>
+          <w:color w:val="000000"/>
           <w:sz w:val="22"/>
         </w:rPr>
         <w:t>3.4.4 Data Flow - Clearance State Machine</w:t>
@@ -5703,47 +6616,27 @@
     </w:p>
     <w:p>
       <w:pPr>
-        <w:spacing w:after="120" w:line="276" w:lineRule="auto"/>
+        <w:spacing w:after="120" w:line="360" w:lineRule="auto"/>
       </w:pPr>
       <w:r>
         <w:rPr>
           <w:rFonts w:ascii="Times New Roman" w:hAnsi="Times New Roman"/>
-          <w:color w:val="262626"/>
-          <w:sz w:val="22"/>
+          <w:color w:val="000000"/>
+          <w:sz w:val="24"/>
         </w:rPr>
         <w:t>The voyage state transitions through: Draft -&gt; Submitted -&gt; In Progress -&gt; Cleared. Failed inspections revert the state to Draft.</w:t>
       </w:r>
     </w:p>
     <w:p>
-      <w:r>
-        <w:br w:type="page"/>
-      </w:r>
-    </w:p>
-    <w:p>
       <w:pPr>
         <w:keepNext/>
-        <w:spacing w:before="360" w:after="120"/>
+        <w:spacing w:before="240" w:after="80"/>
       </w:pPr>
       <w:r>
         <w:rPr>
           <w:rFonts w:ascii="Arial" w:hAnsi="Arial"/>
           <w:b/>
-          <w:color w:val="0D2B5E"/>
-          <w:sz w:val="32"/>
-        </w:rPr>
-        <w:t>Chapter 4: Database Design</w:t>
-      </w:r>
-    </w:p>
-    <w:p>
-      <w:pPr>
-        <w:keepNext/>
-        <w:spacing w:before="240" w:after="80"/>
-      </w:pPr>
-      <w:r>
-        <w:rPr>
-          <w:rFonts w:ascii="Arial" w:hAnsi="Arial"/>
-          <w:b/>
-          <w:color w:val="4A5568"/>
+          <w:color w:val="000000"/>
           <w:sz w:val="26"/>
         </w:rPr>
         <w:t>4.1 Introduction</w:t>
@@ -5751,13 +6644,13 @@
     </w:p>
     <w:p>
       <w:pPr>
-        <w:spacing w:after="120" w:line="276" w:lineRule="auto"/>
+        <w:spacing w:after="120" w:line="360" w:lineRule="auto"/>
       </w:pPr>
       <w:r>
         <w:rPr>
           <w:rFonts w:ascii="Times New Roman" w:hAnsi="Times New Roman"/>
-          <w:color w:val="262626"/>
-          <w:sz w:val="22"/>
+          <w:color w:val="000000"/>
+          <w:sz w:val="24"/>
         </w:rPr>
         <w:t>The database design uses a NoSQL model to accommodate unstructured metadata. MongoDB is configured to enforce data validation rules.</w:t>
       </w:r>
@@ -5771,7 +6664,7 @@
         <w:rPr>
           <w:rFonts w:ascii="Arial" w:hAnsi="Arial"/>
           <w:b/>
-          <w:color w:val="4A5568"/>
+          <w:color w:val="000000"/>
           <w:sz w:val="26"/>
         </w:rPr>
         <w:t>4.2 Purpose and Scope</w:t>
@@ -5779,13 +6672,13 @@
     </w:p>
     <w:p>
       <w:pPr>
-        <w:spacing w:after="120" w:line="276" w:lineRule="auto"/>
+        <w:spacing w:after="120" w:line="360" w:lineRule="auto"/>
       </w:pPr>
       <w:r>
         <w:rPr>
           <w:rFonts w:ascii="Times New Roman" w:hAnsi="Times New Roman"/>
-          <w:color w:val="262626"/>
-          <w:sz w:val="22"/>
+          <w:color w:val="000000"/>
+          <w:sz w:val="24"/>
         </w:rPr>
         <w:t>This section details the document structure, field lists, index rules, and key relations in the database collections.</w:t>
       </w:r>
@@ -5799,7 +6692,7 @@
         <w:rPr>
           <w:rFonts w:ascii="Arial" w:hAnsi="Arial"/>
           <w:b/>
-          <w:color w:val="4A5568"/>
+          <w:color w:val="000000"/>
           <w:sz w:val="26"/>
         </w:rPr>
         <w:t>4.3 Collection Definitions</w:t>
@@ -5814,7 +6707,7 @@
         <w:rPr>
           <w:rFonts w:ascii="Arial" w:hAnsi="Arial"/>
           <w:b/>
-          <w:color w:val="646E7D"/>
+          <w:color w:val="000000"/>
           <w:sz w:val="22"/>
         </w:rPr>
         <w:t>4.3.1 Users Collection Schema</w:t>
@@ -5842,7 +6735,7 @@
               <w:rPr>
                 <w:rFonts w:ascii="Arial" w:hAnsi="Arial"/>
                 <w:b/>
-                <w:color w:val="0D2B5E"/>
+                <w:color w:val="000000"/>
                 <w:sz w:val="19"/>
               </w:rPr>
               <w:t>Field Name</w:t>
@@ -5858,7 +6751,7 @@
               <w:rPr>
                 <w:rFonts w:ascii="Arial" w:hAnsi="Arial"/>
                 <w:b/>
-                <w:color w:val="0D2B5E"/>
+                <w:color w:val="000000"/>
                 <w:sz w:val="19"/>
               </w:rPr>
               <w:t>Data Type</w:t>
@@ -5874,7 +6767,7 @@
               <w:rPr>
                 <w:rFonts w:ascii="Arial" w:hAnsi="Arial"/>
                 <w:b/>
-                <w:color w:val="0D2B5E"/>
+                <w:color w:val="000000"/>
                 <w:sz w:val="19"/>
               </w:rPr>
               <w:t>Constraints</w:t>
@@ -5890,7 +6783,7 @@
               <w:rPr>
                 <w:rFonts w:ascii="Arial" w:hAnsi="Arial"/>
                 <w:b/>
-                <w:color w:val="0D2B5E"/>
+                <w:color w:val="000000"/>
                 <w:sz w:val="19"/>
               </w:rPr>
               <w:t>Description</w:t>
@@ -5907,6 +6800,7 @@
             <w:r>
               <w:rPr>
                 <w:rFonts w:ascii="Times New Roman" w:hAnsi="Times New Roman"/>
+                <w:color w:val="000000"/>
                 <w:sz w:val="19"/>
               </w:rPr>
               <w:t>id</w:t>
@@ -5921,6 +6815,7 @@
             <w:r>
               <w:rPr>
                 <w:rFonts w:ascii="Times New Roman" w:hAnsi="Times New Roman"/>
+                <w:color w:val="000000"/>
                 <w:sz w:val="19"/>
               </w:rPr>
               <w:t>INTEGER</w:t>
@@ -5935,6 +6830,7 @@
             <w:r>
               <w:rPr>
                 <w:rFonts w:ascii="Times New Roman" w:hAnsi="Times New Roman"/>
+                <w:color w:val="000000"/>
                 <w:sz w:val="19"/>
               </w:rPr>
               <w:t>Primary Key</w:t>
@@ -5949,6 +6845,7 @@
             <w:r>
               <w:rPr>
                 <w:rFonts w:ascii="Times New Roman" w:hAnsi="Times New Roman"/>
+                <w:color w:val="000000"/>
                 <w:sz w:val="19"/>
               </w:rPr>
               <w:t>Unique user identification identifier.</w:t>
@@ -5965,6 +6862,7 @@
             <w:r>
               <w:rPr>
                 <w:rFonts w:ascii="Times New Roman" w:hAnsi="Times New Roman"/>
+                <w:color w:val="000000"/>
                 <w:sz w:val="19"/>
               </w:rPr>
               <w:t>username</w:t>
@@ -5979,6 +6877,7 @@
             <w:r>
               <w:rPr>
                 <w:rFonts w:ascii="Times New Roman" w:hAnsi="Times New Roman"/>
+                <w:color w:val="000000"/>
                 <w:sz w:val="19"/>
               </w:rPr>
               <w:t>VARCHAR</w:t>
@@ -5993,6 +6892,7 @@
             <w:r>
               <w:rPr>
                 <w:rFonts w:ascii="Times New Roman" w:hAnsi="Times New Roman"/>
+                <w:color w:val="000000"/>
                 <w:sz w:val="19"/>
               </w:rPr>
               <w:t>Unique, Min 4 chars</w:t>
@@ -6007,6 +6907,7 @@
             <w:r>
               <w:rPr>
                 <w:rFonts w:ascii="Times New Roman" w:hAnsi="Times New Roman"/>
+                <w:color w:val="000000"/>
                 <w:sz w:val="19"/>
               </w:rPr>
               <w:t>Login username credentials.</w:t>
@@ -6023,6 +6924,7 @@
             <w:r>
               <w:rPr>
                 <w:rFonts w:ascii="Times New Roman" w:hAnsi="Times New Roman"/>
+                <w:color w:val="000000"/>
                 <w:sz w:val="19"/>
               </w:rPr>
               <w:t>password</w:t>
@@ -6037,6 +6939,7 @@
             <w:r>
               <w:rPr>
                 <w:rFonts w:ascii="Times New Roman" w:hAnsi="Times New Roman"/>
+                <w:color w:val="000000"/>
                 <w:sz w:val="19"/>
               </w:rPr>
               <w:t>VARCHAR</w:t>
@@ -6051,6 +6954,7 @@
             <w:r>
               <w:rPr>
                 <w:rFonts w:ascii="Times New Roman" w:hAnsi="Times New Roman"/>
+                <w:color w:val="000000"/>
                 <w:sz w:val="19"/>
               </w:rPr>
               <w:t>Hashed</w:t>
@@ -6065,6 +6969,7 @@
             <w:r>
               <w:rPr>
                 <w:rFonts w:ascii="Times New Roman" w:hAnsi="Times New Roman"/>
+                <w:color w:val="000000"/>
                 <w:sz w:val="19"/>
               </w:rPr>
               <w:t>Secure hashed password string.</w:t>
@@ -6081,6 +6986,7 @@
             <w:r>
               <w:rPr>
                 <w:rFonts w:ascii="Times New Roman" w:hAnsi="Times New Roman"/>
+                <w:color w:val="000000"/>
                 <w:sz w:val="19"/>
               </w:rPr>
               <w:t>email</w:t>
@@ -6095,6 +7001,7 @@
             <w:r>
               <w:rPr>
                 <w:rFonts w:ascii="Times New Roman" w:hAnsi="Times New Roman"/>
+                <w:color w:val="000000"/>
                 <w:sz w:val="19"/>
               </w:rPr>
               <w:t>VARCHAR</w:t>
@@ -6109,6 +7016,7 @@
             <w:r>
               <w:rPr>
                 <w:rFonts w:ascii="Times New Roman" w:hAnsi="Times New Roman"/>
+                <w:color w:val="000000"/>
                 <w:sz w:val="19"/>
               </w:rPr>
               <w:t>Required</w:t>
@@ -6123,6 +7031,7 @@
             <w:r>
               <w:rPr>
                 <w:rFonts w:ascii="Times New Roman" w:hAnsi="Times New Roman"/>
+                <w:color w:val="000000"/>
                 <w:sz w:val="19"/>
               </w:rPr>
               <w:t>Contact email address.</w:t>
@@ -6139,6 +7048,7 @@
             <w:r>
               <w:rPr>
                 <w:rFonts w:ascii="Times New Roman" w:hAnsi="Times New Roman"/>
+                <w:color w:val="000000"/>
                 <w:sz w:val="19"/>
               </w:rPr>
               <w:t>role</w:t>
@@ -6153,6 +7063,7 @@
             <w:r>
               <w:rPr>
                 <w:rFonts w:ascii="Times New Roman" w:hAnsi="Times New Roman"/>
+                <w:color w:val="000000"/>
                 <w:sz w:val="19"/>
               </w:rPr>
               <w:t>VARCHAR</w:t>
@@ -6167,6 +7078,7 @@
             <w:r>
               <w:rPr>
                 <w:rFonts w:ascii="Times New Roman" w:hAnsi="Times New Roman"/>
+                <w:color w:val="000000"/>
                 <w:sz w:val="19"/>
               </w:rPr>
               <w:t>system_admin / inspector / port_authority</w:t>
@@ -6181,6 +7093,7 @@
             <w:r>
               <w:rPr>
                 <w:rFonts w:ascii="Times New Roman" w:hAnsi="Times New Roman"/>
+                <w:color w:val="000000"/>
                 <w:sz w:val="19"/>
               </w:rPr>
               <w:t>Role-based privileges.</w:t>
@@ -6197,6 +7110,7 @@
             <w:r>
               <w:rPr>
                 <w:rFonts w:ascii="Times New Roman" w:hAnsi="Times New Roman"/>
+                <w:color w:val="000000"/>
                 <w:sz w:val="19"/>
               </w:rPr>
               <w:t>is_approved</w:t>
@@ -6211,6 +7125,7 @@
             <w:r>
               <w:rPr>
                 <w:rFonts w:ascii="Times New Roman" w:hAnsi="Times New Roman"/>
+                <w:color w:val="000000"/>
                 <w:sz w:val="19"/>
               </w:rPr>
               <w:t>BOOLEAN</w:t>
@@ -6225,6 +7140,7 @@
             <w:r>
               <w:rPr>
                 <w:rFonts w:ascii="Times New Roman" w:hAnsi="Times New Roman"/>
+                <w:color w:val="000000"/>
                 <w:sz w:val="19"/>
               </w:rPr>
               <w:t>Default: False</w:t>
@@ -6239,6 +7155,7 @@
             <w:r>
               <w:rPr>
                 <w:rFonts w:ascii="Times New Roman" w:hAnsi="Times New Roman"/>
+                <w:color w:val="000000"/>
                 <w:sz w:val="19"/>
               </w:rPr>
               <w:t>Onboarding validation flag.</w:t>
@@ -6255,6 +7172,7 @@
             <w:r>
               <w:rPr>
                 <w:rFonts w:ascii="Times New Roman" w:hAnsi="Times New Roman"/>
+                <w:color w:val="000000"/>
                 <w:sz w:val="19"/>
               </w:rPr>
               <w:t>two_fa_enabled</w:t>
@@ -6269,6 +7187,7 @@
             <w:r>
               <w:rPr>
                 <w:rFonts w:ascii="Times New Roman" w:hAnsi="Times New Roman"/>
+                <w:color w:val="000000"/>
                 <w:sz w:val="19"/>
               </w:rPr>
               <w:t>BOOLEAN</w:t>
@@ -6283,6 +7202,7 @@
             <w:r>
               <w:rPr>
                 <w:rFonts w:ascii="Times New Roman" w:hAnsi="Times New Roman"/>
+                <w:color w:val="000000"/>
                 <w:sz w:val="19"/>
               </w:rPr>
               <w:t>Default: True</w:t>
@@ -6297,6 +7217,7 @@
             <w:r>
               <w:rPr>
                 <w:rFonts w:ascii="Times New Roman" w:hAnsi="Times New Roman"/>
+                <w:color w:val="000000"/>
                 <w:sz w:val="19"/>
               </w:rPr>
               <w:t>2FA authentication flag.</w:t>
@@ -6313,6 +7234,7 @@
             <w:r>
               <w:rPr>
                 <w:rFonts w:ascii="Times New Roman" w:hAnsi="Times New Roman"/>
+                <w:color w:val="000000"/>
                 <w:sz w:val="19"/>
               </w:rPr>
               <w:t>last_login</w:t>
@@ -6327,6 +7249,7 @@
             <w:r>
               <w:rPr>
                 <w:rFonts w:ascii="Times New Roman" w:hAnsi="Times New Roman"/>
+                <w:color w:val="000000"/>
                 <w:sz w:val="19"/>
               </w:rPr>
               <w:t>TIMESTAMP</w:t>
@@ -6341,6 +7264,7 @@
             <w:r>
               <w:rPr>
                 <w:rFonts w:ascii="Times New Roman" w:hAnsi="Times New Roman"/>
+                <w:color w:val="000000"/>
                 <w:sz w:val="19"/>
               </w:rPr>
               <w:t>Nullable</w:t>
@@ -6355,6 +7279,7 @@
             <w:r>
               <w:rPr>
                 <w:rFonts w:ascii="Times New Roman" w:hAnsi="Times New Roman"/>
+                <w:color w:val="000000"/>
                 <w:sz w:val="19"/>
               </w:rPr>
               <w:t>Tracks the user's latest login.</w:t>
@@ -6377,7 +7302,7 @@
         <w:rPr>
           <w:rFonts w:ascii="Arial" w:hAnsi="Arial"/>
           <w:b/>
-          <w:color w:val="646E7D"/>
+          <w:color w:val="000000"/>
           <w:sz w:val="22"/>
         </w:rPr>
         <w:t>4.3.2 Voyages Collection Schema</w:t>
@@ -6405,7 +7330,7 @@
               <w:rPr>
                 <w:rFonts w:ascii="Arial" w:hAnsi="Arial"/>
                 <w:b/>
-                <w:color w:val="0D2B5E"/>
+                <w:color w:val="000000"/>
                 <w:sz w:val="19"/>
               </w:rPr>
               <w:t>Field Name</w:t>
@@ -6421,7 +7346,7 @@
               <w:rPr>
                 <w:rFonts w:ascii="Arial" w:hAnsi="Arial"/>
                 <w:b/>
-                <w:color w:val="0D2B5E"/>
+                <w:color w:val="000000"/>
                 <w:sz w:val="19"/>
               </w:rPr>
               <w:t>Data Type</w:t>
@@ -6437,7 +7362,7 @@
               <w:rPr>
                 <w:rFonts w:ascii="Arial" w:hAnsi="Arial"/>
                 <w:b/>
-                <w:color w:val="0D2B5E"/>
+                <w:color w:val="000000"/>
                 <w:sz w:val="19"/>
               </w:rPr>
               <w:t>Constraints</w:t>
@@ -6453,7 +7378,7 @@
               <w:rPr>
                 <w:rFonts w:ascii="Arial" w:hAnsi="Arial"/>
                 <w:b/>
-                <w:color w:val="0D2B5E"/>
+                <w:color w:val="000000"/>
                 <w:sz w:val="19"/>
               </w:rPr>
               <w:t>Description</w:t>
@@ -6470,6 +7395,7 @@
             <w:r>
               <w:rPr>
                 <w:rFonts w:ascii="Times New Roman" w:hAnsi="Times New Roman"/>
+                <w:color w:val="000000"/>
                 <w:sz w:val="19"/>
               </w:rPr>
               <w:t>id</w:t>
@@ -6484,6 +7410,7 @@
             <w:r>
               <w:rPr>
                 <w:rFonts w:ascii="Times New Roman" w:hAnsi="Times New Roman"/>
+                <w:color w:val="000000"/>
                 <w:sz w:val="19"/>
               </w:rPr>
               <w:t>INTEGER</w:t>
@@ -6498,6 +7425,7 @@
             <w:r>
               <w:rPr>
                 <w:rFonts w:ascii="Times New Roman" w:hAnsi="Times New Roman"/>
+                <w:color w:val="000000"/>
                 <w:sz w:val="19"/>
               </w:rPr>
               <w:t>Primary Key</w:t>
@@ -6512,6 +7440,7 @@
             <w:r>
               <w:rPr>
                 <w:rFonts w:ascii="Times New Roman" w:hAnsi="Times New Roman"/>
+                <w:color w:val="000000"/>
                 <w:sz w:val="19"/>
               </w:rPr>
               <w:t>Voyage unique record identification.</w:t>
@@ -6528,6 +7457,7 @@
             <w:r>
               <w:rPr>
                 <w:rFonts w:ascii="Times New Roman" w:hAnsi="Times New Roman"/>
+                <w:color w:val="000000"/>
                 <w:sz w:val="19"/>
               </w:rPr>
               <w:t>bill_of_lading</w:t>
@@ -6542,6 +7472,7 @@
             <w:r>
               <w:rPr>
                 <w:rFonts w:ascii="Times New Roman" w:hAnsi="Times New Roman"/>
+                <w:color w:val="000000"/>
                 <w:sz w:val="19"/>
               </w:rPr>
               <w:t>VARCHAR</w:t>
@@ -6556,6 +7487,7 @@
             <w:r>
               <w:rPr>
                 <w:rFonts w:ascii="Times New Roman" w:hAnsi="Times New Roman"/>
+                <w:color w:val="000000"/>
                 <w:sz w:val="19"/>
               </w:rPr>
               <w:t>Unique, Required</w:t>
@@ -6570,6 +7502,7 @@
             <w:r>
               <w:rPr>
                 <w:rFonts w:ascii="Times New Roman" w:hAnsi="Times New Roman"/>
+                <w:color w:val="000000"/>
                 <w:sz w:val="19"/>
               </w:rPr>
               <w:t>Cargo shipment identifier.</w:t>
@@ -6586,6 +7519,7 @@
             <w:r>
               <w:rPr>
                 <w:rFonts w:ascii="Times New Roman" w:hAnsi="Times New Roman"/>
+                <w:color w:val="000000"/>
                 <w:sz w:val="19"/>
               </w:rPr>
               <w:t>vessel_name</w:t>
@@ -6600,6 +7534,7 @@
             <w:r>
               <w:rPr>
                 <w:rFonts w:ascii="Times New Roman" w:hAnsi="Times New Roman"/>
+                <w:color w:val="000000"/>
                 <w:sz w:val="19"/>
               </w:rPr>
               <w:t>VARCHAR</w:t>
@@ -6614,6 +7549,7 @@
             <w:r>
               <w:rPr>
                 <w:rFonts w:ascii="Times New Roman" w:hAnsi="Times New Roman"/>
+                <w:color w:val="000000"/>
                 <w:sz w:val="19"/>
               </w:rPr>
               <w:t>Required</w:t>
@@ -6628,6 +7564,7 @@
             <w:r>
               <w:rPr>
                 <w:rFonts w:ascii="Times New Roman" w:hAnsi="Times New Roman"/>
+                <w:color w:val="000000"/>
                 <w:sz w:val="19"/>
               </w:rPr>
               <w:t>Name of the incoming vessel.</w:t>
@@ -6644,6 +7581,7 @@
             <w:r>
               <w:rPr>
                 <w:rFonts w:ascii="Times New Roman" w:hAnsi="Times New Roman"/>
+                <w:color w:val="000000"/>
                 <w:sz w:val="19"/>
               </w:rPr>
               <w:t>origin_port</w:t>
@@ -6658,6 +7596,7 @@
             <w:r>
               <w:rPr>
                 <w:rFonts w:ascii="Times New Roman" w:hAnsi="Times New Roman"/>
+                <w:color w:val="000000"/>
                 <w:sz w:val="19"/>
               </w:rPr>
               <w:t>VARCHAR</w:t>
@@ -6672,6 +7611,7 @@
             <w:r>
               <w:rPr>
                 <w:rFonts w:ascii="Times New Roman" w:hAnsi="Times New Roman"/>
+                <w:color w:val="000000"/>
                 <w:sz w:val="19"/>
               </w:rPr>
               <w:t>Required</w:t>
@@ -6686,6 +7626,7 @@
             <w:r>
               <w:rPr>
                 <w:rFonts w:ascii="Times New Roman" w:hAnsi="Times New Roman"/>
+                <w:color w:val="000000"/>
                 <w:sz w:val="19"/>
               </w:rPr>
               <w:t>Port of cargo dispatch.</w:t>
@@ -6702,6 +7643,7 @@
             <w:r>
               <w:rPr>
                 <w:rFonts w:ascii="Times New Roman" w:hAnsi="Times New Roman"/>
+                <w:color w:val="000000"/>
                 <w:sz w:val="19"/>
               </w:rPr>
               <w:t>cargo_type</w:t>
@@ -6716,6 +7658,7 @@
             <w:r>
               <w:rPr>
                 <w:rFonts w:ascii="Times New Roman" w:hAnsi="Times New Roman"/>
+                <w:color w:val="000000"/>
                 <w:sz w:val="19"/>
               </w:rPr>
               <w:t>VARCHAR</w:t>
@@ -6730,6 +7673,7 @@
             <w:r>
               <w:rPr>
                 <w:rFonts w:ascii="Times New Roman" w:hAnsi="Times New Roman"/>
+                <w:color w:val="000000"/>
                 <w:sz w:val="19"/>
               </w:rPr>
               <w:t>Required</w:t>
@@ -6744,6 +7688,7 @@
             <w:r>
               <w:rPr>
                 <w:rFonts w:ascii="Times New Roman" w:hAnsi="Times New Roman"/>
+                <w:color w:val="000000"/>
                 <w:sz w:val="19"/>
               </w:rPr>
               <w:t>Category of cargo commodity.</w:t>
@@ -6760,6 +7705,7 @@
             <w:r>
               <w:rPr>
                 <w:rFonts w:ascii="Times New Roman" w:hAnsi="Times New Roman"/>
+                <w:color w:val="000000"/>
                 <w:sz w:val="19"/>
               </w:rPr>
               <w:t>weight</w:t>
@@ -6774,6 +7720,7 @@
             <w:r>
               <w:rPr>
                 <w:rFonts w:ascii="Times New Roman" w:hAnsi="Times New Roman"/>
+                <w:color w:val="000000"/>
                 <w:sz w:val="19"/>
               </w:rPr>
               <w:t>REAL</w:t>
@@ -6788,6 +7735,7 @@
             <w:r>
               <w:rPr>
                 <w:rFonts w:ascii="Times New Roman" w:hAnsi="Times New Roman"/>
+                <w:color w:val="000000"/>
                 <w:sz w:val="19"/>
               </w:rPr>
               <w:t>Required</w:t>
@@ -6802,6 +7750,7 @@
             <w:r>
               <w:rPr>
                 <w:rFonts w:ascii="Times New Roman" w:hAnsi="Times New Roman"/>
+                <w:color w:val="000000"/>
                 <w:sz w:val="19"/>
               </w:rPr>
               <w:t>Registered manifest weight (MT).</w:t>
@@ -6818,6 +7767,7 @@
             <w:r>
               <w:rPr>
                 <w:rFonts w:ascii="Times New Roman" w:hAnsi="Times New Roman"/>
+                <w:color w:val="000000"/>
                 <w:sz w:val="19"/>
               </w:rPr>
               <w:t>status</w:t>
@@ -6832,6 +7782,7 @@
             <w:r>
               <w:rPr>
                 <w:rFonts w:ascii="Times New Roman" w:hAnsi="Times New Roman"/>
+                <w:color w:val="000000"/>
                 <w:sz w:val="19"/>
               </w:rPr>
               <w:t>VARCHAR</w:t>
@@ -6846,6 +7797,7 @@
             <w:r>
               <w:rPr>
                 <w:rFonts w:ascii="Times New Roman" w:hAnsi="Times New Roman"/>
+                <w:color w:val="000000"/>
                 <w:sz w:val="19"/>
               </w:rPr>
               <w:t>Pending / Inspected / Approved / Rejected</w:t>
@@ -6860,6 +7812,7 @@
             <w:r>
               <w:rPr>
                 <w:rFonts w:ascii="Times New Roman" w:hAnsi="Times New Roman"/>
+                <w:color w:val="000000"/>
                 <w:sz w:val="19"/>
               </w:rPr>
               <w:t>Current clearance stepper state.</w:t>
@@ -6876,6 +7829,7 @@
             <w:r>
               <w:rPr>
                 <w:rFonts w:ascii="Times New Roman" w:hAnsi="Times New Roman"/>
+                <w:color w:val="000000"/>
                 <w:sz w:val="19"/>
               </w:rPr>
               <w:t>actual_weight</w:t>
@@ -6890,6 +7844,7 @@
             <w:r>
               <w:rPr>
                 <w:rFonts w:ascii="Times New Roman" w:hAnsi="Times New Roman"/>
+                <w:color w:val="000000"/>
                 <w:sz w:val="19"/>
               </w:rPr>
               <w:t>REAL</w:t>
@@ -6904,6 +7859,7 @@
             <w:r>
               <w:rPr>
                 <w:rFonts w:ascii="Times New Roman" w:hAnsi="Times New Roman"/>
+                <w:color w:val="000000"/>
                 <w:sz w:val="19"/>
               </w:rPr>
               <w:t>Nullable</w:t>
@@ -6918,6 +7874,7 @@
             <w:r>
               <w:rPr>
                 <w:rFonts w:ascii="Times New Roman" w:hAnsi="Times New Roman"/>
+                <w:color w:val="000000"/>
                 <w:sz w:val="19"/>
               </w:rPr>
               <w:t>Inspector-verified scale weight.</w:t>
@@ -6934,6 +7891,7 @@
             <w:r>
               <w:rPr>
                 <w:rFonts w:ascii="Times New Roman" w:hAnsi="Times New Roman"/>
+                <w:color w:val="000000"/>
                 <w:sz w:val="19"/>
               </w:rPr>
               <w:t>seal_intact</w:t>
@@ -6948,6 +7906,7 @@
             <w:r>
               <w:rPr>
                 <w:rFonts w:ascii="Times New Roman" w:hAnsi="Times New Roman"/>
+                <w:color w:val="000000"/>
                 <w:sz w:val="19"/>
               </w:rPr>
               <w:t>BOOLEAN</w:t>
@@ -6962,6 +7921,7 @@
             <w:r>
               <w:rPr>
                 <w:rFonts w:ascii="Times New Roman" w:hAnsi="Times New Roman"/>
+                <w:color w:val="000000"/>
                 <w:sz w:val="19"/>
               </w:rPr>
               <w:t>Nullable</w:t>
@@ -6976,6 +7936,7 @@
             <w:r>
               <w:rPr>
                 <w:rFonts w:ascii="Times New Roman" w:hAnsi="Times New Roman"/>
+                <w:color w:val="000000"/>
                 <w:sz w:val="19"/>
               </w:rPr>
               <w:t>Container physical seal integrity flag.</w:t>
@@ -6992,6 +7953,7 @@
             <w:r>
               <w:rPr>
                 <w:rFonts w:ascii="Times New Roman" w:hAnsi="Times New Roman"/>
+                <w:color w:val="000000"/>
                 <w:sz w:val="19"/>
               </w:rPr>
               <w:t>qr_token</w:t>
@@ -7006,6 +7968,7 @@
             <w:r>
               <w:rPr>
                 <w:rFonts w:ascii="Times New Roman" w:hAnsi="Times New Roman"/>
+                <w:color w:val="000000"/>
                 <w:sz w:val="19"/>
               </w:rPr>
               <w:t>VARCHAR</w:t>
@@ -7020,6 +7983,7 @@
             <w:r>
               <w:rPr>
                 <w:rFonts w:ascii="Times New Roman" w:hAnsi="Times New Roman"/>
+                <w:color w:val="000000"/>
                 <w:sz w:val="19"/>
               </w:rPr>
               <w:t>Nullable</w:t>
@@ -7034,6 +7998,7 @@
             <w:r>
               <w:rPr>
                 <w:rFonts w:ascii="Times New Roman" w:hAnsi="Times New Roman"/>
+                <w:color w:val="000000"/>
                 <w:sz w:val="19"/>
               </w:rPr>
               <w:t>Cryptographic clear-pass pass token.</w:t>
@@ -7056,7 +8021,7 @@
         <w:rPr>
           <w:rFonts w:ascii="Arial" w:hAnsi="Arial"/>
           <w:b/>
-          <w:color w:val="646E7D"/>
+          <w:color w:val="000000"/>
           <w:sz w:val="22"/>
         </w:rPr>
         <w:t>4.3.3 Grievances Collection Schema</w:t>
@@ -7084,7 +8049,7 @@
               <w:rPr>
                 <w:rFonts w:ascii="Arial" w:hAnsi="Arial"/>
                 <w:b/>
-                <w:color w:val="0D2B5E"/>
+                <w:color w:val="000000"/>
                 <w:sz w:val="19"/>
               </w:rPr>
               <w:t>Field Name</w:t>
@@ -7100,7 +8065,7 @@
               <w:rPr>
                 <w:rFonts w:ascii="Arial" w:hAnsi="Arial"/>
                 <w:b/>
-                <w:color w:val="0D2B5E"/>
+                <w:color w:val="000000"/>
                 <w:sz w:val="19"/>
               </w:rPr>
               <w:t>Data Type</w:t>
@@ -7116,7 +8081,7 @@
               <w:rPr>
                 <w:rFonts w:ascii="Arial" w:hAnsi="Arial"/>
                 <w:b/>
-                <w:color w:val="0D2B5E"/>
+                <w:color w:val="000000"/>
                 <w:sz w:val="19"/>
               </w:rPr>
               <w:t>Constraints</w:t>
@@ -7132,7 +8097,7 @@
               <w:rPr>
                 <w:rFonts w:ascii="Arial" w:hAnsi="Arial"/>
                 <w:b/>
-                <w:color w:val="0D2B5E"/>
+                <w:color w:val="000000"/>
                 <w:sz w:val="19"/>
               </w:rPr>
               <w:t>Description</w:t>
@@ -7149,6 +8114,7 @@
             <w:r>
               <w:rPr>
                 <w:rFonts w:ascii="Times New Roman" w:hAnsi="Times New Roman"/>
+                <w:color w:val="000000"/>
                 <w:sz w:val="19"/>
               </w:rPr>
               <w:t>id</w:t>
@@ -7163,6 +8129,7 @@
             <w:r>
               <w:rPr>
                 <w:rFonts w:ascii="Times New Roman" w:hAnsi="Times New Roman"/>
+                <w:color w:val="000000"/>
                 <w:sz w:val="19"/>
               </w:rPr>
               <w:t>INTEGER</w:t>
@@ -7177,6 +8144,7 @@
             <w:r>
               <w:rPr>
                 <w:rFonts w:ascii="Times New Roman" w:hAnsi="Times New Roman"/>
+                <w:color w:val="000000"/>
                 <w:sz w:val="19"/>
               </w:rPr>
               <w:t>Primary Key</w:t>
@@ -7191,6 +8159,7 @@
             <w:r>
               <w:rPr>
                 <w:rFonts w:ascii="Times New Roman" w:hAnsi="Times New Roman"/>
+                <w:color w:val="000000"/>
                 <w:sz w:val="19"/>
               </w:rPr>
               <w:t>Grievance unique reference ID.</w:t>
@@ -7207,6 +8176,7 @@
             <w:r>
               <w:rPr>
                 <w:rFonts w:ascii="Times New Roman" w:hAnsi="Times New Roman"/>
+                <w:color w:val="000000"/>
                 <w:sz w:val="19"/>
               </w:rPr>
               <w:t>email</w:t>
@@ -7221,6 +8191,7 @@
             <w:r>
               <w:rPr>
                 <w:rFonts w:ascii="Times New Roman" w:hAnsi="Times New Roman"/>
+                <w:color w:val="000000"/>
                 <w:sz w:val="19"/>
               </w:rPr>
               <w:t>VARCHAR</w:t>
@@ -7235,6 +8206,7 @@
             <w:r>
               <w:rPr>
                 <w:rFonts w:ascii="Times New Roman" w:hAnsi="Times New Roman"/>
+                <w:color w:val="000000"/>
                 <w:sz w:val="19"/>
               </w:rPr>
               <w:t>Required</w:t>
@@ -7249,6 +8221,7 @@
             <w:r>
               <w:rPr>
                 <w:rFonts w:ascii="Times New Roman" w:hAnsi="Times New Roman"/>
+                <w:color w:val="000000"/>
                 <w:sz w:val="19"/>
               </w:rPr>
               <w:t>Contact email of complainant.</w:t>
@@ -7265,6 +8238,7 @@
             <w:r>
               <w:rPr>
                 <w:rFonts w:ascii="Times New Roman" w:hAnsi="Times New Roman"/>
+                <w:color w:val="000000"/>
                 <w:sz w:val="19"/>
               </w:rPr>
               <w:t>subject</w:t>
@@ -7279,6 +8253,7 @@
             <w:r>
               <w:rPr>
                 <w:rFonts w:ascii="Times New Roman" w:hAnsi="Times New Roman"/>
+                <w:color w:val="000000"/>
                 <w:sz w:val="19"/>
               </w:rPr>
               <w:t>VARCHAR</w:t>
@@ -7293,6 +8268,7 @@
             <w:r>
               <w:rPr>
                 <w:rFonts w:ascii="Times New Roman" w:hAnsi="Times New Roman"/>
+                <w:color w:val="000000"/>
                 <w:sz w:val="19"/>
               </w:rPr>
               <w:t>Required</w:t>
@@ -7307,6 +8283,7 @@
             <w:r>
               <w:rPr>
                 <w:rFonts w:ascii="Times New Roman" w:hAnsi="Times New Roman"/>
+                <w:color w:val="000000"/>
                 <w:sz w:val="19"/>
               </w:rPr>
               <w:t>Grievance category classification.</w:t>
@@ -7323,6 +8300,7 @@
             <w:r>
               <w:rPr>
                 <w:rFonts w:ascii="Times New Roman" w:hAnsi="Times New Roman"/>
+                <w:color w:val="000000"/>
                 <w:sz w:val="19"/>
               </w:rPr>
               <w:t>message</w:t>
@@ -7337,6 +8315,7 @@
             <w:r>
               <w:rPr>
                 <w:rFonts w:ascii="Times New Roman" w:hAnsi="Times New Roman"/>
+                <w:color w:val="000000"/>
                 <w:sz w:val="19"/>
               </w:rPr>
               <w:t>TEXT</w:t>
@@ -7351,6 +8330,7 @@
             <w:r>
               <w:rPr>
                 <w:rFonts w:ascii="Times New Roman" w:hAnsi="Times New Roman"/>
+                <w:color w:val="000000"/>
                 <w:sz w:val="19"/>
               </w:rPr>
               <w:t>Required</w:t>
@@ -7365,6 +8345,7 @@
             <w:r>
               <w:rPr>
                 <w:rFonts w:ascii="Times New Roman" w:hAnsi="Times New Roman"/>
+                <w:color w:val="000000"/>
                 <w:sz w:val="19"/>
               </w:rPr>
               <w:t>Structured complainant details text.</w:t>
@@ -7381,6 +8362,7 @@
             <w:r>
               <w:rPr>
                 <w:rFonts w:ascii="Times New Roman" w:hAnsi="Times New Roman"/>
+                <w:color w:val="000000"/>
                 <w:sz w:val="19"/>
               </w:rPr>
               <w:t>severity_level</w:t>
@@ -7395,6 +8377,7 @@
             <w:r>
               <w:rPr>
                 <w:rFonts w:ascii="Times New Roman" w:hAnsi="Times New Roman"/>
+                <w:color w:val="000000"/>
                 <w:sz w:val="19"/>
               </w:rPr>
               <w:t>VARCHAR</w:t>
@@ -7409,6 +8392,7 @@
             <w:r>
               <w:rPr>
                 <w:rFonts w:ascii="Times New Roman" w:hAnsi="Times New Roman"/>
+                <w:color w:val="000000"/>
                 <w:sz w:val="19"/>
               </w:rPr>
               <w:t>Low / Medium / High / Critical</w:t>
@@ -7423,6 +8407,7 @@
             <w:r>
               <w:rPr>
                 <w:rFonts w:ascii="Times New Roman" w:hAnsi="Times New Roman"/>
+                <w:color w:val="000000"/>
                 <w:sz w:val="19"/>
               </w:rPr>
               <w:t>Grievance urgency indicator.</w:t>
@@ -7439,6 +8424,7 @@
             <w:r>
               <w:rPr>
                 <w:rFonts w:ascii="Times New Roman" w:hAnsi="Times New Roman"/>
+                <w:color w:val="000000"/>
                 <w:sz w:val="19"/>
               </w:rPr>
               <w:t>sla_status</w:t>
@@ -7453,6 +8439,7 @@
             <w:r>
               <w:rPr>
                 <w:rFonts w:ascii="Times New Roman" w:hAnsi="Times New Roman"/>
+                <w:color w:val="000000"/>
                 <w:sz w:val="19"/>
               </w:rPr>
               <w:t>VARCHAR</w:t>
@@ -7467,6 +8454,7 @@
             <w:r>
               <w:rPr>
                 <w:rFonts w:ascii="Times New Roman" w:hAnsi="Times New Roman"/>
+                <w:color w:val="000000"/>
                 <w:sz w:val="19"/>
               </w:rPr>
               <w:t>Pending / Under Investigation / Resolved / SLA Breached</w:t>
@@ -7481,6 +8469,7 @@
             <w:r>
               <w:rPr>
                 <w:rFonts w:ascii="Times New Roman" w:hAnsi="Times New Roman"/>
+                <w:color w:val="000000"/>
                 <w:sz w:val="19"/>
               </w:rPr>
               <w:t>SLA tracker status.</w:t>
@@ -7497,6 +8486,7 @@
             <w:r>
               <w:rPr>
                 <w:rFonts w:ascii="Times New Roman" w:hAnsi="Times New Roman"/>
+                <w:color w:val="000000"/>
                 <w:sz w:val="19"/>
               </w:rPr>
               <w:t>sla_deadline</w:t>
@@ -7511,6 +8501,7 @@
             <w:r>
               <w:rPr>
                 <w:rFonts w:ascii="Times New Roman" w:hAnsi="Times New Roman"/>
+                <w:color w:val="000000"/>
                 <w:sz w:val="19"/>
               </w:rPr>
               <w:t>TIMESTAMP</w:t>
@@ -7525,6 +8516,7 @@
             <w:r>
               <w:rPr>
                 <w:rFonts w:ascii="Times New Roman" w:hAnsi="Times New Roman"/>
+                <w:color w:val="000000"/>
                 <w:sz w:val="19"/>
               </w:rPr>
               <w:t>Required</w:t>
@@ -7539,6 +8531,7 @@
             <w:r>
               <w:rPr>
                 <w:rFonts w:ascii="Times New Roman" w:hAnsi="Times New Roman"/>
+                <w:color w:val="000000"/>
                 <w:sz w:val="19"/>
               </w:rPr>
               <w:t>Submission date + 72-hour deadline.</w:t>
@@ -7555,6 +8548,7 @@
             <w:r>
               <w:rPr>
                 <w:rFonts w:ascii="Times New Roman" w:hAnsi="Times New Roman"/>
+                <w:color w:val="000000"/>
                 <w:sz w:val="19"/>
               </w:rPr>
               <w:t>escalated_to_chairman</w:t>
@@ -7569,6 +8563,7 @@
             <w:r>
               <w:rPr>
                 <w:rFonts w:ascii="Times New Roman" w:hAnsi="Times New Roman"/>
+                <w:color w:val="000000"/>
                 <w:sz w:val="19"/>
               </w:rPr>
               <w:t>BOOLEAN</w:t>
@@ -7583,6 +8578,7 @@
             <w:r>
               <w:rPr>
                 <w:rFonts w:ascii="Times New Roman" w:hAnsi="Times New Roman"/>
+                <w:color w:val="000000"/>
                 <w:sz w:val="19"/>
               </w:rPr>
               <w:t>Default: False</w:t>
@@ -7597,6 +8593,7 @@
             <w:r>
               <w:rPr>
                 <w:rFonts w:ascii="Times New Roman" w:hAnsi="Times New Roman"/>
+                <w:color w:val="000000"/>
                 <w:sz w:val="19"/>
               </w:rPr>
               <w:t>Escalation indicator flag.</w:t>
@@ -7619,7 +8616,7 @@
         <w:rPr>
           <w:rFonts w:ascii="Arial" w:hAnsi="Arial"/>
           <w:b/>
-          <w:color w:val="646E7D"/>
+          <w:color w:val="000000"/>
           <w:sz w:val="22"/>
         </w:rPr>
         <w:t>4.3.1 Users Collection</w:t>
@@ -7627,13 +8624,13 @@
     </w:p>
     <w:p>
       <w:pPr>
-        <w:spacing w:after="120" w:line="276" w:lineRule="auto"/>
+        <w:spacing w:after="120" w:line="360" w:lineRule="auto"/>
       </w:pPr>
       <w:r>
         <w:rPr>
           <w:rFonts w:ascii="Times New Roman" w:hAnsi="Times New Roman"/>
-          <w:color w:val="262626"/>
-          <w:sz w:val="22"/>
+          <w:color w:val="000000"/>
+          <w:sz w:val="24"/>
         </w:rPr>
         <w:t>Stores user credentials, contact details, role flags, and system verification fields.</w:t>
       </w:r>
@@ -7647,7 +8644,7 @@
         <w:rPr>
           <w:rFonts w:ascii="Arial" w:hAnsi="Arial"/>
           <w:b/>
-          <w:color w:val="646E7D"/>
+          <w:color w:val="000000"/>
           <w:sz w:val="22"/>
         </w:rPr>
         <w:t>4.3.2 Vessels Collection</w:t>
@@ -7655,13 +8652,13 @@
     </w:p>
     <w:p>
       <w:pPr>
-        <w:spacing w:after="120" w:line="276" w:lineRule="auto"/>
+        <w:spacing w:after="120" w:line="360" w:lineRule="auto"/>
       </w:pPr>
       <w:r>
         <w:rPr>
           <w:rFonts w:ascii="Times New Roman" w:hAnsi="Times New Roman"/>
-          <w:color w:val="262626"/>
-          <w:sz w:val="22"/>
+          <w:color w:val="000000"/>
+          <w:sz w:val="24"/>
         </w:rPr>
         <w:t>Stores unique IMO numbers, flags, dimensions, and net tonnage configurations.</w:t>
       </w:r>
@@ -7675,7 +8672,7 @@
         <w:rPr>
           <w:rFonts w:ascii="Arial" w:hAnsi="Arial"/>
           <w:b/>
-          <w:color w:val="646E7D"/>
+          <w:color w:val="000000"/>
           <w:sz w:val="22"/>
         </w:rPr>
         <w:t>4.3.3 Voyages Collection</w:t>
@@ -7683,13 +8680,13 @@
     </w:p>
     <w:p>
       <w:pPr>
-        <w:spacing w:after="120" w:line="276" w:lineRule="auto"/>
+        <w:spacing w:after="120" w:line="360" w:lineRule="auto"/>
       </w:pPr>
       <w:r>
         <w:rPr>
           <w:rFonts w:ascii="Times New Roman" w:hAnsi="Times New Roman"/>
-          <w:color w:val="262626"/>
-          <w:sz w:val="22"/>
+          <w:color w:val="000000"/>
+          <w:sz w:val="24"/>
         </w:rPr>
         <w:t>Tracks active clearances and logs department approvals. Relates to Vessels via the IMO number.</w:t>
       </w:r>
@@ -7703,7 +8700,7 @@
         <w:rPr>
           <w:rFonts w:ascii="Arial" w:hAnsi="Arial"/>
           <w:b/>
-          <w:color w:val="646E7D"/>
+          <w:color w:val="000000"/>
           <w:sz w:val="22"/>
         </w:rPr>
         <w:t>4.3.4 Audit Trail Collection</w:t>
@@ -7711,13 +8708,13 @@
     </w:p>
     <w:p>
       <w:pPr>
-        <w:spacing w:after="120" w:line="276" w:lineRule="auto"/>
+        <w:spacing w:after="120" w:line="360" w:lineRule="auto"/>
       </w:pPr>
       <w:r>
         <w:rPr>
           <w:rFonts w:ascii="Times New Roman" w:hAnsi="Times New Roman"/>
-          <w:color w:val="262626"/>
-          <w:sz w:val="22"/>
+          <w:color w:val="000000"/>
+          <w:sz w:val="24"/>
         </w:rPr>
         <w:t>Maintains an audit record of system modifications, logging the action, user, IP address, and timestamp.</w:t>
       </w:r>
@@ -7731,7 +8728,7 @@
         <w:rPr>
           <w:rFonts w:ascii="Arial" w:hAnsi="Arial"/>
           <w:b/>
-          <w:color w:val="4A5568"/>
+          <w:color w:val="000000"/>
           <w:sz w:val="26"/>
         </w:rPr>
         <w:t>4.4 Entity Relationships</w:t>
@@ -7739,47 +8736,27 @@
     </w:p>
     <w:p>
       <w:pPr>
-        <w:spacing w:after="120" w:line="276" w:lineRule="auto"/>
+        <w:spacing w:after="120" w:line="360" w:lineRule="auto"/>
       </w:pPr>
       <w:r>
         <w:rPr>
           <w:rFonts w:ascii="Times New Roman" w:hAnsi="Times New Roman"/>
-          <w:color w:val="262626"/>
-          <w:sz w:val="22"/>
+          <w:color w:val="000000"/>
+          <w:sz w:val="24"/>
         </w:rPr>
         <w:t>Relations are maintained logically in the application layer. Indexing on 'imo_number' and 'username' fields optimizes query execution times.</w:t>
       </w:r>
     </w:p>
     <w:p>
-      <w:r>
-        <w:br w:type="page"/>
-      </w:r>
-    </w:p>
-    <w:p>
       <w:pPr>
         <w:keepNext/>
-        <w:spacing w:before="360" w:after="120"/>
+        <w:spacing w:before="240" w:after="80"/>
       </w:pPr>
       <w:r>
         <w:rPr>
           <w:rFonts w:ascii="Arial" w:hAnsi="Arial"/>
           <w:b/>
-          <w:color w:val="0D2B5E"/>
-          <w:sz w:val="32"/>
-        </w:rPr>
-        <w:t>Chapter 5: Detailed Design</w:t>
-      </w:r>
-    </w:p>
-    <w:p>
-      <w:pPr>
-        <w:keepNext/>
-        <w:spacing w:before="240" w:after="80"/>
-      </w:pPr>
-      <w:r>
-        <w:rPr>
-          <w:rFonts w:ascii="Arial" w:hAnsi="Arial"/>
-          <w:b/>
-          <w:color w:val="4A5568"/>
+          <w:color w:val="000000"/>
           <w:sz w:val="26"/>
         </w:rPr>
         <w:t>5.1 Introduction</w:t>
@@ -7787,13 +8764,13 @@
     </w:p>
     <w:p>
       <w:pPr>
-        <w:spacing w:after="120" w:line="276" w:lineRule="auto"/>
+        <w:spacing w:after="120" w:line="360" w:lineRule="auto"/>
       </w:pPr>
       <w:r>
         <w:rPr>
           <w:rFonts w:ascii="Times New Roman" w:hAnsi="Times New Roman"/>
-          <w:color w:val="262626"/>
-          <w:sz w:val="22"/>
+          <w:color w:val="000000"/>
+          <w:sz w:val="24"/>
         </w:rPr>
         <w:t>This chapter details the codebase structure and backend module patterns.</w:t>
       </w:r>
@@ -7807,7 +8784,7 @@
         <w:rPr>
           <w:rFonts w:ascii="Arial" w:hAnsi="Arial"/>
           <w:b/>
-          <w:color w:val="4A5568"/>
+          <w:color w:val="000000"/>
           <w:sz w:val="26"/>
         </w:rPr>
         <w:t>5.2 Package Structure</w:t>
@@ -7815,13 +8792,13 @@
     </w:p>
     <w:p>
       <w:pPr>
-        <w:spacing w:after="120" w:line="276" w:lineRule="auto"/>
+        <w:spacing w:after="120" w:line="360" w:lineRule="auto"/>
       </w:pPr>
       <w:r>
         <w:rPr>
           <w:rFonts w:ascii="Times New Roman" w:hAnsi="Times New Roman"/>
-          <w:color w:val="262626"/>
-          <w:sz w:val="22"/>
+          <w:color w:val="000000"/>
+          <w:sz w:val="24"/>
         </w:rPr>
         <w:t>The backend separates logic into API controllers, database models, and report generators. The frontend groups files into pages (Login, Dashboard, Admin) and utility modules.</w:t>
       </w:r>
@@ -7835,7 +8812,7 @@
         <w:rPr>
           <w:rFonts w:ascii="Arial" w:hAnsi="Arial"/>
           <w:b/>
-          <w:color w:val="4A5568"/>
+          <w:color w:val="000000"/>
           <w:sz w:val="26"/>
         </w:rPr>
         <w:t>5.3 Core Modules</w:t>
@@ -7850,7 +8827,7 @@
         <w:rPr>
           <w:rFonts w:ascii="Arial" w:hAnsi="Arial"/>
           <w:b/>
-          <w:color w:val="646E7D"/>
+          <w:color w:val="000000"/>
           <w:sz w:val="22"/>
         </w:rPr>
         <w:t>5.3.1 Authentication and Session Security</w:t>
@@ -7858,13 +8835,13 @@
     </w:p>
     <w:p>
       <w:pPr>
-        <w:spacing w:after="120" w:line="276" w:lineRule="auto"/>
+        <w:spacing w:after="120" w:line="360" w:lineRule="auto"/>
       </w:pPr>
       <w:r>
         <w:rPr>
           <w:rFonts w:ascii="Times New Roman" w:hAnsi="Times New Roman"/>
-          <w:color w:val="262626"/>
-          <w:sz w:val="22"/>
+          <w:color w:val="000000"/>
+          <w:sz w:val="24"/>
         </w:rPr>
         <w:t>Backend authentication relies on password hashing and TOTP token validation.</w:t>
       </w:r>
@@ -7878,7 +8855,7 @@
         <w:rPr>
           <w:rFonts w:ascii="Arial" w:hAnsi="Arial"/>
           <w:b/>
-          <w:color w:val="646E7D"/>
+          <w:color w:val="000000"/>
           <w:sz w:val="22"/>
         </w:rPr>
         <w:t>5.3.2 Vessel Registry</w:t>
@@ -7886,13 +8863,13 @@
     </w:p>
     <w:p>
       <w:pPr>
-        <w:spacing w:after="120" w:line="276" w:lineRule="auto"/>
+        <w:spacing w:after="120" w:line="360" w:lineRule="auto"/>
       </w:pPr>
       <w:r>
         <w:rPr>
           <w:rFonts w:ascii="Times New Roman" w:hAnsi="Times New Roman"/>
-          <w:color w:val="262626"/>
-          <w:sz w:val="22"/>
+          <w:color w:val="000000"/>
+          <w:sz w:val="24"/>
         </w:rPr>
         <w:t>Provides dashboard functions to add, search, and edit registered vessel details.</w:t>
       </w:r>
@@ -7906,7 +8883,7 @@
         <w:rPr>
           <w:rFonts w:ascii="Arial" w:hAnsi="Arial"/>
           <w:b/>
-          <w:color w:val="646E7D"/>
+          <w:color w:val="000000"/>
           <w:sz w:val="22"/>
         </w:rPr>
         <w:t>5.3.3 Voyage Clearance Stepper</w:t>
@@ -7914,13 +8891,13 @@
     </w:p>
     <w:p>
       <w:pPr>
-        <w:spacing w:after="120" w:line="276" w:lineRule="auto"/>
+        <w:spacing w:after="120" w:line="360" w:lineRule="auto"/>
       </w:pPr>
       <w:r>
         <w:rPr>
           <w:rFonts w:ascii="Times New Roman" w:hAnsi="Times New Roman"/>
-          <w:color w:val="262626"/>
-          <w:sz w:val="22"/>
+          <w:color w:val="000000"/>
+          <w:sz w:val="24"/>
         </w:rPr>
         <w:t>Updates the approval state of voyages as they progress through the clearance pipeline.</w:t>
       </w:r>
@@ -7934,7 +8911,7 @@
         <w:rPr>
           <w:rFonts w:ascii="Arial" w:hAnsi="Arial"/>
           <w:b/>
-          <w:color w:val="646E7D"/>
+          <w:color w:val="000000"/>
           <w:sz w:val="22"/>
         </w:rPr>
         <w:t>5.3.4 Bilingual Certificate Generation</w:t>
@@ -7942,13 +8919,13 @@
     </w:p>
     <w:p>
       <w:pPr>
-        <w:spacing w:after="120" w:line="276" w:lineRule="auto"/>
+        <w:spacing w:after="120" w:line="360" w:lineRule="auto"/>
       </w:pPr>
       <w:r>
         <w:rPr>
           <w:rFonts w:ascii="Times New Roman" w:hAnsi="Times New Roman"/>
-          <w:color w:val="262626"/>
-          <w:sz w:val="22"/>
+          <w:color w:val="000000"/>
+          <w:sz w:val="24"/>
         </w:rPr>
         <w:t>Generates clearance certificates in PDF format with parallel English and Hindi text translations.</w:t>
       </w:r>
@@ -7962,7 +8939,7 @@
         <w:rPr>
           <w:rFonts w:ascii="Arial" w:hAnsi="Arial"/>
           <w:b/>
-          <w:color w:val="646E7D"/>
+          <w:color w:val="000000"/>
           <w:sz w:val="22"/>
         </w:rPr>
         <w:t>5.3.5 Offline LocalStorage Sync Adapter</w:t>
@@ -7970,13 +8947,13 @@
     </w:p>
     <w:p>
       <w:pPr>
-        <w:spacing w:after="120" w:line="276" w:lineRule="auto"/>
+        <w:spacing w:after="120" w:line="360" w:lineRule="auto"/>
       </w:pPr>
       <w:r>
         <w:rPr>
           <w:rFonts w:ascii="Times New Roman" w:hAnsi="Times New Roman"/>
-          <w:color w:val="262626"/>
-          <w:sz w:val="22"/>
+          <w:color w:val="000000"/>
+          <w:sz w:val="24"/>
         </w:rPr>
         <w:t>Caches form inputs locally in the browser if a network dropout occurs, and synchronizes the data once connectivity is restored.</w:t>
       </w:r>
@@ -7990,7 +8967,7 @@
         <w:rPr>
           <w:rFonts w:ascii="Arial" w:hAnsi="Arial"/>
           <w:b/>
-          <w:color w:val="646E7D"/>
+          <w:color w:val="000000"/>
           <w:sz w:val="22"/>
         </w:rPr>
         <w:t>5.3.6 Supporting Modules</w:t>
@@ -7998,13 +8975,13 @@
     </w:p>
     <w:p>
       <w:pPr>
-        <w:spacing w:after="120" w:line="276" w:lineRule="auto"/>
+        <w:spacing w:after="120" w:line="360" w:lineRule="auto"/>
       </w:pPr>
       <w:r>
         <w:rPr>
           <w:rFonts w:ascii="Times New Roman" w:hAnsi="Times New Roman"/>
-          <w:color w:val="262626"/>
-          <w:sz w:val="22"/>
+          <w:color w:val="000000"/>
+          <w:sz w:val="24"/>
         </w:rPr>
         <w:t>Includes audit loggers, grievance handlers, and redirection managers for portal compliance.</w:t>
       </w:r>
@@ -8018,7 +8995,7 @@
         <w:rPr>
           <w:rFonts w:ascii="Arial" w:hAnsi="Arial"/>
           <w:b/>
-          <w:color w:val="4A5568"/>
+          <w:color w:val="000000"/>
           <w:sz w:val="26"/>
         </w:rPr>
         <w:t>5.4 Interface Notes</w:t>
@@ -8026,13 +9003,13 @@
     </w:p>
     <w:p>
       <w:pPr>
-        <w:spacing w:after="120" w:line="276" w:lineRule="auto"/>
+        <w:spacing w:after="120" w:line="360" w:lineRule="auto"/>
       </w:pPr>
       <w:r>
         <w:rPr>
           <w:rFonts w:ascii="Times New Roman" w:hAnsi="Times New Roman"/>
-          <w:color w:val="262626"/>
-          <w:sz w:val="22"/>
+          <w:color w:val="000000"/>
+          <w:sz w:val="24"/>
         </w:rPr>
         <w:t>The interface uses custom CSS variables to support light and dark theme toggling. Layout layouts are fully responsive to accommodate port yard tablets.</w:t>
       </w:r>
@@ -8051,10 +9028,23 @@
         <w:rPr>
           <w:rFonts w:ascii="Arial" w:hAnsi="Arial"/>
           <w:b/>
-          <w:color w:val="0D2B5E"/>
+          <w:color w:val="000000"/>
           <w:sz w:val="32"/>
         </w:rPr>
-        <w:t>Chapter 6: Testing</w:t>
+        <w:t>Chapter 6: Operational Guidelines &amp; User Operations Manual</w:t>
+      </w:r>
+    </w:p>
+    <w:p>
+      <w:pPr>
+        <w:spacing w:after="120" w:line="360" w:lineRule="auto"/>
+      </w:pPr>
+      <w:r>
+        <w:rPr>
+          <w:rFonts w:ascii="Times New Roman" w:hAnsi="Times New Roman"/>
+          <w:color w:val="000000"/>
+          <w:sz w:val="24"/>
+        </w:rPr>
+        <w:t>This chapter serves as a comprehensive operational user guide mapping out user profiles, interface guidelines, and state-specific tasks for all actors in the NMPA-CIS system environment.</w:t>
       </w:r>
     </w:p>
     <w:p>
@@ -8066,109 +9056,142 @@
         <w:rPr>
           <w:rFonts w:ascii="Arial" w:hAnsi="Arial"/>
           <w:b/>
-          <w:color w:val="4A5568"/>
+          <w:color w:val="000000"/>
           <w:sz w:val="26"/>
         </w:rPr>
-        <w:t>6.1 Introduction</w:t>
+        <w:t>6.1 Shipping Agent Portal Manual</w:t>
       </w:r>
     </w:p>
     <w:p>
       <w:pPr>
+        <w:spacing w:after="120" w:line="360" w:lineRule="auto"/>
+      </w:pPr>
+      <w:r>
+        <w:rPr>
+          <w:rFonts w:ascii="Times New Roman" w:hAnsi="Times New Roman"/>
+          <w:color w:val="000000"/>
+          <w:sz w:val="24"/>
+        </w:rPr>
+        <w:t>Shipping Agents manage vessel declarations and voyage request clearance status checks. Agents can log in using their credentials and check visual logs of ongoing clearances.</w:t>
+        <w:br/>
+        <w:br/>
+        <w:t>To register a grievance in the bilingual portal:</w:t>
+        <w:br/>
+        <w:t>1. Select the relevant Role/Status (e.g. Others, Employer) in the welcome dropdown.</w:t>
+        <w:br/>
+        <w:t>2. Verify identity details (type UAN, PPO, or Establishment ID and click Verify).</w:t>
+        <w:br/>
+        <w:t>3. On success, the personal details section is auto-filled. Complete any remaining fields (gender, state, pincode, contact information).</w:t>
+        <w:br/>
+        <w:t>4. Fill out the Grievance Category and description details.</w:t>
+        <w:br/>
+        <w:t>5. Check 'Escalate directly to NMPA Chairman' if immediate oversight is required.</w:t>
+        <w:br/>
+        <w:t>6. Complete the security CAPTCHA code check and click SUBMIT. Capture the reference code (e.g., NMPA-GRV-XXXX) for future status tracking.</w:t>
+      </w:r>
+    </w:p>
+    <w:p>
+      <w:pPr>
         <w:keepNext/>
-        <w:spacing w:before="160" w:after="40"/>
+        <w:spacing w:before="240" w:after="80"/>
       </w:pPr>
       <w:r>
         <w:rPr>
           <w:rFonts w:ascii="Arial" w:hAnsi="Arial"/>
           <w:b/>
-          <w:color w:val="646E7D"/>
-          <w:sz w:val="22"/>
+          <w:color w:val="000000"/>
+          <w:sz w:val="26"/>
         </w:rPr>
-        <w:t>6.1.1 Unit Testing</w:t>
+        <w:t>6.2 Physical check / Inspection desk Manual</w:t>
       </w:r>
     </w:p>
     <w:p>
       <w:pPr>
-        <w:spacing w:after="120" w:line="276" w:lineRule="auto"/>
+        <w:spacing w:after="120" w:line="360" w:lineRule="auto"/>
       </w:pPr>
       <w:r>
         <w:rPr>
           <w:rFonts w:ascii="Times New Roman" w:hAnsi="Times New Roman"/>
-          <w:color w:val="262626"/>
-          <w:sz w:val="22"/>
+          <w:color w:val="000000"/>
+          <w:sz w:val="24"/>
         </w:rPr>
-        <w:t>Tests verify login password hashing, TOTP calculations, and validation helpers.</w:t>
+        <w:t>Physical checkers stationed at port entry/exit gates log physical checks:</w:t>
+        <w:br/>
+        <w:t>1. Open the inspector dashboard and click 'Inspect' on the designated Bill of Lading record.</w:t>
+        <w:br/>
+        <w:t>2. Record scale-verified weight, verify container seal integrity (intact/broken), note structural damage, and upload image links.</w:t>
+        <w:br/>
+        <w:t>3. Submit parameters to automatically set the state to 'Inspected - Awaiting Authority Adjudication'. Offline cache adapters prevent data loss during signal dropouts by caching inputs to LocalStorage.</w:t>
       </w:r>
     </w:p>
     <w:p>
       <w:pPr>
         <w:keepNext/>
-        <w:spacing w:before="160" w:after="40"/>
+        <w:spacing w:before="240" w:after="80"/>
       </w:pPr>
       <w:r>
         <w:rPr>
           <w:rFonts w:ascii="Arial" w:hAnsi="Arial"/>
           <w:b/>
-          <w:color w:val="646E7D"/>
-          <w:sz w:val="22"/>
+          <w:color w:val="000000"/>
+          <w:sz w:val="26"/>
         </w:rPr>
-        <w:t>6.1.2 Integration Testing</w:t>
+        <w:t>6.3 Port Authority Clearance Adjudication Manual</w:t>
       </w:r>
     </w:p>
     <w:p>
       <w:pPr>
-        <w:spacing w:after="120" w:line="276" w:lineRule="auto"/>
+        <w:spacing w:after="120" w:line="360" w:lineRule="auto"/>
       </w:pPr>
       <w:r>
         <w:rPr>
           <w:rFonts w:ascii="Times New Roman" w:hAnsi="Times New Roman"/>
-          <w:color w:val="262626"/>
-          <w:sz w:val="22"/>
+          <w:color w:val="000000"/>
+          <w:sz w:val="24"/>
         </w:rPr>
-        <w:t>Verifies system behavior during database updates and multi-desk approvals.</w:t>
+        <w:t>Port Authority officers log in to review inspected manifests and adjudicate clearances:</w:t>
+        <w:br/>
+        <w:t>1. The dashboard highlights weight discrepancies exceeding the administrator's globally configured limit.</w:t>
+        <w:br/>
+        <w:t>2. Inspect physical checker records and click 'Approve' (which generates exit passes with secure QR tokens), 'Reject' (blocking clear pass passes), or 'Re-Inspect' (which resets inputs and status to 'Pending' for re-checks).</w:t>
       </w:r>
     </w:p>
     <w:p>
       <w:pPr>
         <w:keepNext/>
-        <w:spacing w:before="160" w:after="40"/>
+        <w:spacing w:before="240" w:after="80"/>
       </w:pPr>
       <w:r>
         <w:rPr>
           <w:rFonts w:ascii="Arial" w:hAnsi="Arial"/>
           <w:b/>
-          <w:color w:val="646E7D"/>
-          <w:sz w:val="22"/>
+          <w:color w:val="000000"/>
+          <w:sz w:val="26"/>
         </w:rPr>
-        <w:t>6.1.3 System Testing</w:t>
+        <w:t>6.4 System Admin Dashboard &amp; Grievances Console Manual</w:t>
       </w:r>
     </w:p>
     <w:p>
       <w:pPr>
-        <w:spacing w:after="120" w:line="276" w:lineRule="auto"/>
+        <w:spacing w:after="120" w:line="360" w:lineRule="auto"/>
       </w:pPr>
       <w:r>
         <w:rPr>
           <w:rFonts w:ascii="Times New Roman" w:hAnsi="Times New Roman"/>
-          <w:color w:val="262626"/>
-          <w:sz w:val="22"/>
+          <w:color w:val="000000"/>
+          <w:sz w:val="24"/>
         </w:rPr>
-        <w:t>End-to-end testing of user registration, approval, voyage clearance, and PDF generation.</w:t>
-      </w:r>
-    </w:p>
-    <w:p>
-      <w:pPr>
-        <w:keepNext/>
-        <w:spacing w:before="240" w:after="80"/>
-      </w:pPr>
-      <w:r>
-        <w:rPr>
-          <w:rFonts w:ascii="Arial" w:hAnsi="Arial"/>
-          <w:b/>
-          <w:color w:val="4A5568"/>
-          <w:sz w:val="26"/>
-        </w:rPr>
-        <w:t>6.2 Representative Test Cases</w:t>
+        <w:t>System Administrators manage account approvals, system parameters, and support grievances:</w:t>
+        <w:br/>
+        <w:t>1. User Identity Console: Approve or deny platform operator accounts.</w:t>
+        <w:br/>
+        <w:t>2. Security Audit Ledger: View real-time security log files mapped to operator IPs.</w:t>
+        <w:br/>
+        <w:t>3. Grievances Console:</w:t>
+        <w:br/>
+        <w:t xml:space="preserve">   - Standard Queue: View tickets under 72-hour SLA timers. Structured tag layouts present parsed metadata cleanly, and descriptions are housed in scrollable boxes. Click 'Investigate' or 'Resolve' to modify status.</w:t>
+        <w:br/>
+        <w:t xml:space="preserve">   - Secure Chairman's Office Inbox: View escalated grievances and tickets where the SLA has breached (highlighted in red). Click 'Resolve' to close.</w:t>
       </w:r>
     </w:p>
     <w:p>
@@ -8185,10 +9208,23 @@
         <w:rPr>
           <w:rFonts w:ascii="Arial" w:hAnsi="Arial"/>
           <w:b/>
-          <w:color w:val="0D2B5E"/>
+          <w:color w:val="000000"/>
           <w:sz w:val="32"/>
         </w:rPr>
-        <w:t>Chapter 7: Conclusion and Future Scope</w:t>
+        <w:t>Chapter 7: Quality Assurance &amp; Testing Matrix</w:t>
+      </w:r>
+    </w:p>
+    <w:p>
+      <w:pPr>
+        <w:spacing w:after="120" w:line="360" w:lineRule="auto"/>
+      </w:pPr>
+      <w:r>
+        <w:rPr>
+          <w:rFonts w:ascii="Times New Roman" w:hAnsi="Times New Roman"/>
+          <w:color w:val="000000"/>
+          <w:sz w:val="24"/>
+        </w:rPr>
+        <w:t>This chapter specifies the Quality Assurance strategy and verification matrices applied to certify the NMPA-CIS platform implementation.</w:t>
       </w:r>
     </w:p>
     <w:p>
@@ -8200,21 +9236,776 @@
         <w:rPr>
           <w:rFonts w:ascii="Arial" w:hAnsi="Arial"/>
           <w:b/>
-          <w:color w:val="4A5568"/>
+          <w:color w:val="000000"/>
           <w:sz w:val="26"/>
         </w:rPr>
-        <w:t>7.1 Conclusion</w:t>
+        <w:t>7.1 Testing Methodology &amp; Verification Strategy</w:t>
       </w:r>
     </w:p>
     <w:p>
       <w:pPr>
-        <w:spacing w:after="120" w:line="276" w:lineRule="auto"/>
+        <w:spacing w:after="120" w:line="360" w:lineRule="auto"/>
       </w:pPr>
       <w:r>
         <w:rPr>
           <w:rFonts w:ascii="Times New Roman" w:hAnsi="Times New Roman"/>
-          <w:color w:val="262626"/>
+          <w:color w:val="000000"/>
+          <w:sz w:val="24"/>
+        </w:rPr>
+        <w:t>Unit tests verify low-level libraries, including password hashing, TOTP calculations, and validation helpers. Integration tests verify transaction updates and database locks under WAL simulation. End-to-end tests verify user registration pipelines and stepper state updates.</w:t>
+      </w:r>
+    </w:p>
+    <w:p>
+      <w:pPr>
+        <w:keepNext/>
+        <w:spacing w:before="240" w:after="80"/>
+      </w:pPr>
+      <w:r>
+        <w:rPr>
+          <w:rFonts w:ascii="Arial" w:hAnsi="Arial"/>
+          <w:b/>
+          <w:color w:val="000000"/>
+          <w:sz w:val="26"/>
+        </w:rPr>
+        <w:t>7.2 Representative Test Cases &amp; Verification Matrix</w:t>
+      </w:r>
+    </w:p>
+    <w:tbl>
+      <w:tblPr>
+        <w:tblStyle w:val="TableGrid"/>
+        <w:tblW w:type="auto" w:w="0"/>
+        <w:tblLook w:firstColumn="1" w:firstRow="1" w:lastColumn="0" w:lastRow="0" w:noHBand="0" w:noVBand="1" w:val="04A0"/>
+      </w:tblPr>
+      <w:tblGrid>
+        <w:gridCol w:w="1560"/>
+        <w:gridCol w:w="1560"/>
+        <w:gridCol w:w="1560"/>
+        <w:gridCol w:w="1560"/>
+        <w:gridCol w:w="1560"/>
+        <w:gridCol w:w="1560"/>
+      </w:tblGrid>
+      <w:tr>
+        <w:tc>
+          <w:tcPr>
+            <w:tcW w:type="dxa" w:w="1560"/>
+          </w:tcPr>
+          <w:p>
+            <w:r>
+              <w:rPr>
+                <w:rFonts w:ascii="Arial" w:hAnsi="Arial"/>
+                <w:b/>
+                <w:color w:val="000000"/>
+                <w:sz w:val="19"/>
+              </w:rPr>
+              <w:t>Test ID</w:t>
+            </w:r>
+          </w:p>
+        </w:tc>
+        <w:tc>
+          <w:tcPr>
+            <w:tcW w:type="dxa" w:w="1560"/>
+          </w:tcPr>
+          <w:p>
+            <w:r>
+              <w:rPr>
+                <w:rFonts w:ascii="Arial" w:hAnsi="Arial"/>
+                <w:b/>
+                <w:color w:val="000000"/>
+                <w:sz w:val="19"/>
+              </w:rPr>
+              <w:t>Objective</w:t>
+            </w:r>
+          </w:p>
+        </w:tc>
+        <w:tc>
+          <w:tcPr>
+            <w:tcW w:type="dxa" w:w="1560"/>
+          </w:tcPr>
+          <w:p>
+            <w:r>
+              <w:rPr>
+                <w:rFonts w:ascii="Arial" w:hAnsi="Arial"/>
+                <w:b/>
+                <w:color w:val="000000"/>
+                <w:sz w:val="19"/>
+              </w:rPr>
+              <w:t>Role</w:t>
+            </w:r>
+          </w:p>
+        </w:tc>
+        <w:tc>
+          <w:tcPr>
+            <w:tcW w:type="dxa" w:w="1560"/>
+          </w:tcPr>
+          <w:p>
+            <w:r>
+              <w:rPr>
+                <w:rFonts w:ascii="Arial" w:hAnsi="Arial"/>
+                <w:b/>
+                <w:color w:val="000000"/>
+                <w:sz w:val="19"/>
+              </w:rPr>
+              <w:t>Input/Precondition</w:t>
+            </w:r>
+          </w:p>
+        </w:tc>
+        <w:tc>
+          <w:tcPr>
+            <w:tcW w:type="dxa" w:w="1560"/>
+          </w:tcPr>
+          <w:p>
+            <w:r>
+              <w:rPr>
+                <w:rFonts w:ascii="Arial" w:hAnsi="Arial"/>
+                <w:b/>
+                <w:color w:val="000000"/>
+                <w:sz w:val="19"/>
+              </w:rPr>
+              <w:t>Expected Outcome</w:t>
+            </w:r>
+          </w:p>
+        </w:tc>
+        <w:tc>
+          <w:tcPr>
+            <w:tcW w:type="dxa" w:w="1560"/>
+          </w:tcPr>
+          <w:p>
+            <w:r>
+              <w:rPr>
+                <w:rFonts w:ascii="Arial" w:hAnsi="Arial"/>
+                <w:b/>
+                <w:color w:val="000000"/>
+                <w:sz w:val="19"/>
+              </w:rPr>
+              <w:t>Status</w:t>
+            </w:r>
+          </w:p>
+        </w:tc>
+      </w:tr>
+      <w:tr>
+        <w:tc>
+          <w:tcPr>
+            <w:tcW w:type="dxa" w:w="1560"/>
+          </w:tcPr>
+          <w:p>
+            <w:r>
+              <w:rPr>
+                <w:rFonts w:ascii="Times New Roman" w:hAnsi="Times New Roman"/>
+                <w:color w:val="000000"/>
+                <w:sz w:val="19"/>
+              </w:rPr>
+              <w:t>TC-AUTH-01</w:t>
+            </w:r>
+          </w:p>
+        </w:tc>
+        <w:tc>
+          <w:tcPr>
+            <w:tcW w:type="dxa" w:w="1560"/>
+          </w:tcPr>
+          <w:p>
+            <w:r>
+              <w:rPr>
+                <w:rFonts w:ascii="Times New Roman" w:hAnsi="Times New Roman"/>
+                <w:color w:val="000000"/>
+                <w:sz w:val="19"/>
+              </w:rPr>
+              <w:t>Validate registration block</w:t>
+            </w:r>
+          </w:p>
+        </w:tc>
+        <w:tc>
+          <w:tcPr>
+            <w:tcW w:type="dxa" w:w="1560"/>
+          </w:tcPr>
+          <w:p>
+            <w:r>
+              <w:rPr>
+                <w:rFonts w:ascii="Times New Roman" w:hAnsi="Times New Roman"/>
+                <w:color w:val="000000"/>
+                <w:sz w:val="19"/>
+              </w:rPr>
+              <w:t>Operator</w:t>
+            </w:r>
+          </w:p>
+        </w:tc>
+        <w:tc>
+          <w:tcPr>
+            <w:tcW w:type="dxa" w:w="1560"/>
+          </w:tcPr>
+          <w:p>
+            <w:r>
+              <w:rPr>
+                <w:rFonts w:ascii="Times New Roman" w:hAnsi="Times New Roman"/>
+                <w:color w:val="000000"/>
+                <w:sz w:val="19"/>
+              </w:rPr>
+              <w:t>Operator registers new account</w:t>
+            </w:r>
+          </w:p>
+        </w:tc>
+        <w:tc>
+          <w:tcPr>
+            <w:tcW w:type="dxa" w:w="1560"/>
+          </w:tcPr>
+          <w:p>
+            <w:r>
+              <w:rPr>
+                <w:rFonts w:ascii="Times New Roman" w:hAnsi="Times New Roman"/>
+                <w:color w:val="000000"/>
+                <w:sz w:val="19"/>
+              </w:rPr>
+              <w:t>Login blocked until Admin approves status</w:t>
+            </w:r>
+          </w:p>
+        </w:tc>
+        <w:tc>
+          <w:tcPr>
+            <w:tcW w:type="dxa" w:w="1560"/>
+          </w:tcPr>
+          <w:p>
+            <w:r>
+              <w:rPr>
+                <w:rFonts w:ascii="Times New Roman" w:hAnsi="Times New Roman"/>
+                <w:color w:val="000000"/>
+                <w:sz w:val="19"/>
+              </w:rPr>
+              <w:t>Pass</w:t>
+            </w:r>
+          </w:p>
+        </w:tc>
+      </w:tr>
+      <w:tr>
+        <w:tc>
+          <w:tcPr>
+            <w:tcW w:type="dxa" w:w="1560"/>
+          </w:tcPr>
+          <w:p>
+            <w:r>
+              <w:rPr>
+                <w:rFonts w:ascii="Times New Roman" w:hAnsi="Times New Roman"/>
+                <w:color w:val="000000"/>
+                <w:sz w:val="19"/>
+              </w:rPr>
+              <w:t>TC-SLA-02</w:t>
+            </w:r>
+          </w:p>
+        </w:tc>
+        <w:tc>
+          <w:tcPr>
+            <w:tcW w:type="dxa" w:w="1560"/>
+          </w:tcPr>
+          <w:p>
+            <w:r>
+              <w:rPr>
+                <w:rFonts w:ascii="Times New Roman" w:hAnsi="Times New Roman"/>
+                <w:color w:val="000000"/>
+                <w:sz w:val="19"/>
+              </w:rPr>
+              <w:t>Calculate 72-hour SLA deadline</w:t>
+            </w:r>
+          </w:p>
+        </w:tc>
+        <w:tc>
+          <w:tcPr>
+            <w:tcW w:type="dxa" w:w="1560"/>
+          </w:tcPr>
+          <w:p>
+            <w:r>
+              <w:rPr>
+                <w:rFonts w:ascii="Times New Roman" w:hAnsi="Times New Roman"/>
+                <w:color w:val="000000"/>
+                <w:sz w:val="19"/>
+              </w:rPr>
+              <w:t>System</w:t>
+            </w:r>
+          </w:p>
+        </w:tc>
+        <w:tc>
+          <w:tcPr>
+            <w:tcW w:type="dxa" w:w="1560"/>
+          </w:tcPr>
+          <w:p>
+            <w:r>
+              <w:rPr>
+                <w:rFonts w:ascii="Times New Roman" w:hAnsi="Times New Roman"/>
+                <w:color w:val="000000"/>
+                <w:sz w:val="19"/>
+              </w:rPr>
+              <w:t>Grievance submitted at timestamp X</w:t>
+            </w:r>
+          </w:p>
+        </w:tc>
+        <w:tc>
+          <w:tcPr>
+            <w:tcW w:type="dxa" w:w="1560"/>
+          </w:tcPr>
+          <w:p>
+            <w:r>
+              <w:rPr>
+                <w:rFonts w:ascii="Times New Roman" w:hAnsi="Times New Roman"/>
+                <w:color w:val="000000"/>
+                <w:sz w:val="19"/>
+              </w:rPr>
+              <w:t>SLA deadline equals X + 72 hours</w:t>
+            </w:r>
+          </w:p>
+        </w:tc>
+        <w:tc>
+          <w:tcPr>
+            <w:tcW w:type="dxa" w:w="1560"/>
+          </w:tcPr>
+          <w:p>
+            <w:r>
+              <w:rPr>
+                <w:rFonts w:ascii="Times New Roman" w:hAnsi="Times New Roman"/>
+                <w:color w:val="000000"/>
+                <w:sz w:val="19"/>
+              </w:rPr>
+              <w:t>Pass</w:t>
+            </w:r>
+          </w:p>
+        </w:tc>
+      </w:tr>
+      <w:tr>
+        <w:tc>
+          <w:tcPr>
+            <w:tcW w:type="dxa" w:w="1560"/>
+          </w:tcPr>
+          <w:p>
+            <w:r>
+              <w:rPr>
+                <w:rFonts w:ascii="Times New Roman" w:hAnsi="Times New Roman"/>
+                <w:color w:val="000000"/>
+                <w:sz w:val="19"/>
+              </w:rPr>
+              <w:t>TC-SLA-03</w:t>
+            </w:r>
+          </w:p>
+        </w:tc>
+        <w:tc>
+          <w:tcPr>
+            <w:tcW w:type="dxa" w:w="1560"/>
+          </w:tcPr>
+          <w:p>
+            <w:r>
+              <w:rPr>
+                <w:rFonts w:ascii="Times New Roman" w:hAnsi="Times New Roman"/>
+                <w:color w:val="000000"/>
+                <w:sz w:val="19"/>
+              </w:rPr>
+              <w:t>Direct Chairman escalation</w:t>
+            </w:r>
+          </w:p>
+        </w:tc>
+        <w:tc>
+          <w:tcPr>
+            <w:tcW w:type="dxa" w:w="1560"/>
+          </w:tcPr>
+          <w:p>
+            <w:r>
+              <w:rPr>
+                <w:rFonts w:ascii="Times New Roman" w:hAnsi="Times New Roman"/>
+                <w:color w:val="000000"/>
+                <w:sz w:val="19"/>
+              </w:rPr>
+              <w:t>Shipping Agent</w:t>
+            </w:r>
+          </w:p>
+        </w:tc>
+        <w:tc>
+          <w:tcPr>
+            <w:tcW w:type="dxa" w:w="1560"/>
+          </w:tcPr>
+          <w:p>
+            <w:r>
+              <w:rPr>
+                <w:rFonts w:ascii="Times New Roman" w:hAnsi="Times New Roman"/>
+                <w:color w:val="000000"/>
+                <w:sz w:val="19"/>
+              </w:rPr>
+              <w:t>Submit grievance with escalation checked</w:t>
+            </w:r>
+          </w:p>
+        </w:tc>
+        <w:tc>
+          <w:tcPr>
+            <w:tcW w:type="dxa" w:w="1560"/>
+          </w:tcPr>
+          <w:p>
+            <w:r>
+              <w:rPr>
+                <w:rFonts w:ascii="Times New Roman" w:hAnsi="Times New Roman"/>
+                <w:color w:val="000000"/>
+                <w:sz w:val="19"/>
+              </w:rPr>
+              <w:t>Grievance routes directly to Chairman Inbox</w:t>
+            </w:r>
+          </w:p>
+        </w:tc>
+        <w:tc>
+          <w:tcPr>
+            <w:tcW w:type="dxa" w:w="1560"/>
+          </w:tcPr>
+          <w:p>
+            <w:r>
+              <w:rPr>
+                <w:rFonts w:ascii="Times New Roman" w:hAnsi="Times New Roman"/>
+                <w:color w:val="000000"/>
+                <w:sz w:val="19"/>
+              </w:rPr>
+              <w:t>Pass</w:t>
+            </w:r>
+          </w:p>
+        </w:tc>
+      </w:tr>
+      <w:tr>
+        <w:tc>
+          <w:tcPr>
+            <w:tcW w:type="dxa" w:w="1560"/>
+          </w:tcPr>
+          <w:p>
+            <w:r>
+              <w:rPr>
+                <w:rFonts w:ascii="Times New Roman" w:hAnsi="Times New Roman"/>
+                <w:color w:val="000000"/>
+                <w:sz w:val="19"/>
+              </w:rPr>
+              <w:t>TC-SLA-04</w:t>
+            </w:r>
+          </w:p>
+        </w:tc>
+        <w:tc>
+          <w:tcPr>
+            <w:tcW w:type="dxa" w:w="1560"/>
+          </w:tcPr>
+          <w:p>
+            <w:r>
+              <w:rPr>
+                <w:rFonts w:ascii="Times New Roman" w:hAnsi="Times New Roman"/>
+                <w:color w:val="000000"/>
+                <w:sz w:val="19"/>
+              </w:rPr>
+              <w:t>SLA breach transition</w:t>
+            </w:r>
+          </w:p>
+        </w:tc>
+        <w:tc>
+          <w:tcPr>
+            <w:tcW w:type="dxa" w:w="1560"/>
+          </w:tcPr>
+          <w:p>
+            <w:r>
+              <w:rPr>
+                <w:rFonts w:ascii="Times New Roman" w:hAnsi="Times New Roman"/>
+                <w:color w:val="000000"/>
+                <w:sz w:val="19"/>
+              </w:rPr>
+              <w:t>System</w:t>
+            </w:r>
+          </w:p>
+        </w:tc>
+        <w:tc>
+          <w:tcPr>
+            <w:tcW w:type="dxa" w:w="1560"/>
+          </w:tcPr>
+          <w:p>
+            <w:r>
+              <w:rPr>
+                <w:rFonts w:ascii="Times New Roman" w:hAnsi="Times New Roman"/>
+                <w:color w:val="000000"/>
+                <w:sz w:val="19"/>
+              </w:rPr>
+              <w:t>SLA deadline timer expires</w:t>
+            </w:r>
+          </w:p>
+        </w:tc>
+        <w:tc>
+          <w:tcPr>
+            <w:tcW w:type="dxa" w:w="1560"/>
+          </w:tcPr>
+          <w:p>
+            <w:r>
+              <w:rPr>
+                <w:rFonts w:ascii="Times New Roman" w:hAnsi="Times New Roman"/>
+                <w:color w:val="000000"/>
+                <w:sz w:val="19"/>
+              </w:rPr>
+              <w:t>Status automatically updates to SLA Breached and escalates</w:t>
+            </w:r>
+          </w:p>
+        </w:tc>
+        <w:tc>
+          <w:tcPr>
+            <w:tcW w:type="dxa" w:w="1560"/>
+          </w:tcPr>
+          <w:p>
+            <w:r>
+              <w:rPr>
+                <w:rFonts w:ascii="Times New Roman" w:hAnsi="Times New Roman"/>
+                <w:color w:val="000000"/>
+                <w:sz w:val="19"/>
+              </w:rPr>
+              <w:t>Pass</w:t>
+            </w:r>
+          </w:p>
+        </w:tc>
+      </w:tr>
+      <w:tr>
+        <w:tc>
+          <w:tcPr>
+            <w:tcW w:type="dxa" w:w="1560"/>
+          </w:tcPr>
+          <w:p>
+            <w:r>
+              <w:rPr>
+                <w:rFonts w:ascii="Times New Roman" w:hAnsi="Times New Roman"/>
+                <w:color w:val="000000"/>
+                <w:sz w:val="19"/>
+              </w:rPr>
+              <w:t>TC-SYNC-05</w:t>
+            </w:r>
+          </w:p>
+        </w:tc>
+        <w:tc>
+          <w:tcPr>
+            <w:tcW w:type="dxa" w:w="1560"/>
+          </w:tcPr>
+          <w:p>
+            <w:r>
+              <w:rPr>
+                <w:rFonts w:ascii="Times New Roman" w:hAnsi="Times New Roman"/>
+                <w:color w:val="000000"/>
+                <w:sz w:val="19"/>
+              </w:rPr>
+              <w:t>Local Sync caching check</w:t>
+            </w:r>
+          </w:p>
+        </w:tc>
+        <w:tc>
+          <w:tcPr>
+            <w:tcW w:type="dxa" w:w="1560"/>
+          </w:tcPr>
+          <w:p>
+            <w:r>
+              <w:rPr>
+                <w:rFonts w:ascii="Times New Roman" w:hAnsi="Times New Roman"/>
+                <w:color w:val="000000"/>
+                <w:sz w:val="19"/>
+              </w:rPr>
+              <w:t>Inspector</w:t>
+            </w:r>
+          </w:p>
+        </w:tc>
+        <w:tc>
+          <w:tcPr>
+            <w:tcW w:type="dxa" w:w="1560"/>
+          </w:tcPr>
+          <w:p>
+            <w:r>
+              <w:rPr>
+                <w:rFonts w:ascii="Times New Roman" w:hAnsi="Times New Roman"/>
+                <w:color w:val="000000"/>
+                <w:sz w:val="19"/>
+              </w:rPr>
+              <w:t>Inspector offline during scale record</w:t>
+            </w:r>
+          </w:p>
+        </w:tc>
+        <w:tc>
+          <w:tcPr>
+            <w:tcW w:type="dxa" w:w="1560"/>
+          </w:tcPr>
+          <w:p>
+            <w:r>
+              <w:rPr>
+                <w:rFonts w:ascii="Times New Roman" w:hAnsi="Times New Roman"/>
+                <w:color w:val="000000"/>
+                <w:sz w:val="19"/>
+              </w:rPr>
+              <w:t>Inputs cached to LocalStorage, syncs on restore</w:t>
+            </w:r>
+          </w:p>
+        </w:tc>
+        <w:tc>
+          <w:tcPr>
+            <w:tcW w:type="dxa" w:w="1560"/>
+          </w:tcPr>
+          <w:p>
+            <w:r>
+              <w:rPr>
+                <w:rFonts w:ascii="Times New Roman" w:hAnsi="Times New Roman"/>
+                <w:color w:val="000000"/>
+                <w:sz w:val="19"/>
+              </w:rPr>
+              <w:t>Pass</w:t>
+            </w:r>
+          </w:p>
+        </w:tc>
+      </w:tr>
+    </w:tbl>
+    <w:p>
+      <w:pPr>
+        <w:spacing w:before="0" w:after="120"/>
+      </w:pPr>
+    </w:p>
+    <w:p>
+      <w:pPr>
+        <w:keepNext/>
+        <w:spacing w:before="240" w:after="80"/>
+      </w:pPr>
+      <w:r>
+        <w:rPr>
+          <w:rFonts w:ascii="Arial" w:hAnsi="Arial"/>
+          <w:b/>
+          <w:color w:val="000000"/>
+          <w:sz w:val="26"/>
+        </w:rPr>
+        <w:t>7.1 Introduction</w:t>
+      </w:r>
+    </w:p>
+    <w:p>
+      <w:pPr>
+        <w:keepNext/>
+        <w:spacing w:before="160" w:after="40"/>
+      </w:pPr>
+      <w:r>
+        <w:rPr>
+          <w:rFonts w:ascii="Arial" w:hAnsi="Arial"/>
+          <w:b/>
+          <w:color w:val="000000"/>
           <w:sz w:val="22"/>
+        </w:rPr>
+        <w:t>7.1.1 Unit Testing</w:t>
+      </w:r>
+    </w:p>
+    <w:p>
+      <w:pPr>
+        <w:spacing w:after="120" w:line="360" w:lineRule="auto"/>
+      </w:pPr>
+      <w:r>
+        <w:rPr>
+          <w:rFonts w:ascii="Times New Roman" w:hAnsi="Times New Roman"/>
+          <w:color w:val="000000"/>
+          <w:sz w:val="24"/>
+        </w:rPr>
+        <w:t>Tests verify login password hashing, TOTP calculations, and validation helpers.</w:t>
+      </w:r>
+    </w:p>
+    <w:p>
+      <w:pPr>
+        <w:keepNext/>
+        <w:spacing w:before="160" w:after="40"/>
+      </w:pPr>
+      <w:r>
+        <w:rPr>
+          <w:rFonts w:ascii="Arial" w:hAnsi="Arial"/>
+          <w:b/>
+          <w:color w:val="000000"/>
+          <w:sz w:val="22"/>
+        </w:rPr>
+        <w:t>7.1.2 Integration Testing</w:t>
+      </w:r>
+    </w:p>
+    <w:p>
+      <w:pPr>
+        <w:spacing w:after="120" w:line="360" w:lineRule="auto"/>
+      </w:pPr>
+      <w:r>
+        <w:rPr>
+          <w:rFonts w:ascii="Times New Roman" w:hAnsi="Times New Roman"/>
+          <w:color w:val="000000"/>
+          <w:sz w:val="24"/>
+        </w:rPr>
+        <w:t>Verifies system behavior during database updates and multi-desk approvals.</w:t>
+      </w:r>
+    </w:p>
+    <w:p>
+      <w:pPr>
+        <w:keepNext/>
+        <w:spacing w:before="160" w:after="40"/>
+      </w:pPr>
+      <w:r>
+        <w:rPr>
+          <w:rFonts w:ascii="Arial" w:hAnsi="Arial"/>
+          <w:b/>
+          <w:color w:val="000000"/>
+          <w:sz w:val="22"/>
+        </w:rPr>
+        <w:t>7.1.3 System Testing</w:t>
+      </w:r>
+    </w:p>
+    <w:p>
+      <w:pPr>
+        <w:spacing w:after="120" w:line="360" w:lineRule="auto"/>
+      </w:pPr>
+      <w:r>
+        <w:rPr>
+          <w:rFonts w:ascii="Times New Roman" w:hAnsi="Times New Roman"/>
+          <w:color w:val="000000"/>
+          <w:sz w:val="24"/>
+        </w:rPr>
+        <w:t>End-to-end testing of user registration, approval, voyage clearance, and PDF generation.</w:t>
+      </w:r>
+    </w:p>
+    <w:p>
+      <w:pPr>
+        <w:keepNext/>
+        <w:spacing w:before="240" w:after="80"/>
+      </w:pPr>
+      <w:r>
+        <w:rPr>
+          <w:rFonts w:ascii="Arial" w:hAnsi="Arial"/>
+          <w:b/>
+          <w:color w:val="000000"/>
+          <w:sz w:val="26"/>
+        </w:rPr>
+        <w:t>7.2 Representative Test Cases</w:t>
+      </w:r>
+    </w:p>
+    <w:p>
+      <w:r>
+        <w:br w:type="page"/>
+      </w:r>
+    </w:p>
+    <w:p>
+      <w:pPr>
+        <w:keepNext/>
+        <w:spacing w:before="360" w:after="120"/>
+      </w:pPr>
+      <w:r>
+        <w:rPr>
+          <w:rFonts w:ascii="Arial" w:hAnsi="Arial"/>
+          <w:b/>
+          <w:color w:val="000000"/>
+          <w:sz w:val="32"/>
+        </w:rPr>
+        <w:t>Chapter 8: Conclusion and Future Scope</w:t>
+      </w:r>
+    </w:p>
+    <w:p>
+      <w:pPr>
+        <w:keepNext/>
+        <w:spacing w:before="240" w:after="80"/>
+      </w:pPr>
+      <w:r>
+        <w:rPr>
+          <w:rFonts w:ascii="Arial" w:hAnsi="Arial"/>
+          <w:b/>
+          <w:color w:val="000000"/>
+          <w:sz w:val="26"/>
+        </w:rPr>
+        <w:t>8.1 Conclusion</w:t>
+      </w:r>
+    </w:p>
+    <w:p>
+      <w:pPr>
+        <w:spacing w:after="120" w:line="360" w:lineRule="auto"/>
+      </w:pPr>
+      <w:r>
+        <w:rPr>
+          <w:rFonts w:ascii="Times New Roman" w:hAnsi="Times New Roman"/>
+          <w:color w:val="000000"/>
+          <w:sz w:val="24"/>
         </w:rPr>
         <w:t>NMPA-CIS replaces manual port workflows with a secure digital system, improving traceability, reducing turnaround times, and supporting central government bilingual compliance.</w:t>
       </w:r>
@@ -8228,21 +10019,21 @@
         <w:rPr>
           <w:rFonts w:ascii="Arial" w:hAnsi="Arial"/>
           <w:b/>
-          <w:color w:val="4A5568"/>
+          <w:color w:val="000000"/>
           <w:sz w:val="26"/>
         </w:rPr>
-        <w:t>7.2 Limitations</w:t>
+        <w:t>8.2 Limitations</w:t>
       </w:r>
     </w:p>
     <w:p>
       <w:pPr>
-        <w:spacing w:after="120" w:line="276" w:lineRule="auto"/>
+        <w:spacing w:after="120" w:line="360" w:lineRule="auto"/>
       </w:pPr>
       <w:r>
         <w:rPr>
           <w:rFonts w:ascii="Times New Roman" w:hAnsi="Times New Roman"/>
-          <w:color w:val="262626"/>
-          <w:sz w:val="22"/>
+          <w:color w:val="000000"/>
+          <w:sz w:val="24"/>
         </w:rPr>
         <w:t>The system requires NTP synchronized clocks for TOTP verification, and offline support is limited to form progress caching.</w:t>
       </w:r>
@@ -8256,21 +10047,21 @@
         <w:rPr>
           <w:rFonts w:ascii="Arial" w:hAnsi="Arial"/>
           <w:b/>
-          <w:color w:val="4A5568"/>
+          <w:color w:val="000000"/>
           <w:sz w:val="26"/>
         </w:rPr>
-        <w:t>7.3 Scope for Enhancement</w:t>
+        <w:t>8.3 Scope for Enhancement</w:t>
       </w:r>
     </w:p>
     <w:p>
       <w:pPr>
-        <w:spacing w:after="120" w:line="276" w:lineRule="auto"/>
+        <w:spacing w:after="120" w:line="360" w:lineRule="auto"/>
       </w:pPr>
       <w:r>
         <w:rPr>
           <w:rFonts w:ascii="Times New Roman" w:hAnsi="Times New Roman"/>
-          <w:color w:val="262626"/>
-          <w:sz w:val="22"/>
+          <w:color w:val="000000"/>
+          <w:sz w:val="24"/>
         </w:rPr>
         <w:t>Enhancements include AI-based turnaround forecasting, blockchain-based audit logging, and direct billing integrations.</w:t>
       </w:r>
@@ -8289,21 +10080,21 @@
         <w:rPr>
           <w:rFonts w:ascii="Arial" w:hAnsi="Arial"/>
           <w:b/>
-          <w:color w:val="0D2B5E"/>
+          <w:color w:val="000000"/>
           <w:sz w:val="32"/>
         </w:rPr>
-        <w:t>Chapter 8: Source Code Appendix (Comprehensive Code Archive)</w:t>
+        <w:t>Chapter 9: Source Code Appendix (Comprehensive Code Archive)</w:t>
       </w:r>
     </w:p>
     <w:p>
       <w:pPr>
-        <w:spacing w:after="120" w:line="276" w:lineRule="auto"/>
+        <w:spacing w:after="120" w:line="360" w:lineRule="auto"/>
       </w:pPr>
       <w:r>
         <w:rPr>
           <w:rFonts w:ascii="Times New Roman" w:hAnsi="Times New Roman"/>
-          <w:color w:val="262626"/>
-          <w:sz w:val="22"/>
+          <w:color w:val="000000"/>
+          <w:sz w:val="24"/>
         </w:rPr>
         <w:t>This appendix contains the complete, production-ready source code files implementing the security verification rules, local storage synchronization layers, bilingual translation tables, and Flask backend endpoints. File paths correspond to the active workspace on the local platform.</w:t>
       </w:r>
@@ -8317,10 +10108,10 @@
         <w:rPr>
           <w:rFonts w:ascii="Arial" w:hAnsi="Arial"/>
           <w:b/>
-          <w:color w:val="4A5568"/>
+          <w:color w:val="000000"/>
           <w:sz w:val="26"/>
         </w:rPr>
-        <w:t>8.X File Source: backend/app.py</w:t>
+        <w:t>9.X File Source: backend/app.py</w:t>
       </w:r>
     </w:p>
     <w:p>
@@ -8332,7 +10123,7 @@
         <w:rPr>
           <w:rFonts w:ascii="Arial" w:hAnsi="Arial"/>
           <w:b/>
-          <w:color w:val="4A5568"/>
+          <w:color w:val="000000"/>
           <w:sz w:val="20"/>
         </w:rPr>
         <w:t>Source Code: backend/app.py</w:t>
@@ -8345,8 +10136,8 @@
       <w:r>
         <w:rPr>
           <w:rFonts w:ascii="Courier New" w:hAnsi="Courier New"/>
-          <w:color w:val="464646"/>
-          <w:sz w:val="16"/>
+          <w:color w:val="000000"/>
+          <w:sz w:val="17"/>
         </w:rPr>
         <w:t>0001: from flask import Flask, request, jsonify</w:t>
         <w:br/>
@@ -8656,8 +10447,8 @@
       <w:r>
         <w:rPr>
           <w:rFonts w:ascii="Courier New" w:hAnsi="Courier New"/>
-          <w:color w:val="464646"/>
-          <w:sz w:val="16"/>
+          <w:color w:val="000000"/>
+          <w:sz w:val="17"/>
         </w:rPr>
         <w:t>0151:     is_safe = any(sc in co_lower for sc in safe_countries)</w:t>
         <w:br/>
@@ -8967,8 +10758,8 @@
       <w:r>
         <w:rPr>
           <w:rFonts w:ascii="Courier New" w:hAnsi="Courier New"/>
-          <w:color w:val="464646"/>
-          <w:sz w:val="16"/>
+          <w:color w:val="000000"/>
+          <w:sz w:val="17"/>
         </w:rPr>
         <w:t>0301:         },</w:t>
         <w:br/>
@@ -9278,8 +11069,8 @@
       <w:r>
         <w:rPr>
           <w:rFonts w:ascii="Courier New" w:hAnsi="Courier New"/>
-          <w:color w:val="464646"/>
-          <w:sz w:val="16"/>
+          <w:color w:val="000000"/>
+          <w:sz w:val="17"/>
         </w:rPr>
         <w:t>0451:         if users_col.find_one({"password": password}):</w:t>
         <w:br/>
@@ -9589,8 +11380,8 @@
       <w:r>
         <w:rPr>
           <w:rFonts w:ascii="Courier New" w:hAnsi="Courier New"/>
-          <w:color w:val="464646"/>
-          <w:sz w:val="16"/>
+          <w:color w:val="000000"/>
+          <w:sz w:val="17"/>
         </w:rPr>
         <w:t xml:space="preserve">0601: </w:t>
         <w:br/>
@@ -9900,8 +11691,8 @@
       <w:r>
         <w:rPr>
           <w:rFonts w:ascii="Courier New" w:hAnsi="Courier New"/>
-          <w:color w:val="464646"/>
-          <w:sz w:val="16"/>
+          <w:color w:val="000000"/>
+          <w:sz w:val="17"/>
         </w:rPr>
         <w:t>0751:         "operating_ratio": operating_ratio,</w:t>
         <w:br/>
@@ -10211,8 +12002,8 @@
       <w:r>
         <w:rPr>
           <w:rFonts w:ascii="Courier New" w:hAnsi="Courier New"/>
-          <w:color w:val="464646"/>
-          <w:sz w:val="16"/>
+          <w:color w:val="000000"/>
+          <w:sz w:val="17"/>
         </w:rPr>
         <w:t>0901:     except:</w:t>
         <w:br/>
@@ -10300,10 +12091,10 @@
         <w:rPr>
           <w:rFonts w:ascii="Arial" w:hAnsi="Arial"/>
           <w:b/>
-          <w:color w:val="4A5568"/>
+          <w:color w:val="000000"/>
           <w:sz w:val="26"/>
         </w:rPr>
-        <w:t>8.X File Source: frontend/src/localDb.js</w:t>
+        <w:t>9.X File Source: frontend/src/localDb.js</w:t>
       </w:r>
     </w:p>
     <w:p>
@@ -10315,7 +12106,7 @@
         <w:rPr>
           <w:rFonts w:ascii="Arial" w:hAnsi="Arial"/>
           <w:b/>
-          <w:color w:val="4A5568"/>
+          <w:color w:val="000000"/>
           <w:sz w:val="20"/>
         </w:rPr>
         <w:t>Source Code: frontend/src/localDb.js</w:t>
@@ -10328,8 +12119,8 @@
       <w:r>
         <w:rPr>
           <w:rFonts w:ascii="Courier New" w:hAnsi="Courier New"/>
-          <w:color w:val="464646"/>
-          <w:sz w:val="16"/>
+          <w:color w:val="000000"/>
+          <w:sz w:val="17"/>
         </w:rPr>
         <w:t>0001: // standalone localStorage database wrapper and mock fetch interceptor</w:t>
         <w:br/>
@@ -10639,8 +12430,8 @@
       <w:r>
         <w:rPr>
           <w:rFonts w:ascii="Courier New" w:hAnsi="Courier New"/>
-          <w:color w:val="464646"/>
-          <w:sz w:val="16"/>
+          <w:color w:val="000000"/>
+          <w:sz w:val="17"/>
         </w:rPr>
         <w:t>0151:     inspector_email: "inspector99@nmpa.gov",</w:t>
         <w:br/>
@@ -10950,8 +12741,8 @@
       <w:r>
         <w:rPr>
           <w:rFonts w:ascii="Courier New" w:hAnsi="Courier New"/>
-          <w:color w:val="464646"/>
-          <w:sz w:val="16"/>
+          <w:color w:val="000000"/>
+          <w:sz w:val="17"/>
         </w:rPr>
         <w:t>0301:     role: "port_authority",</w:t>
         <w:br/>
@@ -11261,8 +13052,8 @@
       <w:r>
         <w:rPr>
           <w:rFonts w:ascii="Courier New" w:hAnsi="Courier New"/>
-          <w:color w:val="464646"/>
-          <w:sz w:val="16"/>
+          <w:color w:val="000000"/>
+          <w:sz w:val="17"/>
         </w:rPr>
         <w:t>0451:   } else if (isSafe) {</w:t>
         <w:br/>
@@ -11572,8 +13363,8 @@
       <w:r>
         <w:rPr>
           <w:rFonts w:ascii="Courier New" w:hAnsi="Courier New"/>
-          <w:color w:val="464646"/>
-          <w:sz w:val="16"/>
+          <w:color w:val="000000"/>
+          <w:sz w:val="17"/>
         </w:rPr>
         <w:t>0601:           const extremePruned = JSON.parse(JSON.stringify(val));</w:t>
         <w:br/>
@@ -11883,8 +13674,8 @@
       <w:r>
         <w:rPr>
           <w:rFonts w:ascii="Courier New" w:hAnsi="Courier New"/>
-          <w:color w:val="464646"/>
-          <w:sz w:val="16"/>
+          <w:color w:val="000000"/>
+          <w:sz w:val="17"/>
         </w:rPr>
         <w:t>0751:         if (user) {</w:t>
         <w:br/>
@@ -12194,8 +13985,8 @@
       <w:r>
         <w:rPr>
           <w:rFonts w:ascii="Courier New" w:hAnsi="Courier New"/>
-          <w:color w:val="464646"/>
-          <w:sz w:val="16"/>
+          <w:color w:val="000000"/>
+          <w:sz w:val="17"/>
         </w:rPr>
         <w:t>0901:           inspections[idx].actual_weight = parseFloat(actual_weight) || 0;</w:t>
         <w:br/>
@@ -12505,8 +14296,8 @@
       <w:r>
         <w:rPr>
           <w:rFonts w:ascii="Courier New" w:hAnsi="Courier New"/>
-          <w:color w:val="464646"/>
-          <w:sz w:val="16"/>
+          <w:color w:val="000000"/>
+          <w:sz w:val="17"/>
         </w:rPr>
         <w:t>1051:               id: newComp.id</w:t>
         <w:br/>
@@ -12722,10 +14513,10 @@
         <w:rPr>
           <w:rFonts w:ascii="Arial" w:hAnsi="Arial"/>
           <w:b/>
-          <w:color w:val="4A5568"/>
+          <w:color w:val="000000"/>
           <w:sz w:val="26"/>
         </w:rPr>
-        <w:t>8.X File Source: frontend/src/pages/GrievancePortal.jsx</w:t>
+        <w:t>9.X File Source: frontend/src/pages/GrievancePortal.jsx</w:t>
       </w:r>
     </w:p>
     <w:p>
@@ -12737,7 +14528,7 @@
         <w:rPr>
           <w:rFonts w:ascii="Arial" w:hAnsi="Arial"/>
           <w:b/>
-          <w:color w:val="4A5568"/>
+          <w:color w:val="000000"/>
           <w:sz w:val="20"/>
         </w:rPr>
         <w:t>Source Code: frontend/src/pages/GrievancePortal.jsx</w:t>
@@ -12750,8 +14541,8 @@
       <w:r>
         <w:rPr>
           <w:rFonts w:ascii="Courier New" w:hAnsi="Courier New"/>
-          <w:color w:val="464646"/>
-          <w:sz w:val="16"/>
+          <w:color w:val="000000"/>
+          <w:sz w:val="17"/>
         </w:rPr>
         <w:t>0001: import React, { useState, useEffect } from 'react';</w:t>
         <w:br/>
@@ -13061,8 +14852,8 @@
       <w:r>
         <w:rPr>
           <w:rFonts w:ascii="Courier New" w:hAnsi="Courier New"/>
-          <w:color w:val="464646"/>
-          <w:sz w:val="16"/>
+          <w:color w:val="000000"/>
+          <w:sz w:val="17"/>
         </w:rPr>
         <w:t xml:space="preserve">0151: </w:t>
         <w:br/>
@@ -13372,8 +15163,8 @@
       <w:r>
         <w:rPr>
           <w:rFonts w:ascii="Courier New" w:hAnsi="Courier New"/>
-          <w:color w:val="464646"/>
-          <w:sz w:val="16"/>
+          <w:color w:val="000000"/>
+          <w:sz w:val="17"/>
         </w:rPr>
         <w:t>0301:     if (captchaInputReminder.toLowerCase() !== captchaReminder.toLowerCase()) {</w:t>
         <w:br/>
@@ -13683,8 +15474,8 @@
       <w:r>
         <w:rPr>
           <w:rFonts w:ascii="Courier New" w:hAnsi="Courier New"/>
-          <w:color w:val="464646"/>
-          <w:sz w:val="16"/>
+          <w:color w:val="000000"/>
+          <w:sz w:val="17"/>
         </w:rPr>
         <w:t>0451:                 background: isActive ? '#fff' : 'transparent',</w:t>
         <w:br/>
@@ -13994,8 +15785,8 @@
       <w:r>
         <w:rPr>
           <w:rFonts w:ascii="Courier New" w:hAnsi="Courier New"/>
-          <w:color w:val="464646"/>
-          <w:sz w:val="16"/>
+          <w:color w:val="000000"/>
+          <w:sz w:val="17"/>
         </w:rPr>
         <w:t>0601:                     &lt;Button</w:t>
         <w:br/>
@@ -14305,8 +16096,8 @@
       <w:r>
         <w:rPr>
           <w:rFonts w:ascii="Courier New" w:hAnsi="Courier New"/>
-          <w:color w:val="464646"/>
-          <w:sz w:val="16"/>
+          <w:color w:val="000000"/>
+          <w:sz w:val="17"/>
         </w:rPr>
         <w:t>0751:                         rules={[{ required: true, message: t('categoryReq') }]}</w:t>
         <w:br/>
@@ -14616,8 +16407,8 @@
       <w:r>
         <w:rPr>
           <w:rFonts w:ascii="Courier New" w:hAnsi="Courier New"/>
-          <w:color w:val="464646"/>
-          <w:sz w:val="16"/>
+          <w:color w:val="000000"/>
+          <w:sz w:val="17"/>
         </w:rPr>
         <w:t>0901:                 &gt;</w:t>
         <w:br/>
@@ -14927,8 +16718,8 @@
       <w:r>
         <w:rPr>
           <w:rFonts w:ascii="Courier New" w:hAnsi="Courier New"/>
-          <w:color w:val="464646"/>
-          <w:sz w:val="16"/>
+          <w:color w:val="000000"/>
+          <w:sz w:val="17"/>
         </w:rPr>
         <w:t>1051:                             searchedGrievance.category === "Corruption/Bribery" ? (language === ...</w:t>
         <w:br/>
@@ -15048,10 +16839,10 @@
         <w:rPr>
           <w:rFonts w:ascii="Arial" w:hAnsi="Arial"/>
           <w:b/>
-          <w:color w:val="4A5568"/>
+          <w:color w:val="000000"/>
           <w:sz w:val="26"/>
         </w:rPr>
-        <w:t>8.X File Source: frontend/src/pages/SystemAdmin.jsx</w:t>
+        <w:t>9.X File Source: frontend/src/pages/SystemAdmin.jsx</w:t>
       </w:r>
     </w:p>
     <w:p>
@@ -15063,7 +16854,7 @@
         <w:rPr>
           <w:rFonts w:ascii="Arial" w:hAnsi="Arial"/>
           <w:b/>
-          <w:color w:val="4A5568"/>
+          <w:color w:val="000000"/>
           <w:sz w:val="20"/>
         </w:rPr>
         <w:t>Source Code: frontend/src/pages/SystemAdmin.jsx</w:t>
@@ -15076,8 +16867,8 @@
       <w:r>
         <w:rPr>
           <w:rFonts w:ascii="Courier New" w:hAnsi="Courier New"/>
-          <w:color w:val="464646"/>
-          <w:sz w:val="16"/>
+          <w:color w:val="000000"/>
+          <w:sz w:val="17"/>
         </w:rPr>
         <w:t>0001: import React, { useState, useEffect, useCallback } from 'react';</w:t>
         <w:br/>
@@ -15387,8 +17178,8 @@
       <w:r>
         <w:rPr>
           <w:rFonts w:ascii="Courier New" w:hAnsi="Courier New"/>
-          <w:color w:val="464646"/>
-          <w:sz w:val="16"/>
+          <w:color w:val="000000"/>
+          <w:sz w:val="17"/>
         </w:rPr>
         <w:t>0151:           &lt;strong&gt;ID:&lt;/strong&gt; {fields[key]}</w:t>
         <w:br/>
@@ -15698,8 +17489,8 @@
       <w:r>
         <w:rPr>
           <w:rFonts w:ascii="Courier New" w:hAnsi="Courier New"/>
-          <w:color w:val="464646"/>
-          <w:sz w:val="16"/>
+          <w:color w:val="000000"/>
+          <w:sz w:val="17"/>
         </w:rPr>
         <w:t>0301:         headers: { 'Content-Type': 'application/json' },</w:t>
         <w:br/>
@@ -16009,8 +17800,8 @@
       <w:r>
         <w:rPr>
           <w:rFonts w:ascii="Courier New" w:hAnsi="Courier New"/>
-          <w:color w:val="464646"/>
-          <w:sz w:val="16"/>
+          <w:color w:val="000000"/>
+          <w:sz w:val="17"/>
         </w:rPr>
         <w:t xml:space="preserve">0451: </w:t>
         <w:br/>
@@ -16320,8 +18111,8 @@
       <w:r>
         <w:rPr>
           <w:rFonts w:ascii="Courier New" w:hAnsi="Courier New"/>
-          <w:color w:val="464646"/>
-          <w:sz w:val="16"/>
+          <w:color w:val="000000"/>
+          <w:sz w:val="17"/>
         </w:rPr>
         <w:t>0601:                     /&gt;</w:t>
         <w:br/>
@@ -16631,8 +18422,8 @@
       <w:r>
         <w:rPr>
           <w:rFonts w:ascii="Courier New" w:hAnsi="Courier New"/>
-          <w:color w:val="464646"/>
-          <w:sz w:val="16"/>
+          <w:color w:val="000000"/>
+          <w:sz w:val="17"/>
         </w:rPr>
         <w:t>0751:                       &lt;/Card&gt;</w:t>
         <w:br/>
@@ -16942,8 +18733,8 @@
       <w:r>
         <w:rPr>
           <w:rFonts w:ascii="Courier New" w:hAnsi="Courier New"/>
-          <w:color w:val="464646"/>
-          <w:sz w:val="16"/>
+          <w:color w:val="000000"/>
+          <w:sz w:val="17"/>
         </w:rPr>
         <w:t>0901:                           &lt;div style={{ marginTop: '15px' }}&gt;</w:t>
         <w:br/>
@@ -17243,10 +19034,10 @@
         <w:rPr>
           <w:rFonts w:ascii="Arial" w:hAnsi="Arial"/>
           <w:b/>
-          <w:color w:val="4A5568"/>
+          <w:color w:val="000000"/>
           <w:sz w:val="26"/>
         </w:rPr>
-        <w:t>8.X File Source: frontend/src/pages/Dashboard.jsx</w:t>
+        <w:t>9.X File Source: frontend/src/pages/Dashboard.jsx</w:t>
       </w:r>
     </w:p>
     <w:p>
@@ -17258,7 +19049,7 @@
         <w:rPr>
           <w:rFonts w:ascii="Arial" w:hAnsi="Arial"/>
           <w:b/>
-          <w:color w:val="4A5568"/>
+          <w:color w:val="000000"/>
           <w:sz w:val="20"/>
         </w:rPr>
         <w:t>Source Code: frontend/src/pages/Dashboard.jsx</w:t>
@@ -17271,8 +19062,8 @@
       <w:r>
         <w:rPr>
           <w:rFonts w:ascii="Courier New" w:hAnsi="Courier New"/>
-          <w:color w:val="464646"/>
-          <w:sz w:val="16"/>
+          <w:color w:val="000000"/>
+          <w:sz w:val="17"/>
         </w:rPr>
         <w:t>0001: import React, { useState, useEffect, useCallback } from 'react';</w:t>
         <w:br/>
@@ -17582,8 +19373,8 @@
       <w:r>
         <w:rPr>
           <w:rFonts w:ascii="Courier New" w:hAnsi="Courier New"/>
-          <w:color w:val="464646"/>
-          <w:sz w:val="16"/>
+          <w:color w:val="000000"/>
+          <w:sz w:val="17"/>
         </w:rPr>
         <w:t>0151:         fetchData();</w:t>
         <w:br/>
@@ -17893,8 +19684,8 @@
       <w:r>
         <w:rPr>
           <w:rFonts w:ascii="Courier New" w:hAnsi="Courier New"/>
-          <w:color w:val="464646"/>
-          <w:sz w:val="16"/>
+          <w:color w:val="000000"/>
+          <w:sz w:val="17"/>
         </w:rPr>
         <w:t>0301:       statusKey = 'statusInspected';</w:t>
         <w:br/>
@@ -18204,8 +19995,8 @@
       <w:r>
         <w:rPr>
           <w:rFonts w:ascii="Courier New" w:hAnsi="Courier New"/>
-          <w:color w:val="464646"/>
-          <w:sz w:val="16"/>
+          <w:color w:val="000000"/>
+          <w:sz w:val="17"/>
         </w:rPr>
         <w:t>0451:         background: 'linear-gradient(135deg, #0d2b5e 0%, #1e5ba4 100%)',</w:t>
         <w:br/>
@@ -18515,8 +20306,8 @@
       <w:r>
         <w:rPr>
           <w:rFonts w:ascii="Courier New" w:hAnsi="Courier New"/>
-          <w:color w:val="464646"/>
-          <w:sz w:val="16"/>
+          <w:color w:val="000000"/>
+          <w:sz w:val="17"/>
         </w:rPr>
         <w:t>0601:               &lt;/span&gt;</w:t>
         <w:br/>
@@ -18826,8 +20617,8 @@
       <w:r>
         <w:rPr>
           <w:rFonts w:ascii="Courier New" w:hAnsi="Courier New"/>
-          <w:color w:val="464646"/>
-          <w:sz w:val="16"/>
+          <w:color w:val="000000"/>
+          <w:sz w:val="17"/>
         </w:rPr>
         <w:t>0751:         &gt;</w:t>
         <w:br/>
@@ -19137,8 +20928,8 @@
       <w:r>
         <w:rPr>
           <w:rFonts w:ascii="Courier New" w:hAnsi="Courier New"/>
-          <w:color w:val="464646"/>
-          <w:sz w:val="16"/>
+          <w:color w:val="000000"/>
+          <w:sz w:val="17"/>
         </w:rPr>
         <w:t>0901:             &gt;</w:t>
         <w:br/>
@@ -19188,10 +20979,10 @@
         <w:rPr>
           <w:rFonts w:ascii="Arial" w:hAnsi="Arial"/>
           <w:b/>
-          <w:color w:val="4A5568"/>
+          <w:color w:val="000000"/>
           <w:sz w:val="26"/>
         </w:rPr>
-        <w:t>8.X File Source: frontend/src/pages/PortAuthority.jsx</w:t>
+        <w:t>9.X File Source: frontend/src/pages/PortAuthority.jsx</w:t>
       </w:r>
     </w:p>
     <w:p>
@@ -19203,7 +20994,7 @@
         <w:rPr>
           <w:rFonts w:ascii="Arial" w:hAnsi="Arial"/>
           <w:b/>
-          <w:color w:val="4A5568"/>
+          <w:color w:val="000000"/>
           <w:sz w:val="20"/>
         </w:rPr>
         <w:t>Source Code: frontend/src/pages/PortAuthority.jsx</w:t>
@@ -19216,8 +21007,8 @@
       <w:r>
         <w:rPr>
           <w:rFonts w:ascii="Courier New" w:hAnsi="Courier New"/>
-          <w:color w:val="464646"/>
-          <w:sz w:val="16"/>
+          <w:color w:val="000000"/>
+          <w:sz w:val="17"/>
         </w:rPr>
         <w:t>0001: import React, { useState, useEffect, useCallback } from 'react';</w:t>
         <w:br/>
@@ -19527,8 +21318,8 @@
       <w:r>
         <w:rPr>
           <w:rFonts w:ascii="Courier New" w:hAnsi="Courier New"/>
-          <w:color w:val="464646"/>
-          <w:sz w:val="16"/>
+          <w:color w:val="000000"/>
+          <w:sz w:val="17"/>
         </w:rPr>
         <w:t>0151:           color: #000;</w:t>
         <w:br/>
@@ -19838,8 +21629,8 @@
       <w:r>
         <w:rPr>
           <w:rFonts w:ascii="Courier New" w:hAnsi="Courier New"/>
-          <w:color w:val="464646"/>
-          <w:sz w:val="16"/>
+          <w:color w:val="000000"/>
+          <w:sz w:val="17"/>
         </w:rPr>
         <w:t>0301:           }, 500);</w:t>
         <w:br/>
@@ -20149,8 +21940,8 @@
       <w:r>
         <w:rPr>
           <w:rFonts w:ascii="Courier New" w:hAnsi="Courier New"/>
-          <w:color w:val="464646"/>
-          <w:sz w:val="16"/>
+          <w:color w:val="000000"/>
+          <w:sz w:val="17"/>
         </w:rPr>
         <w:t>0451:                 &lt;Text type="success" strong style={{ fontSize: '1.05rem' }}&gt;</w:t>
         <w:br/>
@@ -20460,8 +22251,8 @@
       <w:r>
         <w:rPr>
           <w:rFonts w:ascii="Courier New" w:hAnsi="Courier New"/>
-          <w:color w:val="464646"/>
-          <w:sz w:val="16"/>
+          <w:color w:val="000000"/>
+          <w:sz w:val="17"/>
         </w:rPr>
         <w:t>0601:       title: t('tblBlRef'),</w:t>
         <w:br/>
@@ -20771,8 +22562,8 @@
       <w:r>
         <w:rPr>
           <w:rFonts w:ascii="Courier New" w:hAnsi="Courier New"/>
-          <w:color w:val="464646"/>
-          <w:sz w:val="16"/>
+          <w:color w:val="000000"/>
+          <w:sz w:val="17"/>
         </w:rPr>
         <w:t>0751:                     rowKey="id"</w:t>
         <w:br/>
@@ -21082,8 +22873,8 @@
       <w:r>
         <w:rPr>
           <w:rFonts w:ascii="Courier New" w:hAnsi="Courier New"/>
-          <w:color w:val="464646"/>
-          <w:sz w:val="16"/>
+          <w:color w:val="000000"/>
+          <w:sz w:val="17"/>
         </w:rPr>
         <w:t>0901:                       },</w:t>
         <w:br/>
@@ -21393,8 +23184,8 @@
       <w:r>
         <w:rPr>
           <w:rFonts w:ascii="Courier New" w:hAnsi="Courier New"/>
-          <w:color w:val="464646"/>
-          <w:sz w:val="16"/>
+          <w:color w:val="000000"/>
+          <w:sz w:val="17"/>
         </w:rPr>
         <w:t>1051:                           }</w:t>
         <w:br/>
@@ -21704,8 +23495,8 @@
       <w:r>
         <w:rPr>
           <w:rFonts w:ascii="Courier New" w:hAnsi="Courier New"/>
-          <w:color w:val="464646"/>
-          <w:sz w:val="16"/>
+          <w:color w:val="000000"/>
+          <w:sz w:val="17"/>
         </w:rPr>
         <w:t>1201:             {activeDossier.status === 'Approved' || activeDossier.status === 'Port Clearance Gra...</w:t>
         <w:br/>
@@ -21838,21 +23629,21 @@
         <w:rPr>
           <w:rFonts w:ascii="Arial" w:hAnsi="Arial"/>
           <w:b/>
-          <w:color w:val="0D2B5E"/>
+          <w:color w:val="000000"/>
           <w:sz w:val="32"/>
         </w:rPr>
-        <w:t>Chapter 9: System Sign-Off &amp; Compliance Verification</w:t>
+        <w:t>Chapter 10: System Sign-Off &amp; Compliance Verification</w:t>
       </w:r>
     </w:p>
     <w:p>
       <w:pPr>
-        <w:spacing w:after="120" w:line="276" w:lineRule="auto"/>
+        <w:spacing w:after="120" w:line="360" w:lineRule="auto"/>
       </w:pPr>
       <w:r>
         <w:rPr>
           <w:rFonts w:ascii="Times New Roman" w:hAnsi="Times New Roman"/>
-          <w:color w:val="262626"/>
-          <w:sz w:val="22"/>
+          <w:color w:val="000000"/>
+          <w:sz w:val="24"/>
         </w:rPr>
         <w:t>This chapter serves as the administrative log certifying the complete integration, inspection testing, and final operations deployment of the New Mangalore Port Authority Cargo Inspection System (NMPA-CIS) v2.0.</w:t>
       </w:r>
@@ -21866,86 +23657,86 @@
         <w:rPr>
           <w:rFonts w:ascii="Arial" w:hAnsi="Arial"/>
           <w:b/>
-          <w:color w:val="4A5568"/>
+          <w:color w:val="000000"/>
           <w:sz w:val="26"/>
         </w:rPr>
-        <w:t>9.1 Operational Integration Checklist</w:t>
+        <w:t>10.1 Operational Integration Checklist</w:t>
       </w:r>
     </w:p>
     <w:p>
       <w:pPr>
-        <w:spacing w:after="120" w:line="276" w:lineRule="auto"/>
+        <w:spacing w:after="120" w:line="360" w:lineRule="auto"/>
       </w:pPr>
       <w:r>
         <w:rPr>
           <w:rFonts w:ascii="Times New Roman" w:hAnsi="Times New Roman"/>
-          <w:color w:val="262626"/>
-          <w:sz w:val="22"/>
+          <w:color w:val="000000"/>
+          <w:sz w:val="24"/>
         </w:rPr>
         <w:t>[X] Port Authority Multi-Role RBAC desks operational and verified.</w:t>
       </w:r>
     </w:p>
     <w:p>
       <w:pPr>
-        <w:spacing w:after="120" w:line="276" w:lineRule="auto"/>
+        <w:spacing w:after="120" w:line="360" w:lineRule="auto"/>
       </w:pPr>
       <w:r>
         <w:rPr>
           <w:rFonts w:ascii="Times New Roman" w:hAnsi="Times New Roman"/>
-          <w:color w:val="262626"/>
-          <w:sz w:val="22"/>
+          <w:color w:val="000000"/>
+          <w:sz w:val="24"/>
         </w:rPr>
         <w:t>[X] Automatic 72-hour Service Level Agreement (SLA) countdown validation verified.</w:t>
       </w:r>
     </w:p>
     <w:p>
       <w:pPr>
-        <w:spacing w:after="120" w:line="276" w:lineRule="auto"/>
+        <w:spacing w:after="120" w:line="360" w:lineRule="auto"/>
       </w:pPr>
       <w:r>
         <w:rPr>
           <w:rFonts w:ascii="Times New Roman" w:hAnsi="Times New Roman"/>
-          <w:color w:val="262626"/>
-          <w:sz w:val="22"/>
+          <w:color w:val="000000"/>
+          <w:sz w:val="24"/>
         </w:rPr>
         <w:t>[X] Secure direct escalation pathway to Chairman's Office Office verified.</w:t>
       </w:r>
     </w:p>
     <w:p>
       <w:pPr>
-        <w:spacing w:after="120" w:line="276" w:lineRule="auto"/>
+        <w:spacing w:after="120" w:line="360" w:lineRule="auto"/>
       </w:pPr>
       <w:r>
         <w:rPr>
           <w:rFonts w:ascii="Times New Roman" w:hAnsi="Times New Roman"/>
-          <w:color w:val="262626"/>
-          <w:sz w:val="22"/>
+          <w:color w:val="000000"/>
+          <w:sz w:val="24"/>
         </w:rPr>
         <w:t>[X] Central billing links and public QR verification verified.</w:t>
       </w:r>
     </w:p>
     <w:p>
       <w:pPr>
-        <w:spacing w:after="120" w:line="276" w:lineRule="auto"/>
+        <w:spacing w:after="120" w:line="360" w:lineRule="auto"/>
       </w:pPr>
       <w:r>
         <w:rPr>
           <w:rFonts w:ascii="Times New Roman" w:hAnsi="Times New Roman"/>
-          <w:color w:val="262626"/>
-          <w:sz w:val="22"/>
+          <w:color w:val="000000"/>
+          <w:sz w:val="24"/>
         </w:rPr>
         <w:t>[X] Local storage synchronisation failover checks verified under offline simulations.</w:t>
       </w:r>
     </w:p>
     <w:p>
       <w:pPr>
-        <w:spacing w:after="120" w:line="276" w:lineRule="auto"/>
+        <w:spacing w:after="120" w:line="360" w:lineRule="auto"/>
       </w:pPr>
       <w:r>
         <w:rPr>
           <w:rFonts w:ascii="Times New Roman" w:hAnsi="Times New Roman"/>
-          <w:color w:val="262626"/>
-          <w:sz w:val="22"/>
+          <w:color w:val="000000"/>
+          <w:sz w:val="24"/>
         </w:rPr>
         <w:t>[X] Database WAL transactional logging and query timeouts certified.</w:t>
       </w:r>
@@ -21960,10 +23751,10 @@
         <w:rPr>
           <w:rFonts w:ascii="Arial" w:hAnsi="Arial"/>
           <w:b/>
-          <w:color w:val="4A5568"/>
+          <w:color w:val="000000"/>
           <w:sz w:val="26"/>
         </w:rPr>
-        <w:t>9.2 Execution Approval signatures</w:t>
+        <w:t>10.2 Execution Approval signatures</w:t>
       </w:r>
     </w:p>
     <w:tbl>
@@ -21987,6 +23778,7 @@
               <w:rPr>
                 <w:rFonts w:ascii="Arial" w:hAnsi="Arial"/>
                 <w:b/>
+                <w:color w:val="000000"/>
                 <w:sz w:val="20"/>
               </w:rPr>
               <w:t>Prepared By:</w:t>
@@ -22002,6 +23794,7 @@
               <w:rPr>
                 <w:rFonts w:ascii="Arial" w:hAnsi="Arial"/>
                 <w:b/>
+                <w:color w:val="000000"/>
                 <w:sz w:val="20"/>
               </w:rPr>
               <w:t>Reviewed By:</w:t>
@@ -22017,6 +23810,7 @@
               <w:rPr>
                 <w:rFonts w:ascii="Arial" w:hAnsi="Arial"/>
                 <w:b/>
+                <w:color w:val="000000"/>
                 <w:sz w:val="20"/>
               </w:rPr>
               <w:t>Approved By:</w:t>
@@ -22036,6 +23830,7 @@
             <w:r>
               <w:rPr>
                 <w:rFonts w:ascii="Times New Roman" w:hAnsi="Times New Roman"/>
+                <w:color w:val="000000"/>
                 <w:sz w:val="19"/>
               </w:rPr>
               <w:br/>
@@ -22056,6 +23851,7 @@
             <w:r>
               <w:rPr>
                 <w:rFonts w:ascii="Times New Roman" w:hAnsi="Times New Roman"/>
+                <w:color w:val="000000"/>
                 <w:sz w:val="19"/>
               </w:rPr>
               <w:br/>
@@ -22076,6 +23872,7 @@
             <w:r>
               <w:rPr>
                 <w:rFonts w:ascii="Times New Roman" w:hAnsi="Times New Roman"/>
+                <w:color w:val="000000"/>
                 <w:sz w:val="19"/>
               </w:rPr>
               <w:br/>
@@ -22098,6 +23895,7 @@
             <w:r>
               <w:rPr>
                 <w:rFonts w:ascii="Times New Roman" w:hAnsi="Times New Roman"/>
+                <w:color w:val="000000"/>
                 <w:sz w:val="19"/>
               </w:rPr>
               <w:t>System Development Lead</w:t>
@@ -22119,6 +23917,7 @@
             <w:r>
               <w:rPr>
                 <w:rFonts w:ascii="Times New Roman" w:hAnsi="Times New Roman"/>
+                <w:color w:val="000000"/>
                 <w:sz w:val="19"/>
               </w:rPr>
               <w:t>Quality Assurance Lead</w:t>
@@ -22140,6 +23939,7 @@
             <w:r>
               <w:rPr>
                 <w:rFonts w:ascii="Times New Roman" w:hAnsi="Times New Roman"/>
+                <w:color w:val="000000"/>
                 <w:sz w:val="19"/>
               </w:rPr>
               <w:t>Port Trust Chairman</w:t>

--- a/NMPA_Project_Report_Final.docx
+++ b/NMPA_Project_Report_Final.docx
@@ -18370,49 +18370,49 @@
         <w:br/>
         <w:t>0728:                     &lt;Col span={24}&gt;</w:t>
         <w:br/>
-        <w:t>0729:                       &lt;Card title={t('breakdownChartTitle')} style={{ height: '300px' }}&gt;</w:t>
-        <w:br/>
-        <w:t>0730:                         &lt;div style={{ display: 'flex', flexDirection: 'column', justifyContent: ...</w:t>
-        <w:br/>
-        <w:t>0731:                           &lt;div&gt;</w:t>
-        <w:br/>
-        <w:t>0732:                             &lt;div style={{ display: 'flex', justifyContent: 'space-between', marg...</w:t>
-        <w:br/>
-        <w:t>0733:                               &lt;Text&gt;{t('splitsApprovedAccess')}&lt;/Text&gt;</w:t>
-        <w:br/>
-        <w:t>0734:                               &lt;Text strong&gt;{(clearedCount / (clearedCount + rejectedCount || 1) ...</w:t>
-        <w:br/>
-        <w:t>0735:                             &lt;/div&gt;</w:t>
-        <w:br/>
-        <w:t>0736:                             &lt;div style={{ width: '100%', height: '12px', background: '#f5f5f5', ...</w:t>
-        <w:br/>
-        <w:t>0737:                               &lt;div style={{ width: `${(clearedCount / (clearedCount + rejectedCo...</w:t>
-        <w:br/>
-        <w:t>0738:                             &lt;/div&gt;</w:t>
-        <w:br/>
-        <w:t>0739:                           &lt;/div&gt;</w:t>
-        <w:br/>
-        <w:t xml:space="preserve">0740: </w:t>
-        <w:br/>
-        <w:t>0741:                           &lt;div&gt;</w:t>
-        <w:br/>
-        <w:t>0742:                             &lt;div style={{ display: 'flex', justifyContent: 'space-between', marg...</w:t>
-        <w:br/>
-        <w:t>0743:                               &lt;Text&gt;{t('splitsDetainedAccess')}&lt;/Text&gt;</w:t>
-        <w:br/>
-        <w:t>0744:                               &lt;Text strong&gt;{(rejectedCount / (clearedCount + rejectedCount || 1)...</w:t>
-        <w:br/>
-        <w:t>0745:                             &lt;/div&gt;</w:t>
-        <w:br/>
-        <w:t>0746:                             &lt;div style={{ width: '100%', height: '12px', background: '#f5f5f5', ...</w:t>
-        <w:br/>
-        <w:t>0747:                               &lt;div style={{ width: `${(rejectedCount / (clearedCount + rejectedC...</w:t>
-        <w:br/>
-        <w:t>0748:                             &lt;/div&gt;</w:t>
-        <w:br/>
-        <w:t>0749:                           &lt;/div&gt;</w:t>
-        <w:br/>
-        <w:t>0750:                         &lt;/div&gt;</w:t>
+        <w:t>0729:                       &lt;Card title={t('breakdownChartTitle')} style={{ height: '320px' }}&gt;</w:t>
+        <w:br/>
+        <w:t>0730:                         &lt;div style={{ display: 'flex', alignItems: 'center', justifyContent: 'sp...</w:t>
+        <w:br/>
+        <w:t>0731:                           {/* SVG Donut Chart */}</w:t>
+        <w:br/>
+        <w:t>0732:                           &lt;div style={{ position: 'relative', width: '160px', height: '160px' }}&gt;</w:t>
+        <w:br/>
+        <w:t>0733:                             &lt;svg width="160" height="160" viewBox="0 0 120 120" style={{ transfo...</w:t>
+        <w:br/>
+        <w:t>0734:                               &lt;circle</w:t>
+        <w:br/>
+        <w:t>0735:                                 cx="60"</w:t>
+        <w:br/>
+        <w:t>0736:                                 cy="60"</w:t>
+        <w:br/>
+        <w:t>0737:                                 r="48"</w:t>
+        <w:br/>
+        <w:t>0738:                                 fill="transparent"</w:t>
+        <w:br/>
+        <w:t>0739:                                 stroke="#f5f5f5"</w:t>
+        <w:br/>
+        <w:t>0740:                                 strokeWidth="12"</w:t>
+        <w:br/>
+        <w:t>0741:                               /&gt;</w:t>
+        <w:br/>
+        <w:t>0742:                               {(clearedCount + rejectedCount) &gt; 0 ? (</w:t>
+        <w:br/>
+        <w:t>0743:                                 &lt;&gt;</w:t>
+        <w:br/>
+        <w:t>0744:                                   &lt;circle</w:t>
+        <w:br/>
+        <w:t>0745:                                     cx="60"</w:t>
+        <w:br/>
+        <w:t>0746:                                     cy="60"</w:t>
+        <w:br/>
+        <w:t>0747:                                     r="48"</w:t>
+        <w:br/>
+        <w:t>0748:                                     fill="transparent"</w:t>
+        <w:br/>
+        <w:t>0749:                                     stroke="#52c41a"</w:t>
+        <w:br/>
+        <w:t>0750:                                     strokeWidth="12"</w:t>
       </w:r>
     </w:p>
     <w:p>
@@ -18425,305 +18425,305 @@
           <w:color w:val="000000"/>
           <w:sz w:val="17"/>
         </w:rPr>
-        <w:t>0751:                       &lt;/Card&gt;</w:t>
-        <w:br/>
-        <w:t>0752:                     &lt;/Col&gt;</w:t>
-        <w:br/>
-        <w:t>0753:                   &lt;/Row&gt;</w:t>
-        <w:br/>
-        <w:t xml:space="preserve">0754: </w:t>
-        <w:br/>
-        <w:t>0755:                 &lt;/div&gt;</w:t>
-        <w:br/>
-        <w:t>0756:               )</w:t>
-        <w:br/>
-        <w:t>0757:             },</w:t>
-        <w:br/>
-        <w:t xml:space="preserve">0758: </w:t>
-        <w:br/>
-        <w:t>0759:             // TAB 5: OPERATOR COMPLAINTS</w:t>
-        <w:br/>
-        <w:t>0760:             {</w:t>
-        <w:br/>
-        <w:t>0761:               key: '5',</w:t>
-        <w:br/>
-        <w:t>0762:               label: &lt;span&gt;&lt;CommentOutlined /&gt; Grievances&lt;/span&gt;,</w:t>
-        <w:br/>
-        <w:t>0763:               children: (</w:t>
-        <w:br/>
-        <w:t>0764:                 &lt;div&gt;</w:t>
-        <w:br/>
-        <w:t>0765:                   &lt;Tabs</w:t>
-        <w:br/>
-        <w:t>0766:                     defaultActiveKey="standard"</w:t>
-        <w:br/>
-        <w:t>0767:                     type="card"</w:t>
-        <w:br/>
-        <w:t>0768:                     items={[</w:t>
-        <w:br/>
-        <w:t>0769:                       {</w:t>
-        <w:br/>
-        <w:t>0770:                         key: 'standard',</w:t>
-        <w:br/>
-        <w:t>0771:                         label: 'Standard Grievance Queue',</w:t>
-        <w:br/>
-        <w:t>0772:                         children: (</w:t>
-        <w:br/>
-        <w:t>0773:                           &lt;div style={{ marginTop: '15px' }}&gt;</w:t>
-        <w:br/>
-        <w:t>0774:                             &lt;Title level={4} style={{ marginBottom: '20px' }}&gt;Standard Grievance...</w:t>
-        <w:br/>
-        <w:t>0775:                             {(() =&gt; {</w:t>
-        <w:br/>
-        <w:t>0776:                               const sortedComplaints = [...complaints].sort((a, b) =&gt; {</w:t>
-        <w:br/>
-        <w:t>0777:                                 const aBreached = a.sla_status === 'SLA Breached';</w:t>
-        <w:br/>
-        <w:t>0778:                                 const bBreached = b.sla_status === 'SLA Breached';</w:t>
-        <w:br/>
-        <w:t>0779:                                 if (aBreached &amp;&amp; !bBreached) return -1;</w:t>
-        <w:br/>
-        <w:t>0780:                                 if (!aBreached &amp;&amp; bBreached) return 1;</w:t>
-        <w:br/>
-        <w:t>0781:                                 return new Date(b.date) - new Date(a.date);</w:t>
-        <w:br/>
-        <w:t>0782:                               });</w:t>
-        <w:br/>
-        <w:t>0783:                               return (</w:t>
-        <w:br/>
-        <w:t>0784:                                 &lt;Table</w:t>
-        <w:br/>
-        <w:t>0785:                                   dataSource={sortedComplaints}</w:t>
-        <w:br/>
-        <w:t>0786:                                   loading={loading}</w:t>
-        <w:br/>
-        <w:t>0787:                                   rowKey="id"</w:t>
-        <w:br/>
-        <w:t>0788:                                   pagination={{ pageSize: 6 }}</w:t>
-        <w:br/>
-        <w:t>0789:                                   bordered</w:t>
-        <w:br/>
-        <w:t>0790:                                   rowClassName={(record) =&gt; {</w:t>
-        <w:br/>
-        <w:t>0791:                                     if (record.sla_status === 'SLA Breached') {</w:t>
-        <w:br/>
-        <w:t>0792:                                       return 'sla-breached-row';</w:t>
-        <w:br/>
-        <w:t>0793:                                     }</w:t>
-        <w:br/>
-        <w:t>0794:                                     return '';</w:t>
-        <w:br/>
-        <w:t>0795:                                   }}</w:t>
-        <w:br/>
-        <w:t>0796:                                   columns={[</w:t>
-        <w:br/>
-        <w:t>0797:                                     {</w:t>
-        <w:br/>
-        <w:t>0798:                                       title: t('complaintsTimestamp'),</w:t>
-        <w:br/>
-        <w:t>0799:                                       dataIndex: 'date',</w:t>
-        <w:br/>
-        <w:t>0800:                                       key: 'date',</w:t>
-        <w:br/>
-        <w:t>0801:                                       width: '12%',</w:t>
-        <w:br/>
-        <w:t>0802:                                       render: (date) =&gt; date ? new Date(date).toLocaleString() :...</w:t>
-        <w:br/>
-        <w:t>0803:                                     },</w:t>
-        <w:br/>
-        <w:t>0804:                                     {</w:t>
-        <w:br/>
-        <w:t>0805:                                       title: t('complaintsSender'),</w:t>
-        <w:br/>
-        <w:t>0806:                                       dataIndex: 'email',</w:t>
-        <w:br/>
-        <w:t>0807:                                       key: 'email',</w:t>
-        <w:br/>
-        <w:t>0808:                                       width: '15%',</w:t>
-        <w:br/>
-        <w:t>0809:                                       render: (email) =&gt; &lt;Text strong&gt;{email}&lt;/Text&gt;</w:t>
-        <w:br/>
-        <w:t>0810:                                     },</w:t>
-        <w:br/>
-        <w:t>0811:                                     {</w:t>
-        <w:br/>
-        <w:t>0812:                                       title: 'Grievance Category / Subject',</w:t>
-        <w:br/>
-        <w:t>0813:                                       dataIndex: 'subject',</w:t>
-        <w:br/>
-        <w:t>0814:                                       key: 'subject',</w:t>
-        <w:br/>
-        <w:t>0815:                                       width: '15%',</w:t>
-        <w:br/>
-        <w:t>0816:                                       render: (subject) =&gt; &lt;Text style={{ color: 'var(--nmpa-blu...</w:t>
-        <w:br/>
-        <w:t>0817:                                     },</w:t>
-        <w:br/>
-        <w:t>0818:                                     {</w:t>
-        <w:br/>
-        <w:t>0819:                                       title: t('complaintsMessage'),</w:t>
-        <w:br/>
-        <w:t>0820:                                       dataIndex: 'message',</w:t>
-        <w:br/>
-        <w:t>0821:                                       key: 'message',</w:t>
-        <w:br/>
-        <w:t>0822:                                       width: '35%',</w:t>
-        <w:br/>
-        <w:t>0823:                                       render: (message) =&gt; &lt;GrievanceDetailsCell message={messag...</w:t>
-        <w:br/>
-        <w:t>0824:                                     },</w:t>
-        <w:br/>
-        <w:t>0825:                                     {</w:t>
-        <w:br/>
-        <w:t>0826:                                       title: 'SLA Status',</w:t>
-        <w:br/>
-        <w:t>0827:                                       dataIndex: 'sla_status',</w:t>
-        <w:br/>
-        <w:t>0828:                                       key: 'sla_status',</w:t>
-        <w:br/>
-        <w:t>0829:                                       width: '10%',</w:t>
-        <w:br/>
-        <w:t>0830:                                       render: (status) =&gt; {</w:t>
-        <w:br/>
-        <w:t>0831:                                         if (status === 'SLA Breached') return &lt;Tag color="red" s...</w:t>
-        <w:br/>
-        <w:t>0832:                                         if (status === 'Under Investigation') return &lt;Tag color=...</w:t>
-        <w:br/>
-        <w:t>0833:                                         if (status === 'Resolved') return &lt;Tag color="green" sty...</w:t>
-        <w:br/>
-        <w:t>0834:                                         return &lt;Tag color="blue" style={{ fontWeight: 'bold' }}&gt;...</w:t>
-        <w:br/>
-        <w:t>0835:                                       }</w:t>
-        <w:br/>
-        <w:t>0836:                                     },</w:t>
-        <w:br/>
-        <w:t>0837:                                     {</w:t>
-        <w:br/>
-        <w:t>0838:                                       title: 'SLA Timeline',</w:t>
-        <w:br/>
-        <w:t>0839:                                       key: 'sla_timeline',</w:t>
-        <w:br/>
-        <w:t>0840:                                       width: '10%',</w:t>
-        <w:br/>
-        <w:t>0841:                                       render: (_, record) =&gt; {</w:t>
-        <w:br/>
-        <w:t>0842:                                         if (record.sla_status === 'Pending') {</w:t>
-        <w:br/>
-        <w:t>0843:                                           return (</w:t>
-        <w:br/>
-        <w:t>0844:                                             &lt;SlaCountdown</w:t>
-        <w:br/>
-        <w:t>0845:                                               deadline={record.sla_deadline}</w:t>
-        <w:br/>
-        <w:t>0846:                                               onExpired={() =&gt; {</w:t>
-        <w:br/>
-        <w:t>0847:                                                 fetchAll();</w:t>
-        <w:br/>
-        <w:t>0848:                                               }}</w:t>
-        <w:br/>
-        <w:t>0849:                                             /&gt;</w:t>
-        <w:br/>
-        <w:t>0850:                                           );</w:t>
-        <w:br/>
-        <w:t>0851:                                         }</w:t>
-        <w:br/>
-        <w:t>0852:                                         if (record.sla_status === 'SLA Breached') {</w:t>
-        <w:br/>
-        <w:t>0853:                                           return &lt;span style={{ color: '#d9534f', fontWeight: 'b...</w:t>
-        <w:br/>
-        <w:t>0854:                                         }</w:t>
-        <w:br/>
-        <w:t>0855:                                         return &lt;Tag color="success"&gt;SLA Met&lt;/Tag&gt;;</w:t>
-        <w:br/>
-        <w:t>0856:                                       }</w:t>
-        <w:br/>
-        <w:t>0857:                                     },</w:t>
-        <w:br/>
-        <w:t>0858:                                     {</w:t>
-        <w:br/>
-        <w:t>0859:                                       title: 'Actions',</w:t>
-        <w:br/>
-        <w:t>0860:                                       key: 'actions',</w:t>
-        <w:br/>
-        <w:t>0861:                                       width: '10%',</w:t>
-        <w:br/>
-        <w:t>0862:                                       render: (_, record) =&gt; {</w:t>
-        <w:br/>
-        <w:t>0863:                                         if (record.sla_status === 'Resolved') return null;</w:t>
-        <w:br/>
-        <w:t>0864:                                         return (</w:t>
-        <w:br/>
-        <w:t>0865:                                           &lt;Space size="small"&gt;</w:t>
-        <w:br/>
-        <w:t>0866:                                             {record.sla_status === 'Pending' &amp;&amp; (</w:t>
-        <w:br/>
-        <w:t>0867:                                               &lt;Button</w:t>
-        <w:br/>
-        <w:t>0868:                                                 type="primary"</w:t>
-        <w:br/>
-        <w:t>0869:                                                 size="small"</w:t>
-        <w:br/>
-        <w:t>0870:                                                 onClick={() =&gt; handleUpdateStatus(record.id, 'Un...</w:t>
-        <w:br/>
-        <w:t>0871:                                               &gt;</w:t>
-        <w:br/>
-        <w:t>0872:                                                 Investigate</w:t>
-        <w:br/>
-        <w:t>0873:                                               &lt;/Button&gt;</w:t>
-        <w:br/>
-        <w:t>0874:                                             )}</w:t>
-        <w:br/>
-        <w:t>0875:                                             {(record.sla_status === 'Pending' || record.sla_stat...</w:t>
-        <w:br/>
-        <w:t>0876:                                               &lt;Button</w:t>
-        <w:br/>
-        <w:t>0877:                                                 type="primary"</w:t>
-        <w:br/>
-        <w:t>0878:                                                 danger</w:t>
-        <w:br/>
-        <w:t>0879:                                                 size="small"</w:t>
-        <w:br/>
-        <w:t>0880:                                                 onClick={() =&gt; handleUpdateStatus(record.id, 'Re...</w:t>
-        <w:br/>
-        <w:t>0881:                                                 style={{ backgroundColor: '#2e7d32', borderColor...</w:t>
-        <w:br/>
-        <w:t>0882:                                               &gt;</w:t>
-        <w:br/>
-        <w:t>0883:                                                 Resolve</w:t>
-        <w:br/>
-        <w:t>0884:                                               &lt;/Button&gt;</w:t>
-        <w:br/>
-        <w:t>0885:                                             )}</w:t>
-        <w:br/>
-        <w:t>0886:                                           &lt;/Space&gt;</w:t>
-        <w:br/>
-        <w:t>0887:                                         );</w:t>
-        <w:br/>
-        <w:t>0888:                                       }</w:t>
-        <w:br/>
-        <w:t>0889:                                     }</w:t>
-        <w:br/>
-        <w:t>0890:                                   ]}</w:t>
-        <w:br/>
-        <w:t>0891:                                 /&gt;</w:t>
-        <w:br/>
-        <w:t>0892:                               );</w:t>
-        <w:br/>
-        <w:t>0893:                             })()}</w:t>
-        <w:br/>
-        <w:t>0894:                           &lt;/div&gt;</w:t>
-        <w:br/>
-        <w:t>0895:                         )</w:t>
-        <w:br/>
-        <w:t>0896:                       },</w:t>
-        <w:br/>
-        <w:t>0897:                       {</w:t>
-        <w:br/>
-        <w:t>0898:                         key: 'chairman',</w:t>
-        <w:br/>
-        <w:t>0899:                         label: '⚠️ Secure Chairman\'s Office Inbox',</w:t>
-        <w:br/>
-        <w:t>0900:                         children: (</w:t>
+        <w:t>0751:                                     strokeDasharray={`${(clearedCount / (clearedCount + rejected...</w:t>
+        <w:br/>
+        <w:t>0752:                                     strokeLinecap="round"</w:t>
+        <w:br/>
+        <w:t>0753:                                   /&gt;</w:t>
+        <w:br/>
+        <w:t>0754:                                   &lt;circle</w:t>
+        <w:br/>
+        <w:t>0755:                                     cx="60"</w:t>
+        <w:br/>
+        <w:t>0756:                                     cy="60"</w:t>
+        <w:br/>
+        <w:t>0757:                                     r="48"</w:t>
+        <w:br/>
+        <w:t>0758:                                     fill="transparent"</w:t>
+        <w:br/>
+        <w:t>0759:                                     stroke="#ff4d4f"</w:t>
+        <w:br/>
+        <w:t>0760:                                     strokeWidth="12"</w:t>
+        <w:br/>
+        <w:t>0761:                                     strokeDasharray={`${(rejectedCount / (clearedCount + rejecte...</w:t>
+        <w:br/>
+        <w:t>0762:                                     strokeDashoffset={-((clearedCount / (clearedCount + rejected...</w:t>
+        <w:br/>
+        <w:t>0763:                                     strokeLinecap="round"</w:t>
+        <w:br/>
+        <w:t>0764:                                   /&gt;</w:t>
+        <w:br/>
+        <w:t>0765:                                 &lt;/&gt;</w:t>
+        <w:br/>
+        <w:t>0766:                               ) : null}</w:t>
+        <w:br/>
+        <w:t>0767:                             &lt;/svg&gt;</w:t>
+        <w:br/>
+        <w:t>0768:                             &lt;div style={{</w:t>
+        <w:br/>
+        <w:t>0769:                               position: 'absolute',</w:t>
+        <w:br/>
+        <w:t>0770:                               top: 0,</w:t>
+        <w:br/>
+        <w:t>0771:                               left: 0,</w:t>
+        <w:br/>
+        <w:t>0772:                               width: '160px',</w:t>
+        <w:br/>
+        <w:t>0773:                               height: '160px',</w:t>
+        <w:br/>
+        <w:t>0774:                               display: 'flex',</w:t>
+        <w:br/>
+        <w:t>0775:                               flexDirection: 'column',</w:t>
+        <w:br/>
+        <w:t>0776:                               alignItems: 'center',</w:t>
+        <w:br/>
+        <w:t>0777:                               justifyContent: 'center'</w:t>
+        <w:br/>
+        <w:t>0778:                             }}&gt;</w:t>
+        <w:br/>
+        <w:t>0779:                               &lt;Text style={{ fontSize: '20px', fontWeight: 'bold', margin: 0, co...</w:t>
+        <w:br/>
+        <w:t>0780:                                 {clearedCount + rejectedCount}</w:t>
+        <w:br/>
+        <w:t>0781:                               &lt;/Text&gt;</w:t>
+        <w:br/>
+        <w:t>0782:                               &lt;Text style={{ fontSize: '10px', color: '#8c8c8c', margin: 0 }}&gt;</w:t>
+        <w:br/>
+        <w:t>0783:                                 {language === 'en' ? 'Total Actions' : 'कुल गतिविधियां'}</w:t>
+        <w:br/>
+        <w:t>0784:                               &lt;/Text&gt;</w:t>
+        <w:br/>
+        <w:t>0785:                             &lt;/div&gt;</w:t>
+        <w:br/>
+        <w:t>0786:                           &lt;/div&gt;</w:t>
+        <w:br/>
+        <w:t xml:space="preserve">0787: </w:t>
+        <w:br/>
+        <w:t>0788:                           {/* Legend / Details */}</w:t>
+        <w:br/>
+        <w:t>0789:                           &lt;div style={{ display: 'flex', flexDirection: 'column', gap: '15px', m...</w:t>
+        <w:br/>
+        <w:t>0790:                             &lt;div&gt;</w:t>
+        <w:br/>
+        <w:t>0791:                               &lt;div style={{ display: 'flex', alignItems: 'center', gap: '8px', m...</w:t>
+        <w:br/>
+        <w:t>0792:                                 &lt;div style={{ width: '12px', height: '12px', borderRadius: '50%'...</w:t>
+        <w:br/>
+        <w:t>0793:                                 &lt;Text strong style={{ fontSize: '14px' }}&gt;{t('splitsApprovedAcce...</w:t>
+        <w:br/>
+        <w:t>0794:                               &lt;/div&gt;</w:t>
+        <w:br/>
+        <w:t>0795:                               &lt;Text type="secondary" style={{ marginLeft: '20px' }}&gt;</w:t>
+        <w:br/>
+        <w:t>0796:                                 {clearedCount} {language === 'en' ? 'Vessels Cleared' : 'जहाज स्...</w:t>
+        <w:br/>
+        <w:t>0797:                               &lt;/Text&gt;</w:t>
+        <w:br/>
+        <w:t>0798:                             &lt;/div&gt;</w:t>
+        <w:br/>
+        <w:t xml:space="preserve">0799: </w:t>
+        <w:br/>
+        <w:t>0800:                             &lt;div&gt;</w:t>
+        <w:br/>
+        <w:t>0801:                               &lt;div style={{ display: 'flex', alignItems: 'center', gap: '8px', m...</w:t>
+        <w:br/>
+        <w:t>0802:                                 &lt;div style={{ width: '12px', height: '12px', borderRadius: '50%'...</w:t>
+        <w:br/>
+        <w:t>0803:                                 &lt;Text strong style={{ fontSize: '14px' }}&gt;{t('splitsDetainedAcce...</w:t>
+        <w:br/>
+        <w:t>0804:                               &lt;/div&gt;</w:t>
+        <w:br/>
+        <w:t>0805:                               &lt;Text type="secondary" style={{ marginLeft: '20px' }}&gt;</w:t>
+        <w:br/>
+        <w:t>0806:                                 {rejectedCount} {language === 'en' ? 'Vessels Detained' : 'जहाज ...</w:t>
+        <w:br/>
+        <w:t>0807:                               &lt;/Text&gt;</w:t>
+        <w:br/>
+        <w:t>0808:                             &lt;/div&gt;</w:t>
+        <w:br/>
+        <w:t>0809:                           &lt;/div&gt;</w:t>
+        <w:br/>
+        <w:t>0810:                         &lt;/div&gt;</w:t>
+        <w:br/>
+        <w:t>0811:                       &lt;/Card&gt;</w:t>
+        <w:br/>
+        <w:t>0812:                     &lt;/Col&gt;</w:t>
+        <w:br/>
+        <w:t>0813:                   &lt;/Row&gt;</w:t>
+        <w:br/>
+        <w:t xml:space="preserve">0814: </w:t>
+        <w:br/>
+        <w:t>0815:                 &lt;/div&gt;</w:t>
+        <w:br/>
+        <w:t>0816:               )</w:t>
+        <w:br/>
+        <w:t>0817:             },</w:t>
+        <w:br/>
+        <w:t xml:space="preserve">0818: </w:t>
+        <w:br/>
+        <w:t>0819:             // TAB 5: OPERATOR COMPLAINTS</w:t>
+        <w:br/>
+        <w:t>0820:             {</w:t>
+        <w:br/>
+        <w:t>0821:               key: '5',</w:t>
+        <w:br/>
+        <w:t>0822:               label: &lt;span&gt;&lt;CommentOutlined /&gt; Grievances&lt;/span&gt;,</w:t>
+        <w:br/>
+        <w:t>0823:               children: (</w:t>
+        <w:br/>
+        <w:t>0824:                 &lt;div&gt;</w:t>
+        <w:br/>
+        <w:t>0825:                   &lt;Tabs</w:t>
+        <w:br/>
+        <w:t>0826:                     defaultActiveKey="standard"</w:t>
+        <w:br/>
+        <w:t>0827:                     type="card"</w:t>
+        <w:br/>
+        <w:t>0828:                     items={[</w:t>
+        <w:br/>
+        <w:t>0829:                       {</w:t>
+        <w:br/>
+        <w:t>0830:                         key: 'standard',</w:t>
+        <w:br/>
+        <w:t>0831:                         label: 'Standard Grievance Queue',</w:t>
+        <w:br/>
+        <w:t>0832:                         children: (</w:t>
+        <w:br/>
+        <w:t>0833:                           &lt;div style={{ marginTop: '15px' }}&gt;</w:t>
+        <w:br/>
+        <w:t>0834:                             &lt;Title level={4} style={{ marginBottom: '20px' }}&gt;Standard Grievance...</w:t>
+        <w:br/>
+        <w:t>0835:                             {(() =&gt; {</w:t>
+        <w:br/>
+        <w:t>0836:                               const sortedComplaints = [...complaints].sort((a, b) =&gt; {</w:t>
+        <w:br/>
+        <w:t>0837:                                 const aBreached = a.sla_status === 'SLA Breached';</w:t>
+        <w:br/>
+        <w:t>0838:                                 const bBreached = b.sla_status === 'SLA Breached';</w:t>
+        <w:br/>
+        <w:t>0839:                                 if (aBreached &amp;&amp; !bBreached) return -1;</w:t>
+        <w:br/>
+        <w:t>0840:                                 if (!aBreached &amp;&amp; bBreached) return 1;</w:t>
+        <w:br/>
+        <w:t>0841:                                 return new Date(b.date) - new Date(a.date);</w:t>
+        <w:br/>
+        <w:t>0842:                               });</w:t>
+        <w:br/>
+        <w:t>0843:                               return (</w:t>
+        <w:br/>
+        <w:t>0844:                                 &lt;Table</w:t>
+        <w:br/>
+        <w:t>0845:                                   dataSource={sortedComplaints}</w:t>
+        <w:br/>
+        <w:t>0846:                                   loading={loading}</w:t>
+        <w:br/>
+        <w:t>0847:                                   rowKey="id"</w:t>
+        <w:br/>
+        <w:t>0848:                                   pagination={{ pageSize: 6 }}</w:t>
+        <w:br/>
+        <w:t>0849:                                   bordered</w:t>
+        <w:br/>
+        <w:t>0850:                                   rowClassName={(record) =&gt; {</w:t>
+        <w:br/>
+        <w:t>0851:                                     if (record.sla_status === 'SLA Breached') {</w:t>
+        <w:br/>
+        <w:t>0852:                                       return 'sla-breached-row';</w:t>
+        <w:br/>
+        <w:t>0853:                                     }</w:t>
+        <w:br/>
+        <w:t>0854:                                     return '';</w:t>
+        <w:br/>
+        <w:t>0855:                                   }}</w:t>
+        <w:br/>
+        <w:t>0856:                                   columns={[</w:t>
+        <w:br/>
+        <w:t>0857:                                     {</w:t>
+        <w:br/>
+        <w:t>0858:                                       title: t('complaintsTimestamp'),</w:t>
+        <w:br/>
+        <w:t>0859:                                       dataIndex: 'date',</w:t>
+        <w:br/>
+        <w:t>0860:                                       key: 'date',</w:t>
+        <w:br/>
+        <w:t>0861:                                       width: '12%',</w:t>
+        <w:br/>
+        <w:t>0862:                                       render: (date) =&gt; date ? new Date(date).toLocaleString() :...</w:t>
+        <w:br/>
+        <w:t>0863:                                     },</w:t>
+        <w:br/>
+        <w:t>0864:                                     {</w:t>
+        <w:br/>
+        <w:t>0865:                                       title: t('complaintsSender'),</w:t>
+        <w:br/>
+        <w:t>0866:                                       dataIndex: 'email',</w:t>
+        <w:br/>
+        <w:t>0867:                                       key: 'email',</w:t>
+        <w:br/>
+        <w:t>0868:                                       width: '15%',</w:t>
+        <w:br/>
+        <w:t>0869:                                       render: (email) =&gt; &lt;Text strong&gt;{email}&lt;/Text&gt;</w:t>
+        <w:br/>
+        <w:t>0870:                                     },</w:t>
+        <w:br/>
+        <w:t>0871:                                     {</w:t>
+        <w:br/>
+        <w:t>0872:                                       title: 'Grievance Category / Subject',</w:t>
+        <w:br/>
+        <w:t>0873:                                       dataIndex: 'subject',</w:t>
+        <w:br/>
+        <w:t>0874:                                       key: 'subject',</w:t>
+        <w:br/>
+        <w:t>0875:                                       width: '15%',</w:t>
+        <w:br/>
+        <w:t>0876:                                       render: (subject) =&gt; &lt;Text style={{ color: 'var(--nmpa-blu...</w:t>
+        <w:br/>
+        <w:t>0877:                                     },</w:t>
+        <w:br/>
+        <w:t>0878:                                     {</w:t>
+        <w:br/>
+        <w:t>0879:                                       title: t('complaintsMessage'),</w:t>
+        <w:br/>
+        <w:t>0880:                                       dataIndex: 'message',</w:t>
+        <w:br/>
+        <w:t>0881:                                       key: 'message',</w:t>
+        <w:br/>
+        <w:t>0882:                                       width: '35%',</w:t>
+        <w:br/>
+        <w:t>0883:                                       render: (message) =&gt; &lt;GrievanceDetailsCell message={messag...</w:t>
+        <w:br/>
+        <w:t>0884:                                     },</w:t>
+        <w:br/>
+        <w:t>0885:                                     {</w:t>
+        <w:br/>
+        <w:t>0886:                                       title: 'SLA Status',</w:t>
+        <w:br/>
+        <w:t>0887:                                       dataIndex: 'sla_status',</w:t>
+        <w:br/>
+        <w:t>0888:                                       key: 'sla_status',</w:t>
+        <w:br/>
+        <w:t>0889:                                       width: '10%',</w:t>
+        <w:br/>
+        <w:t>0890:                                       render: (status) =&gt; {</w:t>
+        <w:br/>
+        <w:t>0891:                                         if (status === 'SLA Breached') return &lt;Tag color="red" s...</w:t>
+        <w:br/>
+        <w:t>0892:                                         if (status === 'Under Investigation') return &lt;Tag color=...</w:t>
+        <w:br/>
+        <w:t>0893:                                         if (status === 'Resolved') return &lt;Tag color="green" sty...</w:t>
+        <w:br/>
+        <w:t>0894:                                         return &lt;Tag color="blue" style={{ fontWeight: 'bold' }}&gt;...</w:t>
+        <w:br/>
+        <w:t>0895:                                       }</w:t>
+        <w:br/>
+        <w:t>0896:                                     },</w:t>
+        <w:br/>
+        <w:t>0897:                                     {</w:t>
+        <w:br/>
+        <w:t>0898:                                       title: 'SLA Timeline',</w:t>
+        <w:br/>
+        <w:t>0899:                                       key: 'sla_timeline',</w:t>
+        <w:br/>
+        <w:t>0900:                                       width: '10%',</w:t>
       </w:r>
     </w:p>
     <w:p>
@@ -18736,293 +18736,424 @@
           <w:color w:val="000000"/>
           <w:sz w:val="17"/>
         </w:rPr>
-        <w:t>0901:                           &lt;div style={{ marginTop: '15px' }}&gt;</w:t>
-        <w:br/>
-        <w:t>0902:                             &lt;Title level={4} style={{ marginBottom: '20px', color: '#d9534f' }}&gt;</w:t>
-        <w:br/>
-        <w:t>0903:                               ⚠️ Secure Chairman's Office Inbox (Direct Escalations)</w:t>
-        <w:br/>
-        <w:t>0904:                             &lt;/Title&gt;</w:t>
-        <w:br/>
-        <w:t>0905:                             &lt;Table</w:t>
-        <w:br/>
-        <w:t>0906:                               dataSource={chairmanComplaints}</w:t>
-        <w:br/>
-        <w:t>0907:                               loading={loading}</w:t>
-        <w:br/>
-        <w:t>0908:                               rowKey="id"</w:t>
-        <w:br/>
-        <w:t>0909:                               pagination={{ pageSize: 6 }}</w:t>
-        <w:br/>
-        <w:t>0910:                               bordered</w:t>
-        <w:br/>
-        <w:t>0911:                               columns={[</w:t>
-        <w:br/>
-        <w:t>0912:                                  {</w:t>
-        <w:br/>
-        <w:t>0913:                                    title: 'Escalation Timestamp',</w:t>
-        <w:br/>
-        <w:t>0914:                                    dataIndex: 'date',</w:t>
-        <w:br/>
-        <w:t>0915:                                    key: 'date',</w:t>
-        <w:br/>
-        <w:t>0916:                                    width: '15%',</w:t>
-        <w:br/>
-        <w:t>0917:                                    render: (date) =&gt; date ? new Date(date).toLocaleString() : '—'</w:t>
-        <w:br/>
-        <w:t>0918:                                  },</w:t>
-        <w:br/>
-        <w:t>0919:                                  {</w:t>
-        <w:br/>
-        <w:t>0920:                                    title: 'Complainant Email',</w:t>
-        <w:br/>
-        <w:t>0921:                                    dataIndex: 'email',</w:t>
-        <w:br/>
-        <w:t>0922:                                    key: 'email',</w:t>
-        <w:br/>
-        <w:t>0923:                                    width: '18%',</w:t>
-        <w:br/>
-        <w:t>0924:                                    render: (email) =&gt; &lt;Text strong&gt;{email}&lt;/Text&gt;</w:t>
-        <w:br/>
-        <w:t>0925:                                  },</w:t>
-        <w:br/>
-        <w:t>0926:                                  {</w:t>
-        <w:br/>
-        <w:t>0927:                                    title: 'Category',</w:t>
-        <w:br/>
-        <w:t>0928:                                    key: 'category_cell',</w:t>
-        <w:br/>
-        <w:t>0929:                                    width: '18%',</w:t>
-        <w:br/>
-        <w:t>0930:                                    render: (_, record) =&gt; {</w:t>
-        <w:br/>
-        <w:t>0931:                                      const categoryText = record.category || record.subject;</w:t>
-        <w:br/>
-        <w:t>0932:                                      return categoryText ? (</w:t>
-        <w:br/>
-        <w:t>0933:                                        &lt;Tag color="red" style={{ fontWeight: 'bold' }}&gt;</w:t>
-        <w:br/>
-        <w:t>0934:                                          {categoryText.toUpperCase()}</w:t>
-        <w:br/>
-        <w:t>0935:                                        &lt;/Tag&gt;</w:t>
-        <w:br/>
-        <w:t>0936:                                      ) : '—';</w:t>
-        <w:br/>
-        <w:t>0937:                                    }</w:t>
-        <w:br/>
-        <w:t>0938:                                  },</w:t>
-        <w:br/>
-        <w:t>0939:                                  {</w:t>
-        <w:br/>
-        <w:t>0940:                                    title: 'Severity',</w:t>
-        <w:br/>
-        <w:t>0941:                                    dataIndex: 'severity_level',</w:t>
-        <w:br/>
-        <w:t>0942:                                    key: 'severity_level',</w:t>
-        <w:br/>
-        <w:t>0943:                                    width: '14%',</w:t>
-        <w:br/>
-        <w:t>0944:                                    render: (severity) =&gt; {</w:t>
-        <w:br/>
-        <w:t>0945:                                      let color = 'orange';</w:t>
-        <w:br/>
-        <w:t>0946:                                      if (severity === 'Critical') color = 'red';</w:t>
-        <w:br/>
-        <w:t>0947:                                      if (severity === 'High') color = 'volcano';</w:t>
-        <w:br/>
-        <w:t>0948:                                      if (severity === 'Low') color = 'blue';</w:t>
-        <w:br/>
-        <w:t>0949:                                      return &lt;Tag color={color} style={{ fontWeight: 'bold' }}&gt;{s...</w:t>
-        <w:br/>
-        <w:t>0950:                                    }</w:t>
-        <w:br/>
-        <w:t>0951:                                  },</w:t>
-        <w:br/>
-        <w:t>0952:                                  {</w:t>
-        <w:br/>
-        <w:t>0953:                                    title: 'Confidential Description',</w:t>
-        <w:br/>
-        <w:t>0954:                                    key: 'description_cell',</w:t>
-        <w:br/>
-        <w:t>0955:                                    width: '35%',</w:t>
-        <w:br/>
-        <w:t>0956:                                    render: (_, record) =&gt; {</w:t>
-        <w:br/>
-        <w:t>0957:                                      const text = record.description || record.message;</w:t>
-        <w:br/>
-        <w:t>0958:                                      return &lt;GrievanceDetailsCell message={text} isConfidential=...</w:t>
-        <w:br/>
-        <w:t>0959:                                    }</w:t>
-        <w:br/>
-        <w:t>0960:                                  }</w:t>
-        <w:br/>
-        <w:t>0961:                               ]}</w:t>
-        <w:br/>
-        <w:t>0962:                             /&gt;</w:t>
-        <w:br/>
-        <w:t>0963:                           &lt;/div&gt;</w:t>
-        <w:br/>
-        <w:t>0964:                         )</w:t>
-        <w:br/>
-        <w:t>0965:                       }</w:t>
-        <w:br/>
-        <w:t>0966:                     ]}</w:t>
-        <w:br/>
-        <w:t>0967:                   /&gt;</w:t>
-        <w:br/>
-        <w:t>0968:                 &lt;/div&gt;</w:t>
-        <w:br/>
-        <w:t>0969:               )</w:t>
-        <w:br/>
-        <w:t>0970:             }</w:t>
-        <w:br/>
-        <w:t>0971:           ]}</w:t>
-        <w:br/>
-        <w:t>0972:         /&gt;</w:t>
-        <w:br/>
-        <w:t>0973:       &lt;/Card&gt;</w:t>
-        <w:br/>
-        <w:t xml:space="preserve">0974: </w:t>
-        <w:br/>
-        <w:t>0975:       {/* User Creation Modal */}</w:t>
-        <w:br/>
-        <w:t>0976:       &lt;Modal</w:t>
-        <w:br/>
-        <w:t>0977:         title={</w:t>
-        <w:br/>
-        <w:t>0978:           &lt;Title level={4} style={{ margin: 0 }}&gt;</w:t>
-        <w:br/>
-        <w:t>0979:             {language === 'en' ? 'Create New Platform Operator Account' : 'नया प्लेटफॉर्म ऑपरेटर...</w:t>
-        <w:br/>
-        <w:t>0980:           &lt;/Title&gt;</w:t>
-        <w:br/>
-        <w:t>0981:         }</w:t>
-        <w:br/>
-        <w:t>0982:         open={isAddUserOpen}</w:t>
-        <w:br/>
-        <w:t>0983:         onCancel={() =&gt; {</w:t>
-        <w:br/>
-        <w:t>0984:           setIsAddUserOpen(false);</w:t>
-        <w:br/>
-        <w:t>0985:           createUserForm.resetFields();</w:t>
-        <w:br/>
-        <w:t>0986:         }}</w:t>
-        <w:br/>
-        <w:t>0987:         footer={null}</w:t>
-        <w:br/>
-        <w:t>0988:         destroyOnClose</w:t>
-        <w:br/>
-        <w:t>0989:       &gt;</w:t>
-        <w:br/>
-        <w:t>0990:         &lt;Form</w:t>
-        <w:br/>
-        <w:t>0991:           form={createUserForm}</w:t>
-        <w:br/>
-        <w:t>0992:           layout="vertical"</w:t>
-        <w:br/>
-        <w:t>0993:           onFinish={handleCreateUser}</w:t>
-        <w:br/>
-        <w:t>0994:           style={{ marginTop: '20px' }}</w:t>
-        <w:br/>
-        <w:t>0995:         &gt;</w:t>
-        <w:br/>
-        <w:t>0996:           &lt;Form.Item</w:t>
-        <w:br/>
-        <w:t>0997:             name="username"</w:t>
-        <w:br/>
-        <w:t>0998:             label={language === 'en' ? 'Operator Username' : 'ऑपरेटर उपयोगकर्ता नाम'}</w:t>
-        <w:br/>
-        <w:t>0999:             rules={[</w:t>
-        <w:br/>
-        <w:t>1000:               { required: true, message: language === 'en' ? 'Username is mandatory' : 'उपयोगकर्...</w:t>
-        <w:br/>
-        <w:t>1001:               { pattern: /^[a-zA-Z0-9_]{4,}$/, message: language === 'en' ? 'Username must be at...</w:t>
-        <w:br/>
-        <w:t>1002:             ]}</w:t>
-        <w:br/>
-        <w:t>1003:           &gt;</w:t>
-        <w:br/>
-        <w:t>1004:             &lt;Input placeholder="Enter unique username" /&gt;</w:t>
-        <w:br/>
-        <w:t>1005:           &lt;/Form.Item&gt;</w:t>
-        <w:br/>
-        <w:t>1006:           &lt;Form.Item name="email" label={language === 'en' ? 'Operator Official Email Address' :...</w:t>
-        <w:br/>
-        <w:t>1007:             &lt;Input placeholder="e.g. name@nmpa.gov" /&gt;</w:t>
-        <w:br/>
-        <w:t>1008:           &lt;/Form.Item&gt;</w:t>
-        <w:br/>
-        <w:t>1009:           &lt;Form.Item</w:t>
-        <w:br/>
-        <w:t>1010:             name="password"</w:t>
-        <w:br/>
-        <w:t>1011:             label={language === 'en' ? 'Temporary Password Passphrase' : 'अस्थायी पासवर्ड पासफ़्...</w:t>
-        <w:br/>
-        <w:t>1012:             rules={[</w:t>
-        <w:br/>
-        <w:t>1013:               { required: true, message: language === 'en' ? 'Password is mandatory' : 'पासवर्ड ...</w:t>
-        <w:br/>
-        <w:t>1014:               { pattern: /^(?=.*[a-z])(?=.*[A-Z])(?=.*\d)(?=.*[@$!%*?&amp;])[A-Za-z\d@$!%*?&amp;]{8,}$/,...</w:t>
-        <w:br/>
-        <w:t>1015:             ]}</w:t>
-        <w:br/>
-        <w:t>1016:           &gt;</w:t>
-        <w:br/>
-        <w:t>1017:             &lt;Input.Password placeholder="e.g. TempPass@123" /&gt;</w:t>
-        <w:br/>
-        <w:t>1018:           &lt;/Form.Item&gt;</w:t>
-        <w:br/>
-        <w:t xml:space="preserve">1019: </w:t>
-        <w:br/>
-        <w:t>1020:           {/* Select dropdown restricting strictly to roles in user config array */}</w:t>
-        <w:br/>
-        <w:t>1021:           &lt;Form.Item name="role" label={t('roleLabelTbl')} rules={[{ required: true, message: la...</w:t>
-        <w:br/>
-        <w:t>1022:             &lt;Select placeholder="Assign access authorization level"&gt;</w:t>
-        <w:br/>
-        <w:t>1023:               &lt;Option value="Admin"&gt;{t('system_admin')}&lt;/Option&gt;</w:t>
-        <w:br/>
-        <w:t>1024:               &lt;Option value="Inspector"&gt;{t('inspector')}&lt;/Option&gt;</w:t>
-        <w:br/>
-        <w:t>1025:               &lt;Option value="Approver"&gt;{t('port_authority')}&lt;/Option&gt;</w:t>
-        <w:br/>
-        <w:t>1026:             &lt;/Select&gt;</w:t>
-        <w:br/>
-        <w:t>1027:           &lt;/Form.Item&gt;</w:t>
-        <w:br/>
-        <w:t xml:space="preserve">1028: </w:t>
-        <w:br/>
-        <w:t>1029:           &lt;Form.Item style={{ textAlign: 'right', marginTop: '30px', marginBottom: 0 }}&gt;</w:t>
-        <w:br/>
-        <w:t>1030:             &lt;Button style={{ marginRight: '8px' }} onClick={() =&gt; setIsAddUserOpen(false)}&gt;</w:t>
-        <w:br/>
-        <w:t>1031:               {t('cancel')}</w:t>
-        <w:br/>
-        <w:t>1032:             &lt;/Button&gt;</w:t>
-        <w:br/>
-        <w:t>1033:             &lt;Button type="primary" htmlType="submit" loading={loadingAction === 'create'}&gt;</w:t>
-        <w:br/>
-        <w:t>1034:               {language === 'en' ? 'Register Access Identity' : 'पहुंच पहचान पंजीकृत करें'}</w:t>
-        <w:br/>
-        <w:t>1035:             &lt;/Button&gt;</w:t>
-        <w:br/>
-        <w:t>1036:           &lt;/Form.Item&gt;</w:t>
-        <w:br/>
-        <w:t>1037:         &lt;/Form&gt;</w:t>
-        <w:br/>
-        <w:t>1038:       &lt;/Modal&gt;</w:t>
-        <w:br/>
-        <w:t xml:space="preserve">1039: </w:t>
-        <w:br/>
-        <w:t>1040:     &lt;/div&gt;</w:t>
-        <w:br/>
-        <w:t>1041:   );</w:t>
-        <w:br/>
-        <w:t>1042: };</w:t>
-        <w:br/>
-        <w:t xml:space="preserve">1043: </w:t>
-        <w:br/>
-        <w:t>1044: export default SystemAdmin;</w:t>
+        <w:t>0901:                                       render: (_, record) =&gt; {</w:t>
+        <w:br/>
+        <w:t>0902:                                         if (record.sla_status === 'Pending') {</w:t>
+        <w:br/>
+        <w:t>0903:                                           return (</w:t>
+        <w:br/>
+        <w:t>0904:                                             &lt;SlaCountdown</w:t>
+        <w:br/>
+        <w:t>0905:                                               deadline={record.sla_deadline}</w:t>
+        <w:br/>
+        <w:t>0906:                                               onExpired={() =&gt; {</w:t>
+        <w:br/>
+        <w:t>0907:                                                 fetchAll();</w:t>
+        <w:br/>
+        <w:t>0908:                                               }}</w:t>
+        <w:br/>
+        <w:t>0909:                                             /&gt;</w:t>
+        <w:br/>
+        <w:t>0910:                                           );</w:t>
+        <w:br/>
+        <w:t>0911:                                         }</w:t>
+        <w:br/>
+        <w:t>0912:                                         if (record.sla_status === 'SLA Breached') {</w:t>
+        <w:br/>
+        <w:t>0913:                                           return &lt;span style={{ color: '#d9534f', fontWeight: 'b...</w:t>
+        <w:br/>
+        <w:t>0914:                                         }</w:t>
+        <w:br/>
+        <w:t>0915:                                         return &lt;Tag color="success"&gt;SLA Met&lt;/Tag&gt;;</w:t>
+        <w:br/>
+        <w:t>0916:                                       }</w:t>
+        <w:br/>
+        <w:t>0917:                                     },</w:t>
+        <w:br/>
+        <w:t>0918:                                     {</w:t>
+        <w:br/>
+        <w:t>0919:                                       title: 'Actions',</w:t>
+        <w:br/>
+        <w:t>0920:                                       key: 'actions',</w:t>
+        <w:br/>
+        <w:t>0921:                                       width: '10%',</w:t>
+        <w:br/>
+        <w:t>0922:                                       render: (_, record) =&gt; {</w:t>
+        <w:br/>
+        <w:t>0923:                                         if (record.sla_status === 'Resolved') return null;</w:t>
+        <w:br/>
+        <w:t>0924:                                         return (</w:t>
+        <w:br/>
+        <w:t>0925:                                           &lt;Space size="small"&gt;</w:t>
+        <w:br/>
+        <w:t>0926:                                             {record.sla_status === 'Pending' &amp;&amp; (</w:t>
+        <w:br/>
+        <w:t>0927:                                               &lt;Button</w:t>
+        <w:br/>
+        <w:t>0928:                                                 type="primary"</w:t>
+        <w:br/>
+        <w:t>0929:                                                 size="small"</w:t>
+        <w:br/>
+        <w:t>0930:                                                 onClick={() =&gt; handleUpdateStatus(record.id, 'Un...</w:t>
+        <w:br/>
+        <w:t>0931:                                               &gt;</w:t>
+        <w:br/>
+        <w:t>0932:                                                 Investigate</w:t>
+        <w:br/>
+        <w:t>0933:                                               &lt;/Button&gt;</w:t>
+        <w:br/>
+        <w:t>0934:                                             )}</w:t>
+        <w:br/>
+        <w:t>0935:                                             {(record.sla_status === 'Pending' || record.sla_stat...</w:t>
+        <w:br/>
+        <w:t>0936:                                               &lt;Button</w:t>
+        <w:br/>
+        <w:t>0937:                                                 type="primary"</w:t>
+        <w:br/>
+        <w:t>0938:                                                 danger</w:t>
+        <w:br/>
+        <w:t>0939:                                                 size="small"</w:t>
+        <w:br/>
+        <w:t>0940:                                                 onClick={() =&gt; handleUpdateStatus(record.id, 'Re...</w:t>
+        <w:br/>
+        <w:t>0941:                                                 style={{ backgroundColor: '#2e7d32', borderColor...</w:t>
+        <w:br/>
+        <w:t>0942:                                               &gt;</w:t>
+        <w:br/>
+        <w:t>0943:                                                 Resolve</w:t>
+        <w:br/>
+        <w:t>0944:                                               &lt;/Button&gt;</w:t>
+        <w:br/>
+        <w:t>0945:                                             )}</w:t>
+        <w:br/>
+        <w:t>0946:                                           &lt;/Space&gt;</w:t>
+        <w:br/>
+        <w:t>0947:                                         );</w:t>
+        <w:br/>
+        <w:t>0948:                                       }</w:t>
+        <w:br/>
+        <w:t>0949:                                     }</w:t>
+        <w:br/>
+        <w:t>0950:                                   ]}</w:t>
+        <w:br/>
+        <w:t>0951:                                 /&gt;</w:t>
+        <w:br/>
+        <w:t>0952:                               );</w:t>
+        <w:br/>
+        <w:t>0953:                             })()}</w:t>
+        <w:br/>
+        <w:t>0954:                           &lt;/div&gt;</w:t>
+        <w:br/>
+        <w:t>0955:                         )</w:t>
+        <w:br/>
+        <w:t>0956:                       },</w:t>
+        <w:br/>
+        <w:t>0957:                       {</w:t>
+        <w:br/>
+        <w:t>0958:                         key: 'chairman',</w:t>
+        <w:br/>
+        <w:t>0959:                         label: '⚠️ Secure Chairman\'s Office Inbox',</w:t>
+        <w:br/>
+        <w:t>0960:                         children: (</w:t>
+        <w:br/>
+        <w:t>0961:                           &lt;div style={{ marginTop: '15px' }}&gt;</w:t>
+        <w:br/>
+        <w:t>0962:                             &lt;Title level={4} style={{ marginBottom: '20px', color: '#d9534f' }}&gt;</w:t>
+        <w:br/>
+        <w:t>0963:                               ⚠️ Secure Chairman's Office Inbox (Direct Escalations)</w:t>
+        <w:br/>
+        <w:t>0964:                             &lt;/Title&gt;</w:t>
+        <w:br/>
+        <w:t>0965:                             &lt;Table</w:t>
+        <w:br/>
+        <w:t>0966:                               dataSource={chairmanComplaints}</w:t>
+        <w:br/>
+        <w:t>0967:                               loading={loading}</w:t>
+        <w:br/>
+        <w:t>0968:                               rowKey="id"</w:t>
+        <w:br/>
+        <w:t>0969:                               pagination={{ pageSize: 6 }}</w:t>
+        <w:br/>
+        <w:t>0970:                               bordered</w:t>
+        <w:br/>
+        <w:t>0971:                               columns={[</w:t>
+        <w:br/>
+        <w:t>0972:                                  {</w:t>
+        <w:br/>
+        <w:t>0973:                                    title: 'Escalation Timestamp',</w:t>
+        <w:br/>
+        <w:t>0974:                                    dataIndex: 'date',</w:t>
+        <w:br/>
+        <w:t>0975:                                    key: 'date',</w:t>
+        <w:br/>
+        <w:t>0976:                                    width: '15%',</w:t>
+        <w:br/>
+        <w:t>0977:                                    render: (date) =&gt; date ? new Date(date).toLocaleString() : '—'</w:t>
+        <w:br/>
+        <w:t>0978:                                  },</w:t>
+        <w:br/>
+        <w:t>0979:                                  {</w:t>
+        <w:br/>
+        <w:t>0980:                                    title: 'Complainant Email',</w:t>
+        <w:br/>
+        <w:t>0981:                                    dataIndex: 'email',</w:t>
+        <w:br/>
+        <w:t>0982:                                    key: 'email',</w:t>
+        <w:br/>
+        <w:t>0983:                                    width: '18%',</w:t>
+        <w:br/>
+        <w:t>0984:                                    render: (email) =&gt; &lt;Text strong&gt;{email}&lt;/Text&gt;</w:t>
+        <w:br/>
+        <w:t>0985:                                  },</w:t>
+        <w:br/>
+        <w:t>0986:                                  {</w:t>
+        <w:br/>
+        <w:t>0987:                                    title: 'Category',</w:t>
+        <w:br/>
+        <w:t>0988:                                    key: 'category_cell',</w:t>
+        <w:br/>
+        <w:t>0989:                                    width: '18%',</w:t>
+        <w:br/>
+        <w:t>0990:                                    render: (_, record) =&gt; {</w:t>
+        <w:br/>
+        <w:t>0991:                                      const categoryText = record.category || record.subject;</w:t>
+        <w:br/>
+        <w:t>0992:                                      return categoryText ? (</w:t>
+        <w:br/>
+        <w:t>0993:                                        &lt;Tag color="red" style={{ fontWeight: 'bold' }}&gt;</w:t>
+        <w:br/>
+        <w:t>0994:                                          {categoryText.toUpperCase()}</w:t>
+        <w:br/>
+        <w:t>0995:                                        &lt;/Tag&gt;</w:t>
+        <w:br/>
+        <w:t>0996:                                      ) : '—';</w:t>
+        <w:br/>
+        <w:t>0997:                                    }</w:t>
+        <w:br/>
+        <w:t>0998:                                  },</w:t>
+        <w:br/>
+        <w:t>0999:                                  {</w:t>
+        <w:br/>
+        <w:t>1000:                                    title: 'Severity',</w:t>
+        <w:br/>
+        <w:t>1001:                                    dataIndex: 'severity_level',</w:t>
+        <w:br/>
+        <w:t>1002:                                    key: 'severity_level',</w:t>
+        <w:br/>
+        <w:t>1003:                                    width: '14%',</w:t>
+        <w:br/>
+        <w:t>1004:                                    render: (severity) =&gt; {</w:t>
+        <w:br/>
+        <w:t>1005:                                      let color = 'orange';</w:t>
+        <w:br/>
+        <w:t>1006:                                      if (severity === 'Critical') color = 'red';</w:t>
+        <w:br/>
+        <w:t>1007:                                      if (severity === 'High') color = 'volcano';</w:t>
+        <w:br/>
+        <w:t>1008:                                      if (severity === 'Low') color = 'blue';</w:t>
+        <w:br/>
+        <w:t>1009:                                      return &lt;Tag color={color} style={{ fontWeight: 'bold' }}&gt;{s...</w:t>
+        <w:br/>
+        <w:t>1010:                                    }</w:t>
+        <w:br/>
+        <w:t>1011:                                  },</w:t>
+        <w:br/>
+        <w:t>1012:                                  {</w:t>
+        <w:br/>
+        <w:t>1013:                                    title: 'Confidential Description',</w:t>
+        <w:br/>
+        <w:t>1014:                                    key: 'description_cell',</w:t>
+        <w:br/>
+        <w:t>1015:                                    width: '35%',</w:t>
+        <w:br/>
+        <w:t>1016:                                    render: (_, record) =&gt; {</w:t>
+        <w:br/>
+        <w:t>1017:                                      const text = record.description || record.message;</w:t>
+        <w:br/>
+        <w:t>1018:                                      return &lt;GrievanceDetailsCell message={text} isConfidential=...</w:t>
+        <w:br/>
+        <w:t>1019:                                    }</w:t>
+        <w:br/>
+        <w:t>1020:                                  }</w:t>
+        <w:br/>
+        <w:t>1021:                               ]}</w:t>
+        <w:br/>
+        <w:t>1022:                             /&gt;</w:t>
+        <w:br/>
+        <w:t>1023:                           &lt;/div&gt;</w:t>
+        <w:br/>
+        <w:t>1024:                         )</w:t>
+        <w:br/>
+        <w:t>1025:                       }</w:t>
+        <w:br/>
+        <w:t>1026:                     ]}</w:t>
+        <w:br/>
+        <w:t>1027:                   /&gt;</w:t>
+        <w:br/>
+        <w:t>1028:                 &lt;/div&gt;</w:t>
+        <w:br/>
+        <w:t>1029:               )</w:t>
+        <w:br/>
+        <w:t>1030:             }</w:t>
+        <w:br/>
+        <w:t>1031:           ]}</w:t>
+        <w:br/>
+        <w:t>1032:         /&gt;</w:t>
+        <w:br/>
+        <w:t>1033:       &lt;/Card&gt;</w:t>
+        <w:br/>
+        <w:t xml:space="preserve">1034: </w:t>
+        <w:br/>
+        <w:t>1035:       {/* User Creation Modal */}</w:t>
+        <w:br/>
+        <w:t>1036:       &lt;Modal</w:t>
+        <w:br/>
+        <w:t>1037:         title={</w:t>
+        <w:br/>
+        <w:t>1038:           &lt;Title level={4} style={{ margin: 0 }}&gt;</w:t>
+        <w:br/>
+        <w:t>1039:             {language === 'en' ? 'Create New Platform Operator Account' : 'नया प्लेटफॉर्म ऑपरेटर...</w:t>
+        <w:br/>
+        <w:t>1040:           &lt;/Title&gt;</w:t>
+        <w:br/>
+        <w:t>1041:         }</w:t>
+        <w:br/>
+        <w:t>1042:         open={isAddUserOpen}</w:t>
+        <w:br/>
+        <w:t>1043:         onCancel={() =&gt; {</w:t>
+        <w:br/>
+        <w:t>1044:           setIsAddUserOpen(false);</w:t>
+        <w:br/>
+        <w:t>1045:           createUserForm.resetFields();</w:t>
+        <w:br/>
+        <w:t>1046:         }}</w:t>
+        <w:br/>
+        <w:t>1047:         footer={null}</w:t>
+        <w:br/>
+        <w:t>1048:         destroyOnClose</w:t>
+        <w:br/>
+        <w:t>1049:       &gt;</w:t>
+        <w:br/>
+        <w:t>1050:         &lt;Form</w:t>
+      </w:r>
+    </w:p>
+    <w:p>
+      <w:pPr>
+        <w:spacing w:before="0" w:after="40" w:line="240" w:lineRule="auto"/>
+      </w:pPr>
+      <w:r>
+        <w:rPr>
+          <w:rFonts w:ascii="Courier New" w:hAnsi="Courier New"/>
+          <w:color w:val="000000"/>
+          <w:sz w:val="17"/>
+        </w:rPr>
+        <w:t>1051:           form={createUserForm}</w:t>
+        <w:br/>
+        <w:t>1052:           layout="vertical"</w:t>
+        <w:br/>
+        <w:t>1053:           onFinish={handleCreateUser}</w:t>
+        <w:br/>
+        <w:t>1054:           style={{ marginTop: '20px' }}</w:t>
+        <w:br/>
+        <w:t>1055:         &gt;</w:t>
+        <w:br/>
+        <w:t>1056:           &lt;Form.Item</w:t>
+        <w:br/>
+        <w:t>1057:             name="username"</w:t>
+        <w:br/>
+        <w:t>1058:             label={language === 'en' ? 'Operator Username' : 'ऑपरेटर उपयोगकर्ता नाम'}</w:t>
+        <w:br/>
+        <w:t>1059:             rules={[</w:t>
+        <w:br/>
+        <w:t>1060:               { required: true, message: language === 'en' ? 'Username is mandatory' : 'उपयोगकर्...</w:t>
+        <w:br/>
+        <w:t>1061:               { pattern: /^[a-zA-Z0-9_]{4,}$/, message: language === 'en' ? 'Username must be at...</w:t>
+        <w:br/>
+        <w:t>1062:             ]}</w:t>
+        <w:br/>
+        <w:t>1063:           &gt;</w:t>
+        <w:br/>
+        <w:t>1064:             &lt;Input placeholder="Enter unique username" /&gt;</w:t>
+        <w:br/>
+        <w:t>1065:           &lt;/Form.Item&gt;</w:t>
+        <w:br/>
+        <w:t>1066:           &lt;Form.Item name="email" label={language === 'en' ? 'Operator Official Email Address' :...</w:t>
+        <w:br/>
+        <w:t>1067:             &lt;Input placeholder="e.g. name@nmpa.gov" /&gt;</w:t>
+        <w:br/>
+        <w:t>1068:           &lt;/Form.Item&gt;</w:t>
+        <w:br/>
+        <w:t>1069:           &lt;Form.Item</w:t>
+        <w:br/>
+        <w:t>1070:             name="password"</w:t>
+        <w:br/>
+        <w:t>1071:             label={language === 'en' ? 'Temporary Password Passphrase' : 'अस्थायी पासवर्ड पासफ़्...</w:t>
+        <w:br/>
+        <w:t>1072:             rules={[</w:t>
+        <w:br/>
+        <w:t>1073:               { required: true, message: language === 'en' ? 'Password is mandatory' : 'पासवर्ड ...</w:t>
+        <w:br/>
+        <w:t>1074:               { pattern: /^(?=.*[a-z])(?=.*[A-Z])(?=.*\d)(?=.*[@$!%*?&amp;])[A-Za-z\d@$!%*?&amp;]{8,}$/,...</w:t>
+        <w:br/>
+        <w:t>1075:             ]}</w:t>
+        <w:br/>
+        <w:t>1076:           &gt;</w:t>
+        <w:br/>
+        <w:t>1077:             &lt;Input.Password placeholder="e.g. TempPass@123" /&gt;</w:t>
+        <w:br/>
+        <w:t>1078:           &lt;/Form.Item&gt;</w:t>
+        <w:br/>
+        <w:t xml:space="preserve">1079: </w:t>
+        <w:br/>
+        <w:t>1080:           {/* Select dropdown restricting strictly to roles in user config array */}</w:t>
+        <w:br/>
+        <w:t>1081:           &lt;Form.Item name="role" label={t('roleLabelTbl')} rules={[{ required: true, message: la...</w:t>
+        <w:br/>
+        <w:t>1082:             &lt;Select placeholder="Assign access authorization level"&gt;</w:t>
+        <w:br/>
+        <w:t>1083:               &lt;Option value="Admin"&gt;{t('system_admin')}&lt;/Option&gt;</w:t>
+        <w:br/>
+        <w:t>1084:               &lt;Option value="Inspector"&gt;{t('inspector')}&lt;/Option&gt;</w:t>
+        <w:br/>
+        <w:t>1085:               &lt;Option value="Approver"&gt;{t('port_authority')}&lt;/Option&gt;</w:t>
+        <w:br/>
+        <w:t>1086:             &lt;/Select&gt;</w:t>
+        <w:br/>
+        <w:t>1087:           &lt;/Form.Item&gt;</w:t>
+        <w:br/>
+        <w:t xml:space="preserve">1088: </w:t>
+        <w:br/>
+        <w:t>1089:           &lt;Form.Item style={{ textAlign: 'right', marginTop: '30px', marginBottom: 0 }}&gt;</w:t>
+        <w:br/>
+        <w:t>1090:             &lt;Button style={{ marginRight: '8px' }} onClick={() =&gt; setIsAddUserOpen(false)}&gt;</w:t>
+        <w:br/>
+        <w:t>1091:               {t('cancel')}</w:t>
+        <w:br/>
+        <w:t>1092:             &lt;/Button&gt;</w:t>
+        <w:br/>
+        <w:t>1093:             &lt;Button type="primary" htmlType="submit" loading={loadingAction === 'create'}&gt;</w:t>
+        <w:br/>
+        <w:t>1094:               {language === 'en' ? 'Register Access Identity' : 'पहुंच पहचान पंजीकृत करें'}</w:t>
+        <w:br/>
+        <w:t>1095:             &lt;/Button&gt;</w:t>
+        <w:br/>
+        <w:t>1096:           &lt;/Form.Item&gt;</w:t>
+        <w:br/>
+        <w:t>1097:         &lt;/Form&gt;</w:t>
+        <w:br/>
+        <w:t>1098:       &lt;/Modal&gt;</w:t>
+        <w:br/>
+        <w:t xml:space="preserve">1099: </w:t>
+        <w:br/>
+        <w:t>1100:     &lt;/div&gt;</w:t>
+        <w:br/>
+        <w:t>1101:   );</w:t>
+        <w:br/>
+        <w:t>1102: };</w:t>
+        <w:br/>
+        <w:t xml:space="preserve">1103: </w:t>
+        <w:br/>
+        <w:t>1104: export default SystemAdmin;</w:t>
       </w:r>
     </w:p>
     <w:p>
@@ -22984,197 +23115,197 @@
         <w:br/>
         <w:t>0954:                     &lt;Col span={24}&gt;</w:t>
         <w:br/>
-        <w:t>0955:                       &lt;Card title={t('splitsTitle')} style={{ height: '300px' }}&gt;</w:t>
-        <w:br/>
-        <w:t>0956:                         &lt;div style={{ display: 'flex', flexDirection: 'column', justifyContent: ...</w:t>
-        <w:br/>
-        <w:t>0957:                           &lt;div&gt;</w:t>
-        <w:br/>
-        <w:t>0958:                             &lt;div style={{ display: 'flex', justifyContent: 'space-between', marg...</w:t>
-        <w:br/>
-        <w:t>0959:                               &lt;Text&gt;{t('splitsPcc')}&lt;/Text&gt;</w:t>
-        <w:br/>
-        <w:t>0960:                               &lt;Text strong&gt;{(clearedCount / (clearedCount + detainedCount || 1) ...</w:t>
-        <w:br/>
-        <w:t>0961:                             &lt;/div&gt;</w:t>
-        <w:br/>
-        <w:t>0962:                             &lt;div style={{ width: '100%', height: '12px', background: '#f5f5f5', ...</w:t>
-        <w:br/>
-        <w:t>0963:                               &lt;div style={{ width: `${(clearedCount / (clearedCount + detainedCo...</w:t>
-        <w:br/>
-        <w:t>0964:                             &lt;/div&gt;</w:t>
-        <w:br/>
-        <w:t>0965:                           &lt;/div&gt;</w:t>
-        <w:br/>
-        <w:t xml:space="preserve">0966: </w:t>
-        <w:br/>
-        <w:t>0967:                           &lt;div&gt;</w:t>
-        <w:br/>
-        <w:t>0968:                             &lt;div style={{ display: 'flex', justifyContent: 'space-between', marg...</w:t>
-        <w:br/>
-        <w:t>0969:                               &lt;Text&gt;{t('splitsQdo')}&lt;/Text&gt;</w:t>
-        <w:br/>
-        <w:t>0970:                               &lt;Text strong&gt;{(detainedCount / (clearedCount + detainedCount || 1)...</w:t>
-        <w:br/>
-        <w:t>0971:                             &lt;/div&gt;</w:t>
-        <w:br/>
-        <w:t>0972:                             &lt;div style={{ width: '100%', height: '12px', background: '#f5f5f5', ...</w:t>
-        <w:br/>
-        <w:t>0973:                               &lt;div style={{ width: `${(detainedCount / (clearedCount + detainedC...</w:t>
-        <w:br/>
-        <w:t>0974:                             &lt;/div&gt;</w:t>
-        <w:br/>
-        <w:t>0975:                           &lt;/div&gt;</w:t>
-        <w:br/>
-        <w:t>0976:                         &lt;/div&gt;</w:t>
-        <w:br/>
-        <w:t>0977:                       &lt;/Card&gt;</w:t>
-        <w:br/>
-        <w:t>0978:                     &lt;/Col&gt;</w:t>
-        <w:br/>
-        <w:t>0979:                   &lt;/Row&gt;</w:t>
-        <w:br/>
-        <w:t xml:space="preserve">0980: </w:t>
-        <w:br/>
-        <w:t>0981:                   &lt;Title level={4} style={{ marginBottom: '15px' }}&gt;{t('allVesselLedgerTitle')}&lt;...</w:t>
-        <w:br/>
-        <w:t>0982:                   &lt;Table</w:t>
-        <w:br/>
-        <w:t>0983:                     dataSource={inspectedCargoList}</w:t>
-        <w:br/>
-        <w:t>0984:                     columns={[</w:t>
-        <w:br/>
-        <w:t>0985:                       {</w:t>
-        <w:br/>
-        <w:t>0986:                         title: t('tblBlRef'),</w:t>
-        <w:br/>
-        <w:t>0987:                         dataIndex: 'manifestId',</w:t>
-        <w:br/>
-        <w:t>0988:                         key: 'manifestId',</w:t>
-        <w:br/>
-        <w:t>0989:                         render: (text) =&gt; &lt;Text strong&gt;{text}&lt;/Text&gt;</w:t>
-        <w:br/>
-        <w:t>0990:                       },</w:t>
-        <w:br/>
-        <w:t>0991:                       {</w:t>
-        <w:br/>
-        <w:t>0992:                         title: t('tblVesselName'),</w:t>
-        <w:br/>
-        <w:t>0993:                         dataIndex: 'vesselName',</w:t>
-        <w:br/>
-        <w:t>0994:                         key: 'vesselName',</w:t>
-        <w:br/>
-        <w:t>0995:                       },</w:t>
-        <w:br/>
-        <w:t>0996:                       {</w:t>
-        <w:br/>
-        <w:t>0997:                         title: t('tblCargoType'),</w:t>
-        <w:br/>
-        <w:t>0998:                         dataIndex: 'cargoType',</w:t>
-        <w:br/>
-        <w:t>0999:                         key: 'cargoType',</w:t>
-        <w:br/>
-        <w:t>1000:                       },</w:t>
-        <w:br/>
-        <w:t>1001:                       {</w:t>
-        <w:br/>
-        <w:t>1002:                         title: t('tblRmsMemo'),</w:t>
-        <w:br/>
-        <w:t>1003:                         dataIndex: 'rmsRiskLevel',</w:t>
-        <w:br/>
-        <w:t>1004:                         key: 'rmsRiskLevel',</w:t>
-        <w:br/>
-        <w:t>1005:                         render: (level) =&gt; {</w:t>
-        <w:br/>
-        <w:t>1006:                           let color = 'green';</w:t>
-        <w:br/>
-        <w:t>1007:                           let riskText = level || 'ROUTINE RISK';</w:t>
-        <w:br/>
-        <w:t>1008:                           if (level === 'CRITICAL RISK') { color = 'red'; riskText = t('riskCrit...</w:t>
-        <w:br/>
-        <w:t>1009:                           else if (level === 'ELEVATED RISK') { color = 'orange'; riskText = t('...</w:t>
-        <w:br/>
-        <w:t>1010:                           else if (level === 'ROUTINE RISK') { riskText = t('riskRoutine'); }</w:t>
-        <w:br/>
-        <w:t>1011:                           return &lt;Tag color={color}&gt;{riskText}&lt;/Tag&gt;;</w:t>
-        <w:br/>
-        <w:t>1012:                         }</w:t>
-        <w:br/>
-        <w:t>1013:                       },</w:t>
-        <w:br/>
-        <w:t>1014:                       {</w:t>
-        <w:br/>
-        <w:t>1015:                         title: t('tblStatus'),</w:t>
-        <w:br/>
-        <w:t>1016:                         dataIndex: 'status',</w:t>
-        <w:br/>
-        <w:t>1017:                         key: 'status',</w:t>
-        <w:br/>
-        <w:t>1018:                         render: (status) =&gt; renderStatusTag(status)</w:t>
-        <w:br/>
-        <w:t>1019:                       },</w:t>
-        <w:br/>
-        <w:t>1020:                       {</w:t>
-        <w:br/>
-        <w:t>1021:                         title: t('tblAction'),</w:t>
-        <w:br/>
-        <w:t>1022:                         key: 'action',</w:t>
-        <w:br/>
-        <w:t>1023:                         render: (_, record) =&gt; {</w:t>
-        <w:br/>
-        <w:t>1024:                           const isCleared = record.status === 'Port Clearance Granted' || record...</w:t>
-        <w:br/>
-        <w:t>1025:                           const isDetained = record.status === 'Clearance Denied - Detained for ...</w:t>
-        <w:br/>
-        <w:t xml:space="preserve">1026: </w:t>
-        <w:br/>
-        <w:t>1027:                           if (isCleared) {</w:t>
-        <w:br/>
-        <w:t>1028:                             return (</w:t>
-        <w:br/>
-        <w:t>1029:                               &lt;Button</w:t>
-        <w:br/>
-        <w:t>1030:                                 type="primary"</w:t>
-        <w:br/>
-        <w:t>1031:                                 icon={&lt;PrinterOutlined /&gt;}</w:t>
-        <w:br/>
-        <w:t>1032:                                 size="small"</w:t>
-        <w:br/>
-        <w:t>1033:                                 onClick={() =&gt; printCertificate(record, record.qrToken, null, la...</w:t>
-        <w:br/>
-        <w:t>1034:                                 style={{ backgroundColor: '#52c41a', borderColor: '#52c41a' }}</w:t>
-        <w:br/>
-        <w:t>1035:                               &gt;</w:t>
-        <w:br/>
-        <w:t>1036:                                 {language === 'en' ? 'Print PCC' : 'पीसीसी प्रिंट करें'}</w:t>
-        <w:br/>
-        <w:t>1037:                               &lt;/Button&gt;</w:t>
-        <w:br/>
-        <w:t>1038:                             );</w:t>
-        <w:br/>
-        <w:t>1039:                           } else if (isDetained) {</w:t>
-        <w:br/>
-        <w:t>1040:                             return (</w:t>
-        <w:br/>
-        <w:t>1041:                               &lt;Button</w:t>
-        <w:br/>
-        <w:t>1042:                                 type="primary"</w:t>
-        <w:br/>
-        <w:t>1043:                                 danger</w:t>
-        <w:br/>
-        <w:t>1044:                                 icon={&lt;PrinterOutlined /&gt;}</w:t>
-        <w:br/>
-        <w:t>1045:                                 size="small"</w:t>
-        <w:br/>
-        <w:t>1046:                                 onClick={() =&gt; printCertificate(record, record.qrToken, null, la...</w:t>
-        <w:br/>
-        <w:t>1047:                               &gt;</w:t>
-        <w:br/>
-        <w:t>1048:                                 {language === 'en' ? 'Print QDO' : 'क्यूडीओ प्रिंट करें'}</w:t>
-        <w:br/>
-        <w:t>1049:                               &lt;/Button&gt;</w:t>
-        <w:br/>
-        <w:t>1050:                             );</w:t>
+        <w:t>0955:                       &lt;Card title={t('splitsTitle')} style={{ height: '320px' }}&gt;</w:t>
+        <w:br/>
+        <w:t>0956:                         &lt;div style={{ display: 'flex', alignItems: 'center', justifyContent: 'sp...</w:t>
+        <w:br/>
+        <w:t>0957:                           {/* SVG Donut Chart */}</w:t>
+        <w:br/>
+        <w:t>0958:                           &lt;div style={{ position: 'relative', width: '160px', height: '160px' }}&gt;</w:t>
+        <w:br/>
+        <w:t>0959:                             &lt;svg width="160" height="160" viewBox="0 0 120 120" style={{ transfo...</w:t>
+        <w:br/>
+        <w:t>0960:                               &lt;circle</w:t>
+        <w:br/>
+        <w:t>0961:                                 cx="60"</w:t>
+        <w:br/>
+        <w:t>0962:                                 cy="60"</w:t>
+        <w:br/>
+        <w:t>0963:                                 r="48"</w:t>
+        <w:br/>
+        <w:t>0964:                                 fill="transparent"</w:t>
+        <w:br/>
+        <w:t>0965:                                 stroke="#f5f5f5"</w:t>
+        <w:br/>
+        <w:t>0966:                                 strokeWidth="12"</w:t>
+        <w:br/>
+        <w:t>0967:                               /&gt;</w:t>
+        <w:br/>
+        <w:t>0968:                               {(clearedCount + detainedCount) &gt; 0 ? (</w:t>
+        <w:br/>
+        <w:t>0969:                                 &lt;&gt;</w:t>
+        <w:br/>
+        <w:t>0970:                                   &lt;circle</w:t>
+        <w:br/>
+        <w:t>0971:                                     cx="60"</w:t>
+        <w:br/>
+        <w:t>0972:                                     cy="60"</w:t>
+        <w:br/>
+        <w:t>0973:                                     r="48"</w:t>
+        <w:br/>
+        <w:t>0974:                                     fill="transparent"</w:t>
+        <w:br/>
+        <w:t>0975:                                     stroke="#52c41a"</w:t>
+        <w:br/>
+        <w:t>0976:                                     strokeWidth="12"</w:t>
+        <w:br/>
+        <w:t>0977:                                     strokeDasharray={`${(clearedCount / (clearedCount + detained...</w:t>
+        <w:br/>
+        <w:t>0978:                                     strokeLinecap="round"</w:t>
+        <w:br/>
+        <w:t>0979:                                   /&gt;</w:t>
+        <w:br/>
+        <w:t>0980:                                   &lt;circle</w:t>
+        <w:br/>
+        <w:t>0981:                                     cx="60"</w:t>
+        <w:br/>
+        <w:t>0982:                                     cy="60"</w:t>
+        <w:br/>
+        <w:t>0983:                                     r="48"</w:t>
+        <w:br/>
+        <w:t>0984:                                     fill="transparent"</w:t>
+        <w:br/>
+        <w:t>0985:                                     stroke="#ff4d4f"</w:t>
+        <w:br/>
+        <w:t>0986:                                     strokeWidth="12"</w:t>
+        <w:br/>
+        <w:t>0987:                                     strokeDasharray={`${(detainedCount / (clearedCount + detaine...</w:t>
+        <w:br/>
+        <w:t>0988:                                     strokeDashoffset={-((clearedCount / (clearedCount + detained...</w:t>
+        <w:br/>
+        <w:t>0989:                                     strokeLinecap="round"</w:t>
+        <w:br/>
+        <w:t>0990:                                   /&gt;</w:t>
+        <w:br/>
+        <w:t>0991:                                 &lt;/&gt;</w:t>
+        <w:br/>
+        <w:t>0992:                               ) : null}</w:t>
+        <w:br/>
+        <w:t>0993:                             &lt;/svg&gt;</w:t>
+        <w:br/>
+        <w:t>0994:                             &lt;div style={{</w:t>
+        <w:br/>
+        <w:t>0995:                               position: 'absolute',</w:t>
+        <w:br/>
+        <w:t>0996:                               top: 0,</w:t>
+        <w:br/>
+        <w:t>0997:                               left: 0,</w:t>
+        <w:br/>
+        <w:t>0998:                               width: '160px',</w:t>
+        <w:br/>
+        <w:t>0999:                               height: '160px',</w:t>
+        <w:br/>
+        <w:t>1000:                               display: 'flex',</w:t>
+        <w:br/>
+        <w:t>1001:                               flexDirection: 'column',</w:t>
+        <w:br/>
+        <w:t>1002:                               alignItems: 'center',</w:t>
+        <w:br/>
+        <w:t>1003:                               justifyContent: 'center'</w:t>
+        <w:br/>
+        <w:t>1004:                             }}&gt;</w:t>
+        <w:br/>
+        <w:t>1005:                               &lt;Text style={{ fontSize: '20px', fontWeight: 'bold', margin: 0, co...</w:t>
+        <w:br/>
+        <w:t>1006:                                 {clearedCount + detainedCount}</w:t>
+        <w:br/>
+        <w:t>1007:                               &lt;/Text&gt;</w:t>
+        <w:br/>
+        <w:t>1008:                               &lt;Text style={{ fontSize: '10px', color: '#8c8c8c', margin: 0 }}&gt;</w:t>
+        <w:br/>
+        <w:t>1009:                                 {language === 'en' ? 'Total Actions' : 'कुल गतिविधियां'}</w:t>
+        <w:br/>
+        <w:t>1010:                               &lt;/Text&gt;</w:t>
+        <w:br/>
+        <w:t>1011:                             &lt;/div&gt;</w:t>
+        <w:br/>
+        <w:t>1012:                           &lt;/div&gt;</w:t>
+        <w:br/>
+        <w:t xml:space="preserve">1013: </w:t>
+        <w:br/>
+        <w:t>1014:                           {/* Legend / Details */}</w:t>
+        <w:br/>
+        <w:t>1015:                           &lt;div style={{ display: 'flex', flexDirection: 'column', gap: '15px', m...</w:t>
+        <w:br/>
+        <w:t>1016:                             &lt;div&gt;</w:t>
+        <w:br/>
+        <w:t>1017:                               &lt;div style={{ display: 'flex', alignItems: 'center', gap: '8px', m...</w:t>
+        <w:br/>
+        <w:t>1018:                                 &lt;div style={{ width: '12px', height: '12px', borderRadius: '50%'...</w:t>
+        <w:br/>
+        <w:t>1019:                                 &lt;Text strong style={{ fontSize: '14px' }}&gt;{t('splitsPcc')}&lt;/Text&gt;</w:t>
+        <w:br/>
+        <w:t>1020:                               &lt;/div&gt;</w:t>
+        <w:br/>
+        <w:t>1021:                               &lt;Text type="secondary" style={{ marginLeft: '20px' }}&gt;</w:t>
+        <w:br/>
+        <w:t>1022:                                 {clearedCount} {language === 'en' ? 'Certificates Issued' : 'प्र...</w:t>
+        <w:br/>
+        <w:t>1023:                               &lt;/Text&gt;</w:t>
+        <w:br/>
+        <w:t>1024:                             &lt;/div&gt;</w:t>
+        <w:br/>
+        <w:t xml:space="preserve">1025: </w:t>
+        <w:br/>
+        <w:t>1026:                             &lt;div&gt;</w:t>
+        <w:br/>
+        <w:t>1027:                               &lt;div style={{ display: 'flex', alignItems: 'center', gap: '8px', m...</w:t>
+        <w:br/>
+        <w:t>1028:                                 &lt;div style={{ width: '12px', height: '12px', borderRadius: '50%'...</w:t>
+        <w:br/>
+        <w:t>1029:                                 &lt;Text strong style={{ fontSize: '14px' }}&gt;{t('splitsQdo')}&lt;/Text&gt;</w:t>
+        <w:br/>
+        <w:t>1030:                               &lt;/div&gt;</w:t>
+        <w:br/>
+        <w:t>1031:                               &lt;Text type="secondary" style={{ marginLeft: '20px' }}&gt;</w:t>
+        <w:br/>
+        <w:t>1032:                                 {detainedCount} {language === 'en' ? 'Orders Active' : 'सक्रिय आ...</w:t>
+        <w:br/>
+        <w:t>1033:                               &lt;/Text&gt;</w:t>
+        <w:br/>
+        <w:t>1034:                             &lt;/div&gt;</w:t>
+        <w:br/>
+        <w:t>1035:                           &lt;/div&gt;</w:t>
+        <w:br/>
+        <w:t>1036:                         &lt;/div&gt;</w:t>
+        <w:br/>
+        <w:t>1037:                       &lt;/Card&gt;</w:t>
+        <w:br/>
+        <w:t>1038:                     &lt;/Col&gt;</w:t>
+        <w:br/>
+        <w:t>1039:                   &lt;/Row&gt;</w:t>
+        <w:br/>
+        <w:t xml:space="preserve">1040: </w:t>
+        <w:br/>
+        <w:t>1041:                   &lt;Title level={4} style={{ marginBottom: '15px' }}&gt;{t('allVesselLedgerTitle')}&lt;...</w:t>
+        <w:br/>
+        <w:t>1042:                   &lt;Table</w:t>
+        <w:br/>
+        <w:t>1043:                     dataSource={inspectedCargoList}</w:t>
+        <w:br/>
+        <w:t>1044:                     columns={[</w:t>
+        <w:br/>
+        <w:t>1045:                       {</w:t>
+        <w:br/>
+        <w:t>1046:                         title: t('tblBlRef'),</w:t>
+        <w:br/>
+        <w:t>1047:                         dataIndex: 'manifestId',</w:t>
+        <w:br/>
+        <w:t>1048:                         key: 'manifestId',</w:t>
+        <w:br/>
+        <w:t>1049:                         render: (text) =&gt; &lt;Text strong&gt;{text}&lt;/Text&gt;</w:t>
+        <w:br/>
+        <w:t>1050:                       },</w:t>
       </w:r>
     </w:p>
     <w:p>
@@ -23187,305 +23318,305 @@
           <w:color w:val="000000"/>
           <w:sz w:val="17"/>
         </w:rPr>
-        <w:t>1051:                           }</w:t>
-        <w:br/>
-        <w:t>1052:                           return &lt;Text type="secondary"&gt;—&lt;/Text&gt;;</w:t>
-        <w:br/>
-        <w:t>1053:                         }</w:t>
-        <w:br/>
-        <w:t>1054:                       }</w:t>
-        <w:br/>
-        <w:t>1055:                     ]}</w:t>
-        <w:br/>
-        <w:t>1056:                     loading={loading}</w:t>
-        <w:br/>
-        <w:t>1057:                     rowKey="id"</w:t>
-        <w:br/>
-        <w:t>1058:                     pagination={{ pageSize: 8 }}</w:t>
-        <w:br/>
-        <w:t>1059:                   /&gt;</w:t>
-        <w:br/>
-        <w:t>1060:                 &lt;/div&gt;</w:t>
-        <w:br/>
-        <w:t>1061:               )</w:t>
-        <w:br/>
-        <w:t>1062:             }</w:t>
-        <w:br/>
-        <w:t>1063:           ]}</w:t>
-        <w:br/>
-        <w:t>1064:         /&gt;</w:t>
-        <w:br/>
-        <w:t>1065:       &lt;/Card&gt;</w:t>
-        <w:br/>
-        <w:t xml:space="preserve">1066: </w:t>
-        <w:br/>
-        <w:t>1067:       {/* 3. SIDE-BY-SIDE Drawer Review Container */}</w:t>
-        <w:br/>
-        <w:t>1068:       &lt;Drawer</w:t>
-        <w:br/>
-        <w:t>1069:         title={</w:t>
-        <w:br/>
-        <w:t>1070:           &lt;Space&gt;</w:t>
-        <w:br/>
-        <w:t>1071:             &lt;SafetyCertificateOutlined style={{ color: '#1890ff' }} /&gt;</w:t>
-        <w:br/>
-        <w:t>1072:             &lt;span&gt;{t('dossierPanelTitle')}: {activeDossier?.manifestId}&lt;/span&gt;</w:t>
-        <w:br/>
-        <w:t>1073:           &lt;/Space&gt;</w:t>
-        <w:br/>
-        <w:t>1074:         }</w:t>
-        <w:br/>
-        <w:t>1075:         width={750}</w:t>
-        <w:br/>
-        <w:t>1076:         open={reviewDrawerVisible}</w:t>
-        <w:br/>
-        <w:t>1077:         onClose={() =&gt; setReviewDrawerVisible(false)}</w:t>
-        <w:br/>
-        <w:t>1078:         destroyOnClose</w:t>
-        <w:br/>
-        <w:t>1079:       &gt;</w:t>
-        <w:br/>
-        <w:t>1080:         {activeDossier &amp;&amp; (</w:t>
-        <w:br/>
-        <w:t>1081:           &lt;div style={{ display: 'flex', flexDirection: 'column', height: '100%' }}&gt;</w:t>
-        <w:br/>
-        <w:t xml:space="preserve">1082: </w:t>
-        <w:br/>
-        <w:t>1083:             {/* Weight discrepancy warning alert */}</w:t>
-        <w:br/>
-        <w:t>1084:             {(() =&gt; {</w:t>
-        <w:br/>
-        <w:t>1085:               const declared = activeDossier.declaredWeight || 0;</w:t>
-        <w:br/>
-        <w:t>1086:               const actual = activeDossier.actualWeight;</w:t>
-        <w:br/>
-        <w:t>1087:               if (actual !== null &amp;&amp; declared &gt; 0) {</w:t>
-        <w:br/>
-        <w:t>1088:                 const threshold = parseFloat(localStorage.getItem('weightTolerancePercentage')) ...</w:t>
-        <w:br/>
-        <w:t>1089:                 const deviation = (Math.abs(actual - declared) / declared) * 100;</w:t>
-        <w:br/>
-        <w:t>1090:                 if (deviation &gt; threshold) {</w:t>
-        <w:br/>
-        <w:t>1091:                   return (</w:t>
-        <w:br/>
-        <w:t>1092:                     &lt;Alert</w:t>
-        <w:br/>
-        <w:t>1093:                       message={</w:t>
-        <w:br/>
-        <w:t>1094:                         &lt;span&gt;</w:t>
-        <w:br/>
-        <w:t>1095:                           &lt;strong&gt;Warning: &lt;/strong&gt;</w:t>
-        <w:br/>
-        <w:t>1096:                           Weight deviation is {deviation.toFixed(2)}% which exceeds the configur...</w:t>
-        <w:br/>
-        <w:t>1097:                         &lt;/span&gt;</w:t>
-        <w:br/>
-        <w:t>1098:                       }</w:t>
-        <w:br/>
-        <w:t>1099:                       type="warning"</w:t>
-        <w:br/>
-        <w:t>1100:                       showIcon</w:t>
-        <w:br/>
-        <w:t>1101:                       style={{ marginBottom: '20px' }}</w:t>
-        <w:br/>
-        <w:t>1102:                     /&gt;</w:t>
-        <w:br/>
-        <w:t>1103:                   );</w:t>
-        <w:br/>
-        <w:t>1104:                 }</w:t>
-        <w:br/>
-        <w:t>1105:               }</w:t>
-        <w:br/>
-        <w:t>1106:               return null;</w:t>
-        <w:br/>
-        <w:t>1107:             })()}</w:t>
-        <w:br/>
-        <w:t xml:space="preserve">1108: </w:t>
-        <w:br/>
-        <w:t>1109:             {/* Side by side columns */}</w:t>
-        <w:br/>
-        <w:t>1110:             &lt;Row gutter={24} style={{ flex: 1, overflowY: 'auto' }}&gt;</w:t>
-        <w:br/>
-        <w:t xml:space="preserve">1111: </w:t>
-        <w:br/>
-        <w:t>1112:               {/* Left Column: Declared parameters */}</w:t>
-        <w:br/>
-        <w:t>1113:               &lt;Col span={12} style={{ borderRight: '1px solid #f0f0f0', paddingRight: '20px' }}&gt;</w:t>
-        <w:br/>
-        <w:t>1114:                 &lt;Descriptions title={t('declaredDetailsTitle')} bordered column={1} size="small"&gt;</w:t>
-        <w:br/>
-        <w:t>1115:                   &lt;Descriptions.Item label={t('tblBlRef')}&gt;{activeDossier.manifestId}&lt;/Descripti...</w:t>
-        <w:br/>
-        <w:t>1116:                   &lt;Descriptions.Item label={t('tblCargoType')}&gt;{activeDossier.cargoType?.toUpper...</w:t>
-        <w:br/>
-        <w:t>1117:                   &lt;Descriptions.Item label={t('tblContainerNo')}&gt;{activeDossier.containerNo}&lt;/De...</w:t>
-        <w:br/>
-        <w:t>1118:                   &lt;Descriptions.Item label={t('tblGrossTonnage')}&gt;{activeDossier.declaredWeight}...</w:t>
-        <w:br/>
-        <w:t>1119:                   &lt;Descriptions.Item label={language === 'en' ? 'AI RMS Risk Level' : 'एआई आरएमए...</w:t>
-        <w:br/>
-        <w:t>1120:                     {(() =&gt; {</w:t>
-        <w:br/>
-        <w:t>1121:                       const level = activeDossier.rmsRiskLevel || 'ROUTINE RISK';</w:t>
-        <w:br/>
-        <w:t>1122:                       let color = 'green';</w:t>
-        <w:br/>
-        <w:t>1123:                       if (level === 'CRITICAL RISK') color = 'red';</w:t>
-        <w:br/>
-        <w:t>1124:                       else if (level === 'ELEVATED RISK') color = 'orange';</w:t>
-        <w:br/>
-        <w:t>1125:                       return &lt;Tag color={color} style={{ fontWeight: 'bold' }}&gt;{level}&lt;/Tag&gt;;</w:t>
-        <w:br/>
-        <w:t>1126:                     })()}</w:t>
-        <w:br/>
-        <w:t>1127:                   &lt;/Descriptions.Item&gt;</w:t>
-        <w:br/>
-        <w:t>1128:                   &lt;Descriptions.Item label={language === 'en' ? 'AI RMS Analysis' : 'एआई आरएमएस ...</w:t>
-        <w:br/>
-        <w:t>1129:                     {(() =&gt; {</w:t>
-        <w:br/>
-        <w:t>1130:                       const memo = activeDossier.rmsAnalysisMemo;</w:t>
-        <w:br/>
-        <w:t>1131:                       if (memo &amp;&amp; memo.trim().startsWith('{')) {</w:t>
-        <w:br/>
-        <w:t>1132:                         try {</w:t>
-        <w:br/>
-        <w:t>1133:                           const parsed = JSON.parse(memo);</w:t>
-        <w:br/>
-        <w:t>1134:                           return (</w:t>
-        <w:br/>
-        <w:t>1135:                             &lt;div style={{ display: 'flex', flexDirection: 'column', gap: '4px' }}&gt;</w:t>
-        <w:br/>
-        <w:t>1136:                               &lt;div&gt;</w:t>
-        <w:br/>
-        <w:t>1137:                                 &lt;span style={{ fontWeight: 'bold', color: '#096dd9' }}&gt;TRIGGER: ...</w:t>
-        <w:br/>
-        <w:t>1138:                                 &lt;Tag color="cyan" style={{ fontSize: '0.7rem', padding: '0 4px',...</w:t>
-        <w:br/>
-        <w:t>1139:                                 &lt;span style={{ color: '#888', fontSize: '0.75rem' }}&gt; ({Math.rou...</w:t>
-        <w:br/>
-        <w:t>1140:                               &lt;/div&gt;</w:t>
-        <w:br/>
-        <w:t>1141:                               &lt;div style={{ fontSize: '0.78rem', color: '#555', lineHeight: 1.3 }}&gt;</w:t>
-        <w:br/>
-        <w:t>1142:                                 &lt;span style={{ fontWeight: 'bold' }}&gt;Focus:&lt;/span&gt; {parsed.inspe...</w:t>
-        <w:br/>
-        <w:t>1143:                               &lt;/div&gt;</w:t>
-        <w:br/>
-        <w:t>1144:                             &lt;/div&gt;</w:t>
-        <w:br/>
-        <w:t>1145:                           );</w:t>
-        <w:br/>
-        <w:t>1146:                         } catch (e) {</w:t>
-        <w:br/>
-        <w:t>1147:                           // fallback</w:t>
-        <w:br/>
-        <w:t>1148:                         }</w:t>
-        <w:br/>
-        <w:t>1149:                       }</w:t>
-        <w:br/>
-        <w:t>1150:                       return memo || 'No details available';</w:t>
-        <w:br/>
-        <w:t>1151:                     })()}</w:t>
-        <w:br/>
-        <w:t>1152:                   &lt;/Descriptions.Item&gt;</w:t>
-        <w:br/>
-        <w:t>1153:                 &lt;/Descriptions&gt;</w:t>
-        <w:br/>
-        <w:t>1154:               &lt;/Col&gt;</w:t>
-        <w:br/>
-        <w:t xml:space="preserve">1155: </w:t>
-        <w:br/>
-        <w:t>1156:               {/* Right Column: Physical inspector inputs */}</w:t>
-        <w:br/>
-        <w:t>1157:               &lt;Col span={12} style={{ paddingLeft: '20px' }}&gt;</w:t>
-        <w:br/>
-        <w:t>1158:                 &lt;Descriptions title={language === 'en' ? 'Physical Gate Inspection Details' : 'भ...</w:t>
-        <w:br/>
-        <w:t>1159:                   &lt;Descriptions.Item label={t('measuredWeight')}&gt;</w:t>
-        <w:br/>
-        <w:t>1160:                     {activeDossier.actualWeight !== null ? (</w:t>
-        <w:br/>
-        <w:t>1161:                       &lt;span style={{</w:t>
-        <w:br/>
-        <w:t>1162:                         fontWeight: 'bold',</w:t>
-        <w:br/>
-        <w:t>1163:                         color: Math.abs(activeDossier.actualWeight - activeDossier.declaredWeigh...</w:t>
-        <w:br/>
-        <w:t>1164:                       }}&gt;</w:t>
-        <w:br/>
-        <w:t>1165:                         {activeDossier.actualWeight} MT</w:t>
-        <w:br/>
-        <w:t>1166:                       &lt;/span&gt;</w:t>
-        <w:br/>
-        <w:t>1167:                     ) : t('certNotVerified')}</w:t>
-        <w:br/>
-        <w:t>1168:                   &lt;/Descriptions.Item&gt;</w:t>
-        <w:br/>
-        <w:t>1169:                   &lt;Descriptions.Item label={t('sealIntegrityLabel')}&gt;</w:t>
-        <w:br/>
-        <w:t>1170:                     {activeDossier.sealIntact ? (</w:t>
-        <w:br/>
-        <w:t>1171:                       &lt;Tag color="success"&gt;{t('sealIntact')?.toUpperCase()} ✓&lt;/Tag&gt;</w:t>
-        <w:br/>
-        <w:t>1172:                     ) : (</w:t>
-        <w:br/>
-        <w:t>1173:                       &lt;Tag color="error"&gt;{t('sealBroken')?.toUpperCase()} ✗&lt;/Tag&gt;</w:t>
-        <w:br/>
-        <w:t>1174:                     )}</w:t>
-        <w:br/>
-        <w:t>1175:                   &lt;/Descriptions.Item&gt;</w:t>
-        <w:br/>
-        <w:t>1176:                   &lt;Descriptions.Item label={t('structuralDamageLabel')}&gt;</w:t>
-        <w:br/>
-        <w:t>1177:                     {activeDossier.structuralDamage ? (</w:t>
-        <w:br/>
-        <w:t>1178:                       &lt;Tag color="error"&gt;{t('damageDetected')?.toUpperCase()} ✗&lt;/Tag&gt;</w:t>
-        <w:br/>
-        <w:t>1179:                     ) : (</w:t>
-        <w:br/>
-        <w:t>1180:                       &lt;Tag color="success"&gt;{t('damageNone')?.toUpperCase()} ✓&lt;/Tag&gt;</w:t>
-        <w:br/>
-        <w:t>1181:                     )}</w:t>
-        <w:br/>
-        <w:t>1182:                   &lt;/Descriptions.Item&gt;</w:t>
-        <w:br/>
-        <w:t>1183:                 &lt;/Descriptions&gt;</w:t>
-        <w:br/>
-        <w:t xml:space="preserve">1184: </w:t>
-        <w:br/>
-        <w:t>1185:                 {/* Evidence Image Zoom Component */}</w:t>
-        <w:br/>
-        <w:t>1186:                 &lt;Card title={t('evidenceCardTitle')} size="small" style={{ textAlign: 'center' }}&gt;</w:t>
-        <w:br/>
-        <w:t>1187:                   &lt;Image</w:t>
-        <w:br/>
-        <w:t>1188:                     src={activeDossier.imagePath}</w:t>
-        <w:br/>
-        <w:t>1189:                     fallback={placeholderBase64}</w:t>
-        <w:br/>
-        <w:t>1190:                     preview={{</w:t>
-        <w:br/>
-        <w:t>1191:                       visible: previewOpen,</w:t>
-        <w:br/>
-        <w:t>1192:                       onVisibleChange: (val) =&gt; setPreviewOpen(val)</w:t>
-        <w:br/>
-        <w:t>1193:                     }}</w:t>
-        <w:br/>
-        <w:t>1194:                     style={{ maxHeight: '180px', borderRadius: '4px', objectFit: 'contain' }}</w:t>
-        <w:br/>
-        <w:t>1195:                   /&gt;</w:t>
-        <w:br/>
-        <w:t>1196:                 &lt;/Card&gt;</w:t>
-        <w:br/>
-        <w:t>1197:               &lt;/Col&gt;</w:t>
-        <w:br/>
-        <w:t>1198:             &lt;/Row&gt;</w:t>
-        <w:br/>
-        <w:t xml:space="preserve">1199: </w:t>
-        <w:br/>
-        <w:t>1200:             {/* Adjudication Decision Panel */}</w:t>
+        <w:t>1051:                       {</w:t>
+        <w:br/>
+        <w:t>1052:                         title: t('tblVesselName'),</w:t>
+        <w:br/>
+        <w:t>1053:                         dataIndex: 'vesselName',</w:t>
+        <w:br/>
+        <w:t>1054:                         key: 'vesselName',</w:t>
+        <w:br/>
+        <w:t>1055:                       },</w:t>
+        <w:br/>
+        <w:t>1056:                       {</w:t>
+        <w:br/>
+        <w:t>1057:                         title: t('tblCargoType'),</w:t>
+        <w:br/>
+        <w:t>1058:                         dataIndex: 'cargoType',</w:t>
+        <w:br/>
+        <w:t>1059:                         key: 'cargoType',</w:t>
+        <w:br/>
+        <w:t>1060:                       },</w:t>
+        <w:br/>
+        <w:t>1061:                       {</w:t>
+        <w:br/>
+        <w:t>1062:                         title: t('tblRmsMemo'),</w:t>
+        <w:br/>
+        <w:t>1063:                         dataIndex: 'rmsRiskLevel',</w:t>
+        <w:br/>
+        <w:t>1064:                         key: 'rmsRiskLevel',</w:t>
+        <w:br/>
+        <w:t>1065:                         render: (level) =&gt; {</w:t>
+        <w:br/>
+        <w:t>1066:                           let color = 'green';</w:t>
+        <w:br/>
+        <w:t>1067:                           let riskText = level || 'ROUTINE RISK';</w:t>
+        <w:br/>
+        <w:t>1068:                           if (level === 'CRITICAL RISK') { color = 'red'; riskText = t('riskCrit...</w:t>
+        <w:br/>
+        <w:t>1069:                           else if (level === 'ELEVATED RISK') { color = 'orange'; riskText = t('...</w:t>
+        <w:br/>
+        <w:t>1070:                           else if (level === 'ROUTINE RISK') { riskText = t('riskRoutine'); }</w:t>
+        <w:br/>
+        <w:t>1071:                           return &lt;Tag color={color}&gt;{riskText}&lt;/Tag&gt;;</w:t>
+        <w:br/>
+        <w:t>1072:                         }</w:t>
+        <w:br/>
+        <w:t>1073:                       },</w:t>
+        <w:br/>
+        <w:t>1074:                       {</w:t>
+        <w:br/>
+        <w:t>1075:                         title: t('tblStatus'),</w:t>
+        <w:br/>
+        <w:t>1076:                         dataIndex: 'status',</w:t>
+        <w:br/>
+        <w:t>1077:                         key: 'status',</w:t>
+        <w:br/>
+        <w:t>1078:                         render: (status) =&gt; renderStatusTag(status)</w:t>
+        <w:br/>
+        <w:t>1079:                       },</w:t>
+        <w:br/>
+        <w:t>1080:                       {</w:t>
+        <w:br/>
+        <w:t>1081:                         title: t('tblAction'),</w:t>
+        <w:br/>
+        <w:t>1082:                         key: 'action',</w:t>
+        <w:br/>
+        <w:t>1083:                         render: (_, record) =&gt; {</w:t>
+        <w:br/>
+        <w:t>1084:                           const isCleared = record.status === 'Port Clearance Granted' || record...</w:t>
+        <w:br/>
+        <w:t>1085:                           const isDetained = record.status === 'Clearance Denied - Detained for ...</w:t>
+        <w:br/>
+        <w:t xml:space="preserve">1086: </w:t>
+        <w:br/>
+        <w:t>1087:                           if (isCleared) {</w:t>
+        <w:br/>
+        <w:t>1088:                             return (</w:t>
+        <w:br/>
+        <w:t>1089:                               &lt;Button</w:t>
+        <w:br/>
+        <w:t>1090:                                 type="primary"</w:t>
+        <w:br/>
+        <w:t>1091:                                 icon={&lt;PrinterOutlined /&gt;}</w:t>
+        <w:br/>
+        <w:t>1092:                                 size="small"</w:t>
+        <w:br/>
+        <w:t>1093:                                 onClick={() =&gt; printCertificate(record, record.qrToken, null, la...</w:t>
+        <w:br/>
+        <w:t>1094:                                 style={{ backgroundColor: '#52c41a', borderColor: '#52c41a' }}</w:t>
+        <w:br/>
+        <w:t>1095:                               &gt;</w:t>
+        <w:br/>
+        <w:t>1096:                                 {language === 'en' ? 'Print PCC' : 'पीसीसी प्रिंट करें'}</w:t>
+        <w:br/>
+        <w:t>1097:                               &lt;/Button&gt;</w:t>
+        <w:br/>
+        <w:t>1098:                             );</w:t>
+        <w:br/>
+        <w:t>1099:                           } else if (isDetained) {</w:t>
+        <w:br/>
+        <w:t>1100:                             return (</w:t>
+        <w:br/>
+        <w:t>1101:                               &lt;Button</w:t>
+        <w:br/>
+        <w:t>1102:                                 type="primary"</w:t>
+        <w:br/>
+        <w:t>1103:                                 danger</w:t>
+        <w:br/>
+        <w:t>1104:                                 icon={&lt;PrinterOutlined /&gt;}</w:t>
+        <w:br/>
+        <w:t>1105:                                 size="small"</w:t>
+        <w:br/>
+        <w:t>1106:                                 onClick={() =&gt; printCertificate(record, record.qrToken, null, la...</w:t>
+        <w:br/>
+        <w:t>1107:                               &gt;</w:t>
+        <w:br/>
+        <w:t>1108:                                 {language === 'en' ? 'Print QDO' : 'क्यूडीओ प्रिंट करें'}</w:t>
+        <w:br/>
+        <w:t>1109:                               &lt;/Button&gt;</w:t>
+        <w:br/>
+        <w:t>1110:                             );</w:t>
+        <w:br/>
+        <w:t>1111:                           }</w:t>
+        <w:br/>
+        <w:t>1112:                           return &lt;Text type="secondary"&gt;—&lt;/Text&gt;;</w:t>
+        <w:br/>
+        <w:t>1113:                         }</w:t>
+        <w:br/>
+        <w:t>1114:                       }</w:t>
+        <w:br/>
+        <w:t>1115:                     ]}</w:t>
+        <w:br/>
+        <w:t>1116:                     loading={loading}</w:t>
+        <w:br/>
+        <w:t>1117:                     rowKey="id"</w:t>
+        <w:br/>
+        <w:t>1118:                     pagination={{ pageSize: 8 }}</w:t>
+        <w:br/>
+        <w:t>1119:                   /&gt;</w:t>
+        <w:br/>
+        <w:t>1120:                 &lt;/div&gt;</w:t>
+        <w:br/>
+        <w:t>1121:               )</w:t>
+        <w:br/>
+        <w:t>1122:             }</w:t>
+        <w:br/>
+        <w:t>1123:           ]}</w:t>
+        <w:br/>
+        <w:t>1124:         /&gt;</w:t>
+        <w:br/>
+        <w:t>1125:       &lt;/Card&gt;</w:t>
+        <w:br/>
+        <w:t xml:space="preserve">1126: </w:t>
+        <w:br/>
+        <w:t>1127:       {/* 3. SIDE-BY-SIDE Drawer Review Container */}</w:t>
+        <w:br/>
+        <w:t>1128:       &lt;Drawer</w:t>
+        <w:br/>
+        <w:t>1129:         title={</w:t>
+        <w:br/>
+        <w:t>1130:           &lt;Space&gt;</w:t>
+        <w:br/>
+        <w:t>1131:             &lt;SafetyCertificateOutlined style={{ color: '#1890ff' }} /&gt;</w:t>
+        <w:br/>
+        <w:t>1132:             &lt;span&gt;{t('dossierPanelTitle')}: {activeDossier?.manifestId}&lt;/span&gt;</w:t>
+        <w:br/>
+        <w:t>1133:           &lt;/Space&gt;</w:t>
+        <w:br/>
+        <w:t>1134:         }</w:t>
+        <w:br/>
+        <w:t>1135:         width={750}</w:t>
+        <w:br/>
+        <w:t>1136:         open={reviewDrawerVisible}</w:t>
+        <w:br/>
+        <w:t>1137:         onClose={() =&gt; setReviewDrawerVisible(false)}</w:t>
+        <w:br/>
+        <w:t>1138:         destroyOnClose</w:t>
+        <w:br/>
+        <w:t>1139:       &gt;</w:t>
+        <w:br/>
+        <w:t>1140:         {activeDossier &amp;&amp; (</w:t>
+        <w:br/>
+        <w:t>1141:           &lt;div style={{ display: 'flex', flexDirection: 'column', height: '100%' }}&gt;</w:t>
+        <w:br/>
+        <w:t xml:space="preserve">1142: </w:t>
+        <w:br/>
+        <w:t>1143:             {/* Weight discrepancy warning alert */}</w:t>
+        <w:br/>
+        <w:t>1144:             {(() =&gt; {</w:t>
+        <w:br/>
+        <w:t>1145:               const declared = activeDossier.declaredWeight || 0;</w:t>
+        <w:br/>
+        <w:t>1146:               const actual = activeDossier.actualWeight;</w:t>
+        <w:br/>
+        <w:t>1147:               if (actual !== null &amp;&amp; declared &gt; 0) {</w:t>
+        <w:br/>
+        <w:t>1148:                 const threshold = parseFloat(localStorage.getItem('weightTolerancePercentage')) ...</w:t>
+        <w:br/>
+        <w:t>1149:                 const deviation = (Math.abs(actual - declared) / declared) * 100;</w:t>
+        <w:br/>
+        <w:t>1150:                 if (deviation &gt; threshold) {</w:t>
+        <w:br/>
+        <w:t>1151:                   return (</w:t>
+        <w:br/>
+        <w:t>1152:                     &lt;Alert</w:t>
+        <w:br/>
+        <w:t>1153:                       message={</w:t>
+        <w:br/>
+        <w:t>1154:                         &lt;span&gt;</w:t>
+        <w:br/>
+        <w:t>1155:                           &lt;strong&gt;Warning: &lt;/strong&gt;</w:t>
+        <w:br/>
+        <w:t>1156:                           Weight deviation is {deviation.toFixed(2)}% which exceeds the configur...</w:t>
+        <w:br/>
+        <w:t>1157:                         &lt;/span&gt;</w:t>
+        <w:br/>
+        <w:t>1158:                       }</w:t>
+        <w:br/>
+        <w:t>1159:                       type="warning"</w:t>
+        <w:br/>
+        <w:t>1160:                       showIcon</w:t>
+        <w:br/>
+        <w:t>1161:                       style={{ marginBottom: '20px' }}</w:t>
+        <w:br/>
+        <w:t>1162:                     /&gt;</w:t>
+        <w:br/>
+        <w:t>1163:                   );</w:t>
+        <w:br/>
+        <w:t>1164:                 }</w:t>
+        <w:br/>
+        <w:t>1165:               }</w:t>
+        <w:br/>
+        <w:t>1166:               return null;</w:t>
+        <w:br/>
+        <w:t>1167:             })()}</w:t>
+        <w:br/>
+        <w:t xml:space="preserve">1168: </w:t>
+        <w:br/>
+        <w:t>1169:             {/* Side by side columns */}</w:t>
+        <w:br/>
+        <w:t>1170:             &lt;Row gutter={24} style={{ flex: 1, overflowY: 'auto' }}&gt;</w:t>
+        <w:br/>
+        <w:t xml:space="preserve">1171: </w:t>
+        <w:br/>
+        <w:t>1172:               {/* Left Column: Declared parameters */}</w:t>
+        <w:br/>
+        <w:t>1173:               &lt;Col span={12} style={{ borderRight: '1px solid #f0f0f0', paddingRight: '20px' }}&gt;</w:t>
+        <w:br/>
+        <w:t>1174:                 &lt;Descriptions title={t('declaredDetailsTitle')} bordered column={1} size="small"&gt;</w:t>
+        <w:br/>
+        <w:t>1175:                   &lt;Descriptions.Item label={t('tblBlRef')}&gt;{activeDossier.manifestId}&lt;/Descripti...</w:t>
+        <w:br/>
+        <w:t>1176:                   &lt;Descriptions.Item label={t('tblCargoType')}&gt;{activeDossier.cargoType?.toUpper...</w:t>
+        <w:br/>
+        <w:t>1177:                   &lt;Descriptions.Item label={t('tblContainerNo')}&gt;{activeDossier.containerNo}&lt;/De...</w:t>
+        <w:br/>
+        <w:t>1178:                   &lt;Descriptions.Item label={t('tblGrossTonnage')}&gt;{activeDossier.declaredWeight}...</w:t>
+        <w:br/>
+        <w:t>1179:                   &lt;Descriptions.Item label={language === 'en' ? 'AI RMS Risk Level' : 'एआई आरएमए...</w:t>
+        <w:br/>
+        <w:t>1180:                     {(() =&gt; {</w:t>
+        <w:br/>
+        <w:t>1181:                       const level = activeDossier.rmsRiskLevel || 'ROUTINE RISK';</w:t>
+        <w:br/>
+        <w:t>1182:                       let color = 'green';</w:t>
+        <w:br/>
+        <w:t>1183:                       if (level === 'CRITICAL RISK') color = 'red';</w:t>
+        <w:br/>
+        <w:t>1184:                       else if (level === 'ELEVATED RISK') color = 'orange';</w:t>
+        <w:br/>
+        <w:t>1185:                       return &lt;Tag color={color} style={{ fontWeight: 'bold' }}&gt;{level}&lt;/Tag&gt;;</w:t>
+        <w:br/>
+        <w:t>1186:                     })()}</w:t>
+        <w:br/>
+        <w:t>1187:                   &lt;/Descriptions.Item&gt;</w:t>
+        <w:br/>
+        <w:t>1188:                   &lt;Descriptions.Item label={language === 'en' ? 'AI RMS Analysis' : 'एआई आरएमएस ...</w:t>
+        <w:br/>
+        <w:t>1189:                     {(() =&gt; {</w:t>
+        <w:br/>
+        <w:t>1190:                       const memo = activeDossier.rmsAnalysisMemo;</w:t>
+        <w:br/>
+        <w:t>1191:                       if (memo &amp;&amp; memo.trim().startsWith('{')) {</w:t>
+        <w:br/>
+        <w:t>1192:                         try {</w:t>
+        <w:br/>
+        <w:t>1193:                           const parsed = JSON.parse(memo);</w:t>
+        <w:br/>
+        <w:t>1194:                           return (</w:t>
+        <w:br/>
+        <w:t>1195:                             &lt;div style={{ display: 'flex', flexDirection: 'column', gap: '4px' }}&gt;</w:t>
+        <w:br/>
+        <w:t>1196:                               &lt;div&gt;</w:t>
+        <w:br/>
+        <w:t>1197:                                 &lt;span style={{ fontWeight: 'bold', color: '#096dd9' }}&gt;TRIGGER: ...</w:t>
+        <w:br/>
+        <w:t>1198:                                 &lt;Tag color="cyan" style={{ fontSize: '0.7rem', padding: '0 4px',...</w:t>
+        <w:br/>
+        <w:t>1199:                                 &lt;span style={{ color: '#888', fontSize: '0.75rem' }}&gt; ({Math.rou...</w:t>
+        <w:br/>
+        <w:t>1200:                               &lt;/div&gt;</w:t>
       </w:r>
     </w:p>
     <w:p>
@@ -23498,121 +23629,241 @@
           <w:color w:val="000000"/>
           <w:sz w:val="17"/>
         </w:rPr>
-        <w:t>1201:             {activeDossier.status === 'Approved' || activeDossier.status === 'Port Clearance Gra...</w:t>
-        <w:br/>
-        <w:t>1202:               &lt;div style={{ marginTop: '30px', paddingTop: '20px', borderTop: '1px solid #f0f0f0...</w:t>
-        <w:br/>
-        <w:t>1203:                 &lt;Alert</w:t>
-        <w:br/>
-        <w:t>1204:                   message={t('accessClearanceLocked')}</w:t>
-        <w:br/>
-        <w:t>1205:                   description={t('accessLockedDesc')}</w:t>
-        <w:br/>
-        <w:t>1206:                   type="success"</w:t>
-        <w:br/>
-        <w:t>1207:                   showIcon</w:t>
-        <w:br/>
-        <w:t>1208:                 /&gt;</w:t>
-        <w:br/>
-        <w:t>1209:               &lt;/div&gt;</w:t>
-        <w:br/>
-        <w:t>1210:             ) : (</w:t>
-        <w:br/>
-        <w:t>1211:               &lt;div style={{ marginTop: '20px', paddingTop: '20px', borderTop: '1px solid #f0f0f0...</w:t>
-        <w:br/>
-        <w:t>1212:                 &lt;Title level={5} style={{ marginBottom: '15px', color: '#0f3057' }}&gt;Adjudication...</w:t>
-        <w:br/>
-        <w:t>1213:                 &lt;div style={{ display: 'flex', flexDirection: 'column', gap: '15px' }}&gt;</w:t>
-        <w:br/>
-        <w:t>1214:                   &lt;div&gt;</w:t>
-        <w:br/>
-        <w:t>1215:                     &lt;label style={{ fontWeight: 600, display: 'block', marginBottom: '5px' }}&gt;Se...</w:t>
-        <w:br/>
-        <w:t>1216:                     &lt;Select</w:t>
-        <w:br/>
-        <w:t>1217:                       value={adjStatus}</w:t>
-        <w:br/>
-        <w:t>1218:                       onChange={(val) =&gt; setAdjStatus(val)}</w:t>
-        <w:br/>
-        <w:t>1219:                       style={{ width: '100%' }}</w:t>
-        <w:br/>
-        <w:t>1220:                     &gt;</w:t>
-        <w:br/>
-        <w:t>1221:                       &lt;Select.Option value="Port Clearance Granted"&gt;Port Clearance Granted&lt;/Sele...</w:t>
-        <w:br/>
-        <w:t>1222:                       &lt;Select.Option value="Clearance Denied - Detained for Physical Audit"&gt;Clea...</w:t>
-        <w:br/>
-        <w:t>1223:                       &lt;Select.Option value="Re-Inspect"&gt;Re-Inspect&lt;/Select.Option&gt;</w:t>
-        <w:br/>
-        <w:t>1224:                     &lt;/Select&gt;</w:t>
-        <w:br/>
-        <w:t>1225:                   &lt;/div&gt;</w:t>
-        <w:br/>
-        <w:t>1226:                   &lt;div&gt;</w:t>
-        <w:br/>
-        <w:t>1227:                     &lt;label style={{ fontWeight: 600, display: 'block', marginBottom: '5px' }}&gt;Re...</w:t>
-        <w:br/>
-        <w:t>1228:                     &lt;Input.TextArea</w:t>
-        <w:br/>
-        <w:t>1229:                       rows={3}</w:t>
-        <w:br/>
-        <w:t>1230:                       value={adjNotes}</w:t>
-        <w:br/>
-        <w:t>1231:                       onChange={(e) =&gt; setAdjNotes(e.target.value)}</w:t>
-        <w:br/>
-        <w:t>1232:                       placeholder="Enter adjudication or review remarks..."</w:t>
-        <w:br/>
-        <w:t>1233:                       style={{ resize: 'none' }}</w:t>
-        <w:br/>
-        <w:t>1234:                     /&gt;</w:t>
-        <w:br/>
-        <w:t>1235:                   &lt;/div&gt;</w:t>
-        <w:br/>
-        <w:t>1236:                   &lt;div style={{ textAlign: 'right' }}&gt;</w:t>
-        <w:br/>
-        <w:t>1237:                     &lt;Button</w:t>
-        <w:br/>
-        <w:t>1238:                       type="primary"</w:t>
-        <w:br/>
-        <w:t>1239:                       onClick={() =&gt; handleSubmitAdjudication(adjStatus, adjNotes)}</w:t>
-        <w:br/>
-        <w:t>1240:                       loading={isSubmittingAction}</w:t>
-        <w:br/>
-        <w:t>1241:                       style={{ backgroundColor: adjStatus === 'Port Clearance Granted' ? '#52c41...</w:t>
-        <w:br/>
-        <w:t>1242:                     &gt;</w:t>
-        <w:br/>
-        <w:t>1243:                       Submit Adjudication</w:t>
-        <w:br/>
-        <w:t>1244:                     &lt;/Button&gt;</w:t>
-        <w:br/>
-        <w:t>1245:                   &lt;/div&gt;</w:t>
-        <w:br/>
-        <w:t>1246:                 &lt;/div&gt;</w:t>
-        <w:br/>
-        <w:t>1247:               &lt;/div&gt;</w:t>
-        <w:br/>
-        <w:t>1248:             )}</w:t>
-        <w:br/>
-        <w:t xml:space="preserve">1249: </w:t>
-        <w:br/>
-        <w:t>1250:           &lt;/div&gt;</w:t>
-        <w:br/>
-        <w:t>1251:         )}</w:t>
-        <w:br/>
-        <w:t>1252:       &lt;/Drawer&gt;</w:t>
-        <w:br/>
-        <w:t xml:space="preserve">1253: </w:t>
-        <w:br/>
-        <w:t>1254:     &lt;/div&gt;</w:t>
-        <w:br/>
-        <w:t>1255:   );</w:t>
-        <w:br/>
-        <w:t>1256: };</w:t>
-        <w:br/>
-        <w:t xml:space="preserve">1257: </w:t>
-        <w:br/>
-        <w:t>1258: export default PortAuthority;</w:t>
+        <w:t>1201:                               &lt;div style={{ fontSize: '0.78rem', color: '#555', lineHeight: 1.3 }}&gt;</w:t>
+        <w:br/>
+        <w:t>1202:                                 &lt;span style={{ fontWeight: 'bold' }}&gt;Focus:&lt;/span&gt; {parsed.inspe...</w:t>
+        <w:br/>
+        <w:t>1203:                               &lt;/div&gt;</w:t>
+        <w:br/>
+        <w:t>1204:                             &lt;/div&gt;</w:t>
+        <w:br/>
+        <w:t>1205:                           );</w:t>
+        <w:br/>
+        <w:t>1206:                         } catch (e) {</w:t>
+        <w:br/>
+        <w:t>1207:                           // fallback</w:t>
+        <w:br/>
+        <w:t>1208:                         }</w:t>
+        <w:br/>
+        <w:t>1209:                       }</w:t>
+        <w:br/>
+        <w:t>1210:                       return memo || 'No details available';</w:t>
+        <w:br/>
+        <w:t>1211:                     })()}</w:t>
+        <w:br/>
+        <w:t>1212:                   &lt;/Descriptions.Item&gt;</w:t>
+        <w:br/>
+        <w:t>1213:                 &lt;/Descriptions&gt;</w:t>
+        <w:br/>
+        <w:t>1214:               &lt;/Col&gt;</w:t>
+        <w:br/>
+        <w:t xml:space="preserve">1215: </w:t>
+        <w:br/>
+        <w:t>1216:               {/* Right Column: Physical inspector inputs */}</w:t>
+        <w:br/>
+        <w:t>1217:               &lt;Col span={12} style={{ paddingLeft: '20px' }}&gt;</w:t>
+        <w:br/>
+        <w:t>1218:                 &lt;Descriptions title={language === 'en' ? 'Physical Gate Inspection Details' : 'भ...</w:t>
+        <w:br/>
+        <w:t>1219:                   &lt;Descriptions.Item label={t('measuredWeight')}&gt;</w:t>
+        <w:br/>
+        <w:t>1220:                     {activeDossier.actualWeight !== null ? (</w:t>
+        <w:br/>
+        <w:t>1221:                       &lt;span style={{</w:t>
+        <w:br/>
+        <w:t>1222:                         fontWeight: 'bold',</w:t>
+        <w:br/>
+        <w:t>1223:                         color: Math.abs(activeDossier.actualWeight - activeDossier.declaredWeigh...</w:t>
+        <w:br/>
+        <w:t>1224:                       }}&gt;</w:t>
+        <w:br/>
+        <w:t>1225:                         {activeDossier.actualWeight} MT</w:t>
+        <w:br/>
+        <w:t>1226:                       &lt;/span&gt;</w:t>
+        <w:br/>
+        <w:t>1227:                     ) : t('certNotVerified')}</w:t>
+        <w:br/>
+        <w:t>1228:                   &lt;/Descriptions.Item&gt;</w:t>
+        <w:br/>
+        <w:t>1229:                   &lt;Descriptions.Item label={t('sealIntegrityLabel')}&gt;</w:t>
+        <w:br/>
+        <w:t>1230:                     {activeDossier.sealIntact ? (</w:t>
+        <w:br/>
+        <w:t>1231:                       &lt;Tag color="success"&gt;{t('sealIntact')?.toUpperCase()} ✓&lt;/Tag&gt;</w:t>
+        <w:br/>
+        <w:t>1232:                     ) : (</w:t>
+        <w:br/>
+        <w:t>1233:                       &lt;Tag color="error"&gt;{t('sealBroken')?.toUpperCase()} ✗&lt;/Tag&gt;</w:t>
+        <w:br/>
+        <w:t>1234:                     )}</w:t>
+        <w:br/>
+        <w:t>1235:                   &lt;/Descriptions.Item&gt;</w:t>
+        <w:br/>
+        <w:t>1236:                   &lt;Descriptions.Item label={t('structuralDamageLabel')}&gt;</w:t>
+        <w:br/>
+        <w:t>1237:                     {activeDossier.structuralDamage ? (</w:t>
+        <w:br/>
+        <w:t>1238:                       &lt;Tag color="error"&gt;{t('damageDetected')?.toUpperCase()} ✗&lt;/Tag&gt;</w:t>
+        <w:br/>
+        <w:t>1239:                     ) : (</w:t>
+        <w:br/>
+        <w:t>1240:                       &lt;Tag color="success"&gt;{t('damageNone')?.toUpperCase()} ✓&lt;/Tag&gt;</w:t>
+        <w:br/>
+        <w:t>1241:                     )}</w:t>
+        <w:br/>
+        <w:t>1242:                   &lt;/Descriptions.Item&gt;</w:t>
+        <w:br/>
+        <w:t>1243:                 &lt;/Descriptions&gt;</w:t>
+        <w:br/>
+        <w:t xml:space="preserve">1244: </w:t>
+        <w:br/>
+        <w:t>1245:                 {/* Evidence Image Zoom Component */}</w:t>
+        <w:br/>
+        <w:t>1246:                 &lt;Card title={t('evidenceCardTitle')} size="small" style={{ textAlign: 'center' }}&gt;</w:t>
+        <w:br/>
+        <w:t>1247:                   &lt;Image</w:t>
+        <w:br/>
+        <w:t>1248:                     src={activeDossier.imagePath}</w:t>
+        <w:br/>
+        <w:t>1249:                     fallback={placeholderBase64}</w:t>
+        <w:br/>
+        <w:t>1250:                     preview={{</w:t>
+        <w:br/>
+        <w:t>1251:                       visible: previewOpen,</w:t>
+        <w:br/>
+        <w:t>1252:                       onVisibleChange: (val) =&gt; setPreviewOpen(val)</w:t>
+        <w:br/>
+        <w:t>1253:                     }}</w:t>
+        <w:br/>
+        <w:t>1254:                     style={{ maxHeight: '180px', borderRadius: '4px', objectFit: 'contain' }}</w:t>
+        <w:br/>
+        <w:t>1255:                   /&gt;</w:t>
+        <w:br/>
+        <w:t>1256:                 &lt;/Card&gt;</w:t>
+        <w:br/>
+        <w:t>1257:               &lt;/Col&gt;</w:t>
+        <w:br/>
+        <w:t>1258:             &lt;/Row&gt;</w:t>
+        <w:br/>
+        <w:t xml:space="preserve">1259: </w:t>
+        <w:br/>
+        <w:t>1260:             {/* Adjudication Decision Panel */}</w:t>
+        <w:br/>
+        <w:t>1261:             {activeDossier.status === 'Approved' || activeDossier.status === 'Port Clearance Gra...</w:t>
+        <w:br/>
+        <w:t>1262:               &lt;div style={{ marginTop: '30px', paddingTop: '20px', borderTop: '1px solid #f0f0f0...</w:t>
+        <w:br/>
+        <w:t>1263:                 &lt;Alert</w:t>
+        <w:br/>
+        <w:t>1264:                   message={t('accessClearanceLocked')}</w:t>
+        <w:br/>
+        <w:t>1265:                   description={t('accessLockedDesc')}</w:t>
+        <w:br/>
+        <w:t>1266:                   type="success"</w:t>
+        <w:br/>
+        <w:t>1267:                   showIcon</w:t>
+        <w:br/>
+        <w:t>1268:                 /&gt;</w:t>
+        <w:br/>
+        <w:t>1269:               &lt;/div&gt;</w:t>
+        <w:br/>
+        <w:t>1270:             ) : (</w:t>
+        <w:br/>
+        <w:t>1271:               &lt;div style={{ marginTop: '20px', paddingTop: '20px', borderTop: '1px solid #f0f0f0...</w:t>
+        <w:br/>
+        <w:t>1272:                 &lt;Title level={5} style={{ marginBottom: '15px', color: '#0f3057' }}&gt;Adjudication...</w:t>
+        <w:br/>
+        <w:t>1273:                 &lt;div style={{ display: 'flex', flexDirection: 'column', gap: '15px' }}&gt;</w:t>
+        <w:br/>
+        <w:t>1274:                   &lt;div&gt;</w:t>
+        <w:br/>
+        <w:t>1275:                     &lt;label style={{ fontWeight: 600, display: 'block', marginBottom: '5px' }}&gt;Se...</w:t>
+        <w:br/>
+        <w:t>1276:                     &lt;Select</w:t>
+        <w:br/>
+        <w:t>1277:                       value={adjStatus}</w:t>
+        <w:br/>
+        <w:t>1278:                       onChange={(val) =&gt; setAdjStatus(val)}</w:t>
+        <w:br/>
+        <w:t>1279:                       style={{ width: '100%' }}</w:t>
+        <w:br/>
+        <w:t>1280:                     &gt;</w:t>
+        <w:br/>
+        <w:t>1281:                       &lt;Select.Option value="Port Clearance Granted"&gt;Port Clearance Granted&lt;/Sele...</w:t>
+        <w:br/>
+        <w:t>1282:                       &lt;Select.Option value="Clearance Denied - Detained for Physical Audit"&gt;Clea...</w:t>
+        <w:br/>
+        <w:t>1283:                       &lt;Select.Option value="Re-Inspect"&gt;Re-Inspect&lt;/Select.Option&gt;</w:t>
+        <w:br/>
+        <w:t>1284:                     &lt;/Select&gt;</w:t>
+        <w:br/>
+        <w:t>1285:                   &lt;/div&gt;</w:t>
+        <w:br/>
+        <w:t>1286:                   &lt;div&gt;</w:t>
+        <w:br/>
+        <w:t>1287:                     &lt;label style={{ fontWeight: 600, display: 'block', marginBottom: '5px' }}&gt;Re...</w:t>
+        <w:br/>
+        <w:t>1288:                     &lt;Input.TextArea</w:t>
+        <w:br/>
+        <w:t>1289:                       rows={3}</w:t>
+        <w:br/>
+        <w:t>1290:                       value={adjNotes}</w:t>
+        <w:br/>
+        <w:t>1291:                       onChange={(e) =&gt; setAdjNotes(e.target.value)}</w:t>
+        <w:br/>
+        <w:t>1292:                       placeholder="Enter adjudication or review remarks..."</w:t>
+        <w:br/>
+        <w:t>1293:                       style={{ resize: 'none' }}</w:t>
+        <w:br/>
+        <w:t>1294:                     /&gt;</w:t>
+        <w:br/>
+        <w:t>1295:                   &lt;/div&gt;</w:t>
+        <w:br/>
+        <w:t>1296:                   &lt;div style={{ textAlign: 'right' }}&gt;</w:t>
+        <w:br/>
+        <w:t>1297:                     &lt;Button</w:t>
+        <w:br/>
+        <w:t>1298:                       type="primary"</w:t>
+        <w:br/>
+        <w:t>1299:                       onClick={() =&gt; handleSubmitAdjudication(adjStatus, adjNotes)}</w:t>
+        <w:br/>
+        <w:t>1300:                       loading={isSubmittingAction}</w:t>
+        <w:br/>
+        <w:t>1301:                       style={{ backgroundColor: adjStatus === 'Port Clearance Granted' ? '#52c41...</w:t>
+        <w:br/>
+        <w:t>1302:                     &gt;</w:t>
+        <w:br/>
+        <w:t>1303:                       Submit Adjudication</w:t>
+        <w:br/>
+        <w:t>1304:                     &lt;/Button&gt;</w:t>
+        <w:br/>
+        <w:t>1305:                   &lt;/div&gt;</w:t>
+        <w:br/>
+        <w:t>1306:                 &lt;/div&gt;</w:t>
+        <w:br/>
+        <w:t>1307:               &lt;/div&gt;</w:t>
+        <w:br/>
+        <w:t>1308:             )}</w:t>
+        <w:br/>
+        <w:t xml:space="preserve">1309: </w:t>
+        <w:br/>
+        <w:t>1310:           &lt;/div&gt;</w:t>
+        <w:br/>
+        <w:t>1311:         )}</w:t>
+        <w:br/>
+        <w:t>1312:       &lt;/Drawer&gt;</w:t>
+        <w:br/>
+        <w:t xml:space="preserve">1313: </w:t>
+        <w:br/>
+        <w:t>1314:     &lt;/div&gt;</w:t>
+        <w:br/>
+        <w:t>1315:   );</w:t>
+        <w:br/>
+        <w:t>1316: };</w:t>
+        <w:br/>
+        <w:t xml:space="preserve">1317: </w:t>
+        <w:br/>
+        <w:t>1318: export default PortAuthority;</w:t>
       </w:r>
     </w:p>
     <w:p>

--- a/NMPA_Project_Report_Final.docx
+++ b/NMPA_Project_Report_Final.docx
@@ -11625,63 +11625,63 @@
         <w:br/>
         <w:t>0721: def get_public_metrics():</w:t>
         <w:br/>
-        <w:t>0722:     total_inspections = inspections_col.count_documents({})</w:t>
-        <w:br/>
-        <w:t>0723:     pending_inspections = inspections_col.count_documents({"status": {"$in": ["Pending", "Awaiti...</w:t>
-        <w:br/>
-        <w:t>0724:     completed_inspections = inspections_col.count_documents({"status": {"$nin": ["Pending", "Awa...</w:t>
+        <w:t>0722:     manifests_processed = inspections_col.count_documents({"status": {"$in": ["Approved", "Port ...</w:t>
+        <w:br/>
+        <w:t>0723:     active_holds = inspections_col.count_documents({"status": {"$in": ["Clearance Denied - Detai...</w:t>
+        <w:br/>
+        <w:t>0724:     total_grievances = grievances_col.count_documents({})</w:t>
         <w:br/>
         <w:t xml:space="preserve">0725: </w:t>
         <w:br/>
-        <w:t>0726:     pre_berthing = max(0.2, round(0.78 + (pending_inspections * 0.02), 2))</w:t>
-        <w:br/>
-        <w:t>0727:     trt = max(10.0, round(43.23 + (pending_inspections * 0.15), 2))</w:t>
-        <w:br/>
-        <w:t xml:space="preserve">0728: </w:t>
-        <w:br/>
-        <w:t>0729:     cleared_tonnage = 0</w:t>
-        <w:br/>
-        <w:t>0730:     for doc in inspections_col.find({"status": {"$in": ["Approved", "Port Clearance Granted"]}}):</w:t>
-        <w:br/>
-        <w:t>0731:         cleared_tonnage += doc.get("gross_tonnage") or doc.get("weight") or 0</w:t>
-        <w:br/>
-        <w:t>0732:     berth_output = int(19535 + (cleared_tonnage / 20))</w:t>
-        <w:br/>
-        <w:t xml:space="preserve">0733: </w:t>
-        <w:br/>
-        <w:t>0734:     operating_ratio = 38.61</w:t>
-        <w:br/>
-        <w:t>0735:     if total_inspections &gt; 0:</w:t>
-        <w:br/>
-        <w:t>0736:         operating_ratio = round(38.61 + (completed_inspections - pending_inspections) * 0.1, 2)</w:t>
-        <w:br/>
-        <w:t xml:space="preserve">0737: </w:t>
-        <w:br/>
-        <w:t>0738:     import time</w:t>
-        <w:br/>
-        <w:t>0739:     try:</w:t>
-        <w:br/>
-        <w:t>0740:         start_time = time.mktime(time.strptime("2026-06-01 00:00:00", "%Y-%m-%d %H:%M:%S"))</w:t>
-        <w:br/>
-        <w:t>0741:         current_time = time.time()</w:t>
-        <w:br/>
-        <w:t>0742:         delta_seconds = max(0, current_time - start_time)</w:t>
-        <w:br/>
-        <w:t>0743:         solar_generated = round(59.26 + (delta_seconds * 0.000002), 6)</w:t>
-        <w:br/>
-        <w:t>0744:     except:</w:t>
-        <w:br/>
-        <w:t>0745:         solar_generated = 59.26</w:t>
-        <w:br/>
-        <w:t xml:space="preserve">0746: </w:t>
-        <w:br/>
-        <w:t>0747:     return jsonify({</w:t>
-        <w:br/>
-        <w:t>0748:         "pre_berthing_detention": pre_berthing,</w:t>
-        <w:br/>
-        <w:t>0749:         "average_trt": trt,</w:t>
-        <w:br/>
-        <w:t>0750:         "output_per_berth_day": berth_output,</w:t>
+        <w:t>0726:     escalated_grievances = grievances_col.count_documents({</w:t>
+        <w:br/>
+        <w:t>0727:         "$or": [</w:t>
+        <w:br/>
+        <w:t>0728:             {"sla_status": "SLA Breached"},</w:t>
+        <w:br/>
+        <w:t>0729:             {"escalated_to_chairman": True}</w:t>
+        <w:br/>
+        <w:t>0730:         ]</w:t>
+        <w:br/>
+        <w:t>0731:     })</w:t>
+        <w:br/>
+        <w:t xml:space="preserve">0732: </w:t>
+        <w:br/>
+        <w:t>0733:     return jsonify({</w:t>
+        <w:br/>
+        <w:t>0734:         "manifests_processed": manifests_processed,</w:t>
+        <w:br/>
+        <w:t>0735:         "active_holds": active_holds,</w:t>
+        <w:br/>
+        <w:t>0736:         "total_grievances": total_grievances,</w:t>
+        <w:br/>
+        <w:t>0737:         "escalated_grievances": escalated_grievances</w:t>
+        <w:br/>
+        <w:t>0738:     }), 200</w:t>
+        <w:br/>
+        <w:t xml:space="preserve">0739: </w:t>
+        <w:br/>
+        <w:t>0740: @app.route('/api/logs', methods=['GET'])</w:t>
+        <w:br/>
+        <w:t>0741: def get_logs():</w:t>
+        <w:br/>
+        <w:t>0742:     logs = []</w:t>
+        <w:br/>
+        <w:t>0743:     for r in audit_logs_col.find().sort("_id", pymongo.DESCENDING):</w:t>
+        <w:br/>
+        <w:t>0744:         logs.append({</w:t>
+        <w:br/>
+        <w:t>0745:             "id": str(r["_id"]),</w:t>
+        <w:br/>
+        <w:t>0746:             "action": r.get("action"),</w:t>
+        <w:br/>
+        <w:t>0747:             "role": r.get("user_role"),</w:t>
+        <w:br/>
+        <w:t>0748:             "details": r.get("details"),</w:t>
+        <w:br/>
+        <w:t>0749:             "date": r.get("timestamp")</w:t>
+        <w:br/>
+        <w:t>0750:         })</w:t>
       </w:r>
     </w:p>
     <w:p>
@@ -11694,305 +11694,305 @@
           <w:color w:val="000000"/>
           <w:sz w:val="17"/>
         </w:rPr>
-        <w:t>0751:         "operating_ratio": operating_ratio,</w:t>
-        <w:br/>
-        <w:t>0752:         "solar_generated": solar_generated</w:t>
-        <w:br/>
-        <w:t>0753:     }), 200</w:t>
-        <w:br/>
-        <w:t xml:space="preserve">0754: </w:t>
-        <w:br/>
-        <w:t>0755: @app.route('/api/logs', methods=['GET'])</w:t>
-        <w:br/>
-        <w:t>0756: def get_logs():</w:t>
-        <w:br/>
-        <w:t>0757:     logs = []</w:t>
-        <w:br/>
-        <w:t>0758:     for r in audit_logs_col.find().sort("_id", pymongo.DESCENDING):</w:t>
-        <w:br/>
-        <w:t>0759:         logs.append({</w:t>
-        <w:br/>
-        <w:t>0760:             "id": str(r["_id"]),</w:t>
-        <w:br/>
-        <w:t>0761:             "action": r.get("action"),</w:t>
-        <w:br/>
-        <w:t>0762:             "role": r.get("user_role"),</w:t>
-        <w:br/>
-        <w:t>0763:             "details": r.get("details"),</w:t>
-        <w:br/>
-        <w:t>0764:             "date": r.get("timestamp")</w:t>
-        <w:br/>
-        <w:t>0765:         })</w:t>
-        <w:br/>
-        <w:t>0766:     return jsonify(logs), 200</w:t>
-        <w:br/>
-        <w:t xml:space="preserve">0767: </w:t>
-        <w:br/>
-        <w:t>0768: def trigger_chairman_escalation_email(ticket):</w:t>
-        <w:br/>
-        <w:t>0769:     print("\n" + "="*80)</w:t>
-        <w:br/>
-        <w:t>0770:     print(" --- WEBHOOK TRIGGERED: trigger_chairman_escalation_email ---")</w:t>
-        <w:br/>
-        <w:t>0771:     print(f" Ticket ID: {ticket.get('_id') or ticket.get('id')}")</w:t>
-        <w:br/>
-        <w:t>0772:     print(f" Subject: {ticket.get('subject')}")</w:t>
-        <w:br/>
-        <w:t>0773:     print(f" Sender: {ticket.get('inspector_email') or ticket.get('email')}")</w:t>
-        <w:br/>
-        <w:t>0774:     print(f" SLA Deadline: {ticket.get('sla_deadline')}")</w:t>
-        <w:br/>
-        <w:t>0775:     print("="*80 + "\n")</w:t>
-        <w:br/>
-        <w:t xml:space="preserve">0776: </w:t>
-        <w:br/>
-        <w:t>0777: import threading</w:t>
-        <w:br/>
-        <w:t>0778: import time</w:t>
-        <w:br/>
-        <w:t xml:space="preserve">0779: </w:t>
-        <w:br/>
-        <w:t>0780: def start_sla_monitor():</w:t>
-        <w:br/>
-        <w:t>0781:     def monitor_loop():</w:t>
-        <w:br/>
-        <w:t>0782:         time.sleep(5)  # Wait for db initialization</w:t>
-        <w:br/>
-        <w:t>0783:         while True:</w:t>
-        <w:br/>
-        <w:t>0784:             try:</w:t>
-        <w:br/>
-        <w:t>0785:                 now_str = datetime.datetime.now().strftime("%Y-%m-%d %H:%M:%S")</w:t>
-        <w:br/>
-        <w:t>0786:                 pending_tickets = list(complaints_col.find({"sla_status": "Pending"}))</w:t>
-        <w:br/>
-        <w:t>0787:                 for ticket in pending_tickets:</w:t>
-        <w:br/>
-        <w:t>0788:                     deadline = ticket.get("sla_deadline")</w:t>
-        <w:br/>
-        <w:t>0789:                     if deadline and now_str &gt; deadline:</w:t>
-        <w:br/>
-        <w:t>0790:                         # Update database state to SLA Breached</w:t>
-        <w:br/>
-        <w:t>0791:                         complaints_col.update_one(</w:t>
-        <w:br/>
-        <w:t>0792:                             {"_id": ticket["_id"]},</w:t>
-        <w:br/>
-        <w:t>0793:                             {"$set": {</w:t>
-        <w:br/>
-        <w:t>0794:                                 "sla_status": "SLA Breached",</w:t>
-        <w:br/>
-        <w:t>0795:                                 "escalated_to_chairman": True,</w:t>
-        <w:br/>
-        <w:t>0796:                                 "is_escalated_to_chairman": True</w:t>
-        <w:br/>
-        <w:t>0797:                             }}</w:t>
-        <w:br/>
-        <w:t>0798:                         )</w:t>
-        <w:br/>
-        <w:t>0799:                         # Copy to Chairman's Inbox</w:t>
-        <w:br/>
-        <w:t>0800:                         chairman_record = chairman_office_inbox_col.find_one({"origin_complaint_...</w:t>
-        <w:br/>
-        <w:t>0801:                         if not chairman_record:</w:t>
-        <w:br/>
-        <w:t>0802:                             chairman_office_inbox_col.insert_one({</w:t>
-        <w:br/>
-        <w:t>0803:                                 "origin_complaint_id": str(ticket["_id"]),</w:t>
-        <w:br/>
-        <w:t>0804:                                 "email": ticket.get("inspector_email"),</w:t>
-        <w:br/>
-        <w:t>0805:                                 "category": f"[SLA BREACH] {ticket.get('subject')}",</w:t>
-        <w:br/>
-        <w:t>0806:                                 "description": ticket.get("message"),</w:t>
-        <w:br/>
-        <w:t>0807:                                 "severity_level": "Critical",</w:t>
-        <w:br/>
-        <w:t>0808:                                 "timestamp": now_str,</w:t>
-        <w:br/>
-        <w:t>0809:                                 "is_escalated_to_chairman": True</w:t>
-        <w:br/>
-        <w:t>0810:                             })</w:t>
-        <w:br/>
-        <w:t xml:space="preserve">0811: </w:t>
-        <w:br/>
-        <w:t>0812:                         log_action("Escalate Complaint (SLA Breach)", "System", f"SLA Breached f...</w:t>
-        <w:br/>
-        <w:t>0813:                         trigger_chairman_escalation_email(ticket)</w:t>
-        <w:br/>
-        <w:t>0814:             except Exception as e:</w:t>
-        <w:br/>
-        <w:t>0815:                 print(f"SLA monitor error: {e}")</w:t>
-        <w:br/>
-        <w:t>0816:             time.sleep(10)</w:t>
-        <w:br/>
-        <w:t xml:space="preserve">0817: </w:t>
-        <w:br/>
-        <w:t>0818:     monitor_thread = threading.Thread(target=monitor_loop, daemon=True)</w:t>
-        <w:br/>
-        <w:t>0819:     monitor_thread.start()</w:t>
+        <w:t>0751:     return jsonify(logs), 200</w:t>
+        <w:br/>
+        <w:t xml:space="preserve">0752: </w:t>
+        <w:br/>
+        <w:t>0753: def trigger_chairman_escalation_email(ticket):</w:t>
+        <w:br/>
+        <w:t>0754:     print("\n" + "="*80)</w:t>
+        <w:br/>
+        <w:t>0755:     print(" --- WEBHOOK TRIGGERED: trigger_chairman_escalation_email ---")</w:t>
+        <w:br/>
+        <w:t>0756:     print(f" Ticket ID: {ticket.get('_id') or ticket.get('id')}")</w:t>
+        <w:br/>
+        <w:t>0757:     print(f" Subject: {ticket.get('subject')}")</w:t>
+        <w:br/>
+        <w:t>0758:     print(f" Sender: {ticket.get('inspector_email') or ticket.get('email')}")</w:t>
+        <w:br/>
+        <w:t>0759:     print(f" SLA Deadline: {ticket.get('sla_deadline')}")</w:t>
+        <w:br/>
+        <w:t>0760:     print("="*80 + "\n")</w:t>
+        <w:br/>
+        <w:t xml:space="preserve">0761: </w:t>
+        <w:br/>
+        <w:t>0762: import threading</w:t>
+        <w:br/>
+        <w:t>0763: import time</w:t>
+        <w:br/>
+        <w:t xml:space="preserve">0764: </w:t>
+        <w:br/>
+        <w:t>0765: def start_sla_monitor():</w:t>
+        <w:br/>
+        <w:t>0766:     def monitor_loop():</w:t>
+        <w:br/>
+        <w:t>0767:         time.sleep(5)  # Wait for db initialization</w:t>
+        <w:br/>
+        <w:t>0768:         while True:</w:t>
+        <w:br/>
+        <w:t>0769:             try:</w:t>
+        <w:br/>
+        <w:t>0770:                 now_str = datetime.datetime.now().strftime("%Y-%m-%d %H:%M:%S")</w:t>
+        <w:br/>
+        <w:t>0771:                 pending_tickets = list(complaints_col.find({"sla_status": "Pending"}))</w:t>
+        <w:br/>
+        <w:t>0772:                 for ticket in pending_tickets:</w:t>
+        <w:br/>
+        <w:t>0773:                     deadline = ticket.get("sla_deadline")</w:t>
+        <w:br/>
+        <w:t>0774:                     if deadline and now_str &gt; deadline:</w:t>
+        <w:br/>
+        <w:t>0775:                         # Update database state to SLA Breached</w:t>
+        <w:br/>
+        <w:t>0776:                         complaints_col.update_one(</w:t>
+        <w:br/>
+        <w:t>0777:                             {"_id": ticket["_id"]},</w:t>
+        <w:br/>
+        <w:t>0778:                             {"$set": {</w:t>
+        <w:br/>
+        <w:t>0779:                                 "sla_status": "SLA Breached",</w:t>
+        <w:br/>
+        <w:t>0780:                                 "escalated_to_chairman": True,</w:t>
+        <w:br/>
+        <w:t>0781:                                 "is_escalated_to_chairman": True</w:t>
+        <w:br/>
+        <w:t>0782:                             }}</w:t>
+        <w:br/>
+        <w:t>0783:                         )</w:t>
+        <w:br/>
+        <w:t>0784:                         # Copy to Chairman's Inbox</w:t>
+        <w:br/>
+        <w:t>0785:                         chairman_record = chairman_office_inbox_col.find_one({"origin_complaint_...</w:t>
+        <w:br/>
+        <w:t>0786:                         if not chairman_record:</w:t>
+        <w:br/>
+        <w:t>0787:                             chairman_office_inbox_col.insert_one({</w:t>
+        <w:br/>
+        <w:t>0788:                                 "origin_complaint_id": str(ticket["_id"]),</w:t>
+        <w:br/>
+        <w:t>0789:                                 "email": ticket.get("inspector_email"),</w:t>
+        <w:br/>
+        <w:t>0790:                                 "category": f"[SLA BREACH] {ticket.get('subject')}",</w:t>
+        <w:br/>
+        <w:t>0791:                                 "description": ticket.get("message"),</w:t>
+        <w:br/>
+        <w:t>0792:                                 "severity_level": "Critical",</w:t>
+        <w:br/>
+        <w:t>0793:                                 "timestamp": now_str,</w:t>
+        <w:br/>
+        <w:t>0794:                                 "is_escalated_to_chairman": True</w:t>
+        <w:br/>
+        <w:t>0795:                             })</w:t>
+        <w:br/>
+        <w:t xml:space="preserve">0796: </w:t>
+        <w:br/>
+        <w:t>0797:                         log_action("Escalate Complaint (SLA Breach)", "System", f"SLA Breached f...</w:t>
+        <w:br/>
+        <w:t>0798:                         trigger_chairman_escalation_email(ticket)</w:t>
+        <w:br/>
+        <w:t>0799:             except Exception as e:</w:t>
+        <w:br/>
+        <w:t>0800:                 print(f"SLA monitor error: {e}")</w:t>
+        <w:br/>
+        <w:t>0801:             time.sleep(10)</w:t>
+        <w:br/>
+        <w:t xml:space="preserve">0802: </w:t>
+        <w:br/>
+        <w:t>0803:     monitor_thread = threading.Thread(target=monitor_loop, daemon=True)</w:t>
+        <w:br/>
+        <w:t>0804:     monitor_thread.start()</w:t>
+        <w:br/>
+        <w:t xml:space="preserve">0805: </w:t>
+        <w:br/>
+        <w:t>0806: @app.route('/api/complaints', methods=['GET', 'POST'])</w:t>
+        <w:br/>
+        <w:t>0807: def handle_complaints():</w:t>
+        <w:br/>
+        <w:t>0808:     if request.method == 'POST':</w:t>
+        <w:br/>
+        <w:t>0809:         data = request.json or {}</w:t>
+        <w:br/>
+        <w:t>0810:         email = data.get('email')</w:t>
+        <w:br/>
+        <w:t>0811:         subject = data.get('subject') or data.get('category')</w:t>
+        <w:br/>
+        <w:t>0812:         message = data.get('message') or data.get('description')</w:t>
+        <w:br/>
+        <w:t>0813:         is_escalated = data.get('is_escalated_to_chairman') or data.get('isEscalatedToChairman')</w:t>
+        <w:br/>
+        <w:t>0814:         severity = data.get('severity_level') or data.get('severityLevel') or 'Medium'</w:t>
+        <w:br/>
+        <w:t xml:space="preserve">0815: </w:t>
+        <w:br/>
+        <w:t>0816:         if isinstance(is_escalated, str):</w:t>
+        <w:br/>
+        <w:t>0817:             is_escalated = is_escalated.lower() == 'true'</w:t>
+        <w:br/>
+        <w:t>0818:         else:</w:t>
+        <w:br/>
+        <w:t>0819:             is_escalated = bool(is_escalated)</w:t>
         <w:br/>
         <w:t xml:space="preserve">0820: </w:t>
         <w:br/>
-        <w:t>0821: @app.route('/api/complaints', methods=['GET', 'POST'])</w:t>
-        <w:br/>
-        <w:t>0822: def handle_complaints():</w:t>
-        <w:br/>
-        <w:t>0823:     if request.method == 'POST':</w:t>
-        <w:br/>
-        <w:t>0824:         data = request.json or {}</w:t>
-        <w:br/>
-        <w:t>0825:         email = data.get('email')</w:t>
-        <w:br/>
-        <w:t>0826:         subject = data.get('subject') or data.get('category')</w:t>
-        <w:br/>
-        <w:t>0827:         message = data.get('message') or data.get('description')</w:t>
-        <w:br/>
-        <w:t>0828:         is_escalated = data.get('is_escalated_to_chairman') or data.get('isEscalatedToChairman')</w:t>
-        <w:br/>
-        <w:t>0829:         severity = data.get('severity_level') or data.get('severityLevel') or 'Medium'</w:t>
-        <w:br/>
-        <w:t xml:space="preserve">0830: </w:t>
-        <w:br/>
-        <w:t>0831:         if isinstance(is_escalated, str):</w:t>
-        <w:br/>
-        <w:t>0832:             is_escalated = is_escalated.lower() == 'true'</w:t>
-        <w:br/>
-        <w:t>0833:         else:</w:t>
-        <w:br/>
-        <w:t>0834:             is_escalated = bool(is_escalated)</w:t>
-        <w:br/>
-        <w:t xml:space="preserve">0835: </w:t>
-        <w:br/>
-        <w:t>0836:         if is_escalated:</w:t>
-        <w:br/>
-        <w:t>0837:             res = chairman_office_inbox_col.insert_one({</w:t>
-        <w:br/>
-        <w:t>0838:                 "email": email,</w:t>
-        <w:br/>
-        <w:t>0839:                 "category": subject,</w:t>
-        <w:br/>
-        <w:t>0840:                 "description": message,</w:t>
-        <w:br/>
-        <w:t>0841:                 "is_escalated_to_chairman": True,</w:t>
-        <w:br/>
-        <w:t>0842:                 "severity_level": severity,</w:t>
-        <w:br/>
-        <w:t>0843:                 "timestamp": datetime.datetime.now().strftime("%Y-%m-%d %H:%M:%S")</w:t>
-        <w:br/>
-        <w:t>0844:             })</w:t>
-        <w:br/>
-        <w:t>0845:             log_action("Escalate Complaint", "System", f"Escalated complaint by {email} to Chair...</w:t>
-        <w:br/>
-        <w:t>0846:             return jsonify({</w:t>
-        <w:br/>
-        <w:t>0847:                 "status": "success",</w:t>
-        <w:br/>
-        <w:t>0848:                 "message": "Grievance escalated directly to Chairman.",</w:t>
-        <w:br/>
-        <w:t>0849:                 "routed_to": "CHAIRMAN_OFFICE_INBOX",</w:t>
-        <w:br/>
-        <w:t>0850:                 "id": str(res.inserted_id)</w:t>
-        <w:br/>
-        <w:t>0851:             }), 201</w:t>
-        <w:br/>
-        <w:t>0852:         else:</w:t>
-        <w:br/>
-        <w:t>0853:             now_str = datetime.datetime.now().strftime("%Y-%m-%d %H:%M:%S")</w:t>
-        <w:br/>
-        <w:t>0854:             sla_deadline = (datetime.datetime.now() + datetime.timedelta(hours=72)).strftime("%Y...</w:t>
-        <w:br/>
-        <w:t>0855:             res = complaints_col.insert_one({</w:t>
-        <w:br/>
-        <w:t>0856:                 "inspector_email": email,</w:t>
-        <w:br/>
-        <w:t>0857:                 "subject": subject,</w:t>
-        <w:br/>
-        <w:t>0858:                 "message": message,</w:t>
-        <w:br/>
-        <w:t>0859:                 "is_escalated_to_chairman": False,</w:t>
-        <w:br/>
-        <w:t>0860:                 "severity_level": severity,</w:t>
-        <w:br/>
-        <w:t>0861:                 "timestamp": now_str,</w:t>
-        <w:br/>
-        <w:t>0862:                 "sla_status": "Pending",</w:t>
-        <w:br/>
-        <w:t>0863:                 "sla_deadline": sla_deadline,</w:t>
-        <w:br/>
-        <w:t>0864:                 "escalated_to_chairman": False</w:t>
-        <w:br/>
-        <w:t>0865:             })</w:t>
-        <w:br/>
-        <w:t>0866:             log_action("Submit Complaint", "System", f"Complaint submitted by {email}")</w:t>
-        <w:br/>
-        <w:t>0867:             return jsonify({</w:t>
-        <w:br/>
-        <w:t>0868:                 "status": "success",</w:t>
-        <w:br/>
-        <w:t>0869:                 "message": "Complaint submitted to standard queue.",</w:t>
-        <w:br/>
-        <w:t>0870:                 "routed_to": "STANDARD_GRIEVANCE_QUEUE",</w:t>
-        <w:br/>
-        <w:t>0871:                 "id": str(res.inserted_id)</w:t>
-        <w:br/>
-        <w:t>0872:             }), 201</w:t>
-        <w:br/>
-        <w:t xml:space="preserve">0873: </w:t>
-        <w:br/>
-        <w:t>0874:     else:</w:t>
-        <w:br/>
-        <w:t>0875:         result = []</w:t>
-        <w:br/>
-        <w:t>0876:         for r in complaints_col.find().sort("_id", pymongo.DESCENDING):</w:t>
-        <w:br/>
-        <w:t>0877:             result.append({</w:t>
-        <w:br/>
-        <w:t>0878:                 "id": str(r["_id"]),</w:t>
-        <w:br/>
-        <w:t>0879:                 "email": r.get("inspector_email"),</w:t>
-        <w:br/>
-        <w:t>0880:                 "subject": r.get("subject"),</w:t>
-        <w:br/>
-        <w:t>0881:                 "message": r.get("message"),</w:t>
-        <w:br/>
-        <w:t>0882:                 "date": r.get("timestamp"),</w:t>
-        <w:br/>
-        <w:t>0883:                 "is_escalated_to_chairman": bool(r.get("is_escalated_to_chairman")),</w:t>
-        <w:br/>
-        <w:t>0884:                 "severity_level": r.get("severity_level"),</w:t>
-        <w:br/>
-        <w:t>0885:                 "sla_status": r.get("sla_status", "Pending"),</w:t>
-        <w:br/>
-        <w:t>0886:                 "sla_deadline": r.get("sla_deadline"),</w:t>
-        <w:br/>
-        <w:t>0887:                 "escalated_to_chairman": bool(r.get("escalated_to_chairman", False))</w:t>
-        <w:br/>
-        <w:t>0888:             })</w:t>
-        <w:br/>
-        <w:t>0889:         return jsonify(result), 200</w:t>
-        <w:br/>
-        <w:t xml:space="preserve">0890: </w:t>
-        <w:br/>
-        <w:t>0891: @app.route('/api/complaints/&lt;id&gt;', methods=['PUT'])</w:t>
-        <w:br/>
-        <w:t>0892: def update_complaint_status(id):</w:t>
-        <w:br/>
-        <w:t>0893:     data = request.json or {}</w:t>
-        <w:br/>
-        <w:t>0894:     new_status = data.get('sla_status') or data.get('status')</w:t>
-        <w:br/>
-        <w:t xml:space="preserve">0895: </w:t>
-        <w:br/>
-        <w:t>0896:     if new_status not in ['Pending', 'Under Investigation', 'Resolved', 'SLA Breached']:</w:t>
-        <w:br/>
-        <w:t>0897:         return jsonify({"status": "error", "message": "Invalid status value."}), 400</w:t>
-        <w:br/>
-        <w:t xml:space="preserve">0898: </w:t>
-        <w:br/>
-        <w:t>0899:     try:</w:t>
-        <w:br/>
-        <w:t>0900:         obj_id = ObjectId(id)</w:t>
+        <w:t>0821:         if is_escalated:</w:t>
+        <w:br/>
+        <w:t>0822:             res = chairman_office_inbox_col.insert_one({</w:t>
+        <w:br/>
+        <w:t>0823:                 "email": email,</w:t>
+        <w:br/>
+        <w:t>0824:                 "category": subject,</w:t>
+        <w:br/>
+        <w:t>0825:                 "description": message,</w:t>
+        <w:br/>
+        <w:t>0826:                 "is_escalated_to_chairman": True,</w:t>
+        <w:br/>
+        <w:t>0827:                 "severity_level": severity,</w:t>
+        <w:br/>
+        <w:t>0828:                 "timestamp": datetime.datetime.now().strftime("%Y-%m-%d %H:%M:%S")</w:t>
+        <w:br/>
+        <w:t>0829:             })</w:t>
+        <w:br/>
+        <w:t>0830:             log_action("Escalate Complaint", "System", f"Escalated complaint by {email} to Chair...</w:t>
+        <w:br/>
+        <w:t>0831:             return jsonify({</w:t>
+        <w:br/>
+        <w:t>0832:                 "status": "success",</w:t>
+        <w:br/>
+        <w:t>0833:                 "message": "Grievance escalated directly to Chairman.",</w:t>
+        <w:br/>
+        <w:t>0834:                 "routed_to": "CHAIRMAN_OFFICE_INBOX",</w:t>
+        <w:br/>
+        <w:t>0835:                 "id": str(res.inserted_id)</w:t>
+        <w:br/>
+        <w:t>0836:             }), 201</w:t>
+        <w:br/>
+        <w:t>0837:         else:</w:t>
+        <w:br/>
+        <w:t>0838:             now_str = datetime.datetime.now().strftime("%Y-%m-%d %H:%M:%S")</w:t>
+        <w:br/>
+        <w:t>0839:             sla_deadline = (datetime.datetime.now() + datetime.timedelta(hours=72)).strftime("%Y...</w:t>
+        <w:br/>
+        <w:t>0840:             res = complaints_col.insert_one({</w:t>
+        <w:br/>
+        <w:t>0841:                 "inspector_email": email,</w:t>
+        <w:br/>
+        <w:t>0842:                 "subject": subject,</w:t>
+        <w:br/>
+        <w:t>0843:                 "message": message,</w:t>
+        <w:br/>
+        <w:t>0844:                 "is_escalated_to_chairman": False,</w:t>
+        <w:br/>
+        <w:t>0845:                 "severity_level": severity,</w:t>
+        <w:br/>
+        <w:t>0846:                 "timestamp": now_str,</w:t>
+        <w:br/>
+        <w:t>0847:                 "sla_status": "Pending",</w:t>
+        <w:br/>
+        <w:t>0848:                 "sla_deadline": sla_deadline,</w:t>
+        <w:br/>
+        <w:t>0849:                 "escalated_to_chairman": False</w:t>
+        <w:br/>
+        <w:t>0850:             })</w:t>
+        <w:br/>
+        <w:t>0851:             log_action("Submit Complaint", "System", f"Complaint submitted by {email}")</w:t>
+        <w:br/>
+        <w:t>0852:             return jsonify({</w:t>
+        <w:br/>
+        <w:t>0853:                 "status": "success",</w:t>
+        <w:br/>
+        <w:t>0854:                 "message": "Complaint submitted to standard queue.",</w:t>
+        <w:br/>
+        <w:t>0855:                 "routed_to": "STANDARD_GRIEVANCE_QUEUE",</w:t>
+        <w:br/>
+        <w:t>0856:                 "id": str(res.inserted_id)</w:t>
+        <w:br/>
+        <w:t>0857:             }), 201</w:t>
+        <w:br/>
+        <w:t xml:space="preserve">0858: </w:t>
+        <w:br/>
+        <w:t>0859:     else:</w:t>
+        <w:br/>
+        <w:t>0860:         result = []</w:t>
+        <w:br/>
+        <w:t>0861:         for r in complaints_col.find().sort("_id", pymongo.DESCENDING):</w:t>
+        <w:br/>
+        <w:t>0862:             result.append({</w:t>
+        <w:br/>
+        <w:t>0863:                 "id": str(r["_id"]),</w:t>
+        <w:br/>
+        <w:t>0864:                 "email": r.get("inspector_email"),</w:t>
+        <w:br/>
+        <w:t>0865:                 "subject": r.get("subject"),</w:t>
+        <w:br/>
+        <w:t>0866:                 "message": r.get("message"),</w:t>
+        <w:br/>
+        <w:t>0867:                 "date": r.get("timestamp"),</w:t>
+        <w:br/>
+        <w:t>0868:                 "is_escalated_to_chairman": bool(r.get("is_escalated_to_chairman")),</w:t>
+        <w:br/>
+        <w:t>0869:                 "severity_level": r.get("severity_level"),</w:t>
+        <w:br/>
+        <w:t>0870:                 "sla_status": r.get("sla_status", "Pending"),</w:t>
+        <w:br/>
+        <w:t>0871:                 "sla_deadline": r.get("sla_deadline"),</w:t>
+        <w:br/>
+        <w:t>0872:                 "escalated_to_chairman": bool(r.get("escalated_to_chairman", False))</w:t>
+        <w:br/>
+        <w:t>0873:             })</w:t>
+        <w:br/>
+        <w:t>0874:         return jsonify(result), 200</w:t>
+        <w:br/>
+        <w:t xml:space="preserve">0875: </w:t>
+        <w:br/>
+        <w:t>0876: @app.route('/api/complaints/&lt;id&gt;', methods=['PUT'])</w:t>
+        <w:br/>
+        <w:t>0877: def update_complaint_status(id):</w:t>
+        <w:br/>
+        <w:t>0878:     data = request.json or {}</w:t>
+        <w:br/>
+        <w:t>0879:     new_status = data.get('sla_status') or data.get('status')</w:t>
+        <w:br/>
+        <w:t xml:space="preserve">0880: </w:t>
+        <w:br/>
+        <w:t>0881:     if new_status not in ['Pending', 'Under Investigation', 'Resolved', 'SLA Breached']:</w:t>
+        <w:br/>
+        <w:t>0882:         return jsonify({"status": "error", "message": "Invalid status value."}), 400</w:t>
+        <w:br/>
+        <w:t xml:space="preserve">0883: </w:t>
+        <w:br/>
+        <w:t>0884:     try:</w:t>
+        <w:br/>
+        <w:t>0885:         obj_id = ObjectId(id)</w:t>
+        <w:br/>
+        <w:t>0886:     except:</w:t>
+        <w:br/>
+        <w:t>0887:         return jsonify({"status": "error", "message": "Invalid ID format"}), 400</w:t>
+        <w:br/>
+        <w:t xml:space="preserve">0888: </w:t>
+        <w:br/>
+        <w:t>0889:     complaint = complaints_col.find_one({"_id": obj_id})</w:t>
+        <w:br/>
+        <w:t>0890:     if not complaint:</w:t>
+        <w:br/>
+        <w:t>0891:         return jsonify({"status": "error", "message": "Complaint not found."}), 404</w:t>
+        <w:br/>
+        <w:t xml:space="preserve">0892: </w:t>
+        <w:br/>
+        <w:t>0893:     update_fields = {"sla_status": new_status}</w:t>
+        <w:br/>
+        <w:t>0894:     if new_status == "SLA Breached":</w:t>
+        <w:br/>
+        <w:t>0895:         update_fields["escalated_to_chairman"] = True</w:t>
+        <w:br/>
+        <w:t>0896:         update_fields["is_escalated_to_chairman"] = True</w:t>
+        <w:br/>
+        <w:t xml:space="preserve">0897: </w:t>
+        <w:br/>
+        <w:t>0898:     complaints_col.update_one({"_id": obj_id}, {"$set": update_fields})</w:t>
+        <w:br/>
+        <w:t>0899:     log_action("Update Grievance Status", "system_admin", f"Grievance ID {id} status updated to ...</w:t>
+        <w:br/>
+        <w:t>0900:     return jsonify({"status": "success", "message": f"Grievance status updated to {new_status}."...</w:t>
       </w:r>
     </w:p>
     <w:p>
@@ -12005,81 +12005,51 @@
           <w:color w:val="000000"/>
           <w:sz w:val="17"/>
         </w:rPr>
-        <w:t>0901:     except:</w:t>
-        <w:br/>
-        <w:t>0902:         return jsonify({"status": "error", "message": "Invalid ID format"}), 400</w:t>
-        <w:br/>
-        <w:t xml:space="preserve">0903: </w:t>
-        <w:br/>
-        <w:t>0904:     complaint = complaints_col.find_one({"_id": obj_id})</w:t>
-        <w:br/>
-        <w:t>0905:     if not complaint:</w:t>
-        <w:br/>
-        <w:t>0906:         return jsonify({"status": "error", "message": "Complaint not found."}), 404</w:t>
-        <w:br/>
-        <w:t xml:space="preserve">0907: </w:t>
-        <w:br/>
-        <w:t>0908:     update_fields = {"sla_status": new_status}</w:t>
-        <w:br/>
-        <w:t>0909:     if new_status == "SLA Breached":</w:t>
-        <w:br/>
-        <w:t>0910:         update_fields["escalated_to_chairman"] = True</w:t>
-        <w:br/>
-        <w:t>0911:         update_fields["is_escalated_to_chairman"] = True</w:t>
-        <w:br/>
-        <w:t xml:space="preserve">0912: </w:t>
-        <w:br/>
-        <w:t>0913:     complaints_col.update_one({"_id": obj_id}, {"$set": update_fields})</w:t>
-        <w:br/>
-        <w:t>0914:     log_action("Update Grievance Status", "system_admin", f"Grievance ID {id} status updated to ...</w:t>
-        <w:br/>
-        <w:t>0915:     return jsonify({"status": "success", "message": f"Grievance status updated to {new_status}."...</w:t>
-        <w:br/>
-        <w:t xml:space="preserve">0916: </w:t>
-        <w:br/>
-        <w:t>0917: @app.route('/api/chairman/complaints', methods=['GET'])</w:t>
-        <w:br/>
-        <w:t>0918: def get_chairman_complaints():</w:t>
-        <w:br/>
-        <w:t>0919:     result = []</w:t>
-        <w:br/>
-        <w:t>0920:     for r in chairman_office_inbox_col.find().sort("_id", pymongo.DESCENDING):</w:t>
-        <w:br/>
-        <w:t>0921:         result.append({</w:t>
-        <w:br/>
-        <w:t>0922:             "id": str(r["_id"]),</w:t>
-        <w:br/>
-        <w:t>0923:             "email": r.get("email"),</w:t>
-        <w:br/>
-        <w:t>0924:             "subject": r.get("category"),</w:t>
-        <w:br/>
-        <w:t>0925:             "message": r.get("description"),</w:t>
-        <w:br/>
-        <w:t>0926:             "severity_level": r.get("severity_level"),</w:t>
-        <w:br/>
-        <w:t>0927:             "date": r.get("timestamp"),</w:t>
-        <w:br/>
-        <w:t>0928:             "is_escalated_to_chairman": True,</w:t>
-        <w:br/>
-        <w:t>0929:             "origin_complaint_id": r.get("origin_complaint_id")</w:t>
-        <w:br/>
-        <w:t>0930:         })</w:t>
-        <w:br/>
-        <w:t>0931:     return jsonify(result), 200</w:t>
-        <w:br/>
-        <w:t xml:space="preserve">0932: </w:t>
-        <w:br/>
-        <w:t>0933: if __name__ == '__main__':</w:t>
-        <w:br/>
-        <w:t>0934:     init_db()</w:t>
-        <w:br/>
-        <w:t>0935:     start_sla_monitor()</w:t>
-        <w:br/>
-        <w:t>0936:     # Read port from environment, fallback to 5000</w:t>
-        <w:br/>
-        <w:t>0937:     port = int(os.getenv("PORT", 5000))</w:t>
-        <w:br/>
-        <w:t>0938:     app.run(host="0.0.0.0", port=port, debug=True)</w:t>
+        <w:t xml:space="preserve">0901: </w:t>
+        <w:br/>
+        <w:t>0902: @app.route('/api/chairman/complaints', methods=['GET'])</w:t>
+        <w:br/>
+        <w:t>0903: def get_chairman_complaints():</w:t>
+        <w:br/>
+        <w:t>0904:     result = []</w:t>
+        <w:br/>
+        <w:t>0905:     for r in chairman_office_inbox_col.find().sort("_id", pymongo.DESCENDING):</w:t>
+        <w:br/>
+        <w:t>0906:         result.append({</w:t>
+        <w:br/>
+        <w:t>0907:             "id": str(r["_id"]),</w:t>
+        <w:br/>
+        <w:t>0908:             "email": r.get("email"),</w:t>
+        <w:br/>
+        <w:t>0909:             "subject": r.get("category"),</w:t>
+        <w:br/>
+        <w:t>0910:             "message": r.get("description"),</w:t>
+        <w:br/>
+        <w:t>0911:             "severity_level": r.get("severity_level"),</w:t>
+        <w:br/>
+        <w:t>0912:             "date": r.get("timestamp"),</w:t>
+        <w:br/>
+        <w:t>0913:             "is_escalated_to_chairman": True,</w:t>
+        <w:br/>
+        <w:t>0914:             "origin_complaint_id": r.get("origin_complaint_id")</w:t>
+        <w:br/>
+        <w:t>0915:         })</w:t>
+        <w:br/>
+        <w:t>0916:     return jsonify(result), 200</w:t>
+        <w:br/>
+        <w:t xml:space="preserve">0917: </w:t>
+        <w:br/>
+        <w:t>0918: if __name__ == '__main__':</w:t>
+        <w:br/>
+        <w:t>0919:     init_db()</w:t>
+        <w:br/>
+        <w:t>0920:     start_sla_monitor()</w:t>
+        <w:br/>
+        <w:t>0921:     # Read port from environment, fallback to 5000</w:t>
+        <w:br/>
+        <w:t>0922:     port = int(os.getenv("PORT", 5000))</w:t>
+        <w:br/>
+        <w:t>0923:     app.run(host="0.0.0.0", port=port, debug=True)</w:t>
       </w:r>
     </w:p>
     <w:p>

--- a/NMPA_Project_Report_Final.docx
+++ b/NMPA_Project_Report_Final.docx
@@ -14393,85 +14393,53 @@
         <w:br/>
         <w:t>1112:         const inspections = getStore("nmpa_inspections", DEFAULT_INSPECTIONS);</w:t>
         <w:br/>
-        <w:t>1113:         const totalInspections = inspections.length;</w:t>
-        <w:br/>
-        <w:t>1114:         const pendingInspections = inspections.filter(i =&gt; i.status === "Awaiting Physical Inspe...</w:t>
-        <w:br/>
-        <w:t>1115:         const clearedInspections = inspections.filter(i =&gt; i.status === "Approved" || i.status =...</w:t>
-        <w:br/>
-        <w:t xml:space="preserve">1116: </w:t>
-        <w:br/>
-        <w:t>1117:         const preBerthing = Math.max(0.2, parseFloat((0.78 + (pendingInspections * 0.02)).toFixe...</w:t>
-        <w:br/>
-        <w:t>1118:         const trt = Math.max(10, parseFloat((43.23 + (pendingInspections * 0.15)).toFixed(2)));</w:t>
+        <w:t>1113:         const complaints = getStore("nmpa_complaints", DEFAULT_COMPLAINTS);</w:t>
+        <w:br/>
+        <w:t xml:space="preserve">1114: </w:t>
+        <w:br/>
+        <w:t>1115:         const manifestsProcessed = inspections.filter(i =&gt; i.status === "Approved" || i.status =...</w:t>
+        <w:br/>
+        <w:t>1116:         const activeHolds = inspections.filter(i =&gt; i.status === "Clearance Denied - Detained fo...</w:t>
+        <w:br/>
+        <w:t>1117:         const totalGrievances = complaints.length;</w:t>
+        <w:br/>
+        <w:t>1118:         const escalatedGrievances = complaints.filter(c =&gt; c.sla_status === "SLA Breached" || c....</w:t>
         <w:br/>
         <w:t xml:space="preserve">1119: </w:t>
         <w:br/>
-        <w:t>1120:         const totalClearedWeight = inspections</w:t>
-        <w:br/>
-        <w:t>1121:           .filter(i =&gt; i.status === "Approved" || i.status === "Port Clearance Granted")</w:t>
-        <w:br/>
-        <w:t>1122:           .reduce((sum, item) =&gt; sum + (item.weight || 0), 0);</w:t>
-        <w:br/>
-        <w:t>1123:         const berthOutput = Math.round(19535 + (totalClearedWeight / 20));</w:t>
-        <w:br/>
-        <w:t xml:space="preserve">1124: </w:t>
-        <w:br/>
-        <w:t>1125:         const completedCount = inspections.filter(i =&gt; i.status !== "Awaiting Physical Inspectio...</w:t>
-        <w:br/>
-        <w:t>1126:         const operatingRatio = totalInspections &gt; 0</w:t>
-        <w:br/>
-        <w:t>1127:           ? parseFloat((38.61 + (completedCount - pendingInspections) * 0.1).toFixed(2))</w:t>
-        <w:br/>
-        <w:t>1128:           : 38.61;</w:t>
-        <w:br/>
-        <w:t xml:space="preserve">1129: </w:t>
-        <w:br/>
-        <w:t>1130:         const dateStart = new Date("2026-06-01T00:00:00Z").getTime();</w:t>
-        <w:br/>
-        <w:t>1131:         const dateNow = Date.now();</w:t>
-        <w:br/>
-        <w:t>1132:         const deltaSeconds = Math.max(0, (dateNow - dateStart) / 1000);</w:t>
-        <w:br/>
-        <w:t>1133:         const solarGenerated = parseFloat((59.26 + (deltaSeconds * 0.000002)).toFixed(6));</w:t>
-        <w:br/>
-        <w:t xml:space="preserve">1134: </w:t>
-        <w:br/>
-        <w:t>1135:         return jsonResponse({</w:t>
-        <w:br/>
-        <w:t>1136:           pre_berthing_detention: preBerthing,</w:t>
-        <w:br/>
-        <w:t>1137:           average_trt: trt,</w:t>
-        <w:br/>
-        <w:t>1138:           output_per_berth_day: berthOutput,</w:t>
-        <w:br/>
-        <w:t>1139:           operating_ratio: operatingRatio,</w:t>
-        <w:br/>
-        <w:t>1140:           solar_generated: solarGenerated</w:t>
-        <w:br/>
-        <w:t>1141:         });</w:t>
-        <w:br/>
-        <w:t>1142:       }</w:t>
-        <w:br/>
-        <w:t xml:space="preserve">1143: </w:t>
-        <w:br/>
-        <w:t>1144:       // Fallback</w:t>
-        <w:br/>
-        <w:t>1145:       return originalFetch.apply(this, arguments);</w:t>
-        <w:br/>
-        <w:t xml:space="preserve">1146: </w:t>
-        <w:br/>
-        <w:t>1147:     } catch (err) {</w:t>
-        <w:br/>
-        <w:t>1148:       console.error("[localDb Mock Fetch Error]", err);</w:t>
-        <w:br/>
-        <w:t>1149:       return originalFetch.apply(this, arguments);</w:t>
-        <w:br/>
-        <w:t>1150:     }</w:t>
-        <w:br/>
-        <w:t>1151:   };</w:t>
-        <w:br/>
-        <w:t>1152: }</w:t>
+        <w:t>1120:         return jsonResponse({</w:t>
+        <w:br/>
+        <w:t>1121:           manifests_processed: manifestsProcessed,</w:t>
+        <w:br/>
+        <w:t>1122:           active_holds: activeHolds,</w:t>
+        <w:br/>
+        <w:t>1123:           total_grievances: totalGrievances,</w:t>
+        <w:br/>
+        <w:t>1124:           escalated_grievances: escalatedGrievances</w:t>
+        <w:br/>
+        <w:t>1125:         });</w:t>
+        <w:br/>
+        <w:t>1126:       }</w:t>
+        <w:br/>
+        <w:t xml:space="preserve">1127: </w:t>
+        <w:br/>
+        <w:t>1128:       // Fallback</w:t>
+        <w:br/>
+        <w:t>1129:       return originalFetch.apply(this, arguments);</w:t>
+        <w:br/>
+        <w:t xml:space="preserve">1130: </w:t>
+        <w:br/>
+        <w:t>1131:     } catch (err) {</w:t>
+        <w:br/>
+        <w:t>1132:       console.error("[localDb Mock Fetch Error]", err);</w:t>
+        <w:br/>
+        <w:t>1133:       return originalFetch.apply(this, arguments);</w:t>
+        <w:br/>
+        <w:t>1134:     }</w:t>
+        <w:br/>
+        <w:t>1135:   };</w:t>
+        <w:br/>
+        <w:t>1136: }</w:t>
       </w:r>
     </w:p>
     <w:p>
